--- a/planet_it_maturity_assessment_template.docx
+++ b/planet_it_maturity_assessment_template.docx
@@ -473,9 +473,9 @@
               </wp:anchor>
             </w:drawing>
           </mc:Choice>
-          <mc:Fallback xmlns:w16cei="http://schemas.microsoft.com/office/word/2026/wordml/cei">
+          <mc:Fallback>
             <w:pict>
-              <v:group w14:anchorId="1A256209" id="Group 12" o:spid="_x0000_s1026" style="position:absolute;margin-left:-52pt;margin-top:573.05pt;width:555.05pt;height:124.45pt;z-index:251665426;mso-width-relative:margin;mso-height-relative:margin" coordsize="96424,21621" o:gfxdata="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">
+              <v:group w14:anchorId="3713E734" id="Group 12" o:spid="_x0000_s1026" style="position:absolute;margin-left:-52pt;margin-top:573.05pt;width:555.05pt;height:124.45pt;z-index:251665426;mso-width-relative:margin;mso-height-relative:margin" coordsize="96424,21621" o:gfxdata="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">
                 <v:shapetype id="_x0000_t75" coordsize="21600,21600" o:spt="75" o:preferrelative="t" path="m@4@5l@4@11@9@11@9@5xe" filled="f" stroked="f">
                   <v:stroke joinstyle="miter"/>
                   <v:formulas>
@@ -496,28 +496,28 @@
                   <o:lock v:ext="edit" aspectratio="t"/>
                 </v:shapetype>
                 <v:shape id="Picture 2" o:spid="_x0000_s1027" type="#_x0000_t75" alt="A picture containing logo&#10;&#10;Description automatically generated" style="position:absolute;left:53964;top:14390;width:14770;height:6636;visibility:visible;mso-wrap-style:square" o:gfxdata="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">
-                  <v:imagedata r:id="rId22" o:title="A picture containing logo&#10;&#10;Description automatically generated"/>
+                  <v:imagedata r:id="rId21" o:title="A picture containing logo&#10;&#10;Description automatically generated"/>
                 </v:shape>
                 <v:shape id="Picture 3" o:spid="_x0000_s1028" type="#_x0000_t75" alt="A picture containing drawing&#10;&#10;Description automatically generated" style="position:absolute;top:15439;width:18580;height:5912;visibility:visible;mso-wrap-style:square" o:gfxdata="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">
-                  <v:imagedata r:id="rId23" o:title="A picture containing drawing&#10;&#10;Description automatically generated"/>
+                  <v:imagedata r:id="rId22" o:title="A picture containing drawing&#10;&#10;Description automatically generated"/>
                 </v:shape>
                 <v:shape id="Picture 6" o:spid="_x0000_s1029" type="#_x0000_t75" alt="A blue and green logo&#10;&#10;AI-generated content may be incorrect." style="position:absolute;left:21885;top:11842;width:8160;height:9779;visibility:visible;mso-wrap-style:square" o:gfxdata="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">
-                  <v:imagedata r:id="rId24" o:title="A blue and green logo&#10;&#10;AI-generated content may be incorrect"/>
+                  <v:imagedata r:id="rId23" o:title="A blue and green logo&#10;&#10;AI-generated content may be incorrect"/>
                 </v:shape>
                 <v:shape id="Picture 7" o:spid="_x0000_s1030" type="#_x0000_t75" alt="A close-up of a logo&#10;&#10;AI-generated content may be incorrect." style="position:absolute;left:34927;top:7195;width:12687;height:6636;visibility:visible;mso-wrap-style:square" o:gfxdata="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">
+                  <v:imagedata r:id="rId24" o:title="A close-up of a logo&#10;&#10;AI-generated content may be incorrect"/>
+                </v:shape>
+                <v:shape id="Picture 9" o:spid="_x0000_s1031" type="#_x0000_t75" alt="A close-up of a logo&#10;&#10;AI-generated content may be incorrect." style="position:absolute;left:34927;width:12693;height:6635;visibility:visible;mso-wrap-style:square" o:gfxdata="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">
                   <v:imagedata r:id="rId25" o:title="A close-up of a logo&#10;&#10;AI-generated content may be incorrect"/>
                 </v:shape>
-                <v:shape id="Picture 9" o:spid="_x0000_s1031" type="#_x0000_t75" alt="A close-up of a logo&#10;&#10;AI-generated content may be incorrect." style="position:absolute;left:34927;width:12693;height:6635;visibility:visible;mso-wrap-style:square" o:gfxdata="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">
+                <v:shape id="Picture 10" o:spid="_x0000_s1032" type="#_x0000_t75" alt="A close-up of a logo&#10;&#10;AI-generated content may be incorrect." style="position:absolute;left:34927;top:14390;width:12687;height:6636;visibility:visible;mso-wrap-style:square" o:gfxdata="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">
                   <v:imagedata r:id="rId26" o:title="A close-up of a logo&#10;&#10;AI-generated content may be incorrect"/>
                 </v:shape>
-                <v:shape id="Picture 10" o:spid="_x0000_s1032" type="#_x0000_t75" alt="A close-up of a logo&#10;&#10;AI-generated content may be incorrect." style="position:absolute;left:34927;top:14390;width:12687;height:6636;visibility:visible;mso-wrap-style:square" o:gfxdata="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">
-                  <v:imagedata r:id="rId27" o:title="A close-up of a logo&#10;&#10;AI-generated content may be incorrect"/>
-                </v:shape>
                 <v:shape id="Picture 11" o:spid="_x0000_s1033" type="#_x0000_t75" alt="A black and white sign with white text&#10;&#10;AI-generated content may be incorrect." style="position:absolute;left:54564;top:6445;width:14154;height:6674;visibility:visible;mso-wrap-style:square" o:gfxdata="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">
-                  <v:imagedata r:id="rId28" o:title="A black and white sign with white text&#10;&#10;AI-generated content may be incorrect"/>
+                  <v:imagedata r:id="rId27" o:title="A black and white sign with white text&#10;&#10;AI-generated content may be incorrect"/>
                 </v:shape>
                 <v:shape id="Picture 16" o:spid="_x0000_s1034" type="#_x0000_t75" alt="A group of logos on a black background&#10;&#10;AI-generated content may be incorrect." style="position:absolute;left:72402;top:9443;width:24022;height:11500;visibility:visible;mso-wrap-style:square" o:gfxdata="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">
-                  <v:imagedata r:id="rId29" o:title="A group of logos on a black background&#10;&#10;AI-generated content may be incorrect"/>
+                  <v:imagedata r:id="rId28" o:title="A group of logos on a black background&#10;&#10;AI-generated content may be incorrect"/>
                 </v:shape>
               </v:group>
             </w:pict>
@@ -819,13 +819,13 @@
               </wp:anchor>
             </w:drawing>
           </mc:Choice>
-          <mc:Fallback xmlns:w16cei="http://schemas.microsoft.com/office/word/2026/wordml/cei">
+          <mc:Fallback>
             <w:pict>
               <v:shapetype w14:anchorId="25BCA1CF" id="_x0000_t202" coordsize="21600,21600" o:spt="202" path="m,l,21600r21600,l21600,xe">
                 <v:stroke joinstyle="miter"/>
                 <v:path gradientshapeok="t" o:connecttype="rect"/>
               </v:shapetype>
-              <v:shape id="Text Box 916039276" o:spid="_x0000_s1027" type="#_x0000_t202" style="position:absolute;margin-left:-19.95pt;margin-top:54.75pt;width:513.95pt;height:546.4pt;z-index:251657219;visibility:visible;mso-wrap-style:square;mso-width-percent:0;mso-height-percent:0;mso-wrap-distance-left:9pt;mso-wrap-distance-top:0;mso-wrap-distance-right:9pt;mso-wrap-distance-bottom:0;mso-position-horizontal:absolute;mso-position-horizontal-relative:margin;mso-position-vertical:absolute;mso-position-vertical-relative:text;mso-width-percent:0;mso-height-percent:0;mso-width-relative:margin;mso-height-relative:margin;v-text-anchor:top" o:gfxdata="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" filled="f" stroked="f" strokeweight=".5pt">
+              <v:shape id="Text Box 916039276" o:spid="_x0000_s1026" type="#_x0000_t202" style="position:absolute;margin-left:-19.95pt;margin-top:54.75pt;width:513.95pt;height:546.4pt;z-index:251657219;visibility:visible;mso-wrap-style:square;mso-width-percent:0;mso-height-percent:0;mso-wrap-distance-left:9pt;mso-wrap-distance-top:0;mso-wrap-distance-right:9pt;mso-wrap-distance-bottom:0;mso-position-horizontal:absolute;mso-position-horizontal-relative:margin;mso-position-vertical:absolute;mso-position-vertical-relative:text;mso-width-percent:0;mso-height-percent:0;mso-width-relative:margin;mso-height-relative:margin;v-text-anchor:top" o:gfxdata="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" filled="f" stroked="f" strokeweight=".5pt">
                 <v:textbox>
                   <w:txbxContent>
                     <w:p>
@@ -875,6 +875,7 @@
                           <w:szCs w:val="80"/>
                         </w:rPr>
                       </w:pPr>
+                      <w:proofErr w:type="gramStart"/>
                       <w:r>
                         <w:rPr>
                           <w:rFonts w:cs="Consolas"/>
@@ -882,7 +883,57 @@
                           <w:sz w:val="80"/>
                           <w:szCs w:val="80"/>
                         </w:rPr>
-                        <w:t>{{ customer_name }}</w:t>
+                        <w:t xml:space="preserve">{{ </w:t>
+                      </w:r>
+                      <w:proofErr w:type="spellStart"/>
+                      <w:r>
+                        <w:rPr>
+                          <w:rFonts w:cs="Consolas"/>
+                          <w:color w:val="FFFFFF" w:themeColor="background1"/>
+                          <w:sz w:val="80"/>
+                          <w:szCs w:val="80"/>
+                        </w:rPr>
+                        <w:t>customer</w:t>
+                      </w:r>
+                      <w:proofErr w:type="gramEnd"/>
+                      <w:r>
+                        <w:rPr>
+                          <w:rFonts w:cs="Consolas"/>
+                          <w:color w:val="FFFFFF" w:themeColor="background1"/>
+                          <w:sz w:val="80"/>
+                          <w:szCs w:val="80"/>
+                        </w:rPr>
+                        <w:t>_</w:t>
+                      </w:r>
+                      <w:proofErr w:type="gramStart"/>
+                      <w:r>
+                        <w:rPr>
+                          <w:rFonts w:cs="Consolas"/>
+                          <w:color w:val="FFFFFF" w:themeColor="background1"/>
+                          <w:sz w:val="80"/>
+                          <w:szCs w:val="80"/>
+                        </w:rPr>
+                        <w:t>name</w:t>
+                      </w:r>
+                      <w:proofErr w:type="spellEnd"/>
+                      <w:r>
+                        <w:rPr>
+                          <w:rFonts w:cs="Consolas"/>
+                          <w:color w:val="FFFFFF" w:themeColor="background1"/>
+                          <w:sz w:val="80"/>
+                          <w:szCs w:val="80"/>
+                        </w:rPr>
+                        <w:t xml:space="preserve"> }</w:t>
+                      </w:r>
+                      <w:proofErr w:type="gramEnd"/>
+                      <w:r>
+                        <w:rPr>
+                          <w:rFonts w:cs="Consolas"/>
+                          <w:color w:val="FFFFFF" w:themeColor="background1"/>
+                          <w:sz w:val="80"/>
+                          <w:szCs w:val="80"/>
+                        </w:rPr>
+                        <w:t>}</w:t>
                       </w:r>
                     </w:p>
                     <w:p>
@@ -922,6 +973,7 @@
                         </w:rPr>
                         <w:t xml:space="preserve"> </w:t>
                       </w:r>
+                      <w:proofErr w:type="gramStart"/>
                       <w:r>
                         <w:rPr>
                           <w:rFonts w:cs="Consolas"/>
@@ -929,7 +981,57 @@
                           <w:sz w:val="80"/>
                           <w:szCs w:val="80"/>
                         </w:rPr>
-                        <w:t>{{ consultant_name }}</w:t>
+                        <w:t xml:space="preserve">{{ </w:t>
+                      </w:r>
+                      <w:proofErr w:type="spellStart"/>
+                      <w:r>
+                        <w:rPr>
+                          <w:rFonts w:cs="Consolas"/>
+                          <w:color w:val="FFFFFF" w:themeColor="background1"/>
+                          <w:sz w:val="80"/>
+                          <w:szCs w:val="80"/>
+                        </w:rPr>
+                        <w:t>consultant</w:t>
+                      </w:r>
+                      <w:proofErr w:type="gramEnd"/>
+                      <w:r>
+                        <w:rPr>
+                          <w:rFonts w:cs="Consolas"/>
+                          <w:color w:val="FFFFFF" w:themeColor="background1"/>
+                          <w:sz w:val="80"/>
+                          <w:szCs w:val="80"/>
+                        </w:rPr>
+                        <w:t>_</w:t>
+                      </w:r>
+                      <w:proofErr w:type="gramStart"/>
+                      <w:r>
+                        <w:rPr>
+                          <w:rFonts w:cs="Consolas"/>
+                          <w:color w:val="FFFFFF" w:themeColor="background1"/>
+                          <w:sz w:val="80"/>
+                          <w:szCs w:val="80"/>
+                        </w:rPr>
+                        <w:t>name</w:t>
+                      </w:r>
+                      <w:proofErr w:type="spellEnd"/>
+                      <w:r>
+                        <w:rPr>
+                          <w:rFonts w:cs="Consolas"/>
+                          <w:color w:val="FFFFFF" w:themeColor="background1"/>
+                          <w:sz w:val="80"/>
+                          <w:szCs w:val="80"/>
+                        </w:rPr>
+                        <w:t xml:space="preserve"> }</w:t>
+                      </w:r>
+                      <w:proofErr w:type="gramEnd"/>
+                      <w:r>
+                        <w:rPr>
+                          <w:rFonts w:cs="Consolas"/>
+                          <w:color w:val="FFFFFF" w:themeColor="background1"/>
+                          <w:sz w:val="80"/>
+                          <w:szCs w:val="80"/>
+                        </w:rPr>
+                        <w:t>}</w:t>
                       </w:r>
                     </w:p>
                     <w:p>
@@ -1016,9 +1118,8 @@
     <w:p>
       <w:pPr>
         <w:rPr>
-          <w:b/>
-          <w:bCs/>
-          <w:color w:val="EE0000"/>
+          <w:szCs w:val="20"/>
+          <w:lang w:eastAsia="en-GB"/>
         </w:rPr>
       </w:pPr>
       <w:r>
@@ -1081,24 +1182,72 @@
           <w:bCs/>
           <w:color w:val="EE0000"/>
         </w:rPr>
-        <w:t xml:space="preserve"> }}</w:t>
-      </w:r>
-    </w:p>
-    <w:p>
-      <w:pPr>
+        <w:t xml:space="preserve"> </w:t>
+      </w:r>
+      <w:proofErr w:type="gramStart"/>
+      <w:r>
         <w:rPr>
           <w:b/>
           <w:bCs/>
           <w:color w:val="EE0000"/>
         </w:rPr>
-      </w:pPr>
+        <w:t>}}{</w:t>
+      </w:r>
+      <w:proofErr w:type="gramEnd"/>
       <w:r>
         <w:rPr>
           <w:b/>
           <w:bCs/>
           <w:color w:val="EE0000"/>
         </w:rPr>
-        <w:t xml:space="preserve">{% </w:t>
+        <w:t xml:space="preserve">% if not </w:t>
+      </w:r>
+      <w:proofErr w:type="spellStart"/>
+      <w:proofErr w:type="gramStart"/>
+      <w:r>
+        <w:rPr>
+          <w:b/>
+          <w:bCs/>
+          <w:color w:val="EE0000"/>
+        </w:rPr>
+        <w:t>loop.last</w:t>
+      </w:r>
+      <w:proofErr w:type="spellEnd"/>
+      <w:proofErr w:type="gramEnd"/>
+      <w:r>
+        <w:rPr>
+          <w:b/>
+          <w:bCs/>
+          <w:color w:val="EE0000"/>
+        </w:rPr>
+        <w:t xml:space="preserve"> %}</w:t>
+      </w:r>
+      <w:r>
+        <w:rPr>
+          <w:b/>
+          <w:bCs/>
+          <w:color w:val="EE0000"/>
+        </w:rPr>
+        <w:br/>
+        <w:t xml:space="preserve">{% endif </w:t>
+      </w:r>
+      <w:proofErr w:type="gramStart"/>
+      <w:r>
+        <w:rPr>
+          <w:b/>
+          <w:bCs/>
+          <w:color w:val="EE0000"/>
+        </w:rPr>
+        <w:t>%}{</w:t>
+      </w:r>
+      <w:proofErr w:type="gramEnd"/>
+      <w:r>
+        <w:rPr>
+          <w:b/>
+          <w:bCs/>
+          <w:color w:val="EE0000"/>
+        </w:rPr>
+        <w:t xml:space="preserve">% </w:t>
       </w:r>
       <w:proofErr w:type="spellStart"/>
       <w:r>
@@ -1531,156 +1680,2209 @@
     </w:p>
     <w:p/>
     <w:p>
-      <w:r>
-        <w:t>The main findings and recommendations of the report are:</w:t>
+      <w:pPr>
+        <w:pStyle w:val="Heading1"/>
+      </w:pPr>
+      <w:r>
+        <w:t>Identified Known Issues</w:t>
+      </w:r>
+    </w:p>
+    <w:p/>
+    <w:tbl>
+      <w:tblPr>
+        <w:tblW w:w="4750" w:type="pct"/>
+        <w:tblInd w:w="50" w:type="dxa"/>
+        <w:tblCellMar>
+          <w:left w:w="0" w:type="dxa"/>
+          <w:right w:w="0" w:type="dxa"/>
+        </w:tblCellMar>
+        <w:tblLook w:val="04A0" w:firstRow="1" w:lastRow="0" w:firstColumn="1" w:lastColumn="0" w:noHBand="0" w:noVBand="1"/>
+      </w:tblPr>
+      <w:tblGrid>
+        <w:gridCol w:w="2369"/>
+        <w:gridCol w:w="1178"/>
+        <w:gridCol w:w="1076"/>
+        <w:gridCol w:w="2478"/>
+        <w:gridCol w:w="1849"/>
+      </w:tblGrid>
+      <w:tr>
+        <w:tc>
+          <w:tcPr>
+            <w:tcW w:w="900" w:type="pct"/>
+            <w:tcBorders>
+              <w:top w:val="single" w:sz="8" w:space="0" w:color="44546A"/>
+              <w:left w:val="single" w:sz="8" w:space="0" w:color="44546A"/>
+              <w:bottom w:val="single" w:sz="8" w:space="0" w:color="44546A"/>
+              <w:right w:val="single" w:sz="8" w:space="0" w:color="FFFFFF"/>
+            </w:tcBorders>
+            <w:shd w:val="clear" w:color="auto" w:fill="03546E"/>
+            <w:tcMar>
+              <w:top w:w="0" w:type="dxa"/>
+              <w:left w:w="50" w:type="dxa"/>
+              <w:bottom w:w="0" w:type="dxa"/>
+              <w:right w:w="50" w:type="dxa"/>
+            </w:tcMar>
+            <w:vAlign w:val="center"/>
+            <w:hideMark/>
+          </w:tcPr>
+          <w:p>
+            <w:pPr>
+              <w:rPr>
+                <w:szCs w:val="20"/>
+                <w:lang w:eastAsia="en-GB"/>
+              </w:rPr>
+            </w:pPr>
+            <w:r>
+              <w:rPr>
+                <w:b/>
+                <w:bCs/>
+                <w:color w:val="FFFFFF"/>
+                <w:sz w:val="22"/>
+                <w:szCs w:val="22"/>
+              </w:rPr>
+              <w:t>Issue</w:t>
+            </w:r>
+          </w:p>
+        </w:tc>
+        <w:tc>
+          <w:tcPr>
+            <w:tcW w:w="1100" w:type="pct"/>
+            <w:tcBorders>
+              <w:top w:val="single" w:sz="8" w:space="0" w:color="44546A"/>
+              <w:left w:val="nil"/>
+              <w:bottom w:val="single" w:sz="8" w:space="0" w:color="44546A"/>
+              <w:right w:val="single" w:sz="8" w:space="0" w:color="FFFFFF"/>
+            </w:tcBorders>
+            <w:shd w:val="clear" w:color="auto" w:fill="03546E"/>
+            <w:tcMar>
+              <w:top w:w="0" w:type="dxa"/>
+              <w:left w:w="50" w:type="dxa"/>
+              <w:bottom w:w="0" w:type="dxa"/>
+              <w:right w:w="50" w:type="dxa"/>
+            </w:tcMar>
+            <w:vAlign w:val="center"/>
+            <w:hideMark/>
+          </w:tcPr>
+          <w:p>
+            <w:r>
+              <w:rPr>
+                <w:b/>
+                <w:bCs/>
+                <w:color w:val="FFFFFF"/>
+                <w:sz w:val="22"/>
+                <w:szCs w:val="22"/>
+              </w:rPr>
+              <w:t>Ruling</w:t>
+            </w:r>
+          </w:p>
+        </w:tc>
+        <w:tc>
+          <w:tcPr>
+            <w:tcW w:w="1000" w:type="pct"/>
+            <w:tcBorders>
+              <w:top w:val="single" w:sz="8" w:space="0" w:color="44546A"/>
+              <w:left w:val="nil"/>
+              <w:bottom w:val="single" w:sz="8" w:space="0" w:color="44546A"/>
+              <w:right w:val="single" w:sz="8" w:space="0" w:color="FFFFFF"/>
+            </w:tcBorders>
+            <w:shd w:val="clear" w:color="auto" w:fill="03546E"/>
+            <w:tcMar>
+              <w:top w:w="0" w:type="dxa"/>
+              <w:left w:w="50" w:type="dxa"/>
+              <w:bottom w:w="0" w:type="dxa"/>
+              <w:right w:w="50" w:type="dxa"/>
+            </w:tcMar>
+            <w:vAlign w:val="center"/>
+            <w:hideMark/>
+          </w:tcPr>
+          <w:p>
+            <w:r>
+              <w:rPr>
+                <w:b/>
+                <w:bCs/>
+                <w:color w:val="FFFFFF"/>
+                <w:sz w:val="22"/>
+                <w:szCs w:val="22"/>
+              </w:rPr>
+              <w:t>Rationale</w:t>
+            </w:r>
+          </w:p>
+        </w:tc>
+        <w:tc>
+          <w:tcPr>
+            <w:tcW w:w="1000" w:type="pct"/>
+            <w:tcBorders>
+              <w:top w:val="single" w:sz="8" w:space="0" w:color="44546A"/>
+              <w:left w:val="nil"/>
+              <w:bottom w:val="single" w:sz="8" w:space="0" w:color="44546A"/>
+              <w:right w:val="single" w:sz="8" w:space="0" w:color="FFFFFF"/>
+            </w:tcBorders>
+            <w:shd w:val="clear" w:color="auto" w:fill="03546E"/>
+            <w:tcMar>
+              <w:top w:w="0" w:type="dxa"/>
+              <w:left w:w="50" w:type="dxa"/>
+              <w:bottom w:w="0" w:type="dxa"/>
+              <w:right w:w="50" w:type="dxa"/>
+            </w:tcMar>
+            <w:vAlign w:val="center"/>
+            <w:hideMark/>
+          </w:tcPr>
+          <w:p>
+            <w:r>
+              <w:rPr>
+                <w:b/>
+                <w:bCs/>
+                <w:color w:val="FFFFFF"/>
+                <w:sz w:val="22"/>
+                <w:szCs w:val="22"/>
+              </w:rPr>
+              <w:t>Suggested Remediations</w:t>
+            </w:r>
+          </w:p>
+        </w:tc>
+        <w:tc>
+          <w:tcPr>
+            <w:tcW w:w="1000" w:type="pct"/>
+            <w:tcBorders>
+              <w:top w:val="single" w:sz="8" w:space="0" w:color="44546A"/>
+              <w:left w:val="nil"/>
+              <w:bottom w:val="single" w:sz="8" w:space="0" w:color="44546A"/>
+              <w:right w:val="single" w:sz="8" w:space="0" w:color="44546A"/>
+            </w:tcBorders>
+            <w:shd w:val="clear" w:color="auto" w:fill="03546E"/>
+            <w:tcMar>
+              <w:top w:w="0" w:type="dxa"/>
+              <w:left w:w="50" w:type="dxa"/>
+              <w:bottom w:w="0" w:type="dxa"/>
+              <w:right w:w="50" w:type="dxa"/>
+            </w:tcMar>
+            <w:vAlign w:val="center"/>
+            <w:hideMark/>
+          </w:tcPr>
+          <w:p>
+            <w:r>
+              <w:rPr>
+                <w:b/>
+                <w:bCs/>
+                <w:color w:val="FFFFFF"/>
+                <w:sz w:val="22"/>
+                <w:szCs w:val="22"/>
+              </w:rPr>
+              <w:t>Aligned Solutions</w:t>
+            </w:r>
+          </w:p>
+        </w:tc>
+      </w:tr>
+      <w:tr>
+        <w:tc>
+          <w:tcPr>
+            <w:tcW w:w="0" w:type="auto"/>
+            <w:vAlign w:val="center"/>
+            <w:hideMark/>
+          </w:tcPr>
+          <w:p>
+            <w:r>
+              <w:t xml:space="preserve">{%tr for ki in </w:t>
+            </w:r>
+            <w:proofErr w:type="spellStart"/>
+            <w:r>
+              <w:t>adjudicated_known_issues</w:t>
+            </w:r>
+            <w:proofErr w:type="spellEnd"/>
+            <w:r>
+              <w:t xml:space="preserve"> %}</w:t>
+            </w:r>
+          </w:p>
+        </w:tc>
+        <w:tc>
+          <w:tcPr>
+            <w:tcW w:w="0" w:type="auto"/>
+            <w:vAlign w:val="center"/>
+            <w:hideMark/>
+          </w:tcPr>
+          <w:p/>
+        </w:tc>
+        <w:tc>
+          <w:tcPr>
+            <w:tcW w:w="0" w:type="auto"/>
+            <w:vAlign w:val="center"/>
+            <w:hideMark/>
+          </w:tcPr>
+          <w:p/>
+        </w:tc>
+        <w:tc>
+          <w:tcPr>
+            <w:tcW w:w="0" w:type="auto"/>
+            <w:vAlign w:val="center"/>
+            <w:hideMark/>
+          </w:tcPr>
+          <w:p/>
+        </w:tc>
+        <w:tc>
+          <w:tcPr>
+            <w:tcW w:w="0" w:type="auto"/>
+            <w:vAlign w:val="center"/>
+            <w:hideMark/>
+          </w:tcPr>
+          <w:p/>
+        </w:tc>
+      </w:tr>
+      <w:tr>
+        <w:tc>
+          <w:tcPr>
+            <w:tcW w:w="900" w:type="pct"/>
+            <w:tcBorders>
+              <w:top w:val="single" w:sz="8" w:space="0" w:color="44546A"/>
+              <w:left w:val="single" w:sz="8" w:space="0" w:color="44546A"/>
+              <w:bottom w:val="single" w:sz="8" w:space="0" w:color="44546A"/>
+              <w:right w:val="single" w:sz="8" w:space="0" w:color="44546A"/>
+            </w:tcBorders>
+            <w:tcMar>
+              <w:top w:w="50" w:type="dxa"/>
+              <w:left w:w="50" w:type="dxa"/>
+              <w:bottom w:w="50" w:type="dxa"/>
+              <w:right w:w="50" w:type="dxa"/>
+            </w:tcMar>
+            <w:hideMark/>
+          </w:tcPr>
+          <w:p>
+            <w:proofErr w:type="gramStart"/>
+            <w:r>
+              <w:lastRenderedPageBreak/>
+              <w:t xml:space="preserve">{{ </w:t>
+            </w:r>
+            <w:proofErr w:type="spellStart"/>
+            <w:r>
+              <w:t>loop</w:t>
+            </w:r>
+            <w:proofErr w:type="gramEnd"/>
+            <w:r>
+              <w:t>.</w:t>
+            </w:r>
+            <w:proofErr w:type="gramStart"/>
+            <w:r>
+              <w:t>index</w:t>
+            </w:r>
+            <w:proofErr w:type="spellEnd"/>
+            <w:r>
+              <w:t xml:space="preserve"> }</w:t>
+            </w:r>
+            <w:proofErr w:type="gramEnd"/>
+            <w:r>
+              <w:t xml:space="preserve">}. </w:t>
+            </w:r>
+            <w:proofErr w:type="gramStart"/>
+            <w:r>
+              <w:t xml:space="preserve">{{ </w:t>
+            </w:r>
+            <w:proofErr w:type="spellStart"/>
+            <w:r>
+              <w:t>ki</w:t>
+            </w:r>
+            <w:proofErr w:type="gramEnd"/>
+            <w:r>
+              <w:t>.issue_text</w:t>
+            </w:r>
+            <w:proofErr w:type="spellEnd"/>
+            <w:r>
+              <w:t xml:space="preserve"> }}</w:t>
+            </w:r>
+          </w:p>
+        </w:tc>
+        <w:tc>
+          <w:tcPr>
+            <w:tcW w:w="1100" w:type="pct"/>
+            <w:tcBorders>
+              <w:top w:val="single" w:sz="8" w:space="0" w:color="44546A"/>
+              <w:left w:val="nil"/>
+              <w:bottom w:val="single" w:sz="8" w:space="0" w:color="44546A"/>
+              <w:right w:val="single" w:sz="8" w:space="0" w:color="44546A"/>
+            </w:tcBorders>
+            <w:tcMar>
+              <w:top w:w="50" w:type="dxa"/>
+              <w:left w:w="50" w:type="dxa"/>
+              <w:bottom w:w="50" w:type="dxa"/>
+              <w:right w:w="50" w:type="dxa"/>
+            </w:tcMar>
+            <w:hideMark/>
+          </w:tcPr>
+          <w:p>
+            <w:proofErr w:type="gramStart"/>
+            <w:r>
+              <w:t xml:space="preserve">{{ </w:t>
+            </w:r>
+            <w:proofErr w:type="spellStart"/>
+            <w:r>
+              <w:t>ki.our</w:t>
+            </w:r>
+            <w:proofErr w:type="gramEnd"/>
+            <w:r>
+              <w:t>_ruling</w:t>
+            </w:r>
+            <w:proofErr w:type="spellEnd"/>
+            <w:r>
+              <w:t xml:space="preserve"> }}</w:t>
+            </w:r>
+          </w:p>
+        </w:tc>
+        <w:tc>
+          <w:tcPr>
+            <w:tcW w:w="1000" w:type="pct"/>
+            <w:tcBorders>
+              <w:top w:val="single" w:sz="8" w:space="0" w:color="44546A"/>
+              <w:left w:val="nil"/>
+              <w:bottom w:val="single" w:sz="8" w:space="0" w:color="44546A"/>
+              <w:right w:val="single" w:sz="8" w:space="0" w:color="44546A"/>
+            </w:tcBorders>
+            <w:tcMar>
+              <w:top w:w="50" w:type="dxa"/>
+              <w:left w:w="50" w:type="dxa"/>
+              <w:bottom w:w="50" w:type="dxa"/>
+              <w:right w:w="50" w:type="dxa"/>
+            </w:tcMar>
+            <w:hideMark/>
+          </w:tcPr>
+          <w:p>
+            <w:proofErr w:type="gramStart"/>
+            <w:r>
+              <w:t xml:space="preserve">{{ </w:t>
+            </w:r>
+            <w:proofErr w:type="spellStart"/>
+            <w:r>
+              <w:t>ki</w:t>
+            </w:r>
+            <w:proofErr w:type="gramEnd"/>
+            <w:r>
+              <w:t>.rationale</w:t>
+            </w:r>
+            <w:proofErr w:type="spellEnd"/>
+            <w:r>
+              <w:t xml:space="preserve"> }}</w:t>
+            </w:r>
+          </w:p>
+        </w:tc>
+        <w:tc>
+          <w:tcPr>
+            <w:tcW w:w="1000" w:type="pct"/>
+            <w:tcBorders>
+              <w:top w:val="single" w:sz="8" w:space="0" w:color="44546A"/>
+              <w:left w:val="nil"/>
+              <w:bottom w:val="single" w:sz="8" w:space="0" w:color="44546A"/>
+              <w:right w:val="single" w:sz="8" w:space="0" w:color="44546A"/>
+            </w:tcBorders>
+            <w:tcMar>
+              <w:top w:w="50" w:type="dxa"/>
+              <w:left w:w="50" w:type="dxa"/>
+              <w:bottom w:w="50" w:type="dxa"/>
+              <w:right w:w="50" w:type="dxa"/>
+            </w:tcMar>
+            <w:hideMark/>
+          </w:tcPr>
+          <w:p>
+            <w:r>
+              <w:t xml:space="preserve">{% for a in </w:t>
+            </w:r>
+            <w:proofErr w:type="spellStart"/>
+            <w:proofErr w:type="gramStart"/>
+            <w:r>
+              <w:t>ki.suggested</w:t>
+            </w:r>
+            <w:proofErr w:type="gramEnd"/>
+            <w:r>
+              <w:t>_remediations</w:t>
+            </w:r>
+            <w:proofErr w:type="spellEnd"/>
+            <w:r>
+              <w:t xml:space="preserve"> </w:t>
+            </w:r>
+            <w:proofErr w:type="gramStart"/>
+            <w:r>
+              <w:t>%}•</w:t>
+            </w:r>
+            <w:proofErr w:type="gramEnd"/>
+            <w:r>
+              <w:t xml:space="preserve"> </w:t>
+            </w:r>
+            <w:proofErr w:type="gramStart"/>
+            <w:r>
+              <w:t>{{ a</w:t>
+            </w:r>
+            <w:proofErr w:type="gramEnd"/>
+            <w:r>
+              <w:t xml:space="preserve"> </w:t>
+            </w:r>
+            <w:proofErr w:type="gramStart"/>
+            <w:r>
+              <w:t>}}{</w:t>
+            </w:r>
+            <w:proofErr w:type="gramEnd"/>
+            <w:r>
+              <w:t xml:space="preserve">% if not </w:t>
+            </w:r>
+            <w:proofErr w:type="spellStart"/>
+            <w:proofErr w:type="gramStart"/>
+            <w:r>
+              <w:t>loop.last</w:t>
+            </w:r>
+            <w:proofErr w:type="spellEnd"/>
+            <w:proofErr w:type="gramEnd"/>
+            <w:r>
+              <w:t xml:space="preserve"> %}</w:t>
+            </w:r>
+            <w:r>
+              <w:br/>
+              <w:t xml:space="preserve">{% endif </w:t>
+            </w:r>
+            <w:proofErr w:type="gramStart"/>
+            <w:r>
+              <w:t>%}{</w:t>
+            </w:r>
+            <w:proofErr w:type="gramEnd"/>
+            <w:r>
+              <w:t xml:space="preserve">% </w:t>
+            </w:r>
+            <w:proofErr w:type="spellStart"/>
+            <w:r>
+              <w:t>endfor</w:t>
+            </w:r>
+            <w:proofErr w:type="spellEnd"/>
+            <w:r>
+              <w:t xml:space="preserve"> %}</w:t>
+            </w:r>
+          </w:p>
+        </w:tc>
+        <w:tc>
+          <w:tcPr>
+            <w:tcW w:w="1000" w:type="pct"/>
+            <w:tcBorders>
+              <w:top w:val="single" w:sz="8" w:space="0" w:color="44546A"/>
+              <w:left w:val="nil"/>
+              <w:bottom w:val="single" w:sz="8" w:space="0" w:color="44546A"/>
+              <w:right w:val="single" w:sz="8" w:space="0" w:color="44546A"/>
+            </w:tcBorders>
+            <w:tcMar>
+              <w:top w:w="50" w:type="dxa"/>
+              <w:left w:w="50" w:type="dxa"/>
+              <w:bottom w:w="50" w:type="dxa"/>
+              <w:right w:w="50" w:type="dxa"/>
+            </w:tcMar>
+            <w:hideMark/>
+          </w:tcPr>
+          <w:p>
+            <w:r>
+              <w:t xml:space="preserve">{% for s in </w:t>
+            </w:r>
+            <w:proofErr w:type="spellStart"/>
+            <w:proofErr w:type="gramStart"/>
+            <w:r>
+              <w:t>ki.aligned</w:t>
+            </w:r>
+            <w:proofErr w:type="gramEnd"/>
+            <w:r>
+              <w:t>_solutions</w:t>
+            </w:r>
+            <w:proofErr w:type="spellEnd"/>
+            <w:r>
+              <w:t xml:space="preserve"> </w:t>
+            </w:r>
+            <w:proofErr w:type="gramStart"/>
+            <w:r>
+              <w:t>%}•</w:t>
+            </w:r>
+            <w:proofErr w:type="gramEnd"/>
+            <w:r>
+              <w:t xml:space="preserve"> </w:t>
+            </w:r>
+            <w:proofErr w:type="gramStart"/>
+            <w:r>
+              <w:t>{{ s</w:t>
+            </w:r>
+            <w:proofErr w:type="gramEnd"/>
+            <w:r>
+              <w:t xml:space="preserve"> </w:t>
+            </w:r>
+            <w:proofErr w:type="gramStart"/>
+            <w:r>
+              <w:t>}}{</w:t>
+            </w:r>
+            <w:proofErr w:type="gramEnd"/>
+            <w:r>
+              <w:t xml:space="preserve">% if not </w:t>
+            </w:r>
+            <w:proofErr w:type="spellStart"/>
+            <w:proofErr w:type="gramStart"/>
+            <w:r>
+              <w:t>loop.last</w:t>
+            </w:r>
+            <w:proofErr w:type="spellEnd"/>
+            <w:proofErr w:type="gramEnd"/>
+            <w:r>
+              <w:t xml:space="preserve"> %}</w:t>
+            </w:r>
+            <w:r>
+              <w:br/>
+              <w:t xml:space="preserve">{% endif </w:t>
+            </w:r>
+            <w:proofErr w:type="gramStart"/>
+            <w:r>
+              <w:t>%}{</w:t>
+            </w:r>
+            <w:proofErr w:type="gramEnd"/>
+            <w:r>
+              <w:t xml:space="preserve">% </w:t>
+            </w:r>
+            <w:proofErr w:type="spellStart"/>
+            <w:r>
+              <w:t>endfor</w:t>
+            </w:r>
+            <w:proofErr w:type="spellEnd"/>
+            <w:r>
+              <w:t xml:space="preserve"> %}</w:t>
+            </w:r>
+          </w:p>
+        </w:tc>
+      </w:tr>
+      <w:tr>
+        <w:tc>
+          <w:tcPr>
+            <w:tcW w:w="0" w:type="auto"/>
+            <w:vAlign w:val="center"/>
+            <w:hideMark/>
+          </w:tcPr>
+          <w:p>
+            <w:r>
+              <w:t xml:space="preserve">{%tr </w:t>
+            </w:r>
+            <w:proofErr w:type="spellStart"/>
+            <w:r>
+              <w:t>endfor</w:t>
+            </w:r>
+            <w:proofErr w:type="spellEnd"/>
+            <w:r>
+              <w:t xml:space="preserve"> %}</w:t>
+            </w:r>
+          </w:p>
+        </w:tc>
+        <w:tc>
+          <w:tcPr>
+            <w:tcW w:w="0" w:type="auto"/>
+            <w:vAlign w:val="center"/>
+            <w:hideMark/>
+          </w:tcPr>
+          <w:p/>
+        </w:tc>
+        <w:tc>
+          <w:tcPr>
+            <w:tcW w:w="0" w:type="auto"/>
+            <w:vAlign w:val="center"/>
+            <w:hideMark/>
+          </w:tcPr>
+          <w:p/>
+        </w:tc>
+        <w:tc>
+          <w:tcPr>
+            <w:tcW w:w="0" w:type="auto"/>
+            <w:vAlign w:val="center"/>
+            <w:hideMark/>
+          </w:tcPr>
+          <w:p/>
+        </w:tc>
+        <w:tc>
+          <w:tcPr>
+            <w:tcW w:w="0" w:type="auto"/>
+            <w:vAlign w:val="center"/>
+            <w:hideMark/>
+          </w:tcPr>
+          <w:p/>
+        </w:tc>
+      </w:tr>
+    </w:tbl>
+    <w:p/>
+    <w:p/>
+    <w:p>
+      <w:pPr>
+        <w:pStyle w:val="Heading1"/>
+      </w:pPr>
+      <w:r>
+        <w:t>Security Rating</w:t>
+      </w:r>
+    </w:p>
+    <w:p>
+      <w:pPr>
+        <w:pStyle w:val="Heading2"/>
+      </w:pPr>
+      <w:proofErr w:type="gramStart"/>
+      <w:r>
+        <w:t xml:space="preserve">{{ </w:t>
+      </w:r>
+      <w:proofErr w:type="spellStart"/>
+      <w:r>
+        <w:t>security</w:t>
+      </w:r>
+      <w:proofErr w:type="gramEnd"/>
+      <w:r>
+        <w:t>_</w:t>
+      </w:r>
+      <w:proofErr w:type="gramStart"/>
+      <w:r>
+        <w:t>rating.score</w:t>
+      </w:r>
+      <w:proofErr w:type="gramEnd"/>
+      <w:r>
+        <w:t>_</w:t>
+      </w:r>
+      <w:proofErr w:type="gramStart"/>
+      <w:r>
+        <w:t>statement</w:t>
+      </w:r>
+      <w:proofErr w:type="spellEnd"/>
+      <w:r>
+        <w:t xml:space="preserve"> }</w:t>
+      </w:r>
+      <w:proofErr w:type="gramEnd"/>
+      <w:r>
+        <w:t>}</w:t>
+      </w:r>
+    </w:p>
+    <w:p>
+      <w:proofErr w:type="gramStart"/>
+      <w:r>
+        <w:t xml:space="preserve">{{ </w:t>
+      </w:r>
+      <w:proofErr w:type="spellStart"/>
+      <w:r>
+        <w:t>security</w:t>
+      </w:r>
+      <w:proofErr w:type="gramEnd"/>
+      <w:r>
+        <w:t>_</w:t>
+      </w:r>
+      <w:proofErr w:type="gramStart"/>
+      <w:r>
+        <w:t>rating.caveat</w:t>
+      </w:r>
+      <w:proofErr w:type="spellEnd"/>
+      <w:proofErr w:type="gramEnd"/>
+      <w:r>
+        <w:t xml:space="preserve"> }}</w:t>
+      </w:r>
+    </w:p>
+    <w:p/>
+    <w:p>
+      <w:proofErr w:type="gramStart"/>
+      <w:r>
+        <w:t xml:space="preserve">{{ </w:t>
+      </w:r>
+      <w:proofErr w:type="spellStart"/>
+      <w:r>
+        <w:t>maturity</w:t>
+      </w:r>
+      <w:proofErr w:type="gramEnd"/>
+      <w:r>
+        <w:t>_</w:t>
+      </w:r>
+      <w:proofErr w:type="gramStart"/>
+      <w:r>
+        <w:t>gauge</w:t>
+      </w:r>
+      <w:proofErr w:type="spellEnd"/>
+      <w:r>
+        <w:t xml:space="preserve"> }</w:t>
+      </w:r>
+      <w:proofErr w:type="gramEnd"/>
+      <w:r>
+        <w:t>}</w:t>
+      </w:r>
+    </w:p>
+    <w:p>
+      <w:proofErr w:type="gramStart"/>
+      <w:r>
+        <w:t xml:space="preserve">{{ </w:t>
+      </w:r>
+      <w:proofErr w:type="spellStart"/>
+      <w:r>
+        <w:t>maturity</w:t>
+      </w:r>
+      <w:proofErr w:type="gramEnd"/>
+      <w:r>
+        <w:t>_gauge_</w:t>
+      </w:r>
+      <w:proofErr w:type="gramStart"/>
+      <w:r>
+        <w:t>caption</w:t>
+      </w:r>
+      <w:proofErr w:type="spellEnd"/>
+      <w:r>
+        <w:t xml:space="preserve"> }</w:t>
+      </w:r>
+      <w:proofErr w:type="gramEnd"/>
+      <w:r>
+        <w:t>}</w:t>
       </w:r>
     </w:p>
     <w:p/>
     <w:p>
       <w:pPr>
-        <w:tabs>
-          <w:tab w:val="num" w:pos="720"/>
-        </w:tabs>
+        <w:pStyle w:val="Heading2"/>
       </w:pPr>
-      <w:proofErr w:type="gramStart"/>
-      <w:r>
-        <w:t xml:space="preserve">{{ </w:t>
-      </w:r>
-      <w:proofErr w:type="spellStart"/>
-      <w:r>
-        <w:t>maturity</w:t>
-      </w:r>
-      <w:proofErr w:type="gramEnd"/>
-      <w:r>
-        <w:t>_</w:t>
-      </w:r>
-      <w:proofErr w:type="gramStart"/>
-      <w:r>
-        <w:t>gauge</w:t>
-      </w:r>
-      <w:proofErr w:type="spellEnd"/>
-      <w:r>
-        <w:t xml:space="preserve"> }</w:t>
-      </w:r>
-      <w:proofErr w:type="gramEnd"/>
-      <w:r>
-        <w:t xml:space="preserve">} </w:t>
-      </w:r>
-      <w:proofErr w:type="gramStart"/>
-      <w:r>
-        <w:t xml:space="preserve">{{ </w:t>
-      </w:r>
-      <w:proofErr w:type="spellStart"/>
-      <w:r>
-        <w:t>maturity</w:t>
-      </w:r>
-      <w:proofErr w:type="gramEnd"/>
-      <w:r>
-        <w:t>_</w:t>
-      </w:r>
-      <w:proofErr w:type="gramStart"/>
-      <w:r>
-        <w:t>score</w:t>
-      </w:r>
-      <w:proofErr w:type="spellEnd"/>
-      <w:r>
-        <w:t xml:space="preserve"> }</w:t>
-      </w:r>
-      <w:proofErr w:type="gramEnd"/>
-      <w:r>
-        <w:t xml:space="preserve">} </w:t>
+      <w:r>
+        <w:t>Security Rating Snapshot</w:t>
       </w:r>
     </w:p>
+    <w:tbl>
+      <w:tblPr>
+        <w:tblW w:w="4750" w:type="pct"/>
+        <w:tblInd w:w="50" w:type="dxa"/>
+        <w:tblCellMar>
+          <w:left w:w="0" w:type="dxa"/>
+          <w:right w:w="0" w:type="dxa"/>
+        </w:tblCellMar>
+        <w:tblLook w:val="04A0" w:firstRow="1" w:lastRow="0" w:firstColumn="1" w:lastColumn="0" w:noHBand="0" w:noVBand="1"/>
+      </w:tblPr>
+      <w:tblGrid>
+        <w:gridCol w:w="3150"/>
+        <w:gridCol w:w="5400"/>
+      </w:tblGrid>
+      <w:tr>
+        <w:tc>
+          <w:tcPr>
+            <w:tcW w:w="1823" w:type="pct"/>
+            <w:tcBorders>
+              <w:top w:val="single" w:sz="8" w:space="0" w:color="44546A"/>
+              <w:left w:val="single" w:sz="8" w:space="0" w:color="44546A"/>
+              <w:bottom w:val="single" w:sz="8" w:space="0" w:color="44546A"/>
+              <w:right w:val="single" w:sz="8" w:space="0" w:color="FFFFFF"/>
+            </w:tcBorders>
+            <w:shd w:val="clear" w:color="auto" w:fill="03546E"/>
+            <w:tcMar>
+              <w:top w:w="0" w:type="dxa"/>
+              <w:left w:w="50" w:type="dxa"/>
+              <w:bottom w:w="0" w:type="dxa"/>
+              <w:right w:w="50" w:type="dxa"/>
+            </w:tcMar>
+            <w:vAlign w:val="center"/>
+            <w:hideMark/>
+          </w:tcPr>
+          <w:p>
+            <w:pPr>
+              <w:rPr>
+                <w:szCs w:val="20"/>
+                <w:lang w:eastAsia="en-GB"/>
+              </w:rPr>
+            </w:pPr>
+            <w:r>
+              <w:rPr>
+                <w:b/>
+                <w:bCs/>
+                <w:color w:val="FFFFFF"/>
+                <w:sz w:val="22"/>
+                <w:szCs w:val="22"/>
+              </w:rPr>
+              <w:t>Executive measure</w:t>
+            </w:r>
+          </w:p>
+        </w:tc>
+        <w:tc>
+          <w:tcPr>
+            <w:tcW w:w="3125" w:type="pct"/>
+            <w:tcBorders>
+              <w:top w:val="single" w:sz="8" w:space="0" w:color="44546A"/>
+              <w:left w:val="nil"/>
+              <w:bottom w:val="single" w:sz="8" w:space="0" w:color="44546A"/>
+              <w:right w:val="single" w:sz="8" w:space="0" w:color="44546A"/>
+            </w:tcBorders>
+            <w:shd w:val="clear" w:color="auto" w:fill="03546E"/>
+            <w:tcMar>
+              <w:top w:w="0" w:type="dxa"/>
+              <w:left w:w="50" w:type="dxa"/>
+              <w:bottom w:w="0" w:type="dxa"/>
+              <w:right w:w="50" w:type="dxa"/>
+            </w:tcMar>
+            <w:vAlign w:val="center"/>
+            <w:hideMark/>
+          </w:tcPr>
+          <w:p>
+            <w:r>
+              <w:rPr>
+                <w:b/>
+                <w:bCs/>
+                <w:color w:val="FFFFFF"/>
+                <w:sz w:val="22"/>
+                <w:szCs w:val="22"/>
+              </w:rPr>
+              <w:t>Assessment</w:t>
+            </w:r>
+          </w:p>
+        </w:tc>
+      </w:tr>
+      <w:tr>
+        <w:tc>
+          <w:tcPr>
+            <w:tcW w:w="0" w:type="auto"/>
+            <w:tcBorders>
+              <w:top w:val="nil"/>
+              <w:left w:val="single" w:sz="8" w:space="0" w:color="44546A"/>
+              <w:bottom w:val="single" w:sz="8" w:space="0" w:color="44546A"/>
+              <w:right w:val="single" w:sz="8" w:space="0" w:color="44546A"/>
+            </w:tcBorders>
+            <w:tcMar>
+              <w:top w:w="50" w:type="dxa"/>
+              <w:left w:w="50" w:type="dxa"/>
+              <w:bottom w:w="50" w:type="dxa"/>
+              <w:right w:w="50" w:type="dxa"/>
+            </w:tcMar>
+            <w:vAlign w:val="center"/>
+            <w:hideMark/>
+          </w:tcPr>
+          <w:p>
+            <w:r>
+              <w:rPr>
+                <w:b/>
+                <w:bCs/>
+              </w:rPr>
+              <w:t>Overall score</w:t>
+            </w:r>
+          </w:p>
+        </w:tc>
+        <w:tc>
+          <w:tcPr>
+            <w:tcW w:w="0" w:type="auto"/>
+            <w:tcBorders>
+              <w:top w:val="nil"/>
+              <w:left w:val="nil"/>
+              <w:bottom w:val="single" w:sz="8" w:space="0" w:color="44546A"/>
+              <w:right w:val="single" w:sz="8" w:space="0" w:color="44546A"/>
+            </w:tcBorders>
+            <w:tcMar>
+              <w:top w:w="50" w:type="dxa"/>
+              <w:left w:w="50" w:type="dxa"/>
+              <w:bottom w:w="50" w:type="dxa"/>
+              <w:right w:w="50" w:type="dxa"/>
+            </w:tcMar>
+            <w:vAlign w:val="center"/>
+            <w:hideMark/>
+          </w:tcPr>
+          <w:p>
+            <w:proofErr w:type="gramStart"/>
+            <w:r>
+              <w:t xml:space="preserve">{{ </w:t>
+            </w:r>
+            <w:proofErr w:type="spellStart"/>
+            <w:r>
+              <w:t>security</w:t>
+            </w:r>
+            <w:proofErr w:type="gramEnd"/>
+            <w:r>
+              <w:t>_</w:t>
+            </w:r>
+            <w:proofErr w:type="gramStart"/>
+            <w:r>
+              <w:t>rating.snapshot</w:t>
+            </w:r>
+            <w:proofErr w:type="gramEnd"/>
+            <w:r>
+              <w:t>.overall_</w:t>
+            </w:r>
+            <w:proofErr w:type="gramStart"/>
+            <w:r>
+              <w:t>score</w:t>
+            </w:r>
+            <w:proofErr w:type="spellEnd"/>
+            <w:r>
+              <w:t xml:space="preserve"> }}/</w:t>
+            </w:r>
+            <w:proofErr w:type="gramEnd"/>
+            <w:r>
+              <w:t>100</w:t>
+            </w:r>
+          </w:p>
+        </w:tc>
+      </w:tr>
+      <w:tr>
+        <w:tc>
+          <w:tcPr>
+            <w:tcW w:w="0" w:type="auto"/>
+            <w:tcBorders>
+              <w:top w:val="nil"/>
+              <w:left w:val="single" w:sz="8" w:space="0" w:color="44546A"/>
+              <w:bottom w:val="single" w:sz="8" w:space="0" w:color="44546A"/>
+              <w:right w:val="single" w:sz="8" w:space="0" w:color="44546A"/>
+            </w:tcBorders>
+            <w:tcMar>
+              <w:top w:w="50" w:type="dxa"/>
+              <w:left w:w="50" w:type="dxa"/>
+              <w:bottom w:w="50" w:type="dxa"/>
+              <w:right w:w="50" w:type="dxa"/>
+            </w:tcMar>
+            <w:vAlign w:val="center"/>
+            <w:hideMark/>
+          </w:tcPr>
+          <w:p>
+            <w:r>
+              <w:rPr>
+                <w:b/>
+                <w:bCs/>
+              </w:rPr>
+              <w:t>Maturity rating</w:t>
+            </w:r>
+          </w:p>
+        </w:tc>
+        <w:tc>
+          <w:tcPr>
+            <w:tcW w:w="0" w:type="auto"/>
+            <w:tcBorders>
+              <w:top w:val="nil"/>
+              <w:left w:val="nil"/>
+              <w:bottom w:val="single" w:sz="8" w:space="0" w:color="44546A"/>
+              <w:right w:val="single" w:sz="8" w:space="0" w:color="44546A"/>
+            </w:tcBorders>
+            <w:tcMar>
+              <w:top w:w="50" w:type="dxa"/>
+              <w:left w:w="50" w:type="dxa"/>
+              <w:bottom w:w="50" w:type="dxa"/>
+              <w:right w:w="50" w:type="dxa"/>
+            </w:tcMar>
+            <w:vAlign w:val="center"/>
+            <w:hideMark/>
+          </w:tcPr>
+          <w:p>
+            <w:proofErr w:type="gramStart"/>
+            <w:r>
+              <w:t xml:space="preserve">{{ </w:t>
+            </w:r>
+            <w:proofErr w:type="spellStart"/>
+            <w:r>
+              <w:t>security</w:t>
+            </w:r>
+            <w:proofErr w:type="gramEnd"/>
+            <w:r>
+              <w:t>_</w:t>
+            </w:r>
+            <w:proofErr w:type="gramStart"/>
+            <w:r>
+              <w:t>rating.snapshot</w:t>
+            </w:r>
+            <w:proofErr w:type="gramEnd"/>
+            <w:r>
+              <w:t>.maturity_rating</w:t>
+            </w:r>
+            <w:proofErr w:type="spellEnd"/>
+            <w:r>
+              <w:t xml:space="preserve"> }}</w:t>
+            </w:r>
+          </w:p>
+        </w:tc>
+      </w:tr>
+      <w:tr>
+        <w:tc>
+          <w:tcPr>
+            <w:tcW w:w="0" w:type="auto"/>
+            <w:tcBorders>
+              <w:top w:val="nil"/>
+              <w:left w:val="single" w:sz="8" w:space="0" w:color="44546A"/>
+              <w:bottom w:val="single" w:sz="8" w:space="0" w:color="44546A"/>
+              <w:right w:val="single" w:sz="8" w:space="0" w:color="44546A"/>
+            </w:tcBorders>
+            <w:tcMar>
+              <w:top w:w="50" w:type="dxa"/>
+              <w:left w:w="50" w:type="dxa"/>
+              <w:bottom w:w="50" w:type="dxa"/>
+              <w:right w:w="50" w:type="dxa"/>
+            </w:tcMar>
+            <w:vAlign w:val="center"/>
+            <w:hideMark/>
+          </w:tcPr>
+          <w:p>
+            <w:r>
+              <w:rPr>
+                <w:b/>
+                <w:bCs/>
+              </w:rPr>
+              <w:t>Direction of travel</w:t>
+            </w:r>
+          </w:p>
+        </w:tc>
+        <w:tc>
+          <w:tcPr>
+            <w:tcW w:w="0" w:type="auto"/>
+            <w:tcBorders>
+              <w:top w:val="nil"/>
+              <w:left w:val="nil"/>
+              <w:bottom w:val="single" w:sz="8" w:space="0" w:color="44546A"/>
+              <w:right w:val="single" w:sz="8" w:space="0" w:color="44546A"/>
+            </w:tcBorders>
+            <w:tcMar>
+              <w:top w:w="50" w:type="dxa"/>
+              <w:left w:w="50" w:type="dxa"/>
+              <w:bottom w:w="50" w:type="dxa"/>
+              <w:right w:w="50" w:type="dxa"/>
+            </w:tcMar>
+            <w:vAlign w:val="center"/>
+            <w:hideMark/>
+          </w:tcPr>
+          <w:p>
+            <w:proofErr w:type="gramStart"/>
+            <w:r>
+              <w:t xml:space="preserve">{{ </w:t>
+            </w:r>
+            <w:proofErr w:type="spellStart"/>
+            <w:r>
+              <w:t>security</w:t>
+            </w:r>
+            <w:proofErr w:type="gramEnd"/>
+            <w:r>
+              <w:t>_</w:t>
+            </w:r>
+            <w:proofErr w:type="gramStart"/>
+            <w:r>
+              <w:t>rating.snapshot</w:t>
+            </w:r>
+            <w:proofErr w:type="gramEnd"/>
+            <w:r>
+              <w:t>.direction_of_travel</w:t>
+            </w:r>
+            <w:proofErr w:type="spellEnd"/>
+            <w:r>
+              <w:t xml:space="preserve"> }}</w:t>
+            </w:r>
+          </w:p>
+        </w:tc>
+      </w:tr>
+      <w:tr>
+        <w:tc>
+          <w:tcPr>
+            <w:tcW w:w="0" w:type="auto"/>
+            <w:tcBorders>
+              <w:top w:val="nil"/>
+              <w:left w:val="single" w:sz="8" w:space="0" w:color="44546A"/>
+              <w:bottom w:val="single" w:sz="8" w:space="0" w:color="44546A"/>
+              <w:right w:val="single" w:sz="8" w:space="0" w:color="44546A"/>
+            </w:tcBorders>
+            <w:tcMar>
+              <w:top w:w="50" w:type="dxa"/>
+              <w:left w:w="50" w:type="dxa"/>
+              <w:bottom w:w="50" w:type="dxa"/>
+              <w:right w:w="50" w:type="dxa"/>
+            </w:tcMar>
+            <w:vAlign w:val="center"/>
+            <w:hideMark/>
+          </w:tcPr>
+          <w:p>
+            <w:r>
+              <w:rPr>
+                <w:b/>
+                <w:bCs/>
+              </w:rPr>
+              <w:t>Primary strengths</w:t>
+            </w:r>
+          </w:p>
+        </w:tc>
+        <w:tc>
+          <w:tcPr>
+            <w:tcW w:w="0" w:type="auto"/>
+            <w:tcBorders>
+              <w:top w:val="nil"/>
+              <w:left w:val="nil"/>
+              <w:bottom w:val="single" w:sz="8" w:space="0" w:color="44546A"/>
+              <w:right w:val="single" w:sz="8" w:space="0" w:color="44546A"/>
+            </w:tcBorders>
+            <w:tcMar>
+              <w:top w:w="50" w:type="dxa"/>
+              <w:left w:w="50" w:type="dxa"/>
+              <w:bottom w:w="50" w:type="dxa"/>
+              <w:right w:w="50" w:type="dxa"/>
+            </w:tcMar>
+            <w:vAlign w:val="center"/>
+            <w:hideMark/>
+          </w:tcPr>
+          <w:p>
+            <w:proofErr w:type="gramStart"/>
+            <w:r>
+              <w:t xml:space="preserve">{{ </w:t>
+            </w:r>
+            <w:proofErr w:type="spellStart"/>
+            <w:r>
+              <w:t>security</w:t>
+            </w:r>
+            <w:proofErr w:type="gramEnd"/>
+            <w:r>
+              <w:t>_</w:t>
+            </w:r>
+            <w:proofErr w:type="gramStart"/>
+            <w:r>
+              <w:t>rating.snapshot</w:t>
+            </w:r>
+            <w:proofErr w:type="gramEnd"/>
+            <w:r>
+              <w:t>.primary_strengths|</w:t>
+            </w:r>
+            <w:proofErr w:type="gramStart"/>
+            <w:r>
+              <w:t>join</w:t>
+            </w:r>
+            <w:proofErr w:type="spellEnd"/>
+            <w:r>
+              <w:t>(</w:t>
+            </w:r>
+            <w:proofErr w:type="gramEnd"/>
+            <w:r>
+              <w:t>', ') }}</w:t>
+            </w:r>
+          </w:p>
+        </w:tc>
+      </w:tr>
+      <w:tr>
+        <w:tc>
+          <w:tcPr>
+            <w:tcW w:w="0" w:type="auto"/>
+            <w:tcBorders>
+              <w:top w:val="nil"/>
+              <w:left w:val="single" w:sz="8" w:space="0" w:color="44546A"/>
+              <w:bottom w:val="single" w:sz="8" w:space="0" w:color="44546A"/>
+              <w:right w:val="single" w:sz="8" w:space="0" w:color="44546A"/>
+            </w:tcBorders>
+            <w:tcMar>
+              <w:top w:w="50" w:type="dxa"/>
+              <w:left w:w="50" w:type="dxa"/>
+              <w:bottom w:w="50" w:type="dxa"/>
+              <w:right w:w="50" w:type="dxa"/>
+            </w:tcMar>
+            <w:vAlign w:val="center"/>
+            <w:hideMark/>
+          </w:tcPr>
+          <w:p>
+            <w:r>
+              <w:rPr>
+                <w:b/>
+                <w:bCs/>
+              </w:rPr>
+              <w:t>Primary gaps</w:t>
+            </w:r>
+          </w:p>
+        </w:tc>
+        <w:tc>
+          <w:tcPr>
+            <w:tcW w:w="0" w:type="auto"/>
+            <w:tcBorders>
+              <w:top w:val="nil"/>
+              <w:left w:val="nil"/>
+              <w:bottom w:val="single" w:sz="8" w:space="0" w:color="44546A"/>
+              <w:right w:val="single" w:sz="8" w:space="0" w:color="44546A"/>
+            </w:tcBorders>
+            <w:tcMar>
+              <w:top w:w="50" w:type="dxa"/>
+              <w:left w:w="50" w:type="dxa"/>
+              <w:bottom w:w="50" w:type="dxa"/>
+              <w:right w:w="50" w:type="dxa"/>
+            </w:tcMar>
+            <w:vAlign w:val="center"/>
+            <w:hideMark/>
+          </w:tcPr>
+          <w:p>
+            <w:proofErr w:type="gramStart"/>
+            <w:r>
+              <w:t xml:space="preserve">{{ </w:t>
+            </w:r>
+            <w:proofErr w:type="spellStart"/>
+            <w:r>
+              <w:t>security</w:t>
+            </w:r>
+            <w:proofErr w:type="gramEnd"/>
+            <w:r>
+              <w:t>_</w:t>
+            </w:r>
+            <w:proofErr w:type="gramStart"/>
+            <w:r>
+              <w:t>rating.snapshot</w:t>
+            </w:r>
+            <w:proofErr w:type="gramEnd"/>
+            <w:r>
+              <w:t>.primary_gaps|</w:t>
+            </w:r>
+            <w:proofErr w:type="gramStart"/>
+            <w:r>
+              <w:t>join</w:t>
+            </w:r>
+            <w:proofErr w:type="spellEnd"/>
+            <w:r>
+              <w:t>(</w:t>
+            </w:r>
+            <w:proofErr w:type="gramEnd"/>
+            <w:r>
+              <w:t>', ') }}</w:t>
+            </w:r>
+          </w:p>
+        </w:tc>
+      </w:tr>
+      <w:tr>
+        <w:tc>
+          <w:tcPr>
+            <w:tcW w:w="0" w:type="auto"/>
+            <w:tcBorders>
+              <w:top w:val="nil"/>
+              <w:left w:val="single" w:sz="8" w:space="0" w:color="44546A"/>
+              <w:bottom w:val="single" w:sz="8" w:space="0" w:color="44546A"/>
+              <w:right w:val="single" w:sz="8" w:space="0" w:color="44546A"/>
+            </w:tcBorders>
+            <w:tcMar>
+              <w:top w:w="50" w:type="dxa"/>
+              <w:left w:w="50" w:type="dxa"/>
+              <w:bottom w:w="50" w:type="dxa"/>
+              <w:right w:w="50" w:type="dxa"/>
+            </w:tcMar>
+            <w:vAlign w:val="center"/>
+            <w:hideMark/>
+          </w:tcPr>
+          <w:p>
+            <w:r>
+              <w:rPr>
+                <w:b/>
+                <w:bCs/>
+              </w:rPr>
+              <w:t>Board-level takeaway</w:t>
+            </w:r>
+          </w:p>
+        </w:tc>
+        <w:tc>
+          <w:tcPr>
+            <w:tcW w:w="0" w:type="auto"/>
+            <w:tcBorders>
+              <w:top w:val="nil"/>
+              <w:left w:val="nil"/>
+              <w:bottom w:val="single" w:sz="8" w:space="0" w:color="44546A"/>
+              <w:right w:val="single" w:sz="8" w:space="0" w:color="44546A"/>
+            </w:tcBorders>
+            <w:tcMar>
+              <w:top w:w="50" w:type="dxa"/>
+              <w:left w:w="50" w:type="dxa"/>
+              <w:bottom w:w="50" w:type="dxa"/>
+              <w:right w:w="50" w:type="dxa"/>
+            </w:tcMar>
+            <w:vAlign w:val="center"/>
+            <w:hideMark/>
+          </w:tcPr>
+          <w:p>
+            <w:proofErr w:type="gramStart"/>
+            <w:r>
+              <w:t xml:space="preserve">{{ </w:t>
+            </w:r>
+            <w:proofErr w:type="spellStart"/>
+            <w:r>
+              <w:t>security</w:t>
+            </w:r>
+            <w:proofErr w:type="gramEnd"/>
+            <w:r>
+              <w:t>_</w:t>
+            </w:r>
+            <w:proofErr w:type="gramStart"/>
+            <w:r>
+              <w:t>rating.snapshot</w:t>
+            </w:r>
+            <w:proofErr w:type="gramEnd"/>
+            <w:r>
+              <w:t>.board_level_takeaway</w:t>
+            </w:r>
+            <w:proofErr w:type="spellEnd"/>
+            <w:r>
+              <w:t xml:space="preserve"> }}</w:t>
+            </w:r>
+          </w:p>
+        </w:tc>
+      </w:tr>
+    </w:tbl>
     <w:p>
       <w:pPr>
-        <w:tabs>
-          <w:tab w:val="num" w:pos="720"/>
-        </w:tabs>
-      </w:pPr>
-      <w:proofErr w:type="gramStart"/>
-      <w:r>
-        <w:t xml:space="preserve">{{ </w:t>
-      </w:r>
-      <w:proofErr w:type="spellStart"/>
-      <w:r>
-        <w:t>maturity</w:t>
-      </w:r>
-      <w:proofErr w:type="gramEnd"/>
-      <w:r>
-        <w:t>_gauge_</w:t>
-      </w:r>
-      <w:proofErr w:type="gramStart"/>
-      <w:r>
-        <w:t>caption</w:t>
-      </w:r>
-      <w:proofErr w:type="spellEnd"/>
-      <w:r>
-        <w:t xml:space="preserve"> }</w:t>
-      </w:r>
-      <w:proofErr w:type="gramEnd"/>
-      <w:r>
-        <w:t>}</w:t>
-      </w:r>
-    </w:p>
-    <w:p>
-      <w:pPr>
-        <w:tabs>
-          <w:tab w:val="num" w:pos="720"/>
-        </w:tabs>
+        <w:rPr>
+          <w:b/>
+        </w:rPr>
       </w:pPr>
     </w:p>
     <w:p>
       <w:pPr>
-        <w:tabs>
-          <w:tab w:val="num" w:pos="720"/>
-        </w:tabs>
+        <w:pStyle w:val="Heading2"/>
       </w:pPr>
-      <w:proofErr w:type="gramStart"/>
-      <w:r>
-        <w:t xml:space="preserve">{{ </w:t>
-      </w:r>
-      <w:proofErr w:type="spellStart"/>
-      <w:r>
-        <w:t>maturity</w:t>
-      </w:r>
-      <w:proofErr w:type="gramEnd"/>
-      <w:r>
-        <w:t>_pillar_</w:t>
-      </w:r>
-      <w:proofErr w:type="gramStart"/>
-      <w:r>
-        <w:t>distribution</w:t>
-      </w:r>
-      <w:proofErr w:type="spellEnd"/>
-      <w:r>
-        <w:t xml:space="preserve"> }</w:t>
-      </w:r>
-      <w:proofErr w:type="gramEnd"/>
-      <w:r>
-        <w:t>}</w:t>
-      </w:r>
+      <w:r>
+        <w:t>Weighted Maturity Table</w:t>
+      </w:r>
+    </w:p>
+    <w:tbl>
+      <w:tblPr>
+        <w:tblW w:w="4750" w:type="pct"/>
+        <w:tblInd w:w="50" w:type="dxa"/>
+        <w:tblCellMar>
+          <w:left w:w="0" w:type="dxa"/>
+          <w:right w:w="0" w:type="dxa"/>
+        </w:tblCellMar>
+        <w:tblLook w:val="04A0" w:firstRow="1" w:lastRow="0" w:firstColumn="1" w:lastColumn="0" w:noHBand="0" w:noVBand="1"/>
+      </w:tblPr>
+      <w:tblGrid>
+        <w:gridCol w:w="2630"/>
+        <w:gridCol w:w="1551"/>
+        <w:gridCol w:w="1628"/>
+        <w:gridCol w:w="2140"/>
+        <w:gridCol w:w="1001"/>
+      </w:tblGrid>
+      <w:tr>
+        <w:tc>
+          <w:tcPr>
+            <w:tcW w:w="1730" w:type="pct"/>
+            <w:tcBorders>
+              <w:top w:val="single" w:sz="8" w:space="0" w:color="44546A"/>
+              <w:left w:val="single" w:sz="8" w:space="0" w:color="44546A"/>
+              <w:bottom w:val="single" w:sz="8" w:space="0" w:color="44546A"/>
+              <w:right w:val="single" w:sz="8" w:space="0" w:color="FFFFFF"/>
+            </w:tcBorders>
+            <w:shd w:val="clear" w:color="auto" w:fill="03546E"/>
+            <w:tcMar>
+              <w:top w:w="0" w:type="dxa"/>
+              <w:left w:w="50" w:type="dxa"/>
+              <w:bottom w:w="0" w:type="dxa"/>
+              <w:right w:w="50" w:type="dxa"/>
+            </w:tcMar>
+            <w:vAlign w:val="center"/>
+            <w:hideMark/>
+          </w:tcPr>
+          <w:p>
+            <w:pPr>
+              <w:rPr>
+                <w:szCs w:val="20"/>
+                <w:lang w:eastAsia="en-GB"/>
+              </w:rPr>
+            </w:pPr>
+            <w:r>
+              <w:rPr>
+                <w:b/>
+                <w:bCs/>
+                <w:color w:val="FFFFFF"/>
+                <w:sz w:val="22"/>
+                <w:szCs w:val="22"/>
+              </w:rPr>
+              <w:t>Area</w:t>
+            </w:r>
+          </w:p>
+        </w:tc>
+        <w:tc>
+          <w:tcPr>
+            <w:tcW w:w="575" w:type="pct"/>
+            <w:tcBorders>
+              <w:top w:val="single" w:sz="8" w:space="0" w:color="44546A"/>
+              <w:left w:val="nil"/>
+              <w:bottom w:val="single" w:sz="8" w:space="0" w:color="44546A"/>
+              <w:right w:val="single" w:sz="8" w:space="0" w:color="FFFFFF"/>
+            </w:tcBorders>
+            <w:shd w:val="clear" w:color="auto" w:fill="03546E"/>
+            <w:tcMar>
+              <w:top w:w="0" w:type="dxa"/>
+              <w:left w:w="50" w:type="dxa"/>
+              <w:bottom w:w="0" w:type="dxa"/>
+              <w:right w:w="50" w:type="dxa"/>
+            </w:tcMar>
+            <w:vAlign w:val="center"/>
+            <w:hideMark/>
+          </w:tcPr>
+          <w:p>
+            <w:r>
+              <w:rPr>
+                <w:b/>
+                <w:bCs/>
+                <w:color w:val="FFFFFF"/>
+                <w:sz w:val="22"/>
+                <w:szCs w:val="22"/>
+              </w:rPr>
+              <w:t>W</w:t>
+            </w:r>
+            <w:r>
+              <w:rPr>
+                <w:b/>
+                <w:bCs/>
+                <w:color w:val="FFFFFF"/>
+                <w:sz w:val="22"/>
+                <w:szCs w:val="22"/>
+              </w:rPr>
+              <w:t xml:space="preserve">eighting </w:t>
+            </w:r>
+            <w:r>
+              <w:rPr>
+                <w:b/>
+                <w:bCs/>
+                <w:color w:val="FFFFFF"/>
+                <w:sz w:val="22"/>
+                <w:szCs w:val="22"/>
+              </w:rPr>
+              <w:t>%</w:t>
+            </w:r>
+          </w:p>
+        </w:tc>
+        <w:tc>
+          <w:tcPr>
+            <w:tcW w:w="770" w:type="pct"/>
+            <w:tcBorders>
+              <w:top w:val="single" w:sz="8" w:space="0" w:color="44546A"/>
+              <w:left w:val="nil"/>
+              <w:bottom w:val="single" w:sz="8" w:space="0" w:color="44546A"/>
+              <w:right w:val="single" w:sz="8" w:space="0" w:color="FFFFFF"/>
+            </w:tcBorders>
+            <w:shd w:val="clear" w:color="auto" w:fill="03546E"/>
+            <w:tcMar>
+              <w:top w:w="0" w:type="dxa"/>
+              <w:left w:w="50" w:type="dxa"/>
+              <w:bottom w:w="0" w:type="dxa"/>
+              <w:right w:w="50" w:type="dxa"/>
+            </w:tcMar>
+            <w:vAlign w:val="center"/>
+            <w:hideMark/>
+          </w:tcPr>
+          <w:p>
+            <w:r>
+              <w:rPr>
+                <w:b/>
+                <w:bCs/>
+                <w:color w:val="FFFFFF"/>
+                <w:sz w:val="22"/>
+                <w:szCs w:val="22"/>
+              </w:rPr>
+              <w:t>Ind</w:t>
+            </w:r>
+            <w:r>
+              <w:rPr>
+                <w:b/>
+                <w:bCs/>
+                <w:color w:val="FFFFFF"/>
+                <w:sz w:val="22"/>
+                <w:szCs w:val="22"/>
+              </w:rPr>
+              <w:t>icative score</w:t>
+            </w:r>
+          </w:p>
+        </w:tc>
+        <w:tc>
+          <w:tcPr>
+            <w:tcW w:w="865" w:type="pct"/>
+            <w:tcBorders>
+              <w:top w:val="single" w:sz="8" w:space="0" w:color="44546A"/>
+              <w:left w:val="nil"/>
+              <w:bottom w:val="single" w:sz="8" w:space="0" w:color="44546A"/>
+              <w:right w:val="single" w:sz="8" w:space="0" w:color="FFFFFF"/>
+            </w:tcBorders>
+            <w:shd w:val="clear" w:color="auto" w:fill="03546E"/>
+            <w:tcMar>
+              <w:top w:w="0" w:type="dxa"/>
+              <w:left w:w="50" w:type="dxa"/>
+              <w:bottom w:w="0" w:type="dxa"/>
+              <w:right w:w="50" w:type="dxa"/>
+            </w:tcMar>
+            <w:vAlign w:val="center"/>
+            <w:hideMark/>
+          </w:tcPr>
+          <w:p>
+            <w:r>
+              <w:rPr>
+                <w:b/>
+                <w:bCs/>
+                <w:color w:val="FFFFFF"/>
+                <w:sz w:val="22"/>
+                <w:szCs w:val="22"/>
+              </w:rPr>
+              <w:t>Weighted Contribution</w:t>
+            </w:r>
+          </w:p>
+        </w:tc>
+        <w:tc>
+          <w:tcPr>
+            <w:tcW w:w="1060" w:type="pct"/>
+            <w:tcBorders>
+              <w:top w:val="single" w:sz="8" w:space="0" w:color="44546A"/>
+              <w:left w:val="nil"/>
+              <w:bottom w:val="single" w:sz="8" w:space="0" w:color="44546A"/>
+              <w:right w:val="single" w:sz="8" w:space="0" w:color="44546A"/>
+            </w:tcBorders>
+            <w:shd w:val="clear" w:color="auto" w:fill="03546E"/>
+            <w:tcMar>
+              <w:top w:w="0" w:type="dxa"/>
+              <w:left w:w="50" w:type="dxa"/>
+              <w:bottom w:w="0" w:type="dxa"/>
+              <w:right w:w="50" w:type="dxa"/>
+            </w:tcMar>
+            <w:vAlign w:val="center"/>
+            <w:hideMark/>
+          </w:tcPr>
+          <w:p>
+            <w:r>
+              <w:rPr>
+                <w:b/>
+                <w:bCs/>
+                <w:color w:val="FFFFFF"/>
+                <w:sz w:val="22"/>
+                <w:szCs w:val="22"/>
+              </w:rPr>
+              <w:t>Rationale</w:t>
+            </w:r>
+          </w:p>
+        </w:tc>
+      </w:tr>
+      <w:tr>
+        <w:tc>
+          <w:tcPr>
+            <w:tcW w:w="0" w:type="auto"/>
+            <w:vAlign w:val="center"/>
+            <w:hideMark/>
+          </w:tcPr>
+          <w:p>
+            <w:r>
+              <w:t xml:space="preserve">{%tr for it in </w:t>
+            </w:r>
+            <w:proofErr w:type="spellStart"/>
+            <w:r>
+              <w:t>security_</w:t>
+            </w:r>
+            <w:proofErr w:type="gramStart"/>
+            <w:r>
+              <w:t>rating.weighted</w:t>
+            </w:r>
+            <w:proofErr w:type="gramEnd"/>
+            <w:r>
+              <w:t>_areas</w:t>
+            </w:r>
+            <w:proofErr w:type="spellEnd"/>
+            <w:r>
+              <w:t xml:space="preserve"> %}</w:t>
+            </w:r>
+          </w:p>
+        </w:tc>
+        <w:tc>
+          <w:tcPr>
+            <w:tcW w:w="0" w:type="auto"/>
+            <w:vAlign w:val="center"/>
+            <w:hideMark/>
+          </w:tcPr>
+          <w:p/>
+        </w:tc>
+        <w:tc>
+          <w:tcPr>
+            <w:tcW w:w="0" w:type="auto"/>
+            <w:vAlign w:val="center"/>
+            <w:hideMark/>
+          </w:tcPr>
+          <w:p/>
+        </w:tc>
+        <w:tc>
+          <w:tcPr>
+            <w:tcW w:w="0" w:type="auto"/>
+            <w:vAlign w:val="center"/>
+            <w:hideMark/>
+          </w:tcPr>
+          <w:p/>
+        </w:tc>
+        <w:tc>
+          <w:tcPr>
+            <w:tcW w:w="0" w:type="auto"/>
+            <w:vAlign w:val="center"/>
+            <w:hideMark/>
+          </w:tcPr>
+          <w:p/>
+        </w:tc>
+      </w:tr>
+      <w:tr>
+        <w:tc>
+          <w:tcPr>
+            <w:tcW w:w="1730" w:type="pct"/>
+            <w:tcBorders>
+              <w:top w:val="single" w:sz="8" w:space="0" w:color="44546A"/>
+              <w:left w:val="single" w:sz="8" w:space="0" w:color="44546A"/>
+              <w:bottom w:val="single" w:sz="8" w:space="0" w:color="44546A"/>
+              <w:right w:val="single" w:sz="8" w:space="0" w:color="44546A"/>
+            </w:tcBorders>
+            <w:tcMar>
+              <w:top w:w="50" w:type="dxa"/>
+              <w:left w:w="50" w:type="dxa"/>
+              <w:bottom w:w="50" w:type="dxa"/>
+              <w:right w:w="50" w:type="dxa"/>
+            </w:tcMar>
+            <w:hideMark/>
+          </w:tcPr>
+          <w:p>
+            <w:proofErr w:type="gramStart"/>
+            <w:r>
+              <w:t xml:space="preserve">{{ </w:t>
+            </w:r>
+            <w:proofErr w:type="spellStart"/>
+            <w:r>
+              <w:t>it</w:t>
+            </w:r>
+            <w:proofErr w:type="gramEnd"/>
+            <w:r>
+              <w:t>.area</w:t>
+            </w:r>
+            <w:proofErr w:type="spellEnd"/>
+            <w:r>
+              <w:t xml:space="preserve"> }}</w:t>
+            </w:r>
+          </w:p>
+        </w:tc>
+        <w:tc>
+          <w:tcPr>
+            <w:tcW w:w="575" w:type="pct"/>
+            <w:tcBorders>
+              <w:top w:val="single" w:sz="8" w:space="0" w:color="44546A"/>
+              <w:left w:val="nil"/>
+              <w:bottom w:val="single" w:sz="8" w:space="0" w:color="44546A"/>
+              <w:right w:val="single" w:sz="8" w:space="0" w:color="44546A"/>
+            </w:tcBorders>
+            <w:tcMar>
+              <w:top w:w="50" w:type="dxa"/>
+              <w:left w:w="50" w:type="dxa"/>
+              <w:bottom w:w="50" w:type="dxa"/>
+              <w:right w:w="50" w:type="dxa"/>
+            </w:tcMar>
+            <w:hideMark/>
+          </w:tcPr>
+          <w:p>
+            <w:proofErr w:type="gramStart"/>
+            <w:r>
+              <w:t xml:space="preserve">{{ </w:t>
+            </w:r>
+            <w:proofErr w:type="spellStart"/>
+            <w:r>
+              <w:t>it</w:t>
+            </w:r>
+            <w:proofErr w:type="gramEnd"/>
+            <w:r>
+              <w:t>.weight_</w:t>
+            </w:r>
+            <w:proofErr w:type="gramStart"/>
+            <w:r>
+              <w:t>percent</w:t>
+            </w:r>
+            <w:proofErr w:type="spellEnd"/>
+            <w:r>
+              <w:t xml:space="preserve"> }}%</w:t>
+            </w:r>
+            <w:proofErr w:type="gramEnd"/>
+          </w:p>
+        </w:tc>
+        <w:tc>
+          <w:tcPr>
+            <w:tcW w:w="770" w:type="pct"/>
+            <w:tcBorders>
+              <w:top w:val="single" w:sz="8" w:space="0" w:color="44546A"/>
+              <w:left w:val="nil"/>
+              <w:bottom w:val="single" w:sz="8" w:space="0" w:color="44546A"/>
+              <w:right w:val="single" w:sz="8" w:space="0" w:color="44546A"/>
+            </w:tcBorders>
+            <w:tcMar>
+              <w:top w:w="50" w:type="dxa"/>
+              <w:left w:w="50" w:type="dxa"/>
+              <w:bottom w:w="50" w:type="dxa"/>
+              <w:right w:w="50" w:type="dxa"/>
+            </w:tcMar>
+            <w:hideMark/>
+          </w:tcPr>
+          <w:p>
+            <w:proofErr w:type="gramStart"/>
+            <w:r>
+              <w:t xml:space="preserve">{{ </w:t>
+            </w:r>
+            <w:proofErr w:type="spellStart"/>
+            <w:r>
+              <w:t>it</w:t>
+            </w:r>
+            <w:proofErr w:type="gramEnd"/>
+            <w:r>
+              <w:t>.indicative_score</w:t>
+            </w:r>
+            <w:proofErr w:type="spellEnd"/>
+            <w:r>
+              <w:t xml:space="preserve"> }}</w:t>
+            </w:r>
+          </w:p>
+        </w:tc>
+        <w:tc>
+          <w:tcPr>
+            <w:tcW w:w="865" w:type="pct"/>
+            <w:tcBorders>
+              <w:top w:val="single" w:sz="8" w:space="0" w:color="44546A"/>
+              <w:left w:val="nil"/>
+              <w:bottom w:val="single" w:sz="8" w:space="0" w:color="44546A"/>
+              <w:right w:val="single" w:sz="8" w:space="0" w:color="44546A"/>
+            </w:tcBorders>
+            <w:tcMar>
+              <w:top w:w="50" w:type="dxa"/>
+              <w:left w:w="50" w:type="dxa"/>
+              <w:bottom w:w="50" w:type="dxa"/>
+              <w:right w:w="50" w:type="dxa"/>
+            </w:tcMar>
+            <w:hideMark/>
+          </w:tcPr>
+          <w:p>
+            <w:proofErr w:type="gramStart"/>
+            <w:r>
+              <w:t xml:space="preserve">{{ </w:t>
+            </w:r>
+            <w:proofErr w:type="spellStart"/>
+            <w:r>
+              <w:t>it</w:t>
+            </w:r>
+            <w:proofErr w:type="gramEnd"/>
+            <w:r>
+              <w:t>.weighted_</w:t>
+            </w:r>
+            <w:proofErr w:type="gramStart"/>
+            <w:r>
+              <w:t>contribution</w:t>
+            </w:r>
+            <w:proofErr w:type="spellEnd"/>
+            <w:r>
+              <w:t xml:space="preserve"> }}%</w:t>
+            </w:r>
+            <w:proofErr w:type="gramEnd"/>
+          </w:p>
+        </w:tc>
+        <w:tc>
+          <w:tcPr>
+            <w:tcW w:w="1060" w:type="pct"/>
+            <w:tcBorders>
+              <w:top w:val="single" w:sz="8" w:space="0" w:color="44546A"/>
+              <w:left w:val="nil"/>
+              <w:bottom w:val="single" w:sz="8" w:space="0" w:color="44546A"/>
+              <w:right w:val="single" w:sz="8" w:space="0" w:color="44546A"/>
+            </w:tcBorders>
+            <w:tcMar>
+              <w:top w:w="50" w:type="dxa"/>
+              <w:left w:w="50" w:type="dxa"/>
+              <w:bottom w:w="50" w:type="dxa"/>
+              <w:right w:w="50" w:type="dxa"/>
+            </w:tcMar>
+            <w:hideMark/>
+          </w:tcPr>
+          <w:p>
+            <w:proofErr w:type="gramStart"/>
+            <w:r>
+              <w:t xml:space="preserve">{{ </w:t>
+            </w:r>
+            <w:proofErr w:type="spellStart"/>
+            <w:r>
+              <w:t>it</w:t>
+            </w:r>
+            <w:proofErr w:type="gramEnd"/>
+            <w:r>
+              <w:t>.rationale</w:t>
+            </w:r>
+            <w:proofErr w:type="spellEnd"/>
+            <w:r>
+              <w:t xml:space="preserve"> }}</w:t>
+            </w:r>
+          </w:p>
+        </w:tc>
+      </w:tr>
+      <w:tr>
+        <w:tc>
+          <w:tcPr>
+            <w:tcW w:w="0" w:type="auto"/>
+            <w:vAlign w:val="center"/>
+            <w:hideMark/>
+          </w:tcPr>
+          <w:p>
+            <w:r>
+              <w:t xml:space="preserve">{%tr </w:t>
+            </w:r>
+            <w:proofErr w:type="spellStart"/>
+            <w:r>
+              <w:t>endfor</w:t>
+            </w:r>
+            <w:proofErr w:type="spellEnd"/>
+            <w:r>
+              <w:t xml:space="preserve"> %}</w:t>
+            </w:r>
+          </w:p>
+        </w:tc>
+        <w:tc>
+          <w:tcPr>
+            <w:tcW w:w="0" w:type="auto"/>
+            <w:vAlign w:val="center"/>
+            <w:hideMark/>
+          </w:tcPr>
+          <w:p/>
+        </w:tc>
+        <w:tc>
+          <w:tcPr>
+            <w:tcW w:w="0" w:type="auto"/>
+            <w:vAlign w:val="center"/>
+            <w:hideMark/>
+          </w:tcPr>
+          <w:p/>
+        </w:tc>
+        <w:tc>
+          <w:tcPr>
+            <w:tcW w:w="0" w:type="auto"/>
+            <w:vAlign w:val="center"/>
+            <w:hideMark/>
+          </w:tcPr>
+          <w:p/>
+        </w:tc>
+        <w:tc>
+          <w:tcPr>
+            <w:tcW w:w="0" w:type="auto"/>
+            <w:vAlign w:val="center"/>
+            <w:hideMark/>
+          </w:tcPr>
+          <w:p/>
+        </w:tc>
+      </w:tr>
+    </w:tbl>
+    <w:p>
+      <w:pPr>
+        <w:rPr>
+          <w:b/>
+        </w:rPr>
+      </w:pPr>
     </w:p>
     <w:p>
       <w:pPr>
-        <w:tabs>
-          <w:tab w:val="num" w:pos="720"/>
-        </w:tabs>
+        <w:pStyle w:val="Heading2"/>
       </w:pPr>
+      <w:r>
+        <w:t>Maturity Band Legend</w:t>
+      </w:r>
+    </w:p>
+    <w:tbl>
+      <w:tblPr>
+        <w:tblW w:w="4750" w:type="pct"/>
+        <w:tblInd w:w="50" w:type="dxa"/>
+        <w:tblCellMar>
+          <w:left w:w="0" w:type="dxa"/>
+          <w:right w:w="0" w:type="dxa"/>
+        </w:tblCellMar>
+        <w:tblLook w:val="04A0" w:firstRow="1" w:lastRow="0" w:firstColumn="1" w:lastColumn="0" w:noHBand="0" w:noVBand="1"/>
+      </w:tblPr>
+      <w:tblGrid>
+        <w:gridCol w:w="2732"/>
+        <w:gridCol w:w="779"/>
+        <w:gridCol w:w="5039"/>
+      </w:tblGrid>
+      <w:tr>
+        <w:tc>
+          <w:tcPr>
+            <w:tcW w:w="770" w:type="pct"/>
+            <w:tcBorders>
+              <w:top w:val="single" w:sz="8" w:space="0" w:color="44546A"/>
+              <w:left w:val="single" w:sz="8" w:space="0" w:color="44546A"/>
+              <w:bottom w:val="single" w:sz="8" w:space="0" w:color="44546A"/>
+              <w:right w:val="single" w:sz="8" w:space="0" w:color="FFFFFF"/>
+            </w:tcBorders>
+            <w:shd w:val="clear" w:color="auto" w:fill="03546E"/>
+            <w:tcMar>
+              <w:top w:w="0" w:type="dxa"/>
+              <w:left w:w="50" w:type="dxa"/>
+              <w:bottom w:w="0" w:type="dxa"/>
+              <w:right w:w="50" w:type="dxa"/>
+            </w:tcMar>
+            <w:vAlign w:val="center"/>
+            <w:hideMark/>
+          </w:tcPr>
+          <w:p>
+            <w:pPr>
+              <w:rPr>
+                <w:szCs w:val="20"/>
+                <w:lang w:eastAsia="en-GB"/>
+              </w:rPr>
+            </w:pPr>
+            <w:r>
+              <w:rPr>
+                <w:b/>
+                <w:bCs/>
+                <w:color w:val="FFFFFF"/>
+                <w:sz w:val="22"/>
+                <w:szCs w:val="22"/>
+              </w:rPr>
+              <w:t>Range</w:t>
+            </w:r>
+          </w:p>
+        </w:tc>
+        <w:tc>
+          <w:tcPr>
+            <w:tcW w:w="865" w:type="pct"/>
+            <w:tcBorders>
+              <w:top w:val="single" w:sz="8" w:space="0" w:color="44546A"/>
+              <w:left w:val="nil"/>
+              <w:bottom w:val="single" w:sz="8" w:space="0" w:color="44546A"/>
+              <w:right w:val="single" w:sz="8" w:space="0" w:color="FFFFFF"/>
+            </w:tcBorders>
+            <w:shd w:val="clear" w:color="auto" w:fill="03546E"/>
+            <w:tcMar>
+              <w:top w:w="0" w:type="dxa"/>
+              <w:left w:w="50" w:type="dxa"/>
+              <w:bottom w:w="0" w:type="dxa"/>
+              <w:right w:w="50" w:type="dxa"/>
+            </w:tcMar>
+            <w:vAlign w:val="center"/>
+            <w:hideMark/>
+          </w:tcPr>
+          <w:p>
+            <w:r>
+              <w:rPr>
+                <w:b/>
+                <w:bCs/>
+                <w:color w:val="FFFFFF"/>
+                <w:sz w:val="22"/>
+                <w:szCs w:val="22"/>
+              </w:rPr>
+              <w:t>Rating</w:t>
+            </w:r>
+          </w:p>
+        </w:tc>
+        <w:tc>
+          <w:tcPr>
+            <w:tcW w:w="3365" w:type="pct"/>
+            <w:tcBorders>
+              <w:top w:val="single" w:sz="8" w:space="0" w:color="44546A"/>
+              <w:left w:val="nil"/>
+              <w:bottom w:val="single" w:sz="8" w:space="0" w:color="44546A"/>
+              <w:right w:val="single" w:sz="8" w:space="0" w:color="44546A"/>
+            </w:tcBorders>
+            <w:shd w:val="clear" w:color="auto" w:fill="03546E"/>
+            <w:tcMar>
+              <w:top w:w="0" w:type="dxa"/>
+              <w:left w:w="50" w:type="dxa"/>
+              <w:bottom w:w="0" w:type="dxa"/>
+              <w:right w:w="50" w:type="dxa"/>
+            </w:tcMar>
+            <w:vAlign w:val="center"/>
+            <w:hideMark/>
+          </w:tcPr>
+          <w:p>
+            <w:r>
+              <w:rPr>
+                <w:b/>
+                <w:bCs/>
+                <w:color w:val="FFFFFF"/>
+                <w:sz w:val="22"/>
+                <w:szCs w:val="22"/>
+              </w:rPr>
+              <w:t>Meaning</w:t>
+            </w:r>
+          </w:p>
+        </w:tc>
+      </w:tr>
+      <w:tr>
+        <w:tc>
+          <w:tcPr>
+            <w:tcW w:w="0" w:type="auto"/>
+            <w:vAlign w:val="center"/>
+            <w:hideMark/>
+          </w:tcPr>
+          <w:p>
+            <w:r>
+              <w:t xml:space="preserve">{%tr for b in </w:t>
+            </w:r>
+            <w:proofErr w:type="spellStart"/>
+            <w:r>
+              <w:t>security_</w:t>
+            </w:r>
+            <w:proofErr w:type="gramStart"/>
+            <w:r>
+              <w:t>rating.maturity</w:t>
+            </w:r>
+            <w:proofErr w:type="gramEnd"/>
+            <w:r>
+              <w:t>_bands</w:t>
+            </w:r>
+            <w:proofErr w:type="spellEnd"/>
+            <w:r>
+              <w:t xml:space="preserve"> %}</w:t>
+            </w:r>
+          </w:p>
+        </w:tc>
+        <w:tc>
+          <w:tcPr>
+            <w:tcW w:w="0" w:type="auto"/>
+            <w:vAlign w:val="center"/>
+            <w:hideMark/>
+          </w:tcPr>
+          <w:p/>
+        </w:tc>
+        <w:tc>
+          <w:tcPr>
+            <w:tcW w:w="0" w:type="auto"/>
+            <w:vAlign w:val="center"/>
+            <w:hideMark/>
+          </w:tcPr>
+          <w:p/>
+        </w:tc>
+      </w:tr>
+      <w:tr>
+        <w:tc>
+          <w:tcPr>
+            <w:tcW w:w="770" w:type="pct"/>
+            <w:tcBorders>
+              <w:top w:val="single" w:sz="8" w:space="0" w:color="44546A"/>
+              <w:left w:val="single" w:sz="8" w:space="0" w:color="44546A"/>
+              <w:bottom w:val="single" w:sz="8" w:space="0" w:color="44546A"/>
+              <w:right w:val="single" w:sz="8" w:space="0" w:color="44546A"/>
+            </w:tcBorders>
+            <w:tcMar>
+              <w:top w:w="50" w:type="dxa"/>
+              <w:left w:w="50" w:type="dxa"/>
+              <w:bottom w:w="50" w:type="dxa"/>
+              <w:right w:w="50" w:type="dxa"/>
+            </w:tcMar>
+            <w:hideMark/>
+          </w:tcPr>
+          <w:p>
+            <w:proofErr w:type="gramStart"/>
+            <w:r>
+              <w:t xml:space="preserve">{{ </w:t>
+            </w:r>
+            <w:proofErr w:type="spellStart"/>
+            <w:r>
+              <w:t>b</w:t>
+            </w:r>
+            <w:proofErr w:type="gramEnd"/>
+            <w:r>
+              <w:t>.score_range</w:t>
+            </w:r>
+            <w:proofErr w:type="spellEnd"/>
+            <w:r>
+              <w:t xml:space="preserve"> }}</w:t>
+            </w:r>
+          </w:p>
+        </w:tc>
+        <w:tc>
+          <w:tcPr>
+            <w:tcW w:w="865" w:type="pct"/>
+            <w:tcBorders>
+              <w:top w:val="single" w:sz="8" w:space="0" w:color="44546A"/>
+              <w:left w:val="nil"/>
+              <w:bottom w:val="single" w:sz="8" w:space="0" w:color="44546A"/>
+              <w:right w:val="single" w:sz="8" w:space="0" w:color="44546A"/>
+            </w:tcBorders>
+            <w:tcMar>
+              <w:top w:w="50" w:type="dxa"/>
+              <w:left w:w="50" w:type="dxa"/>
+              <w:bottom w:w="50" w:type="dxa"/>
+              <w:right w:w="50" w:type="dxa"/>
+            </w:tcMar>
+            <w:hideMark/>
+          </w:tcPr>
+          <w:p>
+            <w:proofErr w:type="gramStart"/>
+            <w:r>
+              <w:t xml:space="preserve">{{ </w:t>
+            </w:r>
+            <w:proofErr w:type="spellStart"/>
+            <w:r>
+              <w:t>b</w:t>
+            </w:r>
+            <w:proofErr w:type="gramEnd"/>
+            <w:r>
+              <w:t>.rating</w:t>
+            </w:r>
+            <w:proofErr w:type="spellEnd"/>
+            <w:r>
+              <w:t xml:space="preserve"> }}</w:t>
+            </w:r>
+          </w:p>
+        </w:tc>
+        <w:tc>
+          <w:tcPr>
+            <w:tcW w:w="3365" w:type="pct"/>
+            <w:tcBorders>
+              <w:top w:val="single" w:sz="8" w:space="0" w:color="44546A"/>
+              <w:left w:val="nil"/>
+              <w:bottom w:val="single" w:sz="8" w:space="0" w:color="44546A"/>
+              <w:right w:val="single" w:sz="8" w:space="0" w:color="44546A"/>
+            </w:tcBorders>
+            <w:tcMar>
+              <w:top w:w="50" w:type="dxa"/>
+              <w:left w:w="50" w:type="dxa"/>
+              <w:bottom w:w="50" w:type="dxa"/>
+              <w:right w:w="50" w:type="dxa"/>
+            </w:tcMar>
+            <w:hideMark/>
+          </w:tcPr>
+          <w:p>
+            <w:proofErr w:type="gramStart"/>
+            <w:r>
+              <w:t xml:space="preserve">{{ </w:t>
+            </w:r>
+            <w:proofErr w:type="spellStart"/>
+            <w:r>
+              <w:t>b</w:t>
+            </w:r>
+            <w:proofErr w:type="gramEnd"/>
+            <w:r>
+              <w:t>.meaning</w:t>
+            </w:r>
+            <w:proofErr w:type="spellEnd"/>
+            <w:r>
+              <w:t xml:space="preserve"> }}</w:t>
+            </w:r>
+          </w:p>
+        </w:tc>
+      </w:tr>
+      <w:tr>
+        <w:tc>
+          <w:tcPr>
+            <w:tcW w:w="0" w:type="auto"/>
+            <w:vAlign w:val="center"/>
+            <w:hideMark/>
+          </w:tcPr>
+          <w:p>
+            <w:r>
+              <w:t xml:space="preserve">{%tr </w:t>
+            </w:r>
+            <w:proofErr w:type="spellStart"/>
+            <w:r>
+              <w:t>endfor</w:t>
+            </w:r>
+            <w:proofErr w:type="spellEnd"/>
+            <w:r>
+              <w:t xml:space="preserve"> %}</w:t>
+            </w:r>
+          </w:p>
+        </w:tc>
+        <w:tc>
+          <w:tcPr>
+            <w:tcW w:w="0" w:type="auto"/>
+            <w:vAlign w:val="center"/>
+            <w:hideMark/>
+          </w:tcPr>
+          <w:p/>
+        </w:tc>
+        <w:tc>
+          <w:tcPr>
+            <w:tcW w:w="0" w:type="auto"/>
+            <w:vAlign w:val="center"/>
+            <w:hideMark/>
+          </w:tcPr>
+          <w:p/>
+        </w:tc>
+      </w:tr>
+    </w:tbl>
+    <w:p/>
+    <w:p>
       <w:proofErr w:type="gramStart"/>
       <w:r>
         <w:t xml:space="preserve">{{ </w:t>
       </w:r>
       <w:proofErr w:type="spellStart"/>
       <w:r>
-        <w:t>domain</w:t>
+        <w:t>security</w:t>
       </w:r>
       <w:proofErr w:type="gramEnd"/>
       <w:r>
-        <w:t>_ratings_</w:t>
+        <w:t>_</w:t>
       </w:r>
       <w:proofErr w:type="gramStart"/>
       <w:r>
-        <w:t>bullets</w:t>
+        <w:t>rating.executive</w:t>
+      </w:r>
+      <w:proofErr w:type="gramEnd"/>
+      <w:r>
+        <w:t>_</w:t>
+      </w:r>
+      <w:proofErr w:type="gramStart"/>
+      <w:r>
+        <w:t>interpretation</w:t>
       </w:r>
       <w:proofErr w:type="spellEnd"/>
       <w:r>
@@ -1693,20 +3895,69 @@
     </w:p>
     <w:p>
       <w:pPr>
-        <w:tabs>
-          <w:tab w:val="num" w:pos="720"/>
-        </w:tabs>
+        <w:rPr>
+          <w:b/>
+          <w:sz w:val="28"/>
+        </w:rPr>
       </w:pPr>
-      <w:r>
-        <w:t>{{</w:t>
+    </w:p>
+    <w:p>
+      <w:pPr>
+        <w:pStyle w:val="Heading1"/>
+      </w:pPr>
+      <w:r>
+        <w:lastRenderedPageBreak/>
+        <w:t>Findings</w:t>
+      </w:r>
+    </w:p>
+    <w:p>
+      <w:proofErr w:type="gramStart"/>
+      <w:r>
+        <w:t xml:space="preserve">{{ </w:t>
       </w:r>
       <w:proofErr w:type="spellStart"/>
       <w:r>
-        <w:t>domain_</w:t>
+        <w:t>board</w:t>
+      </w:r>
+      <w:proofErr w:type="gramEnd"/>
+      <w:r>
+        <w:t>_</w:t>
       </w:r>
       <w:proofErr w:type="gramStart"/>
       <w:r>
-        <w:t>ratings</w:t>
+        <w:t>summary</w:t>
+      </w:r>
+      <w:proofErr w:type="spellEnd"/>
+      <w:r>
+        <w:t xml:space="preserve"> }</w:t>
+      </w:r>
+      <w:proofErr w:type="gramEnd"/>
+      <w:r>
+        <w:t>}</w:t>
+      </w:r>
+    </w:p>
+    <w:p>
+      <w:pPr>
+        <w:rPr>
+          <w:szCs w:val="20"/>
+          <w:lang w:eastAsia="en-GB"/>
+        </w:rPr>
+      </w:pPr>
+      <w:proofErr w:type="gramStart"/>
+      <w:r>
+        <w:t xml:space="preserve">{{ </w:t>
+      </w:r>
+      <w:proofErr w:type="spellStart"/>
+      <w:r>
+        <w:t>executive</w:t>
+      </w:r>
+      <w:proofErr w:type="gramEnd"/>
+      <w:r>
+        <w:t>_summary_actions_</w:t>
+      </w:r>
+      <w:proofErr w:type="gramStart"/>
+      <w:r>
+        <w:t>bullets</w:t>
       </w:r>
       <w:proofErr w:type="spellEnd"/>
       <w:r>
@@ -1718,36 +3969,426 @@
       </w:r>
     </w:p>
     <w:p/>
-    <w:p/>
-    <w:p>
-      <w:proofErr w:type="gramStart"/>
-      <w:r>
-        <w:t xml:space="preserve">{{ </w:t>
-      </w:r>
-      <w:proofErr w:type="spellStart"/>
-      <w:r>
-        <w:t>executive</w:t>
-      </w:r>
-      <w:proofErr w:type="gramEnd"/>
-      <w:r>
-        <w:t>_summary_actions</w:t>
-      </w:r>
-      <w:r>
-        <w:t>_</w:t>
-      </w:r>
-      <w:proofErr w:type="gramStart"/>
-      <w:r>
-        <w:t>word</w:t>
-      </w:r>
-      <w:proofErr w:type="spellEnd"/>
-      <w:r>
-        <w:t xml:space="preserve"> }</w:t>
-      </w:r>
-      <w:proofErr w:type="gramEnd"/>
-      <w:r>
-        <w:t>}</w:t>
-      </w:r>
-    </w:p>
+    <w:tbl>
+      <w:tblPr>
+        <w:tblW w:w="4750" w:type="pct"/>
+        <w:tblInd w:w="50" w:type="dxa"/>
+        <w:tblCellMar>
+          <w:left w:w="0" w:type="dxa"/>
+          <w:right w:w="0" w:type="dxa"/>
+        </w:tblCellMar>
+        <w:tblLook w:val="04A0" w:firstRow="1" w:lastRow="0" w:firstColumn="1" w:lastColumn="0" w:noHBand="0" w:noVBand="1"/>
+      </w:tblPr>
+      <w:tblGrid>
+        <w:gridCol w:w="1424"/>
+        <w:gridCol w:w="2005"/>
+        <w:gridCol w:w="3116"/>
+        <w:gridCol w:w="2005"/>
+      </w:tblGrid>
+      <w:tr>
+        <w:tc>
+          <w:tcPr>
+            <w:tcW w:w="600" w:type="pct"/>
+            <w:tcBorders>
+              <w:top w:val="single" w:sz="8" w:space="0" w:color="44546A"/>
+              <w:left w:val="single" w:sz="8" w:space="0" w:color="44546A"/>
+              <w:bottom w:val="single" w:sz="8" w:space="0" w:color="44546A"/>
+              <w:right w:val="single" w:sz="8" w:space="0" w:color="FFFFFF"/>
+            </w:tcBorders>
+            <w:shd w:val="clear" w:color="auto" w:fill="03546E"/>
+            <w:tcMar>
+              <w:top w:w="0" w:type="dxa"/>
+              <w:left w:w="50" w:type="dxa"/>
+              <w:bottom w:w="0" w:type="dxa"/>
+              <w:right w:w="50" w:type="dxa"/>
+            </w:tcMar>
+            <w:vAlign w:val="center"/>
+            <w:hideMark/>
+          </w:tcPr>
+          <w:p>
+            <w:pPr>
+              <w:rPr>
+                <w:szCs w:val="20"/>
+                <w:lang w:eastAsia="en-GB"/>
+              </w:rPr>
+            </w:pPr>
+            <w:r>
+              <w:rPr>
+                <w:b/>
+                <w:bCs/>
+                <w:color w:val="FFFFFF"/>
+                <w:sz w:val="22"/>
+                <w:szCs w:val="22"/>
+              </w:rPr>
+              <w:t>Severity</w:t>
+            </w:r>
+          </w:p>
+        </w:tc>
+        <w:tc>
+          <w:tcPr>
+            <w:tcW w:w="1250" w:type="pct"/>
+            <w:tcBorders>
+              <w:top w:val="single" w:sz="8" w:space="0" w:color="44546A"/>
+              <w:left w:val="nil"/>
+              <w:bottom w:val="single" w:sz="8" w:space="0" w:color="44546A"/>
+              <w:right w:val="single" w:sz="8" w:space="0" w:color="FFFFFF"/>
+            </w:tcBorders>
+            <w:shd w:val="clear" w:color="auto" w:fill="03546E"/>
+            <w:tcMar>
+              <w:top w:w="0" w:type="dxa"/>
+              <w:left w:w="50" w:type="dxa"/>
+              <w:bottom w:w="0" w:type="dxa"/>
+              <w:right w:w="50" w:type="dxa"/>
+            </w:tcMar>
+            <w:vAlign w:val="center"/>
+            <w:hideMark/>
+          </w:tcPr>
+          <w:p>
+            <w:r>
+              <w:rPr>
+                <w:b/>
+                <w:bCs/>
+                <w:color w:val="FFFFFF"/>
+                <w:sz w:val="22"/>
+                <w:szCs w:val="22"/>
+              </w:rPr>
+              <w:t>Issue</w:t>
+            </w:r>
+          </w:p>
+        </w:tc>
+        <w:tc>
+          <w:tcPr>
+            <w:tcW w:w="1900" w:type="pct"/>
+            <w:tcBorders>
+              <w:top w:val="single" w:sz="8" w:space="0" w:color="44546A"/>
+              <w:left w:val="nil"/>
+              <w:bottom w:val="single" w:sz="8" w:space="0" w:color="44546A"/>
+              <w:right w:val="single" w:sz="8" w:space="0" w:color="FFFFFF"/>
+            </w:tcBorders>
+            <w:shd w:val="clear" w:color="auto" w:fill="03546E"/>
+            <w:tcMar>
+              <w:top w:w="0" w:type="dxa"/>
+              <w:left w:w="50" w:type="dxa"/>
+              <w:bottom w:w="0" w:type="dxa"/>
+              <w:right w:w="50" w:type="dxa"/>
+            </w:tcMar>
+            <w:vAlign w:val="center"/>
+            <w:hideMark/>
+          </w:tcPr>
+          <w:p>
+            <w:r>
+              <w:rPr>
+                <w:b/>
+                <w:bCs/>
+                <w:color w:val="FFFFFF"/>
+                <w:sz w:val="22"/>
+                <w:szCs w:val="22"/>
+              </w:rPr>
+              <w:t>Business Exposure</w:t>
+            </w:r>
+          </w:p>
+        </w:tc>
+        <w:tc>
+          <w:tcPr>
+            <w:tcW w:w="1250" w:type="pct"/>
+            <w:tcBorders>
+              <w:top w:val="single" w:sz="8" w:space="0" w:color="44546A"/>
+              <w:left w:val="nil"/>
+              <w:bottom w:val="single" w:sz="8" w:space="0" w:color="44546A"/>
+              <w:right w:val="single" w:sz="8" w:space="0" w:color="44546A"/>
+            </w:tcBorders>
+            <w:shd w:val="clear" w:color="auto" w:fill="03546E"/>
+            <w:tcMar>
+              <w:top w:w="0" w:type="dxa"/>
+              <w:left w:w="50" w:type="dxa"/>
+              <w:bottom w:w="0" w:type="dxa"/>
+              <w:right w:w="50" w:type="dxa"/>
+            </w:tcMar>
+            <w:vAlign w:val="center"/>
+            <w:hideMark/>
+          </w:tcPr>
+          <w:p>
+            <w:r>
+              <w:rPr>
+                <w:b/>
+                <w:bCs/>
+                <w:color w:val="FFFFFF"/>
+                <w:sz w:val="22"/>
+                <w:szCs w:val="22"/>
+              </w:rPr>
+              <w:t>Priority Action</w:t>
+            </w:r>
+          </w:p>
+        </w:tc>
+      </w:tr>
+      <w:tr>
+        <w:tc>
+          <w:tcPr>
+            <w:tcW w:w="0" w:type="auto"/>
+            <w:vAlign w:val="center"/>
+            <w:hideMark/>
+          </w:tcPr>
+          <w:p>
+            <w:r>
+              <w:t xml:space="preserve">{%tr for r in </w:t>
+            </w:r>
+            <w:proofErr w:type="spellStart"/>
+            <w:r>
+              <w:t>rag_summary</w:t>
+            </w:r>
+            <w:proofErr w:type="spellEnd"/>
+            <w:r>
+              <w:t xml:space="preserve"> %}</w:t>
+            </w:r>
+          </w:p>
+        </w:tc>
+        <w:tc>
+          <w:tcPr>
+            <w:tcW w:w="0" w:type="auto"/>
+            <w:vAlign w:val="center"/>
+            <w:hideMark/>
+          </w:tcPr>
+          <w:p/>
+        </w:tc>
+        <w:tc>
+          <w:tcPr>
+            <w:tcW w:w="0" w:type="auto"/>
+            <w:vAlign w:val="center"/>
+            <w:hideMark/>
+          </w:tcPr>
+          <w:p/>
+        </w:tc>
+        <w:tc>
+          <w:tcPr>
+            <w:tcW w:w="0" w:type="auto"/>
+            <w:vAlign w:val="center"/>
+            <w:hideMark/>
+          </w:tcPr>
+          <w:p/>
+        </w:tc>
+      </w:tr>
+      <w:tr>
+        <w:tc>
+          <w:tcPr>
+            <w:tcW w:w="600" w:type="pct"/>
+            <w:tcBorders>
+              <w:top w:val="single" w:sz="8" w:space="0" w:color="44546A"/>
+              <w:left w:val="single" w:sz="8" w:space="0" w:color="44546A"/>
+              <w:bottom w:val="single" w:sz="8" w:space="0" w:color="44546A"/>
+              <w:right w:val="single" w:sz="8" w:space="0" w:color="44546A"/>
+            </w:tcBorders>
+            <w:tcMar>
+              <w:top w:w="50" w:type="dxa"/>
+              <w:left w:w="50" w:type="dxa"/>
+              <w:bottom w:w="50" w:type="dxa"/>
+              <w:right w:w="50" w:type="dxa"/>
+            </w:tcMar>
+            <w:hideMark/>
+          </w:tcPr>
+          <w:p>
+            <w:proofErr w:type="gramStart"/>
+            <w:r>
+              <w:t xml:space="preserve">{{ </w:t>
+            </w:r>
+            <w:proofErr w:type="spellStart"/>
+            <w:r>
+              <w:t>r</w:t>
+            </w:r>
+            <w:proofErr w:type="gramEnd"/>
+            <w:r>
+              <w:t>.severity_</w:t>
+            </w:r>
+            <w:proofErr w:type="gramStart"/>
+            <w:r>
+              <w:t>label</w:t>
+            </w:r>
+            <w:proofErr w:type="spellEnd"/>
+            <w:r>
+              <w:t xml:space="preserve"> }</w:t>
+            </w:r>
+            <w:proofErr w:type="gramEnd"/>
+            <w:r>
+              <w:t xml:space="preserve">} </w:t>
+            </w:r>
+            <w:proofErr w:type="gramStart"/>
+            <w:r>
+              <w:t xml:space="preserve">{{ </w:t>
+            </w:r>
+            <w:proofErr w:type="spellStart"/>
+            <w:r>
+              <w:t>r</w:t>
+            </w:r>
+            <w:proofErr w:type="gramEnd"/>
+            <w:r>
+              <w:t>.severity_</w:t>
+            </w:r>
+            <w:proofErr w:type="gramStart"/>
+            <w:r>
+              <w:t>pct</w:t>
+            </w:r>
+            <w:proofErr w:type="spellEnd"/>
+            <w:r>
+              <w:t xml:space="preserve"> }}%</w:t>
+            </w:r>
+            <w:proofErr w:type="gramEnd"/>
+          </w:p>
+        </w:tc>
+        <w:tc>
+          <w:tcPr>
+            <w:tcW w:w="1250" w:type="pct"/>
+            <w:tcBorders>
+              <w:top w:val="single" w:sz="8" w:space="0" w:color="44546A"/>
+              <w:left w:val="nil"/>
+              <w:bottom w:val="single" w:sz="8" w:space="0" w:color="44546A"/>
+              <w:right w:val="single" w:sz="8" w:space="0" w:color="44546A"/>
+            </w:tcBorders>
+            <w:tcMar>
+              <w:top w:w="50" w:type="dxa"/>
+              <w:left w:w="50" w:type="dxa"/>
+              <w:bottom w:w="50" w:type="dxa"/>
+              <w:right w:w="50" w:type="dxa"/>
+            </w:tcMar>
+            <w:hideMark/>
+          </w:tcPr>
+          <w:p>
+            <w:proofErr w:type="gramStart"/>
+            <w:r>
+              <w:t xml:space="preserve">{{ </w:t>
+            </w:r>
+            <w:proofErr w:type="spellStart"/>
+            <w:r>
+              <w:t>r</w:t>
+            </w:r>
+            <w:proofErr w:type="gramEnd"/>
+            <w:r>
+              <w:t>.issue_title</w:t>
+            </w:r>
+            <w:proofErr w:type="spellEnd"/>
+            <w:r>
+              <w:t xml:space="preserve"> }}</w:t>
+            </w:r>
+          </w:p>
+        </w:tc>
+        <w:tc>
+          <w:tcPr>
+            <w:tcW w:w="1900" w:type="pct"/>
+            <w:tcBorders>
+              <w:top w:val="single" w:sz="8" w:space="0" w:color="44546A"/>
+              <w:left w:val="nil"/>
+              <w:bottom w:val="single" w:sz="8" w:space="0" w:color="44546A"/>
+              <w:right w:val="single" w:sz="8" w:space="0" w:color="44546A"/>
+            </w:tcBorders>
+            <w:tcMar>
+              <w:top w:w="50" w:type="dxa"/>
+              <w:left w:w="50" w:type="dxa"/>
+              <w:bottom w:w="50" w:type="dxa"/>
+              <w:right w:w="50" w:type="dxa"/>
+            </w:tcMar>
+            <w:hideMark/>
+          </w:tcPr>
+          <w:p>
+            <w:proofErr w:type="gramStart"/>
+            <w:r>
+              <w:t xml:space="preserve">{{ </w:t>
+            </w:r>
+            <w:proofErr w:type="spellStart"/>
+            <w:r>
+              <w:t>r</w:t>
+            </w:r>
+            <w:proofErr w:type="gramEnd"/>
+            <w:r>
+              <w:t>.business_exposure</w:t>
+            </w:r>
+            <w:proofErr w:type="spellEnd"/>
+            <w:r>
+              <w:t xml:space="preserve"> }}</w:t>
+            </w:r>
+          </w:p>
+        </w:tc>
+        <w:tc>
+          <w:tcPr>
+            <w:tcW w:w="1250" w:type="pct"/>
+            <w:tcBorders>
+              <w:top w:val="single" w:sz="8" w:space="0" w:color="44546A"/>
+              <w:left w:val="nil"/>
+              <w:bottom w:val="single" w:sz="8" w:space="0" w:color="44546A"/>
+              <w:right w:val="single" w:sz="8" w:space="0" w:color="44546A"/>
+            </w:tcBorders>
+            <w:tcMar>
+              <w:top w:w="50" w:type="dxa"/>
+              <w:left w:w="50" w:type="dxa"/>
+              <w:bottom w:w="50" w:type="dxa"/>
+              <w:right w:w="50" w:type="dxa"/>
+            </w:tcMar>
+            <w:hideMark/>
+          </w:tcPr>
+          <w:p>
+            <w:proofErr w:type="gramStart"/>
+            <w:r>
+              <w:t xml:space="preserve">{{ </w:t>
+            </w:r>
+            <w:proofErr w:type="spellStart"/>
+            <w:r>
+              <w:t>r</w:t>
+            </w:r>
+            <w:proofErr w:type="gramEnd"/>
+            <w:r>
+              <w:t>.priority_action</w:t>
+            </w:r>
+            <w:proofErr w:type="spellEnd"/>
+            <w:r>
+              <w:t xml:space="preserve"> }}</w:t>
+            </w:r>
+          </w:p>
+        </w:tc>
+      </w:tr>
+      <w:tr>
+        <w:tc>
+          <w:tcPr>
+            <w:tcW w:w="0" w:type="auto"/>
+            <w:vAlign w:val="center"/>
+            <w:hideMark/>
+          </w:tcPr>
+          <w:p>
+            <w:r>
+              <w:t xml:space="preserve">{%tr </w:t>
+            </w:r>
+            <w:proofErr w:type="spellStart"/>
+            <w:r>
+              <w:t>endfor</w:t>
+            </w:r>
+            <w:proofErr w:type="spellEnd"/>
+            <w:r>
+              <w:t xml:space="preserve"> %}</w:t>
+            </w:r>
+          </w:p>
+        </w:tc>
+        <w:tc>
+          <w:tcPr>
+            <w:tcW w:w="0" w:type="auto"/>
+            <w:vAlign w:val="center"/>
+            <w:hideMark/>
+          </w:tcPr>
+          <w:p/>
+        </w:tc>
+        <w:tc>
+          <w:tcPr>
+            <w:tcW w:w="0" w:type="auto"/>
+            <w:vAlign w:val="center"/>
+            <w:hideMark/>
+          </w:tcPr>
+          <w:p/>
+        </w:tc>
+        <w:tc>
+          <w:tcPr>
+            <w:tcW w:w="0" w:type="auto"/>
+            <w:vAlign w:val="center"/>
+            <w:hideMark/>
+          </w:tcPr>
+          <w:p/>
+        </w:tc>
+      </w:tr>
+    </w:tbl>
     <w:p/>
     <w:p/>
     <w:p>
@@ -1755,35 +4396,359 @@
         <w:pStyle w:val="Heading2"/>
       </w:pPr>
       <w:r>
-        <w:t>Executive Commentary</w:t>
+        <w:t>Programme Options (indicative)</w:t>
       </w:r>
     </w:p>
-    <w:p>
-      <w:proofErr w:type="gramStart"/>
-      <w:r>
-        <w:t xml:space="preserve">{{ </w:t>
-      </w:r>
-      <w:proofErr w:type="spellStart"/>
-      <w:r>
-        <w:t>exec</w:t>
-      </w:r>
-      <w:proofErr w:type="gramEnd"/>
-      <w:r>
-        <w:t>_</w:t>
-      </w:r>
-      <w:proofErr w:type="gramStart"/>
-      <w:r>
-        <w:t>summary</w:t>
-      </w:r>
-      <w:proofErr w:type="spellEnd"/>
-      <w:r>
-        <w:t xml:space="preserve"> }</w:t>
-      </w:r>
-      <w:proofErr w:type="gramEnd"/>
-      <w:r>
-        <w:t>}</w:t>
-      </w:r>
-    </w:p>
+    <w:tbl>
+      <w:tblPr>
+        <w:tblW w:w="4750" w:type="pct"/>
+        <w:tblInd w:w="50" w:type="dxa"/>
+        <w:tblCellMar>
+          <w:left w:w="0" w:type="dxa"/>
+          <w:right w:w="0" w:type="dxa"/>
+        </w:tblCellMar>
+        <w:tblLook w:val="04A0" w:firstRow="1" w:lastRow="0" w:firstColumn="1" w:lastColumn="0" w:noHBand="0" w:noVBand="1"/>
+      </w:tblPr>
+      <w:tblGrid>
+        <w:gridCol w:w="2565"/>
+        <w:gridCol w:w="4275"/>
+        <w:gridCol w:w="1710"/>
+      </w:tblGrid>
+      <w:tr>
+        <w:tc>
+          <w:tcPr>
+            <w:tcW w:w="1500" w:type="pct"/>
+            <w:tcBorders>
+              <w:top w:val="single" w:sz="8" w:space="0" w:color="44546A"/>
+              <w:left w:val="single" w:sz="8" w:space="0" w:color="44546A"/>
+              <w:bottom w:val="single" w:sz="8" w:space="0" w:color="44546A"/>
+              <w:right w:val="single" w:sz="8" w:space="0" w:color="FFFFFF"/>
+            </w:tcBorders>
+            <w:shd w:val="clear" w:color="auto" w:fill="03546E"/>
+            <w:tcMar>
+              <w:top w:w="0" w:type="dxa"/>
+              <w:left w:w="50" w:type="dxa"/>
+              <w:bottom w:w="0" w:type="dxa"/>
+              <w:right w:w="50" w:type="dxa"/>
+            </w:tcMar>
+            <w:vAlign w:val="center"/>
+            <w:hideMark/>
+          </w:tcPr>
+          <w:p>
+            <w:pPr>
+              <w:rPr>
+                <w:szCs w:val="20"/>
+                <w:lang w:eastAsia="en-GB"/>
+              </w:rPr>
+            </w:pPr>
+            <w:r>
+              <w:rPr>
+                <w:b/>
+                <w:bCs/>
+                <w:color w:val="FFFFFF"/>
+                <w:sz w:val="22"/>
+                <w:szCs w:val="22"/>
+              </w:rPr>
+              <w:t>Indicative solution</w:t>
+            </w:r>
+          </w:p>
+        </w:tc>
+        <w:tc>
+          <w:tcPr>
+            <w:tcW w:w="2500" w:type="pct"/>
+            <w:tcBorders>
+              <w:top w:val="single" w:sz="8" w:space="0" w:color="44546A"/>
+              <w:left w:val="nil"/>
+              <w:bottom w:val="single" w:sz="8" w:space="0" w:color="44546A"/>
+              <w:right w:val="single" w:sz="8" w:space="0" w:color="FFFFFF"/>
+            </w:tcBorders>
+            <w:shd w:val="clear" w:color="auto" w:fill="03546E"/>
+            <w:tcMar>
+              <w:top w:w="0" w:type="dxa"/>
+              <w:left w:w="50" w:type="dxa"/>
+              <w:bottom w:w="0" w:type="dxa"/>
+              <w:right w:w="50" w:type="dxa"/>
+            </w:tcMar>
+            <w:vAlign w:val="center"/>
+            <w:hideMark/>
+          </w:tcPr>
+          <w:p>
+            <w:r>
+              <w:rPr>
+                <w:b/>
+                <w:bCs/>
+                <w:color w:val="FFFFFF"/>
+                <w:sz w:val="22"/>
+                <w:szCs w:val="22"/>
+              </w:rPr>
+              <w:t xml:space="preserve">Why this fits </w:t>
+            </w:r>
+            <w:proofErr w:type="gramStart"/>
+            <w:r>
+              <w:rPr>
+                <w:b/>
+                <w:bCs/>
+                <w:color w:val="FFFFFF"/>
+                <w:sz w:val="22"/>
+                <w:szCs w:val="22"/>
+              </w:rPr>
+              <w:t xml:space="preserve">{{ </w:t>
+            </w:r>
+            <w:proofErr w:type="spellStart"/>
+            <w:r>
+              <w:rPr>
+                <w:b/>
+                <w:bCs/>
+                <w:color w:val="FFFFFF"/>
+                <w:sz w:val="22"/>
+                <w:szCs w:val="22"/>
+              </w:rPr>
+              <w:t>customer</w:t>
+            </w:r>
+            <w:proofErr w:type="gramEnd"/>
+            <w:r>
+              <w:rPr>
+                <w:b/>
+                <w:bCs/>
+                <w:color w:val="FFFFFF"/>
+                <w:sz w:val="22"/>
+                <w:szCs w:val="22"/>
+              </w:rPr>
+              <w:t>_name</w:t>
+            </w:r>
+            <w:proofErr w:type="spellEnd"/>
+            <w:r>
+              <w:rPr>
+                <w:b/>
+                <w:bCs/>
+                <w:color w:val="FFFFFF"/>
+                <w:sz w:val="22"/>
+                <w:szCs w:val="22"/>
+              </w:rPr>
+              <w:t xml:space="preserve"> }}</w:t>
+            </w:r>
+          </w:p>
+        </w:tc>
+        <w:tc>
+          <w:tcPr>
+            <w:tcW w:w="1000" w:type="pct"/>
+            <w:tcBorders>
+              <w:top w:val="single" w:sz="8" w:space="0" w:color="44546A"/>
+              <w:left w:val="nil"/>
+              <w:bottom w:val="single" w:sz="8" w:space="0" w:color="44546A"/>
+              <w:right w:val="single" w:sz="8" w:space="0" w:color="44546A"/>
+            </w:tcBorders>
+            <w:shd w:val="clear" w:color="auto" w:fill="03546E"/>
+            <w:tcMar>
+              <w:top w:w="0" w:type="dxa"/>
+              <w:left w:w="50" w:type="dxa"/>
+              <w:bottom w:w="0" w:type="dxa"/>
+              <w:right w:w="50" w:type="dxa"/>
+            </w:tcMar>
+            <w:vAlign w:val="center"/>
+            <w:hideMark/>
+          </w:tcPr>
+          <w:p>
+            <w:r>
+              <w:rPr>
+                <w:b/>
+                <w:bCs/>
+                <w:color w:val="FFFFFF"/>
+                <w:sz w:val="22"/>
+                <w:szCs w:val="22"/>
+              </w:rPr>
+              <w:t>Cost band</w:t>
+            </w:r>
+          </w:p>
+        </w:tc>
+      </w:tr>
+      <w:tr>
+        <w:tc>
+          <w:tcPr>
+            <w:tcW w:w="0" w:type="auto"/>
+            <w:vAlign w:val="center"/>
+            <w:hideMark/>
+          </w:tcPr>
+          <w:p>
+            <w:r>
+              <w:t xml:space="preserve">{%tr for opt in </w:t>
+            </w:r>
+            <w:proofErr w:type="spellStart"/>
+            <w:r>
+              <w:t>programme_options</w:t>
+            </w:r>
+            <w:proofErr w:type="spellEnd"/>
+            <w:r>
+              <w:t xml:space="preserve"> %}</w:t>
+            </w:r>
+          </w:p>
+        </w:tc>
+        <w:tc>
+          <w:tcPr>
+            <w:tcW w:w="0" w:type="auto"/>
+            <w:vAlign w:val="center"/>
+            <w:hideMark/>
+          </w:tcPr>
+          <w:p/>
+        </w:tc>
+        <w:tc>
+          <w:tcPr>
+            <w:tcW w:w="0" w:type="auto"/>
+            <w:vAlign w:val="center"/>
+            <w:hideMark/>
+          </w:tcPr>
+          <w:p/>
+        </w:tc>
+      </w:tr>
+      <w:tr>
+        <w:tc>
+          <w:tcPr>
+            <w:tcW w:w="1500" w:type="pct"/>
+            <w:tcBorders>
+              <w:top w:val="single" w:sz="8" w:space="0" w:color="44546A"/>
+              <w:left w:val="single" w:sz="8" w:space="0" w:color="44546A"/>
+              <w:bottom w:val="single" w:sz="8" w:space="0" w:color="44546A"/>
+              <w:right w:val="single" w:sz="8" w:space="0" w:color="44546A"/>
+            </w:tcBorders>
+            <w:tcMar>
+              <w:top w:w="50" w:type="dxa"/>
+              <w:left w:w="50" w:type="dxa"/>
+              <w:bottom w:w="50" w:type="dxa"/>
+              <w:right w:w="50" w:type="dxa"/>
+            </w:tcMar>
+            <w:hideMark/>
+          </w:tcPr>
+          <w:p>
+            <w:proofErr w:type="gramStart"/>
+            <w:r>
+              <w:t xml:space="preserve">{{ </w:t>
+            </w:r>
+            <w:proofErr w:type="spellStart"/>
+            <w:r>
+              <w:t>opt</w:t>
+            </w:r>
+            <w:proofErr w:type="gramEnd"/>
+            <w:r>
+              <w:t>.solution</w:t>
+            </w:r>
+            <w:proofErr w:type="spellEnd"/>
+            <w:r>
+              <w:t xml:space="preserve"> }}</w:t>
+            </w:r>
+          </w:p>
+        </w:tc>
+        <w:tc>
+          <w:tcPr>
+            <w:tcW w:w="2500" w:type="pct"/>
+            <w:tcBorders>
+              <w:top w:val="single" w:sz="8" w:space="0" w:color="44546A"/>
+              <w:left w:val="nil"/>
+              <w:bottom w:val="single" w:sz="8" w:space="0" w:color="44546A"/>
+              <w:right w:val="single" w:sz="8" w:space="0" w:color="44546A"/>
+            </w:tcBorders>
+            <w:tcMar>
+              <w:top w:w="50" w:type="dxa"/>
+              <w:left w:w="50" w:type="dxa"/>
+              <w:bottom w:w="50" w:type="dxa"/>
+              <w:right w:w="50" w:type="dxa"/>
+            </w:tcMar>
+            <w:hideMark/>
+          </w:tcPr>
+          <w:p>
+            <w:proofErr w:type="gramStart"/>
+            <w:r>
+              <w:t xml:space="preserve">{{ </w:t>
+            </w:r>
+            <w:proofErr w:type="spellStart"/>
+            <w:r>
+              <w:t>opt.why</w:t>
+            </w:r>
+            <w:proofErr w:type="gramEnd"/>
+            <w:r>
+              <w:t>_this_fits</w:t>
+            </w:r>
+            <w:proofErr w:type="spellEnd"/>
+            <w:r>
+              <w:t xml:space="preserve"> }}</w:t>
+            </w:r>
+          </w:p>
+        </w:tc>
+        <w:tc>
+          <w:tcPr>
+            <w:tcW w:w="1000" w:type="pct"/>
+            <w:tcBorders>
+              <w:top w:val="single" w:sz="8" w:space="0" w:color="44546A"/>
+              <w:left w:val="nil"/>
+              <w:bottom w:val="single" w:sz="8" w:space="0" w:color="44546A"/>
+              <w:right w:val="single" w:sz="8" w:space="0" w:color="44546A"/>
+            </w:tcBorders>
+            <w:tcMar>
+              <w:top w:w="50" w:type="dxa"/>
+              <w:left w:w="50" w:type="dxa"/>
+              <w:bottom w:w="50" w:type="dxa"/>
+              <w:right w:w="50" w:type="dxa"/>
+            </w:tcMar>
+            <w:hideMark/>
+          </w:tcPr>
+          <w:p>
+            <w:proofErr w:type="gramStart"/>
+            <w:r>
+              <w:t xml:space="preserve">{{ </w:t>
+            </w:r>
+            <w:proofErr w:type="spellStart"/>
+            <w:r>
+              <w:t>opt</w:t>
+            </w:r>
+            <w:proofErr w:type="gramEnd"/>
+            <w:r>
+              <w:t>.cost_band</w:t>
+            </w:r>
+            <w:proofErr w:type="spellEnd"/>
+            <w:r>
+              <w:t xml:space="preserve"> }}</w:t>
+            </w:r>
+          </w:p>
+        </w:tc>
+      </w:tr>
+      <w:tr>
+        <w:tc>
+          <w:tcPr>
+            <w:tcW w:w="0" w:type="auto"/>
+            <w:vAlign w:val="center"/>
+            <w:hideMark/>
+          </w:tcPr>
+          <w:p>
+            <w:r>
+              <w:t xml:space="preserve">{%tr </w:t>
+            </w:r>
+            <w:proofErr w:type="spellStart"/>
+            <w:r>
+              <w:t>endfor</w:t>
+            </w:r>
+            <w:proofErr w:type="spellEnd"/>
+            <w:r>
+              <w:t xml:space="preserve"> %}</w:t>
+            </w:r>
+          </w:p>
+        </w:tc>
+        <w:tc>
+          <w:tcPr>
+            <w:tcW w:w="0" w:type="auto"/>
+            <w:vAlign w:val="center"/>
+            <w:hideMark/>
+          </w:tcPr>
+          <w:p/>
+        </w:tc>
+        <w:tc>
+          <w:tcPr>
+            <w:tcW w:w="0" w:type="auto"/>
+            <w:vAlign w:val="center"/>
+            <w:hideMark/>
+          </w:tcPr>
+          <w:p/>
+        </w:tc>
+      </w:tr>
+    </w:tbl>
     <w:p/>
     <w:p>
       <w:pPr>
@@ -1792,15 +4757,169 @@
     </w:p>
     <w:p>
       <w:pPr>
-        <w:pStyle w:val="Heading2"/>
+        <w:pStyle w:val="Heading1"/>
       </w:pPr>
       <w:r>
-        <w:t>Current domain alignment</w:t>
+        <w:t>Simulated attack of current infrastructure</w:t>
+      </w:r>
+    </w:p>
+    <w:p>
+      <w:pPr>
+        <w:spacing w:before="240" w:after="120"/>
+        <w:rPr>
+          <w:bCs/>
+          <w:i/>
+          <w:iCs/>
+          <w:sz w:val="12"/>
+          <w:szCs w:val="12"/>
+        </w:rPr>
+      </w:pPr>
+      <w:r>
+        <w:rPr>
+          <w:bCs/>
+          <w:i/>
+          <w:iCs/>
+          <w:sz w:val="12"/>
+          <w:szCs w:val="12"/>
+        </w:rPr>
+        <w:t xml:space="preserve">Disclaimer: this is a fictional breach scenario leveraging threat intelligence and known threat actor activity mapped to the current technology stack and perceived security maturity of </w:t>
+      </w:r>
+      <w:proofErr w:type="gramStart"/>
+      <w:r>
+        <w:rPr>
+          <w:bCs/>
+          <w:i/>
+          <w:iCs/>
+          <w:sz w:val="12"/>
+          <w:szCs w:val="12"/>
+        </w:rPr>
+        <w:t xml:space="preserve">{{ </w:t>
+      </w:r>
+      <w:proofErr w:type="spellStart"/>
+      <w:r>
+        <w:rPr>
+          <w:bCs/>
+          <w:i/>
+          <w:iCs/>
+          <w:sz w:val="12"/>
+          <w:szCs w:val="12"/>
+        </w:rPr>
+        <w:t>customer</w:t>
+      </w:r>
+      <w:proofErr w:type="gramEnd"/>
+      <w:r>
+        <w:rPr>
+          <w:bCs/>
+          <w:i/>
+          <w:iCs/>
+          <w:sz w:val="12"/>
+          <w:szCs w:val="12"/>
+        </w:rPr>
+        <w:t>_</w:t>
+      </w:r>
+      <w:proofErr w:type="gramStart"/>
+      <w:r>
+        <w:rPr>
+          <w:bCs/>
+          <w:i/>
+          <w:iCs/>
+          <w:sz w:val="12"/>
+          <w:szCs w:val="12"/>
+        </w:rPr>
+        <w:t>name</w:t>
+      </w:r>
+      <w:proofErr w:type="spellEnd"/>
+      <w:r>
+        <w:rPr>
+          <w:bCs/>
+          <w:i/>
+          <w:iCs/>
+          <w:sz w:val="12"/>
+          <w:szCs w:val="12"/>
+        </w:rPr>
+        <w:t xml:space="preserve"> }</w:t>
+      </w:r>
+      <w:proofErr w:type="gramEnd"/>
+      <w:r>
+        <w:rPr>
+          <w:bCs/>
+          <w:i/>
+          <w:iCs/>
+          <w:sz w:val="12"/>
+          <w:szCs w:val="12"/>
+        </w:rPr>
+        <w:t xml:space="preserve">} </w:t>
+      </w:r>
+      <w:r>
+        <w:rPr>
+          <w:bCs/>
+          <w:i/>
+          <w:iCs/>
+          <w:sz w:val="12"/>
+          <w:szCs w:val="12"/>
+        </w:rPr>
+        <w:t>– this is meant as an illustration of potential risks only</w:t>
+      </w:r>
+    </w:p>
+    <w:p>
+      <w:pPr>
+        <w:pStyle w:val="NormalWeb"/>
+        <w:rPr>
+          <w:rStyle w:val="HTMLCode"/>
+        </w:rPr>
+      </w:pPr>
+    </w:p>
+    <w:p>
+      <w:pPr>
+        <w:rPr>
+          <w:szCs w:val="20"/>
+          <w:lang w:eastAsia="en-GB"/>
+        </w:rPr>
+      </w:pPr>
+      <w:proofErr w:type="gramStart"/>
+      <w:r>
+        <w:t xml:space="preserve">{{ </w:t>
+      </w:r>
+      <w:proofErr w:type="spellStart"/>
+      <w:r>
+        <w:t>threat</w:t>
+      </w:r>
+      <w:proofErr w:type="gramEnd"/>
+      <w:r>
+        <w:t>_</w:t>
+      </w:r>
+      <w:proofErr w:type="gramStart"/>
+      <w:r>
+        <w:t>scenarios</w:t>
+      </w:r>
+      <w:proofErr w:type="spellEnd"/>
+      <w:r>
+        <w:t xml:space="preserve"> }</w:t>
+      </w:r>
+      <w:proofErr w:type="gramEnd"/>
+      <w:r>
+        <w:t>}</w:t>
       </w:r>
     </w:p>
     <w:p/>
     <w:p/>
     <w:p>
+      <w:pPr>
+        <w:pStyle w:val="Heading1"/>
+      </w:pPr>
+      <w:r>
+        <w:t>Current domain alignment</w:t>
+      </w:r>
+    </w:p>
+    <w:p/>
+    <w:p/>
+    <w:p>
+      <w:pPr>
+        <w:rPr>
+          <w:szCs w:val="20"/>
+          <w:lang w:eastAsia="en-GB"/>
+        </w:rPr>
+      </w:pPr>
       <w:proofErr w:type="gramStart"/>
       <w:r>
         <w:t xml:space="preserve">{{ </w:t>
@@ -1811,30 +4930,18 @@
       </w:r>
       <w:proofErr w:type="gramEnd"/>
       <w:r>
-        <w:rPr>
-          <w:rStyle w:val="hljs-emphasis"/>
-        </w:rPr>
         <w:t>_</w:t>
       </w:r>
       <w:proofErr w:type="gramStart"/>
       <w:r>
-        <w:rPr>
-          <w:rStyle w:val="hljs-emphasis"/>
-        </w:rPr>
         <w:t>chart</w:t>
       </w:r>
       <w:proofErr w:type="spellEnd"/>
       <w:r>
-        <w:rPr>
-          <w:rStyle w:val="hljs-emphasis"/>
-        </w:rPr>
         <w:t xml:space="preserve"> }</w:t>
       </w:r>
       <w:proofErr w:type="gramEnd"/>
       <w:r>
-        <w:rPr>
-          <w:rStyle w:val="hljs-emphasis"/>
-        </w:rPr>
         <w:t>}</w:t>
       </w:r>
     </w:p>
@@ -1894,6 +5001,7 @@
         <w:rPr>
           <w:noProof/>
         </w:rPr>
+        <w:lastRenderedPageBreak/>
         <mc:AlternateContent>
           <mc:Choice Requires="wps">
             <w:drawing>
@@ -1970,9 +5078,9 @@
               </wp:anchor>
             </w:drawing>
           </mc:Choice>
-          <mc:Fallback xmlns:w16cei="http://schemas.microsoft.com/office/word/2026/wordml/cei">
+          <mc:Fallback>
             <w:pict>
-              <v:shape w14:anchorId="346E967A" id="TextBox 9" o:spid="_x0000_s1028" type="#_x0000_t202" style="position:absolute;margin-left:354pt;margin-top:158.4pt;width:66pt;height:36pt;z-index:251663378;visibility:visible;mso-wrap-style:square;mso-width-percent:0;mso-height-percent:0;mso-wrap-distance-left:9pt;mso-wrap-distance-top:0;mso-wrap-distance-right:9pt;mso-wrap-distance-bottom:0;mso-position-horizontal:absolute;mso-position-horizontal-relative:text;mso-position-vertical:absolute;mso-position-vertical-relative:text;mso-width-percent:0;mso-height-percent:0;mso-width-relative:margin;mso-height-relative:margin;v-text-anchor:top" o:gfxdata="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" filled="f" strokecolor="#ff9300" strokeweight="1.5pt">
+              <v:shape w14:anchorId="346E967A" id="TextBox 9" o:spid="_x0000_s1027" type="#_x0000_t202" style="position:absolute;margin-left:354pt;margin-top:158.4pt;width:66pt;height:36pt;z-index:251663378;visibility:visible;mso-wrap-style:square;mso-width-percent:0;mso-height-percent:0;mso-wrap-distance-left:9pt;mso-wrap-distance-top:0;mso-wrap-distance-right:9pt;mso-wrap-distance-bottom:0;mso-position-horizontal:absolute;mso-position-horizontal-relative:text;mso-position-vertical:absolute;mso-position-vertical-relative:text;mso-width-percent:0;mso-height-percent:0;mso-width-relative:margin;mso-height-relative:margin;v-text-anchor:top" o:gfxdata="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" filled="f" strokecolor="#ff9300" strokeweight="1.5pt">
                 <v:textbox>
                   <w:txbxContent>
                     <w:p>
@@ -2074,9 +5182,9 @@
               </wp:anchor>
             </w:drawing>
           </mc:Choice>
-          <mc:Fallback xmlns:w16cei="http://schemas.microsoft.com/office/word/2026/wordml/cei">
+          <mc:Fallback>
             <w:pict>
-              <v:shapetype w14:anchorId="1DEC5F31" id="_x0000_t32" coordsize="21600,21600" o:spt="32" o:oned="t" path="m,l21600,21600e" filled="f">
+              <v:shapetype w14:anchorId="70443105" id="_x0000_t32" coordsize="21600,21600" o:spt="32" o:oned="t" path="m,l21600,21600e" filled="f">
                 <v:path arrowok="t" fillok="f" o:connecttype="none"/>
                 <o:lock v:ext="edit" shapetype="t"/>
               </v:shapetype>
@@ -2108,7 +5216,7 @@
                     <pic:cNvPicPr/>
                   </pic:nvPicPr>
                   <pic:blipFill>
-                    <a:blip r:embed="rId30"/>
+                    <a:blip r:embed="rId29"/>
                     <a:stretch>
                       <a:fillRect/>
                     </a:stretch>
@@ -2152,73 +5260,411 @@
     </w:p>
     <w:p>
       <w:pPr>
-        <w:pStyle w:val="BodyText"/>
         <w:rPr>
-          <w:rStyle w:val="Heading2Char"/>
-          <w:rFonts w:ascii="Arial" w:hAnsi="Arial" w:cs="Arial"/>
-          <w:color w:val="auto"/>
           <w:szCs w:val="20"/>
+          <w:lang w:eastAsia="en-GB"/>
         </w:rPr>
       </w:pPr>
+      <w:r>
+        <w:t xml:space="preserve">{% for comp in </w:t>
+      </w:r>
+      <w:proofErr w:type="spellStart"/>
+      <w:r>
+        <w:t>compliance_alignment</w:t>
+      </w:r>
+      <w:proofErr w:type="spellEnd"/>
+      <w:r>
+        <w:t xml:space="preserve"> </w:t>
+      </w:r>
       <w:proofErr w:type="gramStart"/>
       <w:r>
+        <w:t>%}</w:t>
+      </w:r>
+      <w:r>
         <w:rPr>
-          <w:rStyle w:val="Heading2Char"/>
-          <w:rFonts w:ascii="Arial" w:hAnsi="Arial" w:cs="Arial"/>
-          <w:color w:val="auto"/>
-          <w:szCs w:val="20"/>
+          <w:b/>
+          <w:bCs/>
         </w:rPr>
+        <w:t>Standard</w:t>
+      </w:r>
+      <w:proofErr w:type="gramEnd"/>
+      <w:r>
+        <w:rPr>
+          <w:b/>
+          <w:bCs/>
+        </w:rPr>
+        <w:t>:</w:t>
+      </w:r>
+      <w:r>
+        <w:t xml:space="preserve"> </w:t>
+      </w:r>
+      <w:proofErr w:type="gramStart"/>
+      <w:r>
         <w:t xml:space="preserve">{{ </w:t>
       </w:r>
       <w:proofErr w:type="spellStart"/>
       <w:r>
+        <w:t>comp</w:t>
+      </w:r>
+      <w:proofErr w:type="gramEnd"/>
+      <w:r>
+        <w:t>.</w:t>
+      </w:r>
+      <w:proofErr w:type="gramStart"/>
+      <w:r>
+        <w:t>standard</w:t>
+      </w:r>
+      <w:proofErr w:type="spellEnd"/>
+      <w:r>
+        <w:t xml:space="preserve"> }}{</w:t>
+      </w:r>
+      <w:proofErr w:type="gramEnd"/>
+      <w:r>
+        <w:t xml:space="preserve">% if </w:t>
+      </w:r>
+      <w:proofErr w:type="spellStart"/>
+      <w:proofErr w:type="gramStart"/>
+      <w:r>
+        <w:t>comp.gaps</w:t>
+      </w:r>
+      <w:proofErr w:type="spellEnd"/>
+      <w:proofErr w:type="gramEnd"/>
+      <w:r>
+        <w:t xml:space="preserve"> %} </w:t>
+      </w:r>
+      <w:r>
         <w:rPr>
-          <w:rStyle w:val="Heading2Char"/>
-          <w:rFonts w:ascii="Arial" w:hAnsi="Arial" w:cs="Arial"/>
-          <w:color w:val="auto"/>
-          <w:szCs w:val="20"/>
+          <w:b/>
+          <w:bCs/>
         </w:rPr>
-        <w:t>compliance</w:t>
-      </w:r>
+        <w:t>Gaps:</w:t>
+      </w:r>
+      <w:r>
+        <w:t xml:space="preserve"> {% for gap in </w:t>
+      </w:r>
+      <w:proofErr w:type="spellStart"/>
+      <w:proofErr w:type="gramStart"/>
+      <w:r>
+        <w:t>comp.gaps</w:t>
+      </w:r>
+      <w:proofErr w:type="spellEnd"/>
       <w:proofErr w:type="gramEnd"/>
       <w:r>
+        <w:t xml:space="preserve"> </w:t>
+      </w:r>
+      <w:proofErr w:type="gramStart"/>
+      <w:r>
+        <w:t>%}•</w:t>
+      </w:r>
+      <w:proofErr w:type="gramEnd"/>
+      <w:r>
+        <w:t xml:space="preserve"> </w:t>
+      </w:r>
+      <w:proofErr w:type="gramStart"/>
+      <w:r>
+        <w:t>{{ gap</w:t>
+      </w:r>
+      <w:proofErr w:type="gramEnd"/>
+      <w:r>
+        <w:t xml:space="preserve"> }} {% </w:t>
+      </w:r>
+      <w:proofErr w:type="spellStart"/>
+      <w:r>
+        <w:t>endfor</w:t>
+      </w:r>
+      <w:proofErr w:type="spellEnd"/>
+      <w:r>
+        <w:t xml:space="preserve"> </w:t>
+      </w:r>
+      <w:proofErr w:type="gramStart"/>
+      <w:r>
+        <w:t>%}{</w:t>
+      </w:r>
+      <w:proofErr w:type="gramEnd"/>
+      <w:r>
+        <w:t xml:space="preserve">% endif </w:t>
+      </w:r>
+      <w:proofErr w:type="gramStart"/>
+      <w:r>
+        <w:t>%}{</w:t>
+      </w:r>
+      <w:proofErr w:type="gramEnd"/>
+      <w:r>
+        <w:t xml:space="preserve">% if </w:t>
+      </w:r>
+      <w:proofErr w:type="spellStart"/>
+      <w:proofErr w:type="gramStart"/>
+      <w:r>
+        <w:t>comp.fill</w:t>
+      </w:r>
+      <w:proofErr w:type="gramEnd"/>
+      <w:r>
+        <w:t>_plan</w:t>
+      </w:r>
+      <w:proofErr w:type="spellEnd"/>
+      <w:r>
+        <w:t xml:space="preserve"> %} </w:t>
+      </w:r>
+      <w:r>
         <w:rPr>
-          <w:rStyle w:val="Heading2Char"/>
-          <w:rFonts w:ascii="Arial" w:hAnsi="Arial" w:cs="Arial"/>
-          <w:color w:val="auto"/>
-          <w:szCs w:val="20"/>
+          <w:b/>
+          <w:bCs/>
         </w:rPr>
-        <w:t>_alignment_</w:t>
-      </w:r>
+        <w:t>Remediation Plans:</w:t>
+      </w:r>
+      <w:r>
+        <w:t xml:space="preserve"> {% for </w:t>
+      </w:r>
+      <w:proofErr w:type="spellStart"/>
+      <w:r>
+        <w:t>gp</w:t>
+      </w:r>
+      <w:proofErr w:type="spellEnd"/>
+      <w:r>
+        <w:t xml:space="preserve"> in </w:t>
+      </w:r>
+      <w:proofErr w:type="spellStart"/>
       <w:proofErr w:type="gramStart"/>
       <w:r>
+        <w:t>comp.fill</w:t>
+      </w:r>
+      <w:proofErr w:type="gramEnd"/>
+      <w:r>
+        <w:t>_plan</w:t>
+      </w:r>
+      <w:proofErr w:type="spellEnd"/>
+      <w:r>
+        <w:t xml:space="preserve"> </w:t>
+      </w:r>
+      <w:proofErr w:type="gramStart"/>
+      <w:r>
+        <w:t>%}</w:t>
+      </w:r>
+      <w:r>
         <w:rPr>
-          <w:rStyle w:val="Heading2Char"/>
-          <w:rFonts w:ascii="Arial" w:hAnsi="Arial" w:cs="Arial"/>
-          <w:color w:val="auto"/>
-          <w:szCs w:val="20"/>
+          <w:b/>
+          <w:bCs/>
         </w:rPr>
-        <w:t>render</w:t>
+        <w:t>Gap</w:t>
+      </w:r>
+      <w:proofErr w:type="gramEnd"/>
+      <w:r>
+        <w:rPr>
+          <w:b/>
+          <w:bCs/>
+        </w:rPr>
+        <w:t>:</w:t>
+      </w:r>
+      <w:r>
+        <w:t xml:space="preserve"> </w:t>
+      </w:r>
+      <w:proofErr w:type="gramStart"/>
+      <w:r>
+        <w:t xml:space="preserve">{{ </w:t>
+      </w:r>
+      <w:proofErr w:type="spellStart"/>
+      <w:r>
+        <w:t>gp.gap</w:t>
+      </w:r>
+      <w:proofErr w:type="gramEnd"/>
+      <w:r>
+        <w:t>_</w:t>
+      </w:r>
+      <w:proofErr w:type="gramStart"/>
+      <w:r>
+        <w:t>description</w:t>
       </w:r>
       <w:proofErr w:type="spellEnd"/>
       <w:r>
+        <w:t xml:space="preserve"> }</w:t>
+      </w:r>
+      <w:proofErr w:type="gramEnd"/>
+      <w:r>
+        <w:t xml:space="preserve">} </w:t>
+      </w:r>
+      <w:r>
         <w:rPr>
-          <w:rStyle w:val="Heading2Char"/>
-          <w:rFonts w:ascii="Arial" w:hAnsi="Arial" w:cs="Arial"/>
-          <w:color w:val="auto"/>
-          <w:szCs w:val="20"/>
+          <w:b/>
+          <w:bCs/>
         </w:rPr>
+        <w:t>Actions:</w:t>
+      </w:r>
+      <w:r>
+        <w:t xml:space="preserve"> {% for action in </w:t>
+      </w:r>
+      <w:proofErr w:type="spellStart"/>
+      <w:proofErr w:type="gramStart"/>
+      <w:r>
+        <w:t>gp.recommended</w:t>
+      </w:r>
+      <w:proofErr w:type="gramEnd"/>
+      <w:r>
+        <w:t>_actions</w:t>
+      </w:r>
+      <w:proofErr w:type="spellEnd"/>
+      <w:r>
+        <w:t xml:space="preserve"> </w:t>
+      </w:r>
+      <w:proofErr w:type="gramStart"/>
+      <w:r>
+        <w:t>%}•</w:t>
+      </w:r>
+      <w:proofErr w:type="gramEnd"/>
+      <w:r>
+        <w:t xml:space="preserve"> </w:t>
+      </w:r>
+      <w:proofErr w:type="gramStart"/>
+      <w:r>
+        <w:t>{{ action</w:t>
+      </w:r>
+      <w:proofErr w:type="gramEnd"/>
+      <w:r>
+        <w:t xml:space="preserve"> }} {% </w:t>
+      </w:r>
+      <w:proofErr w:type="spellStart"/>
+      <w:r>
+        <w:t>endfor</w:t>
+      </w:r>
+      <w:proofErr w:type="spellEnd"/>
+      <w:r>
+        <w:t xml:space="preserve"> </w:t>
+      </w:r>
+      <w:proofErr w:type="gramStart"/>
+      <w:r>
+        <w:t>%}</w:t>
+      </w:r>
+      <w:r>
+        <w:rPr>
+          <w:b/>
+          <w:bCs/>
+        </w:rPr>
+        <w:t>Owner</w:t>
+      </w:r>
+      <w:proofErr w:type="gramEnd"/>
+      <w:r>
+        <w:rPr>
+          <w:b/>
+          <w:bCs/>
+        </w:rPr>
+        <w:t>:</w:t>
+      </w:r>
+      <w:r>
+        <w:t xml:space="preserve"> </w:t>
+      </w:r>
+      <w:proofErr w:type="gramStart"/>
+      <w:r>
+        <w:t xml:space="preserve">{{ </w:t>
+      </w:r>
+      <w:proofErr w:type="spellStart"/>
+      <w:r>
+        <w:t>gp</w:t>
+      </w:r>
+      <w:proofErr w:type="gramEnd"/>
+      <w:r>
+        <w:t>.</w:t>
+      </w:r>
+      <w:proofErr w:type="gramStart"/>
+      <w:r>
+        <w:t>owner</w:t>
+      </w:r>
+      <w:proofErr w:type="spellEnd"/>
+      <w:r>
         <w:t xml:space="preserve"> }</w:t>
       </w:r>
       <w:proofErr w:type="gramEnd"/>
       <w:r>
+        <w:t xml:space="preserve">} </w:t>
+      </w:r>
+      <w:r>
         <w:rPr>
-          <w:rStyle w:val="Heading2Char"/>
-          <w:rFonts w:ascii="Arial" w:hAnsi="Arial" w:cs="Arial"/>
-          <w:color w:val="auto"/>
-          <w:szCs w:val="20"/>
+          <w:b/>
+          <w:bCs/>
         </w:rPr>
-        <w:t>}</w:t>
+        <w:t>Due By:</w:t>
+      </w:r>
+      <w:r>
+        <w:t xml:space="preserve"> </w:t>
+      </w:r>
+      <w:proofErr w:type="gramStart"/>
+      <w:r>
+        <w:t xml:space="preserve">{{ </w:t>
+      </w:r>
+      <w:proofErr w:type="spellStart"/>
+      <w:r>
+        <w:t>gp.due</w:t>
+      </w:r>
+      <w:proofErr w:type="gramEnd"/>
+      <w:r>
+        <w:t>_</w:t>
+      </w:r>
+      <w:proofErr w:type="gramStart"/>
+      <w:r>
+        <w:t>by</w:t>
+      </w:r>
+      <w:proofErr w:type="spellEnd"/>
+      <w:r>
+        <w:t xml:space="preserve"> }</w:t>
+      </w:r>
+      <w:proofErr w:type="gramEnd"/>
+      <w:r>
+        <w:t xml:space="preserve">} {% </w:t>
+      </w:r>
+      <w:proofErr w:type="spellStart"/>
+      <w:r>
+        <w:t>endfor</w:t>
+      </w:r>
+      <w:proofErr w:type="spellEnd"/>
+      <w:r>
+        <w:t xml:space="preserve"> </w:t>
+      </w:r>
+      <w:proofErr w:type="gramStart"/>
+      <w:r>
+        <w:t>%}{</w:t>
+      </w:r>
+      <w:proofErr w:type="gramEnd"/>
+      <w:r>
+        <w:t xml:space="preserve">% endif </w:t>
+      </w:r>
+      <w:proofErr w:type="gramStart"/>
+      <w:r>
+        <w:t>%}{</w:t>
+      </w:r>
+      <w:proofErr w:type="gramEnd"/>
+      <w:r>
+        <w:t xml:space="preserve">% if not </w:t>
+      </w:r>
+      <w:proofErr w:type="spellStart"/>
+      <w:proofErr w:type="gramStart"/>
+      <w:r>
+        <w:t>loop.last</w:t>
+      </w:r>
+      <w:proofErr w:type="spellEnd"/>
+      <w:proofErr w:type="gramEnd"/>
+      <w:r>
+        <w:t xml:space="preserve"> %}</w:t>
+      </w:r>
+      <w:r>
+        <w:br/>
+      </w:r>
+      <w:r>
+        <w:br/>
+        <w:t xml:space="preserve">{% endif </w:t>
+      </w:r>
+      <w:proofErr w:type="gramStart"/>
+      <w:r>
+        <w:t>%}{</w:t>
+      </w:r>
+      <w:proofErr w:type="gramEnd"/>
+      <w:r>
+        <w:t xml:space="preserve">% </w:t>
+      </w:r>
+      <w:proofErr w:type="spellStart"/>
+      <w:r>
+        <w:t>endfor</w:t>
+      </w:r>
+      <w:proofErr w:type="spellEnd"/>
+      <w:r>
+        <w:t xml:space="preserve"> %}</w:t>
       </w:r>
     </w:p>
     <w:p>
@@ -2229,346 +5675,6 @@
       </w:pPr>
     </w:p>
     <w:p>
-      <w:r>
-        <w:t xml:space="preserve">{% for comp in </w:t>
-      </w:r>
-      <w:proofErr w:type="spellStart"/>
-      <w:r>
-        <w:t>compliance_alignment</w:t>
-      </w:r>
-      <w:proofErr w:type="spellEnd"/>
-      <w:r>
-        <w:t xml:space="preserve"> %} </w:t>
-      </w:r>
-      <w:r>
-        <w:rPr>
-          <w:b/>
-          <w:bCs/>
-        </w:rPr>
-        <w:t>Standard:</w:t>
-      </w:r>
-      <w:r>
-        <w:t xml:space="preserve"> </w:t>
-      </w:r>
-      <w:proofErr w:type="gramStart"/>
-      <w:r>
-        <w:t xml:space="preserve">{{ </w:t>
-      </w:r>
-      <w:proofErr w:type="spellStart"/>
-      <w:r>
-        <w:t>comp</w:t>
-      </w:r>
-      <w:proofErr w:type="gramEnd"/>
-      <w:r>
-        <w:t>.</w:t>
-      </w:r>
-      <w:proofErr w:type="gramStart"/>
-      <w:r>
-        <w:t>standard</w:t>
-      </w:r>
-      <w:proofErr w:type="spellEnd"/>
-      <w:r>
-        <w:t xml:space="preserve"> }</w:t>
-      </w:r>
-      <w:proofErr w:type="gramEnd"/>
-      <w:r>
-        <w:t xml:space="preserve">} {% if </w:t>
-      </w:r>
-      <w:proofErr w:type="spellStart"/>
-      <w:proofErr w:type="gramStart"/>
-      <w:r>
-        <w:t>comp.gaps</w:t>
-      </w:r>
-      <w:proofErr w:type="spellEnd"/>
-      <w:proofErr w:type="gramEnd"/>
-      <w:r>
-        <w:t xml:space="preserve"> %} </w:t>
-      </w:r>
-      <w:r>
-        <w:rPr>
-          <w:b/>
-          <w:bCs/>
-        </w:rPr>
-        <w:t>Gaps:</w:t>
-      </w:r>
-      <w:r>
-        <w:t xml:space="preserve"> {% for gap in </w:t>
-      </w:r>
-      <w:proofErr w:type="spellStart"/>
-      <w:proofErr w:type="gramStart"/>
-      <w:r>
-        <w:t>comp.gaps</w:t>
-      </w:r>
-      <w:proofErr w:type="spellEnd"/>
-      <w:proofErr w:type="gramEnd"/>
-      <w:r>
-        <w:t xml:space="preserve"> %}</w:t>
-      </w:r>
-    </w:p>
-    <w:p/>
-    <w:p>
-      <w:r>
-        <w:rPr>
-          <w:b/>
-          <w:bCs/>
-        </w:rPr>
-        <w:t xml:space="preserve">- </w:t>
-      </w:r>
-      <w:proofErr w:type="gramStart"/>
-      <w:r>
-        <w:rPr>
-          <w:b/>
-          <w:bCs/>
-        </w:rPr>
-        <w:t>{{</w:t>
-      </w:r>
-      <w:r>
-        <w:t xml:space="preserve"> gap</w:t>
-      </w:r>
-      <w:proofErr w:type="gramEnd"/>
-      <w:r>
-        <w:t xml:space="preserve"> }} {% </w:t>
-      </w:r>
-      <w:proofErr w:type="spellStart"/>
-      <w:r>
-        <w:t>endfor</w:t>
-      </w:r>
-      <w:proofErr w:type="spellEnd"/>
-      <w:r>
-        <w:t xml:space="preserve"> %} {% endif %} {% if </w:t>
-      </w:r>
-      <w:proofErr w:type="spellStart"/>
-      <w:proofErr w:type="gramStart"/>
-      <w:r>
-        <w:t>comp.fill</w:t>
-      </w:r>
-      <w:proofErr w:type="gramEnd"/>
-      <w:r>
-        <w:t>_plan</w:t>
-      </w:r>
-      <w:proofErr w:type="spellEnd"/>
-      <w:r>
-        <w:t xml:space="preserve"> %} </w:t>
-      </w:r>
-      <w:r>
-        <w:rPr>
-          <w:b/>
-          <w:bCs/>
-        </w:rPr>
-        <w:t>Remediation Plans:</w:t>
-      </w:r>
-      <w:r>
-        <w:t xml:space="preserve"> {% for </w:t>
-      </w:r>
-      <w:proofErr w:type="spellStart"/>
-      <w:r>
-        <w:t>gp</w:t>
-      </w:r>
-      <w:proofErr w:type="spellEnd"/>
-      <w:r>
-        <w:t xml:space="preserve"> in </w:t>
-      </w:r>
-      <w:proofErr w:type="spellStart"/>
-      <w:proofErr w:type="gramStart"/>
-      <w:r>
-        <w:t>comp.fill</w:t>
-      </w:r>
-      <w:proofErr w:type="gramEnd"/>
-      <w:r>
-        <w:t>_plan</w:t>
-      </w:r>
-      <w:proofErr w:type="spellEnd"/>
-      <w:r>
-        <w:t xml:space="preserve"> %}</w:t>
-      </w:r>
-    </w:p>
-    <w:p/>
-    <w:p>
-      <w:r>
-        <w:rPr>
-          <w:b/>
-          <w:bCs/>
-        </w:rPr>
-        <w:t>- Gap:</w:t>
-      </w:r>
-      <w:r>
-        <w:t xml:space="preserve"> </w:t>
-      </w:r>
-      <w:proofErr w:type="gramStart"/>
-      <w:r>
-        <w:t xml:space="preserve">{{ </w:t>
-      </w:r>
-      <w:proofErr w:type="spellStart"/>
-      <w:r>
-        <w:t>gp.gap</w:t>
-      </w:r>
-      <w:proofErr w:type="gramEnd"/>
-      <w:r>
-        <w:t>_</w:t>
-      </w:r>
-      <w:proofErr w:type="gramStart"/>
-      <w:r>
-        <w:t>description</w:t>
-      </w:r>
-      <w:proofErr w:type="spellEnd"/>
-      <w:r>
-        <w:t xml:space="preserve"> }</w:t>
-      </w:r>
-      <w:proofErr w:type="gramEnd"/>
-      <w:r>
-        <w:t>}</w:t>
-      </w:r>
-    </w:p>
-    <w:p/>
-    <w:p>
-      <w:r>
-        <w:t xml:space="preserve">  </w:t>
-      </w:r>
-      <w:r>
-        <w:rPr>
-          <w:b/>
-          <w:bCs/>
-        </w:rPr>
-        <w:t>- Actions:</w:t>
-      </w:r>
-      <w:r>
-        <w:t xml:space="preserve"> {% for action in </w:t>
-      </w:r>
-      <w:proofErr w:type="spellStart"/>
-      <w:proofErr w:type="gramStart"/>
-      <w:r>
-        <w:t>gp.recommended</w:t>
-      </w:r>
-      <w:proofErr w:type="gramEnd"/>
-      <w:r>
-        <w:t>_actions</w:t>
-      </w:r>
-      <w:proofErr w:type="spellEnd"/>
-      <w:r>
-        <w:t xml:space="preserve"> %}</w:t>
-      </w:r>
-    </w:p>
-    <w:p>
-      <w:r>
-        <w:t xml:space="preserve">    - </w:t>
-      </w:r>
-      <w:proofErr w:type="gramStart"/>
-      <w:r>
-        <w:t>{{ action</w:t>
-      </w:r>
-      <w:proofErr w:type="gramEnd"/>
-      <w:r>
-        <w:t xml:space="preserve"> }} {% </w:t>
-      </w:r>
-      <w:proofErr w:type="spellStart"/>
-      <w:r>
-        <w:t>endfor</w:t>
-      </w:r>
-      <w:proofErr w:type="spellEnd"/>
-      <w:r>
-        <w:t xml:space="preserve"> %}</w:t>
-      </w:r>
-    </w:p>
-    <w:p>
-      <w:r>
-        <w:t xml:space="preserve">  </w:t>
-      </w:r>
-      <w:r>
-        <w:rPr>
-          <w:b/>
-          <w:bCs/>
-        </w:rPr>
-        <w:t>- Owner:</w:t>
-      </w:r>
-      <w:r>
-        <w:t xml:space="preserve"> </w:t>
-      </w:r>
-      <w:proofErr w:type="gramStart"/>
-      <w:r>
-        <w:t xml:space="preserve">{{ </w:t>
-      </w:r>
-      <w:proofErr w:type="spellStart"/>
-      <w:r>
-        <w:t>gp</w:t>
-      </w:r>
-      <w:proofErr w:type="gramEnd"/>
-      <w:r>
-        <w:t>.</w:t>
-      </w:r>
-      <w:proofErr w:type="gramStart"/>
-      <w:r>
-        <w:t>owner</w:t>
-      </w:r>
-      <w:proofErr w:type="spellEnd"/>
-      <w:r>
-        <w:t xml:space="preserve"> }</w:t>
-      </w:r>
-      <w:proofErr w:type="gramEnd"/>
-      <w:r>
-        <w:t>}</w:t>
-      </w:r>
-    </w:p>
-    <w:p>
-      <w:pPr>
-        <w:rPr>
-          <w:rStyle w:val="Heading2Char"/>
-        </w:rPr>
-      </w:pPr>
-      <w:r>
-        <w:t xml:space="preserve">  </w:t>
-      </w:r>
-      <w:r>
-        <w:rPr>
-          <w:b/>
-          <w:bCs/>
-        </w:rPr>
-        <w:t>- Due By:</w:t>
-      </w:r>
-      <w:r>
-        <w:t xml:space="preserve"> </w:t>
-      </w:r>
-      <w:proofErr w:type="gramStart"/>
-      <w:r>
-        <w:t xml:space="preserve">{{ </w:t>
-      </w:r>
-      <w:proofErr w:type="spellStart"/>
-      <w:r>
-        <w:t>gp.due</w:t>
-      </w:r>
-      <w:proofErr w:type="gramEnd"/>
-      <w:r>
-        <w:t>_</w:t>
-      </w:r>
-      <w:proofErr w:type="gramStart"/>
-      <w:r>
-        <w:t>by</w:t>
-      </w:r>
-      <w:proofErr w:type="spellEnd"/>
-      <w:r>
-        <w:t xml:space="preserve"> }</w:t>
-      </w:r>
-      <w:proofErr w:type="gramEnd"/>
-      <w:r>
-        <w:t xml:space="preserve">} {% </w:t>
-      </w:r>
-      <w:proofErr w:type="spellStart"/>
-      <w:r>
-        <w:t>endfor</w:t>
-      </w:r>
-      <w:proofErr w:type="spellEnd"/>
-      <w:r>
-        <w:t xml:space="preserve"> %} {% endif %} {% </w:t>
-      </w:r>
-      <w:proofErr w:type="spellStart"/>
-      <w:r>
-        <w:t>endfor</w:t>
-      </w:r>
-      <w:proofErr w:type="spellEnd"/>
-      <w:r>
-        <w:t xml:space="preserve"> %}</w:t>
-      </w:r>
-    </w:p>
-    <w:p>
       <w:pPr>
         <w:rPr>
           <w:rStyle w:val="Heading2Char"/>
@@ -2616,7 +5722,6 @@
     <w:p>
       <w:proofErr w:type="gramStart"/>
       <w:r>
-        <w:lastRenderedPageBreak/>
         <w:t>{</w:t>
       </w:r>
       <w:r>
@@ -7333,192 +10438,6 @@
         <w:t xml:space="preserve"> %}</w:t>
       </w:r>
     </w:p>
-    <w:p>
-      <w:pPr>
-        <w:pStyle w:val="NormalWeb"/>
-        <w:rPr>
-          <w:rStyle w:val="HTMLCode"/>
-        </w:rPr>
-      </w:pPr>
-    </w:p>
-    <w:p>
-      <w:pPr>
-        <w:spacing w:before="240" w:after="120"/>
-        <w:rPr>
-          <w:b/>
-          <w:sz w:val="26"/>
-        </w:rPr>
-      </w:pPr>
-      <w:r>
-        <w:rPr>
-          <w:b/>
-          <w:sz w:val="26"/>
-        </w:rPr>
-        <w:t>Simulated attack of current infrastructure</w:t>
-      </w:r>
-    </w:p>
-    <w:p>
-      <w:pPr>
-        <w:spacing w:before="240" w:after="120"/>
-        <w:rPr>
-          <w:bCs/>
-          <w:i/>
-          <w:iCs/>
-          <w:sz w:val="12"/>
-          <w:szCs w:val="12"/>
-        </w:rPr>
-      </w:pPr>
-      <w:r>
-        <w:rPr>
-          <w:bCs/>
-          <w:i/>
-          <w:iCs/>
-          <w:sz w:val="12"/>
-          <w:szCs w:val="12"/>
-        </w:rPr>
-        <w:t xml:space="preserve">Disclaimer: this is a fictional breach scenario leveraging threat intelligence and known threat actor activity mapped to the current technology stack and perceived security maturity of </w:t>
-      </w:r>
-      <w:proofErr w:type="gramStart"/>
-      <w:r>
-        <w:rPr>
-          <w:bCs/>
-          <w:i/>
-          <w:iCs/>
-          <w:sz w:val="12"/>
-          <w:szCs w:val="12"/>
-        </w:rPr>
-        <w:t xml:space="preserve">{{ </w:t>
-      </w:r>
-      <w:proofErr w:type="spellStart"/>
-      <w:r>
-        <w:rPr>
-          <w:bCs/>
-          <w:i/>
-          <w:iCs/>
-          <w:sz w:val="12"/>
-          <w:szCs w:val="12"/>
-        </w:rPr>
-        <w:t>customer</w:t>
-      </w:r>
-      <w:proofErr w:type="gramEnd"/>
-      <w:r>
-        <w:rPr>
-          <w:bCs/>
-          <w:i/>
-          <w:iCs/>
-          <w:sz w:val="12"/>
-          <w:szCs w:val="12"/>
-        </w:rPr>
-        <w:t>_</w:t>
-      </w:r>
-      <w:proofErr w:type="gramStart"/>
-      <w:r>
-        <w:rPr>
-          <w:bCs/>
-          <w:i/>
-          <w:iCs/>
-          <w:sz w:val="12"/>
-          <w:szCs w:val="12"/>
-        </w:rPr>
-        <w:t>name</w:t>
-      </w:r>
-      <w:proofErr w:type="spellEnd"/>
-      <w:r>
-        <w:rPr>
-          <w:bCs/>
-          <w:i/>
-          <w:iCs/>
-          <w:sz w:val="12"/>
-          <w:szCs w:val="12"/>
-        </w:rPr>
-        <w:t xml:space="preserve"> }</w:t>
-      </w:r>
-      <w:proofErr w:type="gramEnd"/>
-      <w:r>
-        <w:rPr>
-          <w:bCs/>
-          <w:i/>
-          <w:iCs/>
-          <w:sz w:val="12"/>
-          <w:szCs w:val="12"/>
-        </w:rPr>
-        <w:t xml:space="preserve">} </w:t>
-      </w:r>
-      <w:r>
-        <w:rPr>
-          <w:bCs/>
-          <w:i/>
-          <w:iCs/>
-          <w:sz w:val="12"/>
-          <w:szCs w:val="12"/>
-        </w:rPr>
-        <w:t>– this is meant as an illustration of potential risks only</w:t>
-      </w:r>
-    </w:p>
-    <w:p>
-      <w:pPr>
-        <w:pStyle w:val="NormalWeb"/>
-        <w:rPr>
-          <w:rStyle w:val="HTMLCode"/>
-        </w:rPr>
-      </w:pPr>
-    </w:p>
-    <w:p>
-      <w:pPr>
-        <w:pStyle w:val="NormalWeb"/>
-        <w:rPr>
-          <w:rFonts w:ascii="Roboto" w:hAnsi="Roboto"/>
-        </w:rPr>
-      </w:pPr>
-      <w:proofErr w:type="gramStart"/>
-      <w:r>
-        <w:rPr>
-          <w:rStyle w:val="HTMLCode"/>
-          <w:rFonts w:ascii="Roboto" w:hAnsi="Roboto"/>
-        </w:rPr>
-        <w:t xml:space="preserve">{{ </w:t>
-      </w:r>
-      <w:proofErr w:type="spellStart"/>
-      <w:r>
-        <w:rPr>
-          <w:rStyle w:val="HTMLCode"/>
-          <w:rFonts w:ascii="Roboto" w:hAnsi="Roboto"/>
-        </w:rPr>
-        <w:t>threat</w:t>
-      </w:r>
-      <w:proofErr w:type="gramEnd"/>
-      <w:r>
-        <w:rPr>
-          <w:rStyle w:val="HTMLCode"/>
-          <w:rFonts w:ascii="Roboto" w:hAnsi="Roboto"/>
-        </w:rPr>
-        <w:t>_</w:t>
-      </w:r>
-      <w:proofErr w:type="gramStart"/>
-      <w:r>
-        <w:rPr>
-          <w:rStyle w:val="HTMLCode"/>
-          <w:rFonts w:ascii="Roboto" w:hAnsi="Roboto"/>
-        </w:rPr>
-        <w:t>scenarios</w:t>
-      </w:r>
-      <w:proofErr w:type="spellEnd"/>
-      <w:r>
-        <w:rPr>
-          <w:rStyle w:val="HTMLCode"/>
-          <w:rFonts w:ascii="Roboto" w:hAnsi="Roboto"/>
-        </w:rPr>
-        <w:t xml:space="preserve"> }</w:t>
-      </w:r>
-      <w:proofErr w:type="gramEnd"/>
-      <w:r>
-        <w:rPr>
-          <w:rStyle w:val="HTMLCode"/>
-          <w:rFonts w:ascii="Roboto" w:hAnsi="Roboto"/>
-        </w:rPr>
-        <w:t>}</w:t>
-      </w:r>
-    </w:p>
     <w:p/>
     <w:p/>
     <w:p/>
@@ -7565,7 +10484,6 @@
           <w:sz w:val="20"/>
           <w:szCs w:val="24"/>
         </w:rPr>
-        <w:lastRenderedPageBreak/>
         <w:t xml:space="preserve">Our </w:t>
       </w:r>
       <w:r>
@@ -7694,7 +10612,7 @@
                     <pic:cNvPicPr/>
                   </pic:nvPicPr>
                   <pic:blipFill>
-                    <a:blip r:embed="rId31">
+                    <a:blip r:embed="rId30">
                       <a:extLst>
                         <a:ext uri="{28A0092B-C50C-407E-A947-70E740481C1C}">
                           <a14:useLocalDpi xmlns:a14="http://schemas.microsoft.com/office/drawing/2010/main" val="0"/>
@@ -7910,7 +10828,6 @@
     <w:p/>
     <w:p>
       <w:r>
-        <w:lastRenderedPageBreak/>
         <w:t xml:space="preserve">Since the beginning, we have built our business on first-class customer service and employing the best people available. We continue that ethos today, constantly building and maintaining </w:t>
       </w:r>
       <w:proofErr w:type="gramStart"/>
@@ -7968,7 +10885,7 @@
                           </pic:cNvPicPr>
                         </pic:nvPicPr>
                         <pic:blipFill>
-                          <a:blip r:embed="rId32">
+                          <a:blip r:embed="rId31">
                             <a:extLst>
                               <a:ext uri="{28A0092B-C50C-407E-A947-70E740481C1C}">
                                 <a14:useLocalDpi xmlns:a14="http://schemas.microsoft.com/office/drawing/2010/main" val="0"/>
@@ -8008,7 +10925,7 @@
                           </pic:cNvPicPr>
                         </pic:nvPicPr>
                         <pic:blipFill>
-                          <a:blip r:embed="rId33" cstate="print">
+                          <a:blip r:embed="rId32" cstate="print">
                             <a:extLst>
                               <a:ext uri="{28A0092B-C50C-407E-A947-70E740481C1C}">
                                 <a14:useLocalDpi xmlns:a14="http://schemas.microsoft.com/office/drawing/2010/main" val="0"/>
@@ -8043,7 +10960,7 @@
                           </pic:cNvPicPr>
                         </pic:nvPicPr>
                         <pic:blipFill>
-                          <a:blip r:embed="rId34">
+                          <a:blip r:embed="rId33">
                             <a:clrChange>
                               <a:clrFrom>
                                 <a:srgbClr val="FFFFFF"/>
@@ -8082,17 +10999,17 @@
               </wp:anchor>
             </w:drawing>
           </mc:Choice>
-          <mc:Fallback xmlns:w16cei="http://schemas.microsoft.com/office/word/2026/wordml/cei">
+          <mc:Fallback>
             <w:pict>
-              <v:group w14:anchorId="682D241F" id="Group 33" o:spid="_x0000_s1026" style="position:absolute;margin-left:-69.9pt;margin-top:13.3pt;width:593.1pt;height:619.5pt;z-index:251660306" coordsize="75323,78675" o:gfxdata="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">
-                <v:shape id="Picture 1423970209" o:spid="_x0000_s1027" type="#_x0000_t75" alt="Logo, company name&#10;&#10;Description automatically generated" style="position:absolute;width:75323;height:71342;visibility:visible;mso-wrap-style:square" o:gfxdata="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">
-                  <v:imagedata r:id="rId40" o:title="Logo, company name&#10;&#10;Description automatically generated"/>
+              <v:group w14:anchorId="548B296F" id="Group 33" o:spid="_x0000_s1026" style="position:absolute;margin-left:-69.9pt;margin-top:13.3pt;width:593.1pt;height:619.5pt;z-index:251660306" coordsize="75323,78675" o:gfxdata="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">
+                <v:shape id="Picture 1423970209" o:spid="_x0000_s1027" type="#_x0000_t75" alt="Logo, company name&#10;&#10;Description automatically generated" style="position:absolute;width:75323;height:71342;visibility:visible;mso-wrap-style:square" o:gfxdata="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">
+                  <v:imagedata r:id="rId34" o:title="Logo, company name&#10;&#10;Description automatically generated"/>
                 </v:shape>
-                <v:shape id="Picture 24" o:spid="_x0000_s1028" type="#_x0000_t75" alt="Logo&#10;&#10;Description automatically generated" style="position:absolute;left:50695;top:68714;width:14865;height:6655;visibility:visible;mso-wrap-style:square" o:gfxdata="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">
-                  <v:imagedata r:id="rId41" o:title="Logo&#10;&#10;Description automatically generated"/>
+                <v:shape id="Picture 24" o:spid="_x0000_s1028" type="#_x0000_t75" alt="Logo&#10;&#10;Description automatically generated" style="position:absolute;left:50695;top:68714;width:14865;height:6655;visibility:visible;mso-wrap-style:square" o:gfxdata="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">
+                  <v:imagedata r:id="rId35" o:title="Logo&#10;&#10;Description automatically generated"/>
                 </v:shape>
-                <v:shape id="Picture 2" o:spid="_x0000_s1029" type="#_x0000_t75" alt="Hsl Compliance Ltd" style="position:absolute;left:6858;top:66966;width:21640;height:11709;visibility:visible;mso-wrap-style:square" o:gfxdata="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">
-                  <v:imagedata r:id="rId42" o:title="Hsl Compliance Ltd" chromakey="white"/>
+                <v:shape id="Picture 2" o:spid="_x0000_s1029" type="#_x0000_t75" alt="Hsl Compliance Ltd" style="position:absolute;left:6858;top:66966;width:21640;height:11709;visibility:visible;mso-wrap-style:square" o:gfxdata="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">
+                  <v:imagedata r:id="rId36" o:title="Hsl Compliance Ltd" chromakey="white"/>
                 </v:shape>
               </v:group>
             </w:pict>
@@ -9139,9 +12056,9 @@
               </wp:anchor>
             </w:drawing>
           </mc:Choice>
-          <mc:Fallback xmlns:w16cei="http://schemas.microsoft.com/office/word/2026/wordml/cei">
+          <mc:Fallback>
             <w:pict>
-              <v:shape w14:anchorId="37D5DB8D" id="Text Box 1395801432" o:spid="_x0000_s1029" type="#_x0000_t202" style="position:absolute;margin-left:234.55pt;margin-top:10.6pt;width:228.1pt;height:486.2pt;z-index:251657225;visibility:visible;mso-wrap-style:square;mso-height-percent:0;mso-wrap-distance-left:9pt;mso-wrap-distance-top:0;mso-wrap-distance-right:9pt;mso-wrap-distance-bottom:0;mso-position-horizontal:absolute;mso-position-horizontal-relative:text;mso-position-vertical:absolute;mso-position-vertical-relative:text;mso-height-percent:0;mso-height-relative:margin;v-text-anchor:top" o:gfxdata="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" fillcolor="white [3201]" stroked="f" strokeweight=".5pt">
+              <v:shape w14:anchorId="37D5DB8D" id="Text Box 1395801432" o:spid="_x0000_s1028" type="#_x0000_t202" style="position:absolute;margin-left:234.55pt;margin-top:10.6pt;width:228.1pt;height:486.2pt;z-index:251657225;visibility:visible;mso-wrap-style:square;mso-height-percent:0;mso-wrap-distance-left:9pt;mso-wrap-distance-top:0;mso-wrap-distance-right:9pt;mso-wrap-distance-bottom:0;mso-position-horizontal:absolute;mso-position-horizontal-relative:text;mso-position-vertical:absolute;mso-position-vertical-relative:text;mso-height-percent:0;mso-height-relative:margin;v-text-anchor:top" o:gfxdata="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" fillcolor="white [3201]" stroked="f" strokeweight=".5pt">
                 <v:textbox>
                   <w:txbxContent>
                     <w:p>
@@ -9191,7 +12108,7 @@
                       <w:pPr>
                         <w:numPr>
                           <w:ilvl w:val="0"/>
-                          <w:numId w:val="3"/>
+                          <w:numId w:val="1"/>
                         </w:numPr>
                         <w:pBdr>
                           <w:top w:val="nil"/>
@@ -9234,7 +12151,7 @@
                       <w:pPr>
                         <w:numPr>
                           <w:ilvl w:val="0"/>
-                          <w:numId w:val="3"/>
+                          <w:numId w:val="1"/>
                         </w:numPr>
                         <w:pBdr>
                           <w:top w:val="nil"/>
@@ -9251,12 +12168,21 @@
                           <w:szCs w:val="18"/>
                         </w:rPr>
                       </w:pPr>
+                      <w:proofErr w:type="gramStart"/>
                       <w:r>
                         <w:rPr>
                           <w:sz w:val="13"/>
                           <w:szCs w:val="18"/>
                         </w:rPr>
-                        <w:t xml:space="preserve">In order to avoid delays to the project, </w:t>
+                        <w:t>In order to</w:t>
+                      </w:r>
+                      <w:proofErr w:type="gramEnd"/>
+                      <w:r>
+                        <w:rPr>
+                          <w:sz w:val="13"/>
+                          <w:szCs w:val="18"/>
+                        </w:rPr>
+                        <w:t xml:space="preserve"> avoid delays to the project, </w:t>
                       </w:r>
                       <w:r>
                         <w:rPr>
@@ -9277,7 +12203,7 @@
                       <w:pPr>
                         <w:numPr>
                           <w:ilvl w:val="0"/>
-                          <w:numId w:val="3"/>
+                          <w:numId w:val="1"/>
                         </w:numPr>
                         <w:pBdr>
                           <w:top w:val="nil"/>
@@ -9313,7 +12239,7 @@
                       <w:pPr>
                         <w:numPr>
                           <w:ilvl w:val="0"/>
-                          <w:numId w:val="3"/>
+                          <w:numId w:val="1"/>
                         </w:numPr>
                         <w:pBdr>
                           <w:top w:val="nil"/>
@@ -9349,7 +12275,7 @@
                       <w:pPr>
                         <w:numPr>
                           <w:ilvl w:val="0"/>
-                          <w:numId w:val="3"/>
+                          <w:numId w:val="1"/>
                         </w:numPr>
                         <w:pBdr>
                           <w:top w:val="nil"/>
@@ -9385,7 +12311,7 @@
                       <w:pPr>
                         <w:numPr>
                           <w:ilvl w:val="0"/>
-                          <w:numId w:val="3"/>
+                          <w:numId w:val="1"/>
                         </w:numPr>
                         <w:pBdr>
                           <w:top w:val="nil"/>
@@ -9421,7 +12347,7 @@
                       <w:pPr>
                         <w:numPr>
                           <w:ilvl w:val="0"/>
-                          <w:numId w:val="3"/>
+                          <w:numId w:val="1"/>
                         </w:numPr>
                         <w:pBdr>
                           <w:top w:val="nil"/>
@@ -9457,7 +12383,7 @@
                       <w:pPr>
                         <w:numPr>
                           <w:ilvl w:val="1"/>
-                          <w:numId w:val="3"/>
+                          <w:numId w:val="1"/>
                         </w:numPr>
                         <w:pBdr>
                           <w:top w:val="nil"/>
@@ -9501,7 +12427,7 @@
                       <w:pPr>
                         <w:numPr>
                           <w:ilvl w:val="1"/>
-                          <w:numId w:val="3"/>
+                          <w:numId w:val="1"/>
                         </w:numPr>
                         <w:pBdr>
                           <w:top w:val="nil"/>
@@ -9545,7 +12471,7 @@
                       <w:pPr>
                         <w:numPr>
                           <w:ilvl w:val="1"/>
-                          <w:numId w:val="3"/>
+                          <w:numId w:val="1"/>
                         </w:numPr>
                         <w:pBdr>
                           <w:top w:val="nil"/>
@@ -9575,7 +12501,7 @@
                       <w:pPr>
                         <w:numPr>
                           <w:ilvl w:val="1"/>
-                          <w:numId w:val="3"/>
+                          <w:numId w:val="1"/>
                         </w:numPr>
                         <w:pBdr>
                           <w:top w:val="nil"/>
@@ -9605,7 +12531,7 @@
                       <w:pPr>
                         <w:numPr>
                           <w:ilvl w:val="1"/>
-                          <w:numId w:val="3"/>
+                          <w:numId w:val="1"/>
                         </w:numPr>
                         <w:pBdr>
                           <w:top w:val="nil"/>
@@ -9635,7 +12561,7 @@
                       <w:pPr>
                         <w:numPr>
                           <w:ilvl w:val="1"/>
-                          <w:numId w:val="3"/>
+                          <w:numId w:val="1"/>
                         </w:numPr>
                         <w:pBdr>
                           <w:top w:val="nil"/>
@@ -9665,7 +12591,7 @@
                       <w:pPr>
                         <w:numPr>
                           <w:ilvl w:val="0"/>
-                          <w:numId w:val="3"/>
+                          <w:numId w:val="1"/>
                         </w:numPr>
                         <w:pBdr>
                           <w:top w:val="nil"/>
@@ -9702,7 +12628,7 @@
                       <w:pPr>
                         <w:numPr>
                           <w:ilvl w:val="0"/>
-                          <w:numId w:val="3"/>
+                          <w:numId w:val="1"/>
                         </w:numPr>
                         <w:pBdr>
                           <w:top w:val="nil"/>
@@ -9746,7 +12672,7 @@
                       <w:pPr>
                         <w:numPr>
                           <w:ilvl w:val="0"/>
-                          <w:numId w:val="3"/>
+                          <w:numId w:val="1"/>
                         </w:numPr>
                         <w:pBdr>
                           <w:top w:val="nil"/>
@@ -9783,14 +12709,30 @@
                           <w:sz w:val="13"/>
                           <w:szCs w:val="18"/>
                         </w:rPr>
-                        <w:t xml:space="preserve"> projects is planned and met.</w:t>
+                        <w:t xml:space="preserve"> projects </w:t>
+                      </w:r>
+                      <w:proofErr w:type="gramStart"/>
+                      <w:r>
+                        <w:rPr>
+                          <w:sz w:val="13"/>
+                          <w:szCs w:val="18"/>
+                        </w:rPr>
+                        <w:t>is</w:t>
+                      </w:r>
+                      <w:proofErr w:type="gramEnd"/>
+                      <w:r>
+                        <w:rPr>
+                          <w:sz w:val="13"/>
+                          <w:szCs w:val="18"/>
+                        </w:rPr>
+                        <w:t xml:space="preserve"> planned and met.</w:t>
                       </w:r>
                     </w:p>
                     <w:p>
                       <w:pPr>
                         <w:numPr>
                           <w:ilvl w:val="0"/>
-                          <w:numId w:val="3"/>
+                          <w:numId w:val="1"/>
                         </w:numPr>
                         <w:pBdr>
                           <w:top w:val="nil"/>
@@ -9827,7 +12769,7 @@
                       <w:pPr>
                         <w:numPr>
                           <w:ilvl w:val="0"/>
-                          <w:numId w:val="3"/>
+                          <w:numId w:val="1"/>
                         </w:numPr>
                         <w:pBdr>
                           <w:top w:val="nil"/>
@@ -10795,9 +13737,9 @@
               </wp:anchor>
             </w:drawing>
           </mc:Choice>
-          <mc:Fallback xmlns:w16cei="http://schemas.microsoft.com/office/word/2026/wordml/cei">
+          <mc:Fallback>
             <w:pict>
-              <v:shape w14:anchorId="0BFEBFDA" id="Text Box 1749209667" o:spid="_x0000_s1030" type="#_x0000_t202" style="position:absolute;margin-left:-20.7pt;margin-top:10.6pt;width:228.1pt;height:532.35pt;z-index:251657224;visibility:visible;mso-wrap-style:square;mso-height-percent:0;mso-wrap-distance-left:9pt;mso-wrap-distance-top:0;mso-wrap-distance-right:9pt;mso-wrap-distance-bottom:0;mso-position-horizontal:absolute;mso-position-horizontal-relative:text;mso-position-vertical:absolute;mso-position-vertical-relative:text;mso-height-percent:0;mso-height-relative:margin;v-text-anchor:top" o:gfxdata="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" fillcolor="white [3201]" stroked="f" strokeweight=".5pt">
+              <v:shape w14:anchorId="0BFEBFDA" id="Text Box 1749209667" o:spid="_x0000_s1029" type="#_x0000_t202" style="position:absolute;margin-left:-20.7pt;margin-top:10.6pt;width:228.1pt;height:532.35pt;z-index:251657224;visibility:visible;mso-wrap-style:square;mso-height-percent:0;mso-wrap-distance-left:9pt;mso-wrap-distance-top:0;mso-wrap-distance-right:9pt;mso-wrap-distance-bottom:0;mso-position-horizontal:absolute;mso-position-horizontal-relative:text;mso-position-vertical:absolute;mso-position-vertical-relative:text;mso-height-percent:0;mso-height-relative:margin;v-text-anchor:top" o:gfxdata="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" fillcolor="white [3201]" stroked="f" strokeweight=".5pt">
                 <v:textbox>
                   <w:txbxContent>
                     <w:p>
@@ -10826,7 +13768,7 @@
                       <w:pPr>
                         <w:numPr>
                           <w:ilvl w:val="0"/>
-                          <w:numId w:val="3"/>
+                          <w:numId w:val="1"/>
                         </w:numPr>
                         <w:pBdr>
                           <w:top w:val="nil"/>
@@ -10884,7 +13826,7 @@
                       <w:pPr>
                         <w:numPr>
                           <w:ilvl w:val="0"/>
-                          <w:numId w:val="3"/>
+                          <w:numId w:val="1"/>
                         </w:numPr>
                         <w:pBdr>
                           <w:top w:val="nil"/>
@@ -10928,7 +13870,7 @@
                       <w:pPr>
                         <w:numPr>
                           <w:ilvl w:val="0"/>
-                          <w:numId w:val="3"/>
+                          <w:numId w:val="1"/>
                         </w:numPr>
                         <w:pBdr>
                           <w:top w:val="nil"/>
@@ -10972,7 +13914,7 @@
                       <w:pPr>
                         <w:numPr>
                           <w:ilvl w:val="0"/>
-                          <w:numId w:val="3"/>
+                          <w:numId w:val="1"/>
                         </w:numPr>
                         <w:pBdr>
                           <w:top w:val="nil"/>
@@ -11016,7 +13958,7 @@
                       <w:pPr>
                         <w:numPr>
                           <w:ilvl w:val="0"/>
-                          <w:numId w:val="3"/>
+                          <w:numId w:val="1"/>
                         </w:numPr>
                         <w:pBdr>
                           <w:top w:val="nil"/>
@@ -11046,7 +13988,7 @@
                       <w:pPr>
                         <w:numPr>
                           <w:ilvl w:val="0"/>
-                          <w:numId w:val="3"/>
+                          <w:numId w:val="1"/>
                         </w:numPr>
                         <w:pBdr>
                           <w:top w:val="nil"/>
@@ -11090,7 +14032,7 @@
                       <w:pPr>
                         <w:numPr>
                           <w:ilvl w:val="0"/>
-                          <w:numId w:val="3"/>
+                          <w:numId w:val="1"/>
                         </w:numPr>
                         <w:pBdr>
                           <w:top w:val="nil"/>
@@ -11127,7 +14069,7 @@
                       <w:pPr>
                         <w:numPr>
                           <w:ilvl w:val="0"/>
-                          <w:numId w:val="3"/>
+                          <w:numId w:val="1"/>
                         </w:numPr>
                         <w:pBdr>
                           <w:top w:val="nil"/>
@@ -11164,7 +14106,7 @@
                       <w:pPr>
                         <w:numPr>
                           <w:ilvl w:val="0"/>
-                          <w:numId w:val="3"/>
+                          <w:numId w:val="1"/>
                         </w:numPr>
                         <w:pBdr>
                           <w:top w:val="nil"/>
@@ -11194,7 +14136,7 @@
                       <w:pPr>
                         <w:numPr>
                           <w:ilvl w:val="0"/>
-                          <w:numId w:val="3"/>
+                          <w:numId w:val="1"/>
                         </w:numPr>
                         <w:pBdr>
                           <w:top w:val="nil"/>
@@ -11252,7 +14194,7 @@
                       <w:pPr>
                         <w:numPr>
                           <w:ilvl w:val="0"/>
-                          <w:numId w:val="3"/>
+                          <w:numId w:val="1"/>
                         </w:numPr>
                         <w:pBdr>
                           <w:top w:val="nil"/>
@@ -11296,7 +14238,7 @@
                       <w:pPr>
                         <w:numPr>
                           <w:ilvl w:val="0"/>
-                          <w:numId w:val="3"/>
+                          <w:numId w:val="1"/>
                         </w:numPr>
                         <w:pBdr>
                           <w:top w:val="nil"/>
@@ -11340,7 +14282,7 @@
                       <w:pPr>
                         <w:numPr>
                           <w:ilvl w:val="0"/>
-                          <w:numId w:val="3"/>
+                          <w:numId w:val="1"/>
                         </w:numPr>
                         <w:pBdr>
                           <w:top w:val="nil"/>
@@ -11384,7 +14326,7 @@
                       <w:pPr>
                         <w:numPr>
                           <w:ilvl w:val="0"/>
-                          <w:numId w:val="3"/>
+                          <w:numId w:val="1"/>
                         </w:numPr>
                         <w:pBdr>
                           <w:top w:val="nil"/>
@@ -11421,7 +14363,7 @@
                       <w:pPr>
                         <w:numPr>
                           <w:ilvl w:val="0"/>
-                          <w:numId w:val="3"/>
+                          <w:numId w:val="1"/>
                         </w:numPr>
                         <w:pBdr>
                           <w:top w:val="nil"/>
@@ -11465,7 +14407,7 @@
                       <w:pPr>
                         <w:numPr>
                           <w:ilvl w:val="0"/>
-                          <w:numId w:val="3"/>
+                          <w:numId w:val="1"/>
                         </w:numPr>
                         <w:pBdr>
                           <w:top w:val="nil"/>
@@ -11495,7 +14437,7 @@
                       <w:pPr>
                         <w:numPr>
                           <w:ilvl w:val="0"/>
-                          <w:numId w:val="3"/>
+                          <w:numId w:val="1"/>
                         </w:numPr>
                         <w:pBdr>
                           <w:top w:val="nil"/>
@@ -11532,7 +14474,7 @@
                       <w:pPr>
                         <w:numPr>
                           <w:ilvl w:val="0"/>
-                          <w:numId w:val="3"/>
+                          <w:numId w:val="1"/>
                         </w:numPr>
                         <w:pBdr>
                           <w:top w:val="nil"/>
@@ -11569,7 +14511,7 @@
                       <w:pPr>
                         <w:numPr>
                           <w:ilvl w:val="0"/>
-                          <w:numId w:val="3"/>
+                          <w:numId w:val="1"/>
                         </w:numPr>
                         <w:pBdr>
                           <w:top w:val="nil"/>
@@ -12266,7 +15208,7 @@
             <w:tcW w:w="2285" w:type="dxa"/>
           </w:tcPr>
           <w:p>
-            <w:hyperlink r:id="rId43" w:history="1">
+            <w:hyperlink r:id="rId37" w:history="1">
               <w:r>
                 <w:rPr>
                   <w:rStyle w:val="Hyperlink"/>
@@ -12937,9 +15879,9 @@
               </wp:anchor>
             </w:drawing>
           </mc:Choice>
-          <mc:Fallback xmlns:w16cei="http://schemas.microsoft.com/office/word/2026/wordml/cei">
+          <mc:Fallback>
             <w:pict>
-              <v:rect w14:anchorId="377CAA87" id="Rectangle 514" o:spid="_x0000_s1026" style="position:absolute;margin-left:-77.45pt;margin-top:-104.05pt;width:615.35pt;height:1001.75pt;z-index:-251659246;visibility:visible;mso-wrap-style:square;mso-width-percent:0;mso-height-percent:0;mso-wrap-distance-left:9pt;mso-wrap-distance-top:0;mso-wrap-distance-right:9pt;mso-wrap-distance-bottom:0;mso-position-horizontal:absolute;mso-position-horizontal-relative:text;mso-position-vertical:absolute;mso-position-vertical-relative:text;mso-width-percent:0;mso-height-percent:0;mso-width-relative:margin;mso-height-relative:margin;v-text-anchor:middle" o:gfxdata="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" fillcolor="#03546e" stroked="f" strokeweight="1pt">
+              <v:rect w14:anchorId="115B96B2" id="Rectangle 514" o:spid="_x0000_s1026" style="position:absolute;margin-left:-77.45pt;margin-top:-104.05pt;width:615.35pt;height:1001.75pt;z-index:-251659246;visibility:visible;mso-wrap-style:square;mso-width-percent:0;mso-height-percent:0;mso-wrap-distance-left:9pt;mso-wrap-distance-top:0;mso-wrap-distance-right:9pt;mso-wrap-distance-bottom:0;mso-position-horizontal:absolute;mso-position-horizontal-relative:text;mso-position-vertical:absolute;mso-position-vertical-relative:text;mso-width-percent:0;mso-height-percent:0;mso-width-relative:margin;mso-height-relative:margin;v-text-anchor:middle" o:gfxdata="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" fillcolor="#03546e" stroked="f" strokeweight="1pt">
                 <v:fill opacity="49087f"/>
               </v:rect>
             </w:pict>
@@ -12974,7 +15916,7 @@
                     <pic:cNvPicPr/>
                   </pic:nvPicPr>
                   <pic:blipFill>
-                    <a:blip r:embed="rId44">
+                    <a:blip r:embed="rId38">
                       <a:extLst>
                         <a:ext uri="{28A0092B-C50C-407E-A947-70E740481C1C}">
                           <a14:useLocalDpi xmlns:a14="http://schemas.microsoft.com/office/drawing/2010/main" val="0"/>
@@ -13049,7 +15991,7 @@
                           </pic:cNvPicPr>
                         </pic:nvPicPr>
                         <pic:blipFill>
-                          <a:blip r:embed="rId45">
+                          <a:blip r:embed="rId39">
                             <a:extLst>
                               <a:ext uri="{28A0092B-C50C-407E-A947-70E740481C1C}">
                                 <a14:useLocalDpi xmlns:a14="http://schemas.microsoft.com/office/drawing/2010/main" val="0"/>
@@ -13304,7 +16246,7 @@
                           </pic:cNvPicPr>
                         </pic:nvPicPr>
                         <pic:blipFill>
-                          <a:blip r:embed="rId46" cstate="print">
+                          <a:blip r:embed="rId40" cstate="print">
                             <a:extLst>
                               <a:ext uri="{28A0092B-C50C-407E-A947-70E740481C1C}">
                                 <a14:useLocalDpi xmlns:a14="http://schemas.microsoft.com/office/drawing/2010/main" val="0"/>
@@ -13333,7 +16275,7 @@
                           </pic:cNvPicPr>
                         </pic:nvPicPr>
                         <pic:blipFill>
-                          <a:blip r:embed="rId47" cstate="print">
+                          <a:blip r:embed="rId41" cstate="print">
                             <a:extLst>
                               <a:ext uri="{28A0092B-C50C-407E-A947-70E740481C1C}">
                                 <a14:useLocalDpi xmlns:a14="http://schemas.microsoft.com/office/drawing/2010/main" val="0"/>
@@ -13362,7 +16304,7 @@
                           </pic:cNvPicPr>
                         </pic:nvPicPr>
                         <pic:blipFill>
-                          <a:blip r:embed="rId48" cstate="print">
+                          <a:blip r:embed="rId42" cstate="print">
                             <a:extLst>
                               <a:ext uri="{28A0092B-C50C-407E-A947-70E740481C1C}">
                                 <a14:useLocalDpi xmlns:a14="http://schemas.microsoft.com/office/drawing/2010/main" val="0"/>
@@ -13392,13 +16334,13 @@
               </wp:anchor>
             </w:drawing>
           </mc:Choice>
-          <mc:Fallback xmlns:w16cei="http://schemas.microsoft.com/office/word/2026/wordml/cei">
+          <mc:Fallback>
             <w:pict>
-              <v:group w14:anchorId="392E5ACB" id="Group 32" o:spid="_x0000_s1031" style="position:absolute;margin-left:-61.9pt;margin-top:20.9pt;width:576.4pt;height:333.5pt;z-index:251657228;mso-height-relative:margin" coordorigin=",636" coordsize="73205,41718" o:gfxdata="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">
-                <v:shape id="Picture 522" o:spid="_x0000_s1032" type="#_x0000_t75" style="position:absolute;left:18765;top:636;width:37179;height:4569;visibility:visible;mso-wrap-style:square" o:gfxdata="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">
-                  <v:imagedata r:id="rId49" o:title=""/>
+              <v:group w14:anchorId="392E5ACB" id="Group 32" o:spid="_x0000_s1030" style="position:absolute;margin-left:-61.9pt;margin-top:20.9pt;width:576.4pt;height:333.5pt;z-index:251657228;mso-height-relative:margin" coordorigin=",636" coordsize="73205,41718" o:gfxdata="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">
+                <v:shape id="Picture 522" o:spid="_x0000_s1031" type="#_x0000_t75" style="position:absolute;left:18765;top:636;width:37179;height:4569;visibility:visible;mso-wrap-style:square" o:gfxdata="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">
+                  <v:imagedata r:id="rId43" o:title=""/>
                 </v:shape>
-                <v:shape id="Text Box 363991275" o:spid="_x0000_s1033" type="#_x0000_t202" style="position:absolute;top:27750;width:24384;height:4064;visibility:visible;mso-wrap-style:square;v-text-anchor:top" o:gfxdata="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" filled="f" stroked="f" strokeweight=".5pt">
+                <v:shape id="Text Box 363991275" o:spid="_x0000_s1032" type="#_x0000_t202" style="position:absolute;top:27750;width:24384;height:4064;visibility:visible;mso-wrap-style:square;v-text-anchor:top" o:gfxdata="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" filled="f" stroked="f" strokeweight=".5pt">
                   <v:textbox>
                     <w:txbxContent>
                       <w:p>
@@ -13422,7 +16364,7 @@
                     </w:txbxContent>
                   </v:textbox>
                 </v:shape>
-                <v:shape id="Text Box 573268449" o:spid="_x0000_s1034" type="#_x0000_t202" style="position:absolute;left:48821;top:27352;width:24384;height:4064;visibility:visible;mso-wrap-style:square;v-text-anchor:top" o:gfxdata="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" filled="f" stroked="f" strokeweight=".5pt">
+                <v:shape id="Text Box 573268449" o:spid="_x0000_s1033" type="#_x0000_t202" style="position:absolute;left:48821;top:27352;width:24384;height:4064;visibility:visible;mso-wrap-style:square;v-text-anchor:top" o:gfxdata="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" filled="f" stroked="f" strokeweight=".5pt">
                   <v:textbox>
                     <w:txbxContent>
                       <w:p>
@@ -13446,7 +16388,7 @@
                     </w:txbxContent>
                   </v:textbox>
                 </v:shape>
-                <v:shape id="Text Box 532173996" o:spid="_x0000_s1035" type="#_x0000_t202" style="position:absolute;left:25364;top:27750;width:24384;height:14605;visibility:visible;mso-wrap-style:square;v-text-anchor:top" o:gfxdata="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" filled="f" stroked="f" strokeweight=".5pt">
+                <v:shape id="Text Box 532173996" o:spid="_x0000_s1034" type="#_x0000_t202" style="position:absolute;left:25364;top:27750;width:24384;height:14605;visibility:visible;mso-wrap-style:square;v-text-anchor:top" o:gfxdata="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" filled="f" stroked="f" strokeweight=".5pt">
                   <v:textbox>
                     <w:txbxContent>
                       <w:p>
@@ -13562,14 +16504,14 @@
                     </w:txbxContent>
                   </v:textbox>
                 </v:shape>
-                <v:shape id="Picture 529" o:spid="_x0000_s1036" type="#_x0000_t75" alt="A picture containing text, clipart, tableware, light&#10;&#10;Description automatically generated" style="position:absolute;left:9859;top:22979;width:4445;height:4445;visibility:visible;mso-wrap-style:square" o:gfxdata="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">
-                  <v:imagedata r:id="rId50" o:title="A picture containing text, clipart, tableware, light&#10;&#10;Description automatically generated"/>
+                <v:shape id="Picture 529" o:spid="_x0000_s1035" type="#_x0000_t75" alt="A picture containing text, clipart, tableware, light&#10;&#10;Description automatically generated" style="position:absolute;left:9859;top:22979;width:4445;height:4445;visibility:visible;mso-wrap-style:square" o:gfxdata="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">
+                  <v:imagedata r:id="rId44" o:title="A picture containing text, clipart, tableware, light&#10;&#10;Description automatically generated"/>
                 </v:shape>
-                <v:shape id="Picture 530" o:spid="_x0000_s1037" type="#_x0000_t75" alt="Icon&#10;&#10;Description automatically generated" style="position:absolute;left:34985;top:22740;width:4445;height:4445;visibility:visible;mso-wrap-style:square" o:gfxdata="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">
-                  <v:imagedata r:id="rId51" o:title="Icon&#10;&#10;Description automatically generated"/>
+                <v:shape id="Picture 530" o:spid="_x0000_s1036" type="#_x0000_t75" alt="Icon&#10;&#10;Description automatically generated" style="position:absolute;left:34985;top:22740;width:4445;height:4445;visibility:visible;mso-wrap-style:square" o:gfxdata="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">
+                  <v:imagedata r:id="rId45" o:title="Icon&#10;&#10;Description automatically generated"/>
                 </v:shape>
-                <v:shape id="Picture 533" o:spid="_x0000_s1038" type="#_x0000_t75" alt="Icon&#10;&#10;Description automatically generated" style="position:absolute;left:57805;top:22661;width:4445;height:4445;visibility:visible;mso-wrap-style:square" o:gfxdata="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">
-                  <v:imagedata r:id="rId52" o:title="Icon&#10;&#10;Description automatically generated"/>
+                <v:shape id="Picture 533" o:spid="_x0000_s1037" type="#_x0000_t75" alt="Icon&#10;&#10;Description automatically generated" style="position:absolute;left:57805;top:22661;width:4445;height:4445;visibility:visible;mso-wrap-style:square" o:gfxdata="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">
+                  <v:imagedata r:id="rId46" o:title="Icon&#10;&#10;Description automatically generated"/>
                 </v:shape>
               </v:group>
             </w:pict>
@@ -13878,25 +16820,7 @@
                                 <w:sz w:val="15"/>
                                 <w:szCs w:val="15"/>
                               </w:rPr>
-                              <w:t xml:space="preserve">Planet IT Limited makes no representations or warranties with respect to the contents or use of this </w:t>
-                            </w:r>
-                            <w:proofErr w:type="gramStart"/>
-                            <w:r>
-                              <w:rPr>
-                                <w:color w:val="FFFFFF" w:themeColor="background1"/>
-                                <w:sz w:val="15"/>
-                                <w:szCs w:val="15"/>
-                              </w:rPr>
-                              <w:t>document, and</w:t>
-                            </w:r>
-                            <w:proofErr w:type="gramEnd"/>
-                            <w:r>
-                              <w:rPr>
-                                <w:color w:val="FFFFFF" w:themeColor="background1"/>
-                                <w:sz w:val="15"/>
-                                <w:szCs w:val="15"/>
-                              </w:rPr>
-                              <w:t xml:space="preserve"> specifically disclaims any express or implied warranties of merchantability or fitness for any purpose. </w:t>
+                              <w:t>Planet IT Limited makes no representations or warranties with respect to the contents or use of this document, and specifically disclaims any express or implied warranties of merchantability or fitness for any purpose. </w:t>
                             </w:r>
                           </w:p>
                           <w:p>
@@ -14014,9 +16938,9 @@
               </wp:anchor>
             </w:drawing>
           </mc:Choice>
-          <mc:Fallback xmlns:w16cei="http://schemas.microsoft.com/office/word/2026/wordml/cei">
+          <mc:Fallback>
             <w:pict>
-              <v:shape w14:anchorId="2B49E626" id="Text Box 11" o:spid="_x0000_s1039" type="#_x0000_t202" style="position:absolute;margin-left:-30.45pt;margin-top:7.6pt;width:512.85pt;height:224pt;z-index:251657221;visibility:visible;mso-wrap-style:square;mso-width-percent:0;mso-height-percent:0;mso-wrap-distance-left:9pt;mso-wrap-distance-top:0;mso-wrap-distance-right:9pt;mso-wrap-distance-bottom:0;mso-position-horizontal:absolute;mso-position-horizontal-relative:margin;mso-position-vertical:absolute;mso-position-vertical-relative:text;mso-width-percent:0;mso-height-percent:0;mso-width-relative:margin;mso-height-relative:margin;v-text-anchor:top" o:gfxdata="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" filled="f" stroked="f" strokeweight=".5pt">
+              <v:shape w14:anchorId="2B49E626" id="Text Box 11" o:spid="_x0000_s1038" type="#_x0000_t202" style="position:absolute;margin-left:-30.45pt;margin-top:7.6pt;width:512.85pt;height:224pt;z-index:251657221;visibility:visible;mso-wrap-style:square;mso-width-percent:0;mso-height-percent:0;mso-wrap-distance-left:9pt;mso-wrap-distance-top:0;mso-wrap-distance-right:9pt;mso-wrap-distance-bottom:0;mso-position-horizontal:absolute;mso-position-horizontal-relative:margin;mso-position-vertical:absolute;mso-position-vertical-relative:text;mso-width-percent:0;mso-height-percent:0;mso-width-relative:margin;mso-height-relative:margin;v-text-anchor:top" o:gfxdata="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" filled="f" stroked="f" strokeweight=".5pt">
                 <v:textbox>
                   <w:txbxContent>
                     <w:p>
@@ -14339,8 +17263,12 @@
     <w:bookmarkEnd w:id="5"/>
     <w:p/>
     <w:sectPr>
-      <w:headerReference w:type="default" r:id="rId53"/>
-      <w:headerReference w:type="first" r:id="rId54"/>
+      <w:headerReference w:type="even" r:id="rId47"/>
+      <w:headerReference w:type="default" r:id="rId48"/>
+      <w:footerReference w:type="even" r:id="rId49"/>
+      <w:footerReference w:type="default" r:id="rId50"/>
+      <w:headerReference w:type="first" r:id="rId51"/>
+      <w:footerReference w:type="first" r:id="rId52"/>
       <w:pgSz w:w="11900" w:h="16840"/>
       <w:pgMar w:top="1972" w:right="1440" w:bottom="1172" w:left="1440" w:header="708" w:footer="708" w:gutter="0"/>
       <w:cols w:space="708"/>
@@ -14373,6 +17301,36 @@
 </w:endnotes>
 </file>
 
+<file path=word/footer1.xml><?xml version="1.0" encoding="utf-8"?>
+<w:ftr xmlns:wpc="http://schemas.microsoft.com/office/word/2010/wordprocessingCanvas" xmlns:cx="http://schemas.microsoft.com/office/drawing/2014/chartex" xmlns:cx1="http://schemas.microsoft.com/office/drawing/2015/9/8/chartex" xmlns:cx2="http://schemas.microsoft.com/office/drawing/2015/10/21/chartex" xmlns:cx3="http://schemas.microsoft.com/office/drawing/2016/5/9/chartex" xmlns:cx4="http://schemas.microsoft.com/office/drawing/2016/5/10/chartex" xmlns:cx5="http://schemas.microsoft.com/office/drawing/2016/5/11/chartex" xmlns:cx6="http://schemas.microsoft.com/office/drawing/2016/5/12/chartex" xmlns:cx7="http://schemas.microsoft.com/office/drawing/2016/5/13/chartex" xmlns:cx8="http://schemas.microsoft.com/office/drawing/2016/5/14/chartex" xmlns:mc="http://schemas.openxmlformats.org/markup-compatibility/2006" xmlns:m="http://schemas.openxmlformats.org/officeDocument/2006/math" xmlns:aink="http://schemas.microsoft.com/office/drawing/2016/ink" xmlns:am3d="http://schemas.microsoft.com/office/drawing/2017/model3d" xmlns:oel="http://schemas.microsoft.com/office/2019/extlst" xmlns:r="http://schemas.openxmlformats.org/officeDocument/2006/relationships" xmlns:wp14="http://schemas.microsoft.com/office/word/2010/wordprocessingDrawing" xmlns:wp="http://schemas.openxmlformats.org/drawingml/2006/wordprocessingDrawing" xmlns:wpg="http://schemas.microsoft.com/office/word/2010/wordprocessingGroup" xmlns:wpi="http://schemas.microsoft.com/office/word/2010/wordprocessingInk" xmlns:wps="http://schemas.microsoft.com/office/word/2010/wordprocessingShape" xmlns:o="urn:schemas-microsoft-com:office:office" xmlns:v="urn:schemas-microsoft-com:vml" xmlns:w10="urn:schemas-microsoft-com:office:word" xmlns:w="http://schemas.openxmlformats.org/wordprocessingml/2006/main" xmlns:w14="http://schemas.microsoft.com/office/word/2010/wordml" xmlns:w15="http://schemas.microsoft.com/office/word/2012/wordml" xmlns:w16cex="http://schemas.microsoft.com/office/word/2018/wordml/cex" xmlns:w16cid="http://schemas.microsoft.com/office/word/2016/wordml/cid" xmlns:w16="http://schemas.microsoft.com/office/word/2018/wordml" xmlns:w16sdtdh="http://schemas.microsoft.com/office/word/2020/wordml/sdtdatahash" xmlns:w16sdtfl="http://schemas.microsoft.com/office/word/2024/wordml/sdtformatlock" xmlns:w16se="http://schemas.microsoft.com/office/word/2015/wordml/symex" xmlns:w16du="http://schemas.microsoft.com/office/word/2023/wordml/word16du" xmlns:wne="http://schemas.microsoft.com/office/word/2006/wordml" mc:Ignorable="w14 w15 w16se w16cid w16 w16cex w16sdtdh w16sdtfl w16du wp14">
+  <w:p>
+    <w:pPr>
+      <w:pStyle w:val="Footer"/>
+    </w:pPr>
+  </w:p>
+</w:ftr>
+</file>
+
+<file path=word/footer2.xml><?xml version="1.0" encoding="utf-8"?>
+<w:ftr xmlns:wpc="http://schemas.microsoft.com/office/word/2010/wordprocessingCanvas" xmlns:cx="http://schemas.microsoft.com/office/drawing/2014/chartex" xmlns:cx1="http://schemas.microsoft.com/office/drawing/2015/9/8/chartex" xmlns:cx2="http://schemas.microsoft.com/office/drawing/2015/10/21/chartex" xmlns:cx3="http://schemas.microsoft.com/office/drawing/2016/5/9/chartex" xmlns:cx4="http://schemas.microsoft.com/office/drawing/2016/5/10/chartex" xmlns:cx5="http://schemas.microsoft.com/office/drawing/2016/5/11/chartex" xmlns:cx6="http://schemas.microsoft.com/office/drawing/2016/5/12/chartex" xmlns:cx7="http://schemas.microsoft.com/office/drawing/2016/5/13/chartex" xmlns:cx8="http://schemas.microsoft.com/office/drawing/2016/5/14/chartex" xmlns:mc="http://schemas.openxmlformats.org/markup-compatibility/2006" xmlns:m="http://schemas.openxmlformats.org/officeDocument/2006/math" xmlns:aink="http://schemas.microsoft.com/office/drawing/2016/ink" xmlns:am3d="http://schemas.microsoft.com/office/drawing/2017/model3d" xmlns:oel="http://schemas.microsoft.com/office/2019/extlst" xmlns:r="http://schemas.openxmlformats.org/officeDocument/2006/relationships" xmlns:wp14="http://schemas.microsoft.com/office/word/2010/wordprocessingDrawing" xmlns:wp="http://schemas.openxmlformats.org/drawingml/2006/wordprocessingDrawing" xmlns:wpg="http://schemas.microsoft.com/office/word/2010/wordprocessingGroup" xmlns:wpi="http://schemas.microsoft.com/office/word/2010/wordprocessingInk" xmlns:wps="http://schemas.microsoft.com/office/word/2010/wordprocessingShape" xmlns:o="urn:schemas-microsoft-com:office:office" xmlns:v="urn:schemas-microsoft-com:vml" xmlns:w10="urn:schemas-microsoft-com:office:word" xmlns:w="http://schemas.openxmlformats.org/wordprocessingml/2006/main" xmlns:w14="http://schemas.microsoft.com/office/word/2010/wordml" xmlns:w15="http://schemas.microsoft.com/office/word/2012/wordml" xmlns:w16cex="http://schemas.microsoft.com/office/word/2018/wordml/cex" xmlns:w16cid="http://schemas.microsoft.com/office/word/2016/wordml/cid" xmlns:w16="http://schemas.microsoft.com/office/word/2018/wordml" xmlns:w16sdtdh="http://schemas.microsoft.com/office/word/2020/wordml/sdtdatahash" xmlns:w16sdtfl="http://schemas.microsoft.com/office/word/2024/wordml/sdtformatlock" xmlns:w16se="http://schemas.microsoft.com/office/word/2015/wordml/symex" xmlns:w16du="http://schemas.microsoft.com/office/word/2023/wordml/word16du" xmlns:wne="http://schemas.microsoft.com/office/word/2006/wordml" mc:Ignorable="w14 w15 w16se w16cid w16 w16cex w16sdtdh w16sdtfl w16du wp14">
+  <w:p>
+    <w:pPr>
+      <w:pStyle w:val="Footer"/>
+    </w:pPr>
+  </w:p>
+</w:ftr>
+</file>
+
+<file path=word/footer3.xml><?xml version="1.0" encoding="utf-8"?>
+<w:ftr xmlns:wpc="http://schemas.microsoft.com/office/word/2010/wordprocessingCanvas" xmlns:cx="http://schemas.microsoft.com/office/drawing/2014/chartex" xmlns:cx1="http://schemas.microsoft.com/office/drawing/2015/9/8/chartex" xmlns:cx2="http://schemas.microsoft.com/office/drawing/2015/10/21/chartex" xmlns:cx3="http://schemas.microsoft.com/office/drawing/2016/5/9/chartex" xmlns:cx4="http://schemas.microsoft.com/office/drawing/2016/5/10/chartex" xmlns:cx5="http://schemas.microsoft.com/office/drawing/2016/5/11/chartex" xmlns:cx6="http://schemas.microsoft.com/office/drawing/2016/5/12/chartex" xmlns:cx7="http://schemas.microsoft.com/office/drawing/2016/5/13/chartex" xmlns:cx8="http://schemas.microsoft.com/office/drawing/2016/5/14/chartex" xmlns:mc="http://schemas.openxmlformats.org/markup-compatibility/2006" xmlns:m="http://schemas.openxmlformats.org/officeDocument/2006/math" xmlns:aink="http://schemas.microsoft.com/office/drawing/2016/ink" xmlns:am3d="http://schemas.microsoft.com/office/drawing/2017/model3d" xmlns:oel="http://schemas.microsoft.com/office/2019/extlst" xmlns:r="http://schemas.openxmlformats.org/officeDocument/2006/relationships" xmlns:wp14="http://schemas.microsoft.com/office/word/2010/wordprocessingDrawing" xmlns:wp="http://schemas.openxmlformats.org/drawingml/2006/wordprocessingDrawing" xmlns:wpg="http://schemas.microsoft.com/office/word/2010/wordprocessingGroup" xmlns:wpi="http://schemas.microsoft.com/office/word/2010/wordprocessingInk" xmlns:wps="http://schemas.microsoft.com/office/word/2010/wordprocessingShape" xmlns:o="urn:schemas-microsoft-com:office:office" xmlns:v="urn:schemas-microsoft-com:vml" xmlns:w10="urn:schemas-microsoft-com:office:word" xmlns:w="http://schemas.openxmlformats.org/wordprocessingml/2006/main" xmlns:w14="http://schemas.microsoft.com/office/word/2010/wordml" xmlns:w15="http://schemas.microsoft.com/office/word/2012/wordml" xmlns:w16cex="http://schemas.microsoft.com/office/word/2018/wordml/cex" xmlns:w16cid="http://schemas.microsoft.com/office/word/2016/wordml/cid" xmlns:w16="http://schemas.microsoft.com/office/word/2018/wordml" xmlns:w16sdtdh="http://schemas.microsoft.com/office/word/2020/wordml/sdtdatahash" xmlns:w16sdtfl="http://schemas.microsoft.com/office/word/2024/wordml/sdtformatlock" xmlns:w16se="http://schemas.microsoft.com/office/word/2015/wordml/symex" xmlns:w16du="http://schemas.microsoft.com/office/word/2023/wordml/word16du" xmlns:wne="http://schemas.microsoft.com/office/word/2006/wordml" mc:Ignorable="w14 w15 w16se w16cid w16 w16cex w16sdtdh w16sdtfl w16du wp14">
+  <w:p>
+    <w:pPr>
+      <w:pStyle w:val="Footer"/>
+    </w:pPr>
+  </w:p>
+</w:ftr>
+</file>
+
 <file path=word/footnotes.xml><?xml version="1.0" encoding="utf-8"?>
 <w:footnotes xmlns:wpc="http://schemas.microsoft.com/office/word/2010/wordprocessingCanvas" xmlns:cx="http://schemas.microsoft.com/office/drawing/2014/chartex" xmlns:cx1="http://schemas.microsoft.com/office/drawing/2015/9/8/chartex" xmlns:cx2="http://schemas.microsoft.com/office/drawing/2015/10/21/chartex" xmlns:cx3="http://schemas.microsoft.com/office/drawing/2016/5/9/chartex" xmlns:cx4="http://schemas.microsoft.com/office/drawing/2016/5/10/chartex" xmlns:cx5="http://schemas.microsoft.com/office/drawing/2016/5/11/chartex" xmlns:cx6="http://schemas.microsoft.com/office/drawing/2016/5/12/chartex" xmlns:cx7="http://schemas.microsoft.com/office/drawing/2016/5/13/chartex" xmlns:cx8="http://schemas.microsoft.com/office/drawing/2016/5/14/chartex" xmlns:mc="http://schemas.openxmlformats.org/markup-compatibility/2006" xmlns:m="http://schemas.openxmlformats.org/officeDocument/2006/math" xmlns:aink="http://schemas.microsoft.com/office/drawing/2016/ink" xmlns:am3d="http://schemas.microsoft.com/office/drawing/2017/model3d" xmlns:oel="http://schemas.microsoft.com/office/2019/extlst" xmlns:r="http://schemas.openxmlformats.org/officeDocument/2006/relationships" xmlns:wp14="http://schemas.microsoft.com/office/word/2010/wordprocessingDrawing" xmlns:wp="http://schemas.openxmlformats.org/drawingml/2006/wordprocessingDrawing" xmlns:wpg="http://schemas.microsoft.com/office/word/2010/wordprocessingGroup" xmlns:wpi="http://schemas.microsoft.com/office/word/2010/wordprocessingInk" xmlns:wps="http://schemas.microsoft.com/office/word/2010/wordprocessingShape" xmlns:o="urn:schemas-microsoft-com:office:office" xmlns:v="urn:schemas-microsoft-com:vml" xmlns:w10="urn:schemas-microsoft-com:office:word" xmlns:w="http://schemas.openxmlformats.org/wordprocessingml/2006/main" xmlns:w14="http://schemas.microsoft.com/office/word/2010/wordml" xmlns:w15="http://schemas.microsoft.com/office/word/2012/wordml" xmlns:w16cex="http://schemas.microsoft.com/office/word/2018/wordml/cex" xmlns:w16cid="http://schemas.microsoft.com/office/word/2016/wordml/cid" xmlns:w16="http://schemas.microsoft.com/office/word/2018/wordml" xmlns:w16sdtdh="http://schemas.microsoft.com/office/word/2020/wordml/sdtdatahash" xmlns:w16sdtfl="http://schemas.microsoft.com/office/word/2024/wordml/sdtformatlock" xmlns:w16se="http://schemas.microsoft.com/office/word/2015/wordml/symex" xmlns:w16du="http://schemas.microsoft.com/office/word/2023/wordml/word16du" xmlns:wne="http://schemas.microsoft.com/office/word/2006/wordml" mc:Ignorable="w14 w15 w16se w16cid w16 w16cex w16sdtdh w16sdtfl w16du wp14">
   <w:footnote w:type="separator" w:id="-1">
@@ -14396,6 +17354,16 @@
 </file>
 
 <file path=word/header1.xml><?xml version="1.0" encoding="utf-8"?>
+<w:hdr xmlns:wpc="http://schemas.microsoft.com/office/word/2010/wordprocessingCanvas" xmlns:cx="http://schemas.microsoft.com/office/drawing/2014/chartex" xmlns:cx1="http://schemas.microsoft.com/office/drawing/2015/9/8/chartex" xmlns:cx2="http://schemas.microsoft.com/office/drawing/2015/10/21/chartex" xmlns:cx3="http://schemas.microsoft.com/office/drawing/2016/5/9/chartex" xmlns:cx4="http://schemas.microsoft.com/office/drawing/2016/5/10/chartex" xmlns:cx5="http://schemas.microsoft.com/office/drawing/2016/5/11/chartex" xmlns:cx6="http://schemas.microsoft.com/office/drawing/2016/5/12/chartex" xmlns:cx7="http://schemas.microsoft.com/office/drawing/2016/5/13/chartex" xmlns:cx8="http://schemas.microsoft.com/office/drawing/2016/5/14/chartex" xmlns:mc="http://schemas.openxmlformats.org/markup-compatibility/2006" xmlns:m="http://schemas.openxmlformats.org/officeDocument/2006/math" xmlns:aink="http://schemas.microsoft.com/office/drawing/2016/ink" xmlns:am3d="http://schemas.microsoft.com/office/drawing/2017/model3d" xmlns:oel="http://schemas.microsoft.com/office/2019/extlst" xmlns:r="http://schemas.openxmlformats.org/officeDocument/2006/relationships" xmlns:wp14="http://schemas.microsoft.com/office/word/2010/wordprocessingDrawing" xmlns:wp="http://schemas.openxmlformats.org/drawingml/2006/wordprocessingDrawing" xmlns:wpg="http://schemas.microsoft.com/office/word/2010/wordprocessingGroup" xmlns:wpi="http://schemas.microsoft.com/office/word/2010/wordprocessingInk" xmlns:wps="http://schemas.microsoft.com/office/word/2010/wordprocessingShape" xmlns:o="urn:schemas-microsoft-com:office:office" xmlns:v="urn:schemas-microsoft-com:vml" xmlns:w10="urn:schemas-microsoft-com:office:word" xmlns:w="http://schemas.openxmlformats.org/wordprocessingml/2006/main" xmlns:w14="http://schemas.microsoft.com/office/word/2010/wordml" xmlns:w15="http://schemas.microsoft.com/office/word/2012/wordml" xmlns:w16cex="http://schemas.microsoft.com/office/word/2018/wordml/cex" xmlns:w16cid="http://schemas.microsoft.com/office/word/2016/wordml/cid" xmlns:w16="http://schemas.microsoft.com/office/word/2018/wordml" xmlns:w16sdtdh="http://schemas.microsoft.com/office/word/2020/wordml/sdtdatahash" xmlns:w16sdtfl="http://schemas.microsoft.com/office/word/2024/wordml/sdtformatlock" xmlns:w16se="http://schemas.microsoft.com/office/word/2015/wordml/symex" xmlns:w16du="http://schemas.microsoft.com/office/word/2023/wordml/word16du" xmlns:wne="http://schemas.microsoft.com/office/word/2006/wordml" mc:Ignorable="w14 w15 w16se w16cid w16 w16cex w16sdtdh w16sdtfl w16du wp14">
+  <w:p>
+    <w:pPr>
+      <w:pStyle w:val="Header"/>
+    </w:pPr>
+  </w:p>
+</w:hdr>
+</file>
+
+<file path=word/header2.xml><?xml version="1.0" encoding="utf-8"?>
 <w:hdr xmlns:wpc="http://schemas.microsoft.com/office/word/2010/wordprocessingCanvas" xmlns:cx="http://schemas.microsoft.com/office/drawing/2014/chartex" xmlns:cx1="http://schemas.microsoft.com/office/drawing/2015/9/8/chartex" xmlns:cx2="http://schemas.microsoft.com/office/drawing/2015/10/21/chartex" xmlns:cx3="http://schemas.microsoft.com/office/drawing/2016/5/9/chartex" xmlns:cx4="http://schemas.microsoft.com/office/drawing/2016/5/10/chartex" xmlns:cx5="http://schemas.microsoft.com/office/drawing/2016/5/11/chartex" xmlns:cx6="http://schemas.microsoft.com/office/drawing/2016/5/12/chartex" xmlns:cx7="http://schemas.microsoft.com/office/drawing/2016/5/13/chartex" xmlns:cx8="http://schemas.microsoft.com/office/drawing/2016/5/14/chartex" xmlns:mc="http://schemas.openxmlformats.org/markup-compatibility/2006" xmlns:m="http://schemas.openxmlformats.org/officeDocument/2006/math" xmlns:aink="http://schemas.microsoft.com/office/drawing/2016/ink" xmlns:am3d="http://schemas.microsoft.com/office/drawing/2017/model3d" xmlns:oel="http://schemas.microsoft.com/office/2019/extlst" xmlns:r="http://schemas.openxmlformats.org/officeDocument/2006/relationships" xmlns:wp14="http://schemas.microsoft.com/office/word/2010/wordprocessingDrawing" xmlns:wp="http://schemas.openxmlformats.org/drawingml/2006/wordprocessingDrawing" xmlns:wpg="http://schemas.microsoft.com/office/word/2010/wordprocessingGroup" xmlns:wpi="http://schemas.microsoft.com/office/word/2010/wordprocessingInk" xmlns:wps="http://schemas.microsoft.com/office/word/2010/wordprocessingShape" xmlns:o="urn:schemas-microsoft-com:office:office" xmlns:v="urn:schemas-microsoft-com:vml" xmlns:w10="urn:schemas-microsoft-com:office:word" xmlns:w="http://schemas.openxmlformats.org/wordprocessingml/2006/main" xmlns:w14="http://schemas.microsoft.com/office/word/2010/wordml" xmlns:w15="http://schemas.microsoft.com/office/word/2012/wordml" xmlns:w16cex="http://schemas.microsoft.com/office/word/2018/wordml/cex" xmlns:w16cid="http://schemas.microsoft.com/office/word/2016/wordml/cid" xmlns:w16="http://schemas.microsoft.com/office/word/2018/wordml" xmlns:w16sdtdh="http://schemas.microsoft.com/office/word/2020/wordml/sdtdatahash" xmlns:w16sdtfl="http://schemas.microsoft.com/office/word/2024/wordml/sdtformatlock" xmlns:w16se="http://schemas.microsoft.com/office/word/2015/wordml/symex" xmlns:w16du="http://schemas.microsoft.com/office/word/2023/wordml/word16du" xmlns:wne="http://schemas.microsoft.com/office/word/2006/wordml" mc:Ignorable="w14 w15 w16se w16cid w16 w16cex w16sdtdh w16sdtfl w16du wp14">
   <w:p>
     <w:pPr>
@@ -14465,7 +17433,7 @@
 </w:hdr>
 </file>
 
-<file path=word/header2.xml><?xml version="1.0" encoding="utf-8"?>
+<file path=word/header3.xml><?xml version="1.0" encoding="utf-8"?>
 <w:hdr xmlns:wpc="http://schemas.microsoft.com/office/word/2010/wordprocessingCanvas" xmlns:cx="http://schemas.microsoft.com/office/drawing/2014/chartex" xmlns:cx1="http://schemas.microsoft.com/office/drawing/2015/9/8/chartex" xmlns:cx2="http://schemas.microsoft.com/office/drawing/2015/10/21/chartex" xmlns:cx3="http://schemas.microsoft.com/office/drawing/2016/5/9/chartex" xmlns:cx4="http://schemas.microsoft.com/office/drawing/2016/5/10/chartex" xmlns:cx5="http://schemas.microsoft.com/office/drawing/2016/5/11/chartex" xmlns:cx6="http://schemas.microsoft.com/office/drawing/2016/5/12/chartex" xmlns:cx7="http://schemas.microsoft.com/office/drawing/2016/5/13/chartex" xmlns:cx8="http://schemas.microsoft.com/office/drawing/2016/5/14/chartex" xmlns:mc="http://schemas.openxmlformats.org/markup-compatibility/2006" xmlns:m="http://schemas.openxmlformats.org/officeDocument/2006/math" xmlns:aink="http://schemas.microsoft.com/office/drawing/2016/ink" xmlns:am3d="http://schemas.microsoft.com/office/drawing/2017/model3d" xmlns:oel="http://schemas.microsoft.com/office/2019/extlst" xmlns:r="http://schemas.openxmlformats.org/officeDocument/2006/relationships" xmlns:wp14="http://schemas.microsoft.com/office/word/2010/wordprocessingDrawing" xmlns:wp="http://schemas.openxmlformats.org/drawingml/2006/wordprocessingDrawing" xmlns:wpg="http://schemas.microsoft.com/office/word/2010/wordprocessingGroup" xmlns:wpi="http://schemas.microsoft.com/office/word/2010/wordprocessingInk" xmlns:wps="http://schemas.microsoft.com/office/word/2010/wordprocessingShape" xmlns:o="urn:schemas-microsoft-com:office:office" xmlns:v="urn:schemas-microsoft-com:vml" xmlns:w10="urn:schemas-microsoft-com:office:word" xmlns:w="http://schemas.openxmlformats.org/wordprocessingml/2006/main" xmlns:w14="http://schemas.microsoft.com/office/word/2010/wordml" xmlns:w15="http://schemas.microsoft.com/office/word/2012/wordml" xmlns:w16cex="http://schemas.microsoft.com/office/word/2018/wordml/cex" xmlns:w16cid="http://schemas.microsoft.com/office/word/2016/wordml/cid" xmlns:w16="http://schemas.microsoft.com/office/word/2018/wordml" xmlns:w16sdtdh="http://schemas.microsoft.com/office/word/2020/wordml/sdtdatahash" xmlns:w16sdtfl="http://schemas.microsoft.com/office/word/2024/wordml/sdtformatlock" xmlns:w16se="http://schemas.microsoft.com/office/word/2015/wordml/symex" xmlns:w16du="http://schemas.microsoft.com/office/word/2023/wordml/word16du" xmlns:wne="http://schemas.microsoft.com/office/word/2006/wordml" mc:Ignorable="w14 w15 w16se w16cid w16 w16cex w16sdtdh w16sdtfl w16du wp14">
   <w:p>
     <w:pPr>
@@ -14533,21 +17501,6 @@
     </w:r>
   </w:p>
 </w:hdr>
-</file>
-
-<file path=word/intelligence2.xml><?xml version="1.0" encoding="utf-8"?>
-<int2:intelligence xmlns:int2="http://schemas.microsoft.com/office/intelligence/2020/intelligence" xmlns:oel="http://schemas.microsoft.com/office/2019/extlst">
-  <int2:observations>
-    <int2:textHash int2:hashCode="PeK41ejm5xDPd4" int2:id="5uuXfcJ4">
-      <int2:state int2:value="Rejected" int2:type="AugLoop_Text_Critique"/>
-    </int2:textHash>
-    <int2:textHash int2:hashCode="msYQ28m97ok0V3" int2:id="MgXXHFuy">
-      <int2:state int2:value="Rejected" int2:type="AugLoop_Text_Critique"/>
-    </int2:textHash>
-  </int2:observations>
-  <int2:intelligenceSettings/>
-  <int2:onDemandWorkflows/>
-</int2:intelligence>
 </file>
 
 <file path=word/numbering.xml><?xml version="1.0" encoding="utf-8"?>
@@ -15571,6 +18524,142 @@
       <w:color w:val="1F3763" w:themeColor="accent1" w:themeShade="7F"/>
     </w:rPr>
   </w:style>
+  <w:style w:type="paragraph" w:styleId="Heading4">
+    <w:name w:val="heading 4"/>
+    <w:basedOn w:val="Normal"/>
+    <w:next w:val="Normal"/>
+    <w:link w:val="Heading4Char"/>
+    <w:uiPriority w:val="9"/>
+    <w:semiHidden/>
+    <w:unhideWhenUsed/>
+    <w:qFormat/>
+    <w:rsid w:val="002B02B6"/>
+    <w:pPr>
+      <w:keepNext/>
+      <w:keepLines/>
+      <w:spacing w:before="40"/>
+      <w:outlineLvl w:val="3"/>
+    </w:pPr>
+    <w:rPr>
+      <w:rFonts w:asciiTheme="majorHAnsi" w:eastAsiaTheme="majorEastAsia" w:hAnsiTheme="majorHAnsi" w:cstheme="majorBidi"/>
+      <w:i/>
+      <w:iCs/>
+      <w:color w:val="2F5496" w:themeColor="accent1" w:themeShade="BF"/>
+    </w:rPr>
+  </w:style>
+  <w:style w:type="paragraph" w:styleId="Heading5">
+    <w:name w:val="heading 5"/>
+    <w:basedOn w:val="Normal"/>
+    <w:next w:val="Normal"/>
+    <w:link w:val="Heading5Char"/>
+    <w:uiPriority w:val="9"/>
+    <w:semiHidden/>
+    <w:unhideWhenUsed/>
+    <w:qFormat/>
+    <w:rsid w:val="002B02B6"/>
+    <w:pPr>
+      <w:keepNext/>
+      <w:keepLines/>
+      <w:spacing w:before="40"/>
+      <w:outlineLvl w:val="4"/>
+    </w:pPr>
+    <w:rPr>
+      <w:rFonts w:asciiTheme="majorHAnsi" w:eastAsiaTheme="majorEastAsia" w:hAnsiTheme="majorHAnsi" w:cstheme="majorBidi"/>
+      <w:color w:val="2F5496" w:themeColor="accent1" w:themeShade="BF"/>
+    </w:rPr>
+  </w:style>
+  <w:style w:type="paragraph" w:styleId="Heading6">
+    <w:name w:val="heading 6"/>
+    <w:basedOn w:val="Normal"/>
+    <w:next w:val="Normal"/>
+    <w:link w:val="Heading6Char"/>
+    <w:uiPriority w:val="9"/>
+    <w:semiHidden/>
+    <w:unhideWhenUsed/>
+    <w:qFormat/>
+    <w:rsid w:val="002B02B6"/>
+    <w:pPr>
+      <w:keepNext/>
+      <w:keepLines/>
+      <w:spacing w:before="40"/>
+      <w:outlineLvl w:val="5"/>
+    </w:pPr>
+    <w:rPr>
+      <w:rFonts w:asciiTheme="majorHAnsi" w:eastAsiaTheme="majorEastAsia" w:hAnsiTheme="majorHAnsi" w:cstheme="majorBidi"/>
+      <w:color w:val="1F3763" w:themeColor="accent1" w:themeShade="7F"/>
+    </w:rPr>
+  </w:style>
+  <w:style w:type="paragraph" w:styleId="Heading7">
+    <w:name w:val="heading 7"/>
+    <w:basedOn w:val="Normal"/>
+    <w:next w:val="Normal"/>
+    <w:link w:val="Heading7Char"/>
+    <w:uiPriority w:val="9"/>
+    <w:semiHidden/>
+    <w:unhideWhenUsed/>
+    <w:qFormat/>
+    <w:rsid w:val="002B02B6"/>
+    <w:pPr>
+      <w:keepNext/>
+      <w:keepLines/>
+      <w:spacing w:before="40"/>
+      <w:outlineLvl w:val="6"/>
+    </w:pPr>
+    <w:rPr>
+      <w:rFonts w:asciiTheme="majorHAnsi" w:eastAsiaTheme="majorEastAsia" w:hAnsiTheme="majorHAnsi" w:cstheme="majorBidi"/>
+      <w:i/>
+      <w:iCs/>
+      <w:color w:val="1F3763" w:themeColor="accent1" w:themeShade="7F"/>
+    </w:rPr>
+  </w:style>
+  <w:style w:type="paragraph" w:styleId="Heading8">
+    <w:name w:val="heading 8"/>
+    <w:basedOn w:val="Normal"/>
+    <w:next w:val="Normal"/>
+    <w:link w:val="Heading8Char"/>
+    <w:uiPriority w:val="9"/>
+    <w:semiHidden/>
+    <w:unhideWhenUsed/>
+    <w:qFormat/>
+    <w:rsid w:val="002B02B6"/>
+    <w:pPr>
+      <w:keepNext/>
+      <w:keepLines/>
+      <w:spacing w:before="40"/>
+      <w:outlineLvl w:val="7"/>
+    </w:pPr>
+    <w:rPr>
+      <w:rFonts w:asciiTheme="majorHAnsi" w:eastAsiaTheme="majorEastAsia" w:hAnsiTheme="majorHAnsi" w:cstheme="majorBidi"/>
+      <w:color w:val="272727" w:themeColor="text1" w:themeTint="D8"/>
+      <w:sz w:val="21"/>
+      <w:szCs w:val="21"/>
+    </w:rPr>
+  </w:style>
+  <w:style w:type="paragraph" w:styleId="Heading9">
+    <w:name w:val="heading 9"/>
+    <w:basedOn w:val="Normal"/>
+    <w:next w:val="Normal"/>
+    <w:link w:val="Heading9Char"/>
+    <w:uiPriority w:val="9"/>
+    <w:semiHidden/>
+    <w:unhideWhenUsed/>
+    <w:qFormat/>
+    <w:rsid w:val="002B02B6"/>
+    <w:pPr>
+      <w:keepNext/>
+      <w:keepLines/>
+      <w:spacing w:before="40"/>
+      <w:outlineLvl w:val="8"/>
+    </w:pPr>
+    <w:rPr>
+      <w:rFonts w:asciiTheme="majorHAnsi" w:eastAsiaTheme="majorEastAsia" w:hAnsiTheme="majorHAnsi" w:cstheme="majorBidi"/>
+      <w:i/>
+      <w:iCs/>
+      <w:color w:val="272727" w:themeColor="text1" w:themeTint="D8"/>
+      <w:sz w:val="21"/>
+      <w:szCs w:val="21"/>
+    </w:rPr>
+  </w:style>
   <w:style w:type="character" w:default="1" w:styleId="DefaultParagraphFont">
     <w:name w:val="Default Paragraph Font"/>
     <w:uiPriority w:val="1"/>
@@ -16092,6 +19181,314 @@
       <w:bCs/>
     </w:rPr>
   </w:style>
+  <w:style w:type="table" w:styleId="TableGridLight">
+    <w:name w:val="Grid Table Light"/>
+    <w:basedOn w:val="TableNormal"/>
+    <w:uiPriority w:val="40"/>
+    <w:rsid w:val="008C7917"/>
+    <w:tblPr>
+      <w:tblBorders>
+        <w:top w:val="single" w:sz="4" w:space="0" w:color="BFBFBF" w:themeColor="background1" w:themeShade="BF"/>
+        <w:left w:val="single" w:sz="4" w:space="0" w:color="BFBFBF" w:themeColor="background1" w:themeShade="BF"/>
+        <w:bottom w:val="single" w:sz="4" w:space="0" w:color="BFBFBF" w:themeColor="background1" w:themeShade="BF"/>
+        <w:right w:val="single" w:sz="4" w:space="0" w:color="BFBFBF" w:themeColor="background1" w:themeShade="BF"/>
+        <w:insideH w:val="single" w:sz="4" w:space="0" w:color="BFBFBF" w:themeColor="background1" w:themeShade="BF"/>
+        <w:insideV w:val="single" w:sz="4" w:space="0" w:color="BFBFBF" w:themeColor="background1" w:themeShade="BF"/>
+      </w:tblBorders>
+    </w:tblPr>
+  </w:style>
+  <w:style w:type="character" w:styleId="BookTitle">
+    <w:name w:val="Book Title"/>
+    <w:basedOn w:val="DefaultParagraphFont"/>
+    <w:uiPriority w:val="33"/>
+    <w:qFormat/>
+    <w:rsid w:val="002B02B6"/>
+    <w:rPr>
+      <w:b/>
+      <w:bCs/>
+      <w:i/>
+      <w:iCs/>
+      <w:spacing w:val="5"/>
+    </w:rPr>
+  </w:style>
+  <w:style w:type="paragraph" w:styleId="Caption">
+    <w:name w:val="caption"/>
+    <w:basedOn w:val="Normal"/>
+    <w:next w:val="Normal"/>
+    <w:uiPriority w:val="35"/>
+    <w:semiHidden/>
+    <w:unhideWhenUsed/>
+    <w:qFormat/>
+    <w:rsid w:val="002B02B6"/>
+    <w:pPr>
+      <w:spacing w:after="200"/>
+    </w:pPr>
+    <w:rPr>
+      <w:i/>
+      <w:iCs/>
+      <w:color w:val="44546A" w:themeColor="text2"/>
+      <w:sz w:val="18"/>
+      <w:szCs w:val="18"/>
+    </w:rPr>
+  </w:style>
+  <w:style w:type="character" w:styleId="Emphasis">
+    <w:name w:val="Emphasis"/>
+    <w:basedOn w:val="DefaultParagraphFont"/>
+    <w:uiPriority w:val="20"/>
+    <w:qFormat/>
+    <w:rsid w:val="002B02B6"/>
+    <w:rPr>
+      <w:i/>
+      <w:iCs/>
+    </w:rPr>
+  </w:style>
+  <w:style w:type="character" w:customStyle="1" w:styleId="Heading4Char">
+    <w:name w:val="Heading 4 Char"/>
+    <w:basedOn w:val="DefaultParagraphFont"/>
+    <w:link w:val="Heading4"/>
+    <w:uiPriority w:val="9"/>
+    <w:semiHidden/>
+    <w:rsid w:val="002B02B6"/>
+    <w:rPr>
+      <w:rFonts w:asciiTheme="majorHAnsi" w:eastAsiaTheme="majorEastAsia" w:hAnsiTheme="majorHAnsi" w:cstheme="majorBidi"/>
+      <w:i/>
+      <w:iCs/>
+      <w:color w:val="2F5496" w:themeColor="accent1" w:themeShade="BF"/>
+      <w:sz w:val="20"/>
+    </w:rPr>
+  </w:style>
+  <w:style w:type="character" w:customStyle="1" w:styleId="Heading5Char">
+    <w:name w:val="Heading 5 Char"/>
+    <w:basedOn w:val="DefaultParagraphFont"/>
+    <w:link w:val="Heading5"/>
+    <w:uiPriority w:val="9"/>
+    <w:semiHidden/>
+    <w:rsid w:val="002B02B6"/>
+    <w:rPr>
+      <w:rFonts w:asciiTheme="majorHAnsi" w:eastAsiaTheme="majorEastAsia" w:hAnsiTheme="majorHAnsi" w:cstheme="majorBidi"/>
+      <w:color w:val="2F5496" w:themeColor="accent1" w:themeShade="BF"/>
+      <w:sz w:val="20"/>
+    </w:rPr>
+  </w:style>
+  <w:style w:type="character" w:customStyle="1" w:styleId="Heading6Char">
+    <w:name w:val="Heading 6 Char"/>
+    <w:basedOn w:val="DefaultParagraphFont"/>
+    <w:link w:val="Heading6"/>
+    <w:uiPriority w:val="9"/>
+    <w:semiHidden/>
+    <w:rsid w:val="002B02B6"/>
+    <w:rPr>
+      <w:rFonts w:asciiTheme="majorHAnsi" w:eastAsiaTheme="majorEastAsia" w:hAnsiTheme="majorHAnsi" w:cstheme="majorBidi"/>
+      <w:color w:val="1F3763" w:themeColor="accent1" w:themeShade="7F"/>
+      <w:sz w:val="20"/>
+    </w:rPr>
+  </w:style>
+  <w:style w:type="character" w:customStyle="1" w:styleId="Heading7Char">
+    <w:name w:val="Heading 7 Char"/>
+    <w:basedOn w:val="DefaultParagraphFont"/>
+    <w:link w:val="Heading7"/>
+    <w:uiPriority w:val="9"/>
+    <w:semiHidden/>
+    <w:rsid w:val="002B02B6"/>
+    <w:rPr>
+      <w:rFonts w:asciiTheme="majorHAnsi" w:eastAsiaTheme="majorEastAsia" w:hAnsiTheme="majorHAnsi" w:cstheme="majorBidi"/>
+      <w:i/>
+      <w:iCs/>
+      <w:color w:val="1F3763" w:themeColor="accent1" w:themeShade="7F"/>
+      <w:sz w:val="20"/>
+    </w:rPr>
+  </w:style>
+  <w:style w:type="character" w:customStyle="1" w:styleId="Heading8Char">
+    <w:name w:val="Heading 8 Char"/>
+    <w:basedOn w:val="DefaultParagraphFont"/>
+    <w:link w:val="Heading8"/>
+    <w:uiPriority w:val="9"/>
+    <w:semiHidden/>
+    <w:rsid w:val="002B02B6"/>
+    <w:rPr>
+      <w:rFonts w:asciiTheme="majorHAnsi" w:eastAsiaTheme="majorEastAsia" w:hAnsiTheme="majorHAnsi" w:cstheme="majorBidi"/>
+      <w:color w:val="272727" w:themeColor="text1" w:themeTint="D8"/>
+      <w:sz w:val="21"/>
+      <w:szCs w:val="21"/>
+    </w:rPr>
+  </w:style>
+  <w:style w:type="character" w:customStyle="1" w:styleId="Heading9Char">
+    <w:name w:val="Heading 9 Char"/>
+    <w:basedOn w:val="DefaultParagraphFont"/>
+    <w:link w:val="Heading9"/>
+    <w:uiPriority w:val="9"/>
+    <w:semiHidden/>
+    <w:rsid w:val="002B02B6"/>
+    <w:rPr>
+      <w:rFonts w:asciiTheme="majorHAnsi" w:eastAsiaTheme="majorEastAsia" w:hAnsiTheme="majorHAnsi" w:cstheme="majorBidi"/>
+      <w:i/>
+      <w:iCs/>
+      <w:color w:val="272727" w:themeColor="text1" w:themeTint="D8"/>
+      <w:sz w:val="21"/>
+      <w:szCs w:val="21"/>
+    </w:rPr>
+  </w:style>
+  <w:style w:type="character" w:styleId="IntenseEmphasis">
+    <w:name w:val="Intense Emphasis"/>
+    <w:basedOn w:val="DefaultParagraphFont"/>
+    <w:uiPriority w:val="21"/>
+    <w:qFormat/>
+    <w:rsid w:val="002B02B6"/>
+    <w:rPr>
+      <w:i/>
+      <w:iCs/>
+      <w:color w:val="4472C4" w:themeColor="accent1"/>
+    </w:rPr>
+  </w:style>
+  <w:style w:type="paragraph" w:styleId="IntenseQuote">
+    <w:name w:val="Intense Quote"/>
+    <w:basedOn w:val="Normal"/>
+    <w:next w:val="Normal"/>
+    <w:link w:val="IntenseQuoteChar"/>
+    <w:uiPriority w:val="30"/>
+    <w:qFormat/>
+    <w:rsid w:val="002B02B6"/>
+    <w:pPr>
+      <w:pBdr>
+        <w:top w:val="single" w:sz="4" w:space="10" w:color="4472C4" w:themeColor="accent1"/>
+        <w:bottom w:val="single" w:sz="4" w:space="10" w:color="4472C4" w:themeColor="accent1"/>
+      </w:pBdr>
+      <w:spacing w:before="360" w:after="360"/>
+      <w:ind w:left="864" w:right="864"/>
+      <w:jc w:val="center"/>
+    </w:pPr>
+    <w:rPr>
+      <w:i/>
+      <w:iCs/>
+      <w:color w:val="4472C4" w:themeColor="accent1"/>
+    </w:rPr>
+  </w:style>
+  <w:style w:type="character" w:customStyle="1" w:styleId="IntenseQuoteChar">
+    <w:name w:val="Intense Quote Char"/>
+    <w:basedOn w:val="DefaultParagraphFont"/>
+    <w:link w:val="IntenseQuote"/>
+    <w:uiPriority w:val="30"/>
+    <w:rsid w:val="002B02B6"/>
+    <w:rPr>
+      <w:rFonts w:ascii="Roboto" w:hAnsi="Roboto"/>
+      <w:i/>
+      <w:iCs/>
+      <w:color w:val="4472C4" w:themeColor="accent1"/>
+      <w:sz w:val="20"/>
+    </w:rPr>
+  </w:style>
+  <w:style w:type="character" w:styleId="IntenseReference">
+    <w:name w:val="Intense Reference"/>
+    <w:basedOn w:val="DefaultParagraphFont"/>
+    <w:uiPriority w:val="32"/>
+    <w:qFormat/>
+    <w:rsid w:val="002B02B6"/>
+    <w:rPr>
+      <w:b/>
+      <w:bCs/>
+      <w:smallCaps/>
+      <w:color w:val="4472C4" w:themeColor="accent1"/>
+      <w:spacing w:val="5"/>
+    </w:rPr>
+  </w:style>
+  <w:style w:type="paragraph" w:styleId="Quote">
+    <w:name w:val="Quote"/>
+    <w:basedOn w:val="Normal"/>
+    <w:next w:val="Normal"/>
+    <w:link w:val="QuoteChar"/>
+    <w:uiPriority w:val="29"/>
+    <w:qFormat/>
+    <w:rsid w:val="002B02B6"/>
+    <w:pPr>
+      <w:spacing w:before="200" w:after="160"/>
+      <w:ind w:left="864" w:right="864"/>
+      <w:jc w:val="center"/>
+    </w:pPr>
+    <w:rPr>
+      <w:i/>
+      <w:iCs/>
+      <w:color w:val="404040" w:themeColor="text1" w:themeTint="BF"/>
+    </w:rPr>
+  </w:style>
+  <w:style w:type="character" w:customStyle="1" w:styleId="QuoteChar">
+    <w:name w:val="Quote Char"/>
+    <w:basedOn w:val="DefaultParagraphFont"/>
+    <w:link w:val="Quote"/>
+    <w:uiPriority w:val="29"/>
+    <w:rsid w:val="002B02B6"/>
+    <w:rPr>
+      <w:rFonts w:ascii="Roboto" w:hAnsi="Roboto"/>
+      <w:i/>
+      <w:iCs/>
+      <w:color w:val="404040" w:themeColor="text1" w:themeTint="BF"/>
+      <w:sz w:val="20"/>
+    </w:rPr>
+  </w:style>
+  <w:style w:type="paragraph" w:styleId="Subtitle">
+    <w:name w:val="Subtitle"/>
+    <w:basedOn w:val="Normal"/>
+    <w:next w:val="Normal"/>
+    <w:link w:val="SubtitleChar"/>
+    <w:uiPriority w:val="11"/>
+    <w:qFormat/>
+    <w:rsid w:val="002B02B6"/>
+    <w:pPr>
+      <w:numPr>
+        <w:ilvl w:val="1"/>
+      </w:numPr>
+      <w:spacing w:after="160"/>
+    </w:pPr>
+    <w:rPr>
+      <w:rFonts w:asciiTheme="minorHAnsi" w:eastAsiaTheme="minorEastAsia" w:hAnsiTheme="minorHAnsi"/>
+      <w:color w:val="5A5A5A" w:themeColor="text1" w:themeTint="A5"/>
+      <w:spacing w:val="15"/>
+      <w:sz w:val="22"/>
+      <w:szCs w:val="22"/>
+    </w:rPr>
+  </w:style>
+  <w:style w:type="character" w:customStyle="1" w:styleId="SubtitleChar">
+    <w:name w:val="Subtitle Char"/>
+    <w:basedOn w:val="DefaultParagraphFont"/>
+    <w:link w:val="Subtitle"/>
+    <w:uiPriority w:val="11"/>
+    <w:rsid w:val="002B02B6"/>
+    <w:rPr>
+      <w:rFonts w:eastAsiaTheme="minorEastAsia"/>
+      <w:color w:val="5A5A5A" w:themeColor="text1" w:themeTint="A5"/>
+      <w:spacing w:val="15"/>
+      <w:sz w:val="22"/>
+      <w:szCs w:val="22"/>
+    </w:rPr>
+  </w:style>
+  <w:style w:type="character" w:styleId="SubtleReference">
+    <w:name w:val="Subtle Reference"/>
+    <w:basedOn w:val="DefaultParagraphFont"/>
+    <w:uiPriority w:val="31"/>
+    <w:qFormat/>
+    <w:rsid w:val="002B02B6"/>
+    <w:rPr>
+      <w:smallCaps/>
+      <w:color w:val="5A5A5A" w:themeColor="text1" w:themeTint="A5"/>
+    </w:rPr>
+  </w:style>
+  <w:style w:type="paragraph" w:styleId="TOCHeading">
+    <w:name w:val="TOC Heading"/>
+    <w:basedOn w:val="Heading1"/>
+    <w:next w:val="Normal"/>
+    <w:uiPriority w:val="39"/>
+    <w:semiHidden/>
+    <w:unhideWhenUsed/>
+    <w:qFormat/>
+    <w:rsid w:val="002B02B6"/>
+    <w:pPr>
+      <w:outlineLvl w:val="9"/>
+    </w:pPr>
+    <w:rPr>
+      <w:rFonts w:asciiTheme="majorHAnsi" w:hAnsiTheme="majorHAnsi"/>
+      <w:color w:val="2F5496" w:themeColor="accent1" w:themeShade="BF"/>
+      <w:sz w:val="32"/>
+    </w:rPr>
+  </w:style>
 </w:styles>
 </file>
 
@@ -16427,59 +19824,6 @@
 </file>
 
 <file path=customXml/item1.xml><?xml version="1.0" encoding="utf-8"?>
-<b:Sources xmlns:b="http://schemas.openxmlformats.org/officeDocument/2006/bibliography" xmlns="http://schemas.openxmlformats.org/officeDocument/2006/bibliography" SelectedStyle="\APASixthEditionOfficeOnline.xsl" StyleName="APA" Version="6"/>
-</file>
-
-<file path=customXml/item2.xml><?xml version="1.0" encoding="utf-8"?>
-<?mso-contentType ?>
-<FormTemplates xmlns="http://schemas.microsoft.com/sharepoint/v3/contenttype/forms">
-  <Display>DocumentLibraryForm</Display>
-  <Edit>DocumentLibraryForm</Edit>
-  <New>DocumentLibraryForm</New>
-</FormTemplates>
-</file>
-
-<file path=customXml/item3.xml><?xml version="1.0" encoding="utf-8"?>
-<p:properties xmlns:p="http://schemas.microsoft.com/office/2006/metadata/properties" xmlns:xsi="http://www.w3.org/2001/XMLSchema-instance" xmlns:pc="http://schemas.microsoft.com/office/infopath/2007/PartnerControls">
-  <documentManagement>
-    <_ip_UnifiedCompliancePolicyUIAction xmlns="http://schemas.microsoft.com/sharepoint/v3" xsi:nil="true"/>
-    <_ip_UnifiedCompliancePolicyProperties xmlns="http://schemas.microsoft.com/sharepoint/v3" xsi:nil="true"/>
-    <lcf76f155ced4ddcb4097134ff3c332f xmlns="bc555557-3e8b-4e67-83dc-4a843c87bf48">
-      <Terms xmlns="http://schemas.microsoft.com/office/infopath/2007/PartnerControls"/>
-    </lcf76f155ced4ddcb4097134ff3c332f>
-    <TaxCatchAll xmlns="13e5e634-19bb-4da3-8eb1-d732f895062a" xsi:nil="true"/>
-    <SharedWithUsers xmlns="13e5e634-19bb-4da3-8eb1-d732f895062a">
-      <UserInfo>
-        <DisplayName>James Dell</DisplayName>
-        <AccountId>10</AccountId>
-        <AccountType/>
-      </UserInfo>
-      <UserInfo>
-        <DisplayName>Luke Finch</DisplayName>
-        <AccountId>44</AccountId>
-        <AccountType/>
-      </UserInfo>
-      <UserInfo>
-        <DisplayName>Sam Wray</DisplayName>
-        <AccountId>39</AccountId>
-        <AccountType/>
-      </UserInfo>
-      <UserInfo>
-        <DisplayName>Nick Johns</DisplayName>
-        <AccountId>18</AccountId>
-        <AccountType/>
-      </UserInfo>
-      <UserInfo>
-        <DisplayName>Justin Towle</DisplayName>
-        <AccountId>70</AccountId>
-        <AccountType/>
-      </UserInfo>
-    </SharedWithUsers>
-  </documentManagement>
-</p:properties>
-</file>
-
-<file path=customXml/item4.xml><?xml version="1.0" encoding="utf-8"?>
 <ct:contentTypeSchema xmlns:ct="http://schemas.microsoft.com/office/2006/metadata/contentType" xmlns:ma="http://schemas.microsoft.com/office/2006/metadata/properties/metaAttributes" ct:_="" ma:_="" ma:contentTypeName="Document" ma:contentTypeID="0x01010035785702D987474A98E5EB52BEDD3AA6" ma:contentTypeVersion="19" ma:contentTypeDescription="Create a new document." ma:contentTypeScope="" ma:versionID="7475e8a14b23e3b44613142ca3702c71">
   <xsd:schema xmlns:xsd="http://www.w3.org/2001/XMLSchema" xmlns:xs="http://www.w3.org/2001/XMLSchema" xmlns:p="http://schemas.microsoft.com/office/2006/metadata/properties" xmlns:ns1="http://schemas.microsoft.com/sharepoint/v3" xmlns:ns2="bc555557-3e8b-4e67-83dc-4a843c87bf48" xmlns:ns3="13e5e634-19bb-4da3-8eb1-d732f895062a" targetNamespace="http://schemas.microsoft.com/office/2006/metadata/properties" ma:root="true" ma:fieldsID="a0e591cb8f16aef1e2d445ad70521c76" ns1:_="" ns2:_="" ns3:_="">
     <xsd:import namespace="http://schemas.microsoft.com/sharepoint/v3"/>
@@ -16737,18 +20081,83 @@
 </ct:contentTypeSchema>
 </file>
 
+<file path=customXml/item2.xml><?xml version="1.0" encoding="utf-8"?>
+<b:Sources xmlns:b="http://schemas.openxmlformats.org/officeDocument/2006/bibliography" xmlns="http://schemas.openxmlformats.org/officeDocument/2006/bibliography" SelectedStyle="\APASixthEditionOfficeOnline.xsl" StyleName="APA" Version="6"/>
+</file>
+
+<file path=customXml/item3.xml><?xml version="1.0" encoding="utf-8"?>
+<p:properties xmlns:p="http://schemas.microsoft.com/office/2006/metadata/properties" xmlns:xsi="http://www.w3.org/2001/XMLSchema-instance" xmlns:pc="http://schemas.microsoft.com/office/infopath/2007/PartnerControls">
+  <documentManagement>
+    <_ip_UnifiedCompliancePolicyUIAction xmlns="http://schemas.microsoft.com/sharepoint/v3" xsi:nil="true"/>
+    <_ip_UnifiedCompliancePolicyProperties xmlns="http://schemas.microsoft.com/sharepoint/v3" xsi:nil="true"/>
+    <lcf76f155ced4ddcb4097134ff3c332f xmlns="bc555557-3e8b-4e67-83dc-4a843c87bf48">
+      <Terms xmlns="http://schemas.microsoft.com/office/infopath/2007/PartnerControls"/>
+    </lcf76f155ced4ddcb4097134ff3c332f>
+    <TaxCatchAll xmlns="13e5e634-19bb-4da3-8eb1-d732f895062a" xsi:nil="true"/>
+    <SharedWithUsers xmlns="13e5e634-19bb-4da3-8eb1-d732f895062a">
+      <UserInfo>
+        <DisplayName>James Dell</DisplayName>
+        <AccountId>10</AccountId>
+        <AccountType/>
+      </UserInfo>
+      <UserInfo>
+        <DisplayName>Luke Finch</DisplayName>
+        <AccountId>44</AccountId>
+        <AccountType/>
+      </UserInfo>
+      <UserInfo>
+        <DisplayName>Sam Wray</DisplayName>
+        <AccountId>39</AccountId>
+        <AccountType/>
+      </UserInfo>
+      <UserInfo>
+        <DisplayName>Nick Johns</DisplayName>
+        <AccountId>18</AccountId>
+        <AccountType/>
+      </UserInfo>
+      <UserInfo>
+        <DisplayName>Justin Towle</DisplayName>
+        <AccountId>70</AccountId>
+        <AccountType/>
+      </UserInfo>
+    </SharedWithUsers>
+  </documentManagement>
+</p:properties>
+</file>
+
+<file path=customXml/item4.xml><?xml version="1.0" encoding="utf-8"?>
+<?mso-contentType ?>
+<FormTemplates xmlns="http://schemas.microsoft.com/sharepoint/v3/contenttype/forms">
+  <Display>DocumentLibraryForm</Display>
+  <Edit>DocumentLibraryForm</Edit>
+  <New>DocumentLibraryForm</New>
+</FormTemplates>
+</file>
+
 <file path=customXml/itemProps1.xml><?xml version="1.0" encoding="utf-8"?>
-<ds:datastoreItem xmlns:ds="http://schemas.openxmlformats.org/officeDocument/2006/customXml" ds:itemID="{41B34B53-803B-4600-951E-8C7B6ABDE6A5}">
+<ds:datastoreItem xmlns:ds="http://schemas.openxmlformats.org/officeDocument/2006/customXml" ds:itemID="{7F9D1B01-7FEE-4553-9877-3B31209422E5}">
   <ds:schemaRefs>
-    <ds:schemaRef ds:uri="http://schemas.openxmlformats.org/officeDocument/2006/bibliography"/>
+    <ds:schemaRef ds:uri="http://schemas.microsoft.com/office/2006/metadata/contentType"/>
+    <ds:schemaRef ds:uri="http://schemas.microsoft.com/office/2006/metadata/properties/metaAttributes"/>
+    <ds:schemaRef ds:uri="http://www.w3.org/2001/XMLSchema"/>
+    <ds:schemaRef ds:uri="http://schemas.microsoft.com/office/2006/metadata/properties"/>
+    <ds:schemaRef ds:uri="http://schemas.microsoft.com/sharepoint/v3"/>
+    <ds:schemaRef ds:uri="bc555557-3e8b-4e67-83dc-4a843c87bf48"/>
+    <ds:schemaRef ds:uri="13e5e634-19bb-4da3-8eb1-d732f895062a"/>
+    <ds:schemaRef ds:uri="http://schemas.microsoft.com/office/2006/documentManagement/types"/>
+    <ds:schemaRef ds:uri="http://schemas.microsoft.com/office/infopath/2007/PartnerControls"/>
+    <ds:schemaRef ds:uri="http://schemas.openxmlformats.org/package/2006/metadata/core-properties"/>
+    <ds:schemaRef ds:uri="http://purl.org/dc/elements/1.1/"/>
+    <ds:schemaRef ds:uri="http://purl.org/dc/terms/"/>
+    <ds:schemaRef ds:uri="http://schemas.microsoft.com/internal/obd"/>
   </ds:schemaRefs>
 </ds:datastoreItem>
 </file>
 
 <file path=customXml/itemProps2.xml><?xml version="1.0" encoding="utf-8"?>
-<ds:datastoreItem xmlns:ds="http://schemas.openxmlformats.org/officeDocument/2006/customXml" ds:itemID="{02C30E68-946A-4504-B925-FF5230B8A4C3}">
+<ds:datastoreItem xmlns:ds="http://schemas.openxmlformats.org/officeDocument/2006/customXml" ds:itemID="{41B34B53-803B-4600-951E-8C7B6ABDE6A5}">
   <ds:schemaRefs>
-    <ds:schemaRef ds:uri="http://schemas.microsoft.com/sharepoint/v3/contenttype/forms"/>
+    <ds:schemaRef ds:uri="http://schemas.openxmlformats.org/officeDocument/2006/bibliography"/>
   </ds:schemaRefs>
 </ds:datastoreItem>
 </file>
@@ -16766,21 +20175,9 @@
 </file>
 
 <file path=customXml/itemProps4.xml><?xml version="1.0" encoding="utf-8"?>
-<ds:datastoreItem xmlns:ds="http://schemas.openxmlformats.org/officeDocument/2006/customXml" ds:itemID="{7F9D1B01-7FEE-4553-9877-3B31209422E5}">
+<ds:datastoreItem xmlns:ds="http://schemas.openxmlformats.org/officeDocument/2006/customXml" ds:itemID="{02C30E68-946A-4504-B925-FF5230B8A4C3}">
   <ds:schemaRefs>
-    <ds:schemaRef ds:uri="http://schemas.microsoft.com/office/2006/metadata/contentType"/>
-    <ds:schemaRef ds:uri="http://schemas.microsoft.com/office/2006/metadata/properties/metaAttributes"/>
-    <ds:schemaRef ds:uri="http://www.w3.org/2001/XMLSchema"/>
-    <ds:schemaRef ds:uri="http://schemas.microsoft.com/office/2006/metadata/properties"/>
-    <ds:schemaRef ds:uri="http://schemas.microsoft.com/sharepoint/v3"/>
-    <ds:schemaRef ds:uri="bc555557-3e8b-4e67-83dc-4a843c87bf48"/>
-    <ds:schemaRef ds:uri="13e5e634-19bb-4da3-8eb1-d732f895062a"/>
-    <ds:schemaRef ds:uri="http://schemas.microsoft.com/office/2006/documentManagement/types"/>
-    <ds:schemaRef ds:uri="http://schemas.microsoft.com/office/infopath/2007/PartnerControls"/>
-    <ds:schemaRef ds:uri="http://schemas.openxmlformats.org/package/2006/metadata/core-properties"/>
-    <ds:schemaRef ds:uri="http://purl.org/dc/elements/1.1/"/>
-    <ds:schemaRef ds:uri="http://purl.org/dc/terms/"/>
-    <ds:schemaRef ds:uri="http://schemas.microsoft.com/internal/obd"/>
+    <ds:schemaRef ds:uri="http://schemas.microsoft.com/sharepoint/v3/contenttype/forms"/>
   </ds:schemaRefs>
 </ds:datastoreItem>
 </file>
--- a/planet_it_maturity_assessment_template.docx
+++ b/planet_it_maturity_assessment_template.docx
@@ -611,7 +611,6 @@
                                 <w:szCs w:val="80"/>
                               </w:rPr>
                             </w:pPr>
-                            <w:proofErr w:type="gramStart"/>
                             <w:r>
                               <w:rPr>
                                 <w:rFonts w:cs="Consolas"/>
@@ -619,29 +618,28 @@
                                 <w:sz w:val="80"/>
                                 <w:szCs w:val="80"/>
                               </w:rPr>
-                              <w:t xml:space="preserve">{{ </w:t>
+                              <w:t>{{ customer_name }}</w:t>
                             </w:r>
-                            <w:proofErr w:type="spellStart"/>
-                            <w:r>
+                          </w:p>
+                          <w:p>
+                            <w:pPr>
                               <w:rPr>
                                 <w:rFonts w:cs="Consolas"/>
                                 <w:color w:val="FFFFFF" w:themeColor="background1"/>
                                 <w:sz w:val="80"/>
                                 <w:szCs w:val="80"/>
                               </w:rPr>
-                              <w:t>customer</w:t>
-                            </w:r>
-                            <w:proofErr w:type="gramEnd"/>
-                            <w:r>
+                            </w:pPr>
+                          </w:p>
+                          <w:p>
+                            <w:pPr>
                               <w:rPr>
                                 <w:rFonts w:cs="Consolas"/>
                                 <w:color w:val="FFFFFF" w:themeColor="background1"/>
                                 <w:sz w:val="80"/>
                                 <w:szCs w:val="80"/>
                               </w:rPr>
-                              <w:t>_</w:t>
-                            </w:r>
-                            <w:proofErr w:type="gramStart"/>
+                            </w:pPr>
                             <w:r>
                               <w:rPr>
                                 <w:rFonts w:cs="Consolas"/>
@@ -649,9 +647,8 @@
                                 <w:sz w:val="80"/>
                                 <w:szCs w:val="80"/>
                               </w:rPr>
-                              <w:t>name</w:t>
+                              <w:t>Prepared by</w:t>
                             </w:r>
-                            <w:proofErr w:type="spellEnd"/>
                             <w:r>
                               <w:rPr>
                                 <w:rFonts w:cs="Consolas"/>
@@ -659,9 +656,8 @@
                                 <w:sz w:val="80"/>
                                 <w:szCs w:val="80"/>
                               </w:rPr>
-                              <w:t xml:space="preserve"> }</w:t>
+                              <w:t xml:space="preserve"> </w:t>
                             </w:r>
-                            <w:proofErr w:type="gramEnd"/>
                             <w:r>
                               <w:rPr>
                                 <w:rFonts w:cs="Consolas"/>
@@ -669,105 +665,7 @@
                                 <w:sz w:val="80"/>
                                 <w:szCs w:val="80"/>
                               </w:rPr>
-                              <w:t>}</w:t>
-                            </w:r>
-                          </w:p>
-                          <w:p>
-                            <w:pPr>
-                              <w:rPr>
-                                <w:rFonts w:cs="Consolas"/>
-                                <w:color w:val="FFFFFF" w:themeColor="background1"/>
-                                <w:sz w:val="80"/>
-                                <w:szCs w:val="80"/>
-                              </w:rPr>
-                            </w:pPr>
-                          </w:p>
-                          <w:p>
-                            <w:pPr>
-                              <w:rPr>
-                                <w:rFonts w:cs="Consolas"/>
-                                <w:color w:val="FFFFFF" w:themeColor="background1"/>
-                                <w:sz w:val="80"/>
-                                <w:szCs w:val="80"/>
-                              </w:rPr>
-                            </w:pPr>
-                            <w:r>
-                              <w:rPr>
-                                <w:rFonts w:cs="Consolas"/>
-                                <w:color w:val="FFFFFF" w:themeColor="background1"/>
-                                <w:sz w:val="80"/>
-                                <w:szCs w:val="80"/>
-                              </w:rPr>
-                              <w:t>Prepared by</w:t>
-                            </w:r>
-                            <w:r>
-                              <w:rPr>
-                                <w:rFonts w:cs="Consolas"/>
-                                <w:color w:val="FFFFFF" w:themeColor="background1"/>
-                                <w:sz w:val="80"/>
-                                <w:szCs w:val="80"/>
-                              </w:rPr>
-                              <w:t xml:space="preserve"> </w:t>
-                            </w:r>
-                            <w:proofErr w:type="gramStart"/>
-                            <w:r>
-                              <w:rPr>
-                                <w:rFonts w:cs="Consolas"/>
-                                <w:color w:val="FFFFFF" w:themeColor="background1"/>
-                                <w:sz w:val="80"/>
-                                <w:szCs w:val="80"/>
-                              </w:rPr>
-                              <w:t xml:space="preserve">{{ </w:t>
-                            </w:r>
-                            <w:proofErr w:type="spellStart"/>
-                            <w:r>
-                              <w:rPr>
-                                <w:rFonts w:cs="Consolas"/>
-                                <w:color w:val="FFFFFF" w:themeColor="background1"/>
-                                <w:sz w:val="80"/>
-                                <w:szCs w:val="80"/>
-                              </w:rPr>
-                              <w:t>consultant</w:t>
-                            </w:r>
-                            <w:proofErr w:type="gramEnd"/>
-                            <w:r>
-                              <w:rPr>
-                                <w:rFonts w:cs="Consolas"/>
-                                <w:color w:val="FFFFFF" w:themeColor="background1"/>
-                                <w:sz w:val="80"/>
-                                <w:szCs w:val="80"/>
-                              </w:rPr>
-                              <w:t>_</w:t>
-                            </w:r>
-                            <w:proofErr w:type="gramStart"/>
-                            <w:r>
-                              <w:rPr>
-                                <w:rFonts w:cs="Consolas"/>
-                                <w:color w:val="FFFFFF" w:themeColor="background1"/>
-                                <w:sz w:val="80"/>
-                                <w:szCs w:val="80"/>
-                              </w:rPr>
-                              <w:t>name</w:t>
-                            </w:r>
-                            <w:proofErr w:type="spellEnd"/>
-                            <w:r>
-                              <w:rPr>
-                                <w:rFonts w:cs="Consolas"/>
-                                <w:color w:val="FFFFFF" w:themeColor="background1"/>
-                                <w:sz w:val="80"/>
-                                <w:szCs w:val="80"/>
-                              </w:rPr>
-                              <w:t xml:space="preserve"> }</w:t>
-                            </w:r>
-                            <w:proofErr w:type="gramEnd"/>
-                            <w:r>
-                              <w:rPr>
-                                <w:rFonts w:cs="Consolas"/>
-                                <w:color w:val="FFFFFF" w:themeColor="background1"/>
-                                <w:sz w:val="80"/>
-                                <w:szCs w:val="80"/>
-                              </w:rPr>
-                              <w:t>}</w:t>
+                              <w:t>{{ consultant_name }}</w:t>
                             </w:r>
                           </w:p>
                           <w:p>
@@ -1128,99 +1026,7 @@
           <w:bCs/>
           <w:color w:val="EE0000"/>
         </w:rPr>
-        <w:t xml:space="preserve">{% for guide in </w:t>
-      </w:r>
-      <w:proofErr w:type="spellStart"/>
-      <w:r>
-        <w:rPr>
-          <w:b/>
-          <w:bCs/>
-          <w:color w:val="EE0000"/>
-        </w:rPr>
-        <w:t>consultant_discovery_guide</w:t>
-      </w:r>
-      <w:proofErr w:type="spellEnd"/>
-      <w:r>
-        <w:rPr>
-          <w:b/>
-          <w:bCs/>
-          <w:color w:val="EE0000"/>
-        </w:rPr>
-        <w:t xml:space="preserve"> </w:t>
-      </w:r>
-      <w:proofErr w:type="gramStart"/>
-      <w:r>
-        <w:rPr>
-          <w:b/>
-          <w:bCs/>
-          <w:color w:val="EE0000"/>
-        </w:rPr>
-        <w:t>%}•</w:t>
-      </w:r>
-      <w:proofErr w:type="gramEnd"/>
-      <w:r>
-        <w:rPr>
-          <w:b/>
-          <w:bCs/>
-          <w:color w:val="EE0000"/>
-        </w:rPr>
-        <w:t xml:space="preserve"> </w:t>
-      </w:r>
-      <w:proofErr w:type="gramStart"/>
-      <w:r>
-        <w:rPr>
-          <w:b/>
-          <w:bCs/>
-          <w:color w:val="EE0000"/>
-        </w:rPr>
-        <w:t>{{ guide</w:t>
-      </w:r>
-      <w:proofErr w:type="gramEnd"/>
-      <w:r>
-        <w:rPr>
-          <w:b/>
-          <w:bCs/>
-          <w:color w:val="EE0000"/>
-        </w:rPr>
-        <w:t xml:space="preserve"> </w:t>
-      </w:r>
-      <w:proofErr w:type="gramStart"/>
-      <w:r>
-        <w:rPr>
-          <w:b/>
-          <w:bCs/>
-          <w:color w:val="EE0000"/>
-        </w:rPr>
-        <w:t>}}{</w:t>
-      </w:r>
-      <w:proofErr w:type="gramEnd"/>
-      <w:r>
-        <w:rPr>
-          <w:b/>
-          <w:bCs/>
-          <w:color w:val="EE0000"/>
-        </w:rPr>
-        <w:t xml:space="preserve">% if not </w:t>
-      </w:r>
-      <w:proofErr w:type="spellStart"/>
-      <w:proofErr w:type="gramStart"/>
-      <w:r>
-        <w:rPr>
-          <w:b/>
-          <w:bCs/>
-          <w:color w:val="EE0000"/>
-        </w:rPr>
-        <w:t>loop.last</w:t>
-      </w:r>
-      <w:proofErr w:type="spellEnd"/>
-      <w:proofErr w:type="gramEnd"/>
-      <w:r>
-        <w:rPr>
-          <w:b/>
-          <w:bCs/>
-          <w:color w:val="EE0000"/>
-        </w:rPr>
-        <w:t xml:space="preserve"> %}</w:t>
+        <w:t>{% for guide in consultant_discovery_guide %}• {{ guide }}{% if not loop.last %}</w:t>
       </w:r>
       <w:r>
         <w:rPr>
@@ -1229,43 +1035,7 @@
           <w:color w:val="EE0000"/>
         </w:rPr>
         <w:br/>
-        <w:t xml:space="preserve">{% endif </w:t>
-      </w:r>
-      <w:proofErr w:type="gramStart"/>
-      <w:r>
-        <w:rPr>
-          <w:b/>
-          <w:bCs/>
-          <w:color w:val="EE0000"/>
-        </w:rPr>
-        <w:t>%}{</w:t>
-      </w:r>
-      <w:proofErr w:type="gramEnd"/>
-      <w:r>
-        <w:rPr>
-          <w:b/>
-          <w:bCs/>
-          <w:color w:val="EE0000"/>
-        </w:rPr>
-        <w:t xml:space="preserve">% </w:t>
-      </w:r>
-      <w:proofErr w:type="spellStart"/>
-      <w:r>
-        <w:rPr>
-          <w:b/>
-          <w:bCs/>
-          <w:color w:val="EE0000"/>
-        </w:rPr>
-        <w:t>endfor</w:t>
-      </w:r>
-      <w:proofErr w:type="spellEnd"/>
-      <w:r>
-        <w:rPr>
-          <w:b/>
-          <w:bCs/>
-          <w:color w:val="EE0000"/>
-        </w:rPr>
-        <w:t xml:space="preserve"> %}</w:t>
+        <w:t>{% endif %}{% endfor %}</w:t>
       </w:r>
     </w:p>
     <w:p/>
@@ -1276,29 +1046,8 @@
         <w:pStyle w:val="Heading1"/>
         <w:spacing w:after="240"/>
       </w:pPr>
-      <w:proofErr w:type="gramStart"/>
-      <w:r>
-        <w:t xml:space="preserve">{{ </w:t>
-      </w:r>
-      <w:proofErr w:type="spellStart"/>
-      <w:r>
-        <w:t>customer</w:t>
-      </w:r>
-      <w:proofErr w:type="gramEnd"/>
-      <w:r>
-        <w:t>_</w:t>
-      </w:r>
-      <w:proofErr w:type="gramStart"/>
-      <w:r>
-        <w:t>name</w:t>
-      </w:r>
-      <w:proofErr w:type="spellEnd"/>
-      <w:r>
-        <w:t xml:space="preserve"> }</w:t>
-      </w:r>
-      <w:proofErr w:type="gramEnd"/>
-      <w:r>
-        <w:t>}</w:t>
+      <w:r>
+        <w:t>{{ customer_name }}</w:t>
       </w:r>
       <w:r>
         <w:t xml:space="preserve"> </w:t>
@@ -1315,29 +1064,8 @@
     </w:p>
     <w:p/>
     <w:p>
-      <w:proofErr w:type="gramStart"/>
-      <w:r>
-        <w:t xml:space="preserve">{{ </w:t>
-      </w:r>
-      <w:proofErr w:type="spellStart"/>
-      <w:r>
-        <w:t>customer</w:t>
-      </w:r>
-      <w:proofErr w:type="gramEnd"/>
-      <w:r>
-        <w:t>_</w:t>
-      </w:r>
-      <w:proofErr w:type="gramStart"/>
-      <w:r>
-        <w:t>name</w:t>
-      </w:r>
-      <w:proofErr w:type="spellEnd"/>
-      <w:r>
-        <w:t xml:space="preserve"> }</w:t>
-      </w:r>
-      <w:proofErr w:type="gramEnd"/>
-      <w:r>
-        <w:t>}</w:t>
+      <w:r>
+        <w:t>{{ customer_name }}</w:t>
       </w:r>
       <w:r>
         <w:t xml:space="preserve"> have undergone a Security Maturity Assessment completed by Planet IT.  This comprehensive assessment of the </w:t>
@@ -1345,29 +1073,8 @@
       <w:r>
         <w:t xml:space="preserve">current security implementation of </w:t>
       </w:r>
-      <w:proofErr w:type="gramStart"/>
-      <w:r>
-        <w:t xml:space="preserve">{{ </w:t>
-      </w:r>
-      <w:proofErr w:type="spellStart"/>
-      <w:r>
-        <w:t>customer</w:t>
-      </w:r>
-      <w:proofErr w:type="gramEnd"/>
-      <w:r>
-        <w:t>_</w:t>
-      </w:r>
-      <w:proofErr w:type="gramStart"/>
-      <w:r>
-        <w:t>name</w:t>
-      </w:r>
-      <w:proofErr w:type="spellEnd"/>
-      <w:r>
-        <w:t xml:space="preserve"> }</w:t>
-      </w:r>
-      <w:proofErr w:type="gramEnd"/>
-      <w:r>
-        <w:t>}</w:t>
+      <w:r>
+        <w:t>{{ customer_name }}</w:t>
       </w:r>
       <w:r>
         <w:t xml:space="preserve"> focused on assessing the security maturity </w:t>
@@ -1375,29 +1082,8 @@
       <w:r>
         <w:t xml:space="preserve">of the systems, solutions and culture in place at </w:t>
       </w:r>
-      <w:proofErr w:type="gramStart"/>
-      <w:r>
-        <w:t xml:space="preserve">{{ </w:t>
-      </w:r>
-      <w:proofErr w:type="spellStart"/>
-      <w:r>
-        <w:t>customer</w:t>
-      </w:r>
-      <w:proofErr w:type="gramEnd"/>
-      <w:r>
-        <w:t>_</w:t>
-      </w:r>
-      <w:proofErr w:type="gramStart"/>
-      <w:r>
-        <w:t>name</w:t>
-      </w:r>
-      <w:proofErr w:type="spellEnd"/>
-      <w:r>
-        <w:t xml:space="preserve"> }</w:t>
-      </w:r>
-      <w:proofErr w:type="gramEnd"/>
-      <w:r>
-        <w:t>}</w:t>
+      <w:r>
+        <w:t>{{ customer_name }}</w:t>
       </w:r>
       <w:r>
         <w:t>.</w:t>
@@ -1614,29 +1300,8 @@
       <w:r>
         <w:t xml:space="preserve">estimated security maturity in place at </w:t>
       </w:r>
-      <w:proofErr w:type="gramStart"/>
-      <w:r>
-        <w:t xml:space="preserve">{{ </w:t>
-      </w:r>
-      <w:proofErr w:type="spellStart"/>
-      <w:r>
-        <w:t>customer</w:t>
-      </w:r>
-      <w:proofErr w:type="gramEnd"/>
-      <w:r>
-        <w:t>_</w:t>
-      </w:r>
-      <w:proofErr w:type="gramStart"/>
-      <w:r>
-        <w:t>name</w:t>
-      </w:r>
-      <w:proofErr w:type="spellEnd"/>
-      <w:r>
-        <w:t xml:space="preserve"> }</w:t>
-      </w:r>
-      <w:proofErr w:type="gramEnd"/>
-      <w:r>
-        <w:t>}</w:t>
+      <w:r>
+        <w:t>{{ customer_name }}</w:t>
       </w:r>
       <w:r>
         <w:t xml:space="preserve">, </w:t>
@@ -1650,29 +1315,8 @@
       <w:r>
         <w:t xml:space="preserve">and culture at </w:t>
       </w:r>
-      <w:proofErr w:type="gramStart"/>
-      <w:r>
-        <w:t xml:space="preserve">{{ </w:t>
-      </w:r>
-      <w:proofErr w:type="spellStart"/>
-      <w:r>
-        <w:t>customer</w:t>
-      </w:r>
-      <w:proofErr w:type="gramEnd"/>
-      <w:r>
-        <w:t>_</w:t>
-      </w:r>
-      <w:proofErr w:type="gramStart"/>
-      <w:r>
-        <w:t>name</w:t>
-      </w:r>
-      <w:proofErr w:type="spellEnd"/>
-      <w:r>
-        <w:t xml:space="preserve"> }</w:t>
-      </w:r>
-      <w:proofErr w:type="gramEnd"/>
-      <w:r>
-        <w:t>}</w:t>
+      <w:r>
+        <w:t>{{ customer_name }}</w:t>
       </w:r>
       <w:r>
         <w:t>.</w:t>
@@ -1882,15 +1526,7 @@
           </w:tcPr>
           <w:p>
             <w:r>
-              <w:t xml:space="preserve">{%tr for ki in </w:t>
-            </w:r>
-            <w:proofErr w:type="spellStart"/>
-            <w:r>
-              <w:t>adjudicated_known_issues</w:t>
-            </w:r>
-            <w:proofErr w:type="spellEnd"/>
-            <w:r>
-              <w:t xml:space="preserve"> %}</w:t>
+              <w:t>{%tr for ki in adjudicated_known_issues %}</w:t>
             </w:r>
           </w:p>
         </w:tc>
@@ -1946,46 +1582,9 @@
             <w:hideMark/>
           </w:tcPr>
           <w:p>
-            <w:proofErr w:type="gramStart"/>
             <w:r>
               <w:lastRenderedPageBreak/>
-              <w:t xml:space="preserve">{{ </w:t>
-            </w:r>
-            <w:proofErr w:type="spellStart"/>
-            <w:r>
-              <w:t>loop</w:t>
-            </w:r>
-            <w:proofErr w:type="gramEnd"/>
-            <w:r>
-              <w:t>.</w:t>
-            </w:r>
-            <w:proofErr w:type="gramStart"/>
-            <w:r>
-              <w:t>index</w:t>
-            </w:r>
-            <w:proofErr w:type="spellEnd"/>
-            <w:r>
-              <w:t xml:space="preserve"> }</w:t>
-            </w:r>
-            <w:proofErr w:type="gramEnd"/>
-            <w:r>
-              <w:t xml:space="preserve">}. </w:t>
-            </w:r>
-            <w:proofErr w:type="gramStart"/>
-            <w:r>
-              <w:t xml:space="preserve">{{ </w:t>
-            </w:r>
-            <w:proofErr w:type="spellStart"/>
-            <w:r>
-              <w:t>ki</w:t>
-            </w:r>
-            <w:proofErr w:type="gramEnd"/>
-            <w:r>
-              <w:t>.issue_text</w:t>
-            </w:r>
-            <w:proofErr w:type="spellEnd"/>
-            <w:r>
-              <w:t xml:space="preserve"> }}</w:t>
+              <w:t>{{ loop.index }}. {{ ki.issue_text }}</w:t>
             </w:r>
           </w:p>
         </w:tc>
@@ -2007,21 +1606,8 @@
             <w:hideMark/>
           </w:tcPr>
           <w:p>
-            <w:proofErr w:type="gramStart"/>
-            <w:r>
-              <w:t xml:space="preserve">{{ </w:t>
-            </w:r>
-            <w:proofErr w:type="spellStart"/>
-            <w:r>
-              <w:t>ki.our</w:t>
-            </w:r>
-            <w:proofErr w:type="gramEnd"/>
-            <w:r>
-              <w:t>_ruling</w:t>
-            </w:r>
-            <w:proofErr w:type="spellEnd"/>
-            <w:r>
-              <w:t xml:space="preserve"> }}</w:t>
+            <w:r>
+              <w:t>{{ ki.our_ruling }}</w:t>
             </w:r>
           </w:p>
         </w:tc>
@@ -2043,21 +1629,8 @@
             <w:hideMark/>
           </w:tcPr>
           <w:p>
-            <w:proofErr w:type="gramStart"/>
-            <w:r>
-              <w:t xml:space="preserve">{{ </w:t>
-            </w:r>
-            <w:proofErr w:type="spellStart"/>
-            <w:r>
-              <w:t>ki</w:t>
-            </w:r>
-            <w:proofErr w:type="gramEnd"/>
-            <w:r>
-              <w:t>.rationale</w:t>
-            </w:r>
-            <w:proofErr w:type="spellEnd"/>
-            <w:r>
-              <w:t xml:space="preserve"> }}</w:t>
+            <w:r>
+              <w:t>{{ ki.rationale }}</w:t>
             </w:r>
           </w:p>
         </w:tc>
@@ -2080,74 +1653,11 @@
           </w:tcPr>
           <w:p>
             <w:r>
-              <w:t xml:space="preserve">{% for a in </w:t>
-            </w:r>
-            <w:proofErr w:type="spellStart"/>
-            <w:proofErr w:type="gramStart"/>
-            <w:r>
-              <w:t>ki.suggested</w:t>
-            </w:r>
-            <w:proofErr w:type="gramEnd"/>
-            <w:r>
-              <w:t>_remediations</w:t>
-            </w:r>
-            <w:proofErr w:type="spellEnd"/>
-            <w:r>
-              <w:t xml:space="preserve"> </w:t>
-            </w:r>
-            <w:proofErr w:type="gramStart"/>
-            <w:r>
-              <w:t>%}•</w:t>
-            </w:r>
-            <w:proofErr w:type="gramEnd"/>
-            <w:r>
-              <w:t xml:space="preserve"> </w:t>
-            </w:r>
-            <w:proofErr w:type="gramStart"/>
-            <w:r>
-              <w:t>{{ a</w:t>
-            </w:r>
-            <w:proofErr w:type="gramEnd"/>
-            <w:r>
-              <w:t xml:space="preserve"> </w:t>
-            </w:r>
-            <w:proofErr w:type="gramStart"/>
-            <w:r>
-              <w:t>}}{</w:t>
-            </w:r>
-            <w:proofErr w:type="gramEnd"/>
-            <w:r>
-              <w:t xml:space="preserve">% if not </w:t>
-            </w:r>
-            <w:proofErr w:type="spellStart"/>
-            <w:proofErr w:type="gramStart"/>
-            <w:r>
-              <w:t>loop.last</w:t>
-            </w:r>
-            <w:proofErr w:type="spellEnd"/>
-            <w:proofErr w:type="gramEnd"/>
-            <w:r>
-              <w:t xml:space="preserve"> %}</w:t>
+              <w:t>{% for a in ki.suggested_remediations %}• {{ a }}{% if not loop.last %}</w:t>
             </w:r>
             <w:r>
               <w:br/>
-              <w:t xml:space="preserve">{% endif </w:t>
-            </w:r>
-            <w:proofErr w:type="gramStart"/>
-            <w:r>
-              <w:t>%}{</w:t>
-            </w:r>
-            <w:proofErr w:type="gramEnd"/>
-            <w:r>
-              <w:t xml:space="preserve">% </w:t>
-            </w:r>
-            <w:proofErr w:type="spellStart"/>
-            <w:r>
-              <w:t>endfor</w:t>
-            </w:r>
-            <w:proofErr w:type="spellEnd"/>
-            <w:r>
-              <w:t xml:space="preserve"> %}</w:t>
+              <w:t>{% endif %}{% endfor %}</w:t>
             </w:r>
           </w:p>
         </w:tc>
@@ -2170,74 +1680,11 @@
           </w:tcPr>
           <w:p>
             <w:r>
-              <w:t xml:space="preserve">{% for s in </w:t>
-            </w:r>
-            <w:proofErr w:type="spellStart"/>
-            <w:proofErr w:type="gramStart"/>
-            <w:r>
-              <w:t>ki.aligned</w:t>
-            </w:r>
-            <w:proofErr w:type="gramEnd"/>
-            <w:r>
-              <w:t>_solutions</w:t>
-            </w:r>
-            <w:proofErr w:type="spellEnd"/>
-            <w:r>
-              <w:t xml:space="preserve"> </w:t>
-            </w:r>
-            <w:proofErr w:type="gramStart"/>
-            <w:r>
-              <w:t>%}•</w:t>
-            </w:r>
-            <w:proofErr w:type="gramEnd"/>
-            <w:r>
-              <w:t xml:space="preserve"> </w:t>
-            </w:r>
-            <w:proofErr w:type="gramStart"/>
-            <w:r>
-              <w:t>{{ s</w:t>
-            </w:r>
-            <w:proofErr w:type="gramEnd"/>
-            <w:r>
-              <w:t xml:space="preserve"> </w:t>
-            </w:r>
-            <w:proofErr w:type="gramStart"/>
-            <w:r>
-              <w:t>}}{</w:t>
-            </w:r>
-            <w:proofErr w:type="gramEnd"/>
-            <w:r>
-              <w:t xml:space="preserve">% if not </w:t>
-            </w:r>
-            <w:proofErr w:type="spellStart"/>
-            <w:proofErr w:type="gramStart"/>
-            <w:r>
-              <w:t>loop.last</w:t>
-            </w:r>
-            <w:proofErr w:type="spellEnd"/>
-            <w:proofErr w:type="gramEnd"/>
-            <w:r>
-              <w:t xml:space="preserve"> %}</w:t>
+              <w:t>{% for s in ki.aligned_solutions %}• {{ s }}{% if not loop.last %}</w:t>
             </w:r>
             <w:r>
               <w:br/>
-              <w:t xml:space="preserve">{% endif </w:t>
-            </w:r>
-            <w:proofErr w:type="gramStart"/>
-            <w:r>
-              <w:t>%}{</w:t>
-            </w:r>
-            <w:proofErr w:type="gramEnd"/>
-            <w:r>
-              <w:t xml:space="preserve">% </w:t>
-            </w:r>
-            <w:proofErr w:type="spellStart"/>
-            <w:r>
-              <w:t>endfor</w:t>
-            </w:r>
-            <w:proofErr w:type="spellEnd"/>
-            <w:r>
-              <w:t xml:space="preserve"> %}</w:t>
+              <w:t>{% endif %}{% endfor %}</w:t>
             </w:r>
           </w:p>
         </w:tc>
@@ -2251,15 +1698,7 @@
           </w:tcPr>
           <w:p>
             <w:r>
-              <w:t xml:space="preserve">{%tr </w:t>
-            </w:r>
-            <w:proofErr w:type="spellStart"/>
-            <w:r>
-              <w:t>endfor</w:t>
-            </w:r>
-            <w:proofErr w:type="spellEnd"/>
-            <w:r>
-              <w:t xml:space="preserve"> %}</w:t>
+              <w:t>{%tr endfor %}</w:t>
             </w:r>
           </w:p>
         </w:tc>
@@ -2311,113 +1750,24 @@
       <w:pPr>
         <w:pStyle w:val="Heading2"/>
       </w:pPr>
-      <w:proofErr w:type="gramStart"/>
-      <w:r>
-        <w:t xml:space="preserve">{{ </w:t>
-      </w:r>
-      <w:proofErr w:type="spellStart"/>
-      <w:r>
-        <w:t>security</w:t>
-      </w:r>
-      <w:proofErr w:type="gramEnd"/>
-      <w:r>
-        <w:t>_</w:t>
-      </w:r>
-      <w:proofErr w:type="gramStart"/>
-      <w:r>
-        <w:t>rating.score</w:t>
-      </w:r>
-      <w:proofErr w:type="gramEnd"/>
-      <w:r>
-        <w:t>_</w:t>
-      </w:r>
-      <w:proofErr w:type="gramStart"/>
-      <w:r>
-        <w:t>statement</w:t>
-      </w:r>
-      <w:proofErr w:type="spellEnd"/>
-      <w:r>
-        <w:t xml:space="preserve"> }</w:t>
-      </w:r>
-      <w:proofErr w:type="gramEnd"/>
-      <w:r>
-        <w:t>}</w:t>
+      <w:r>
+        <w:t>{{ security_rating.score_statement }}</w:t>
       </w:r>
     </w:p>
     <w:p>
-      <w:proofErr w:type="gramStart"/>
-      <w:r>
-        <w:t xml:space="preserve">{{ </w:t>
-      </w:r>
-      <w:proofErr w:type="spellStart"/>
-      <w:r>
-        <w:t>security</w:t>
-      </w:r>
-      <w:proofErr w:type="gramEnd"/>
-      <w:r>
-        <w:t>_</w:t>
-      </w:r>
-      <w:proofErr w:type="gramStart"/>
-      <w:r>
-        <w:t>rating.caveat</w:t>
-      </w:r>
-      <w:proofErr w:type="spellEnd"/>
-      <w:proofErr w:type="gramEnd"/>
-      <w:r>
-        <w:t xml:space="preserve"> }}</w:t>
+      <w:r>
+        <w:t>{{ security_rating.caveat }}</w:t>
       </w:r>
     </w:p>
     <w:p/>
     <w:p>
-      <w:proofErr w:type="gramStart"/>
-      <w:r>
-        <w:t xml:space="preserve">{{ </w:t>
-      </w:r>
-      <w:proofErr w:type="spellStart"/>
-      <w:r>
-        <w:t>maturity</w:t>
-      </w:r>
-      <w:proofErr w:type="gramEnd"/>
-      <w:r>
-        <w:t>_</w:t>
-      </w:r>
-      <w:proofErr w:type="gramStart"/>
-      <w:r>
-        <w:t>gauge</w:t>
-      </w:r>
-      <w:proofErr w:type="spellEnd"/>
-      <w:r>
-        <w:t xml:space="preserve"> }</w:t>
-      </w:r>
-      <w:proofErr w:type="gramEnd"/>
-      <w:r>
-        <w:t>}</w:t>
+      <w:r>
+        <w:t>{{ maturity_gauge }}</w:t>
       </w:r>
     </w:p>
     <w:p>
-      <w:proofErr w:type="gramStart"/>
-      <w:r>
-        <w:t xml:space="preserve">{{ </w:t>
-      </w:r>
-      <w:proofErr w:type="spellStart"/>
-      <w:r>
-        <w:t>maturity</w:t>
-      </w:r>
-      <w:proofErr w:type="gramEnd"/>
-      <w:r>
-        <w:t>_gauge_</w:t>
-      </w:r>
-      <w:proofErr w:type="gramStart"/>
-      <w:r>
-        <w:t>caption</w:t>
-      </w:r>
-      <w:proofErr w:type="spellEnd"/>
-      <w:r>
-        <w:t xml:space="preserve"> }</w:t>
-      </w:r>
-      <w:proofErr w:type="gramEnd"/>
-      <w:r>
-        <w:t>}</w:t>
+      <w:r>
+        <w:t>{{ maturity_gauge_caption }}</w:t>
       </w:r>
     </w:p>
     <w:p/>
@@ -2563,37 +1913,8 @@
             <w:hideMark/>
           </w:tcPr>
           <w:p>
-            <w:proofErr w:type="gramStart"/>
-            <w:r>
-              <w:t xml:space="preserve">{{ </w:t>
-            </w:r>
-            <w:proofErr w:type="spellStart"/>
-            <w:r>
-              <w:t>security</w:t>
-            </w:r>
-            <w:proofErr w:type="gramEnd"/>
-            <w:r>
-              <w:t>_</w:t>
-            </w:r>
-            <w:proofErr w:type="gramStart"/>
-            <w:r>
-              <w:t>rating.snapshot</w:t>
-            </w:r>
-            <w:proofErr w:type="gramEnd"/>
-            <w:r>
-              <w:t>.overall_</w:t>
-            </w:r>
-            <w:proofErr w:type="gramStart"/>
-            <w:r>
-              <w:t>score</w:t>
-            </w:r>
-            <w:proofErr w:type="spellEnd"/>
-            <w:r>
-              <w:t xml:space="preserve"> }}/</w:t>
-            </w:r>
-            <w:proofErr w:type="gramEnd"/>
-            <w:r>
-              <w:t>100</w:t>
+            <w:r>
+              <w:t>{{ security_rating.snapshot.overall_score }}/100</w:t>
             </w:r>
           </w:p>
         </w:tc>
@@ -2646,29 +1967,8 @@
             <w:hideMark/>
           </w:tcPr>
           <w:p>
-            <w:proofErr w:type="gramStart"/>
-            <w:r>
-              <w:t xml:space="preserve">{{ </w:t>
-            </w:r>
-            <w:proofErr w:type="spellStart"/>
-            <w:r>
-              <w:t>security</w:t>
-            </w:r>
-            <w:proofErr w:type="gramEnd"/>
-            <w:r>
-              <w:t>_</w:t>
-            </w:r>
-            <w:proofErr w:type="gramStart"/>
-            <w:r>
-              <w:t>rating.snapshot</w:t>
-            </w:r>
-            <w:proofErr w:type="gramEnd"/>
-            <w:r>
-              <w:t>.maturity_rating</w:t>
-            </w:r>
-            <w:proofErr w:type="spellEnd"/>
-            <w:r>
-              <w:t xml:space="preserve"> }}</w:t>
+            <w:r>
+              <w:t>{{ security_rating.snapshot.maturity_rating }}</w:t>
             </w:r>
           </w:p>
         </w:tc>
@@ -2721,29 +2021,8 @@
             <w:hideMark/>
           </w:tcPr>
           <w:p>
-            <w:proofErr w:type="gramStart"/>
-            <w:r>
-              <w:t xml:space="preserve">{{ </w:t>
-            </w:r>
-            <w:proofErr w:type="spellStart"/>
-            <w:r>
-              <w:t>security</w:t>
-            </w:r>
-            <w:proofErr w:type="gramEnd"/>
-            <w:r>
-              <w:t>_</w:t>
-            </w:r>
-            <w:proofErr w:type="gramStart"/>
-            <w:r>
-              <w:t>rating.snapshot</w:t>
-            </w:r>
-            <w:proofErr w:type="gramEnd"/>
-            <w:r>
-              <w:t>.direction_of_travel</w:t>
-            </w:r>
-            <w:proofErr w:type="spellEnd"/>
-            <w:r>
-              <w:t xml:space="preserve"> }}</w:t>
+            <w:r>
+              <w:t>{{ security_rating.snapshot.direction_of_travel }}</w:t>
             </w:r>
           </w:p>
         </w:tc>
@@ -2796,37 +2075,8 @@
             <w:hideMark/>
           </w:tcPr>
           <w:p>
-            <w:proofErr w:type="gramStart"/>
-            <w:r>
-              <w:t xml:space="preserve">{{ </w:t>
-            </w:r>
-            <w:proofErr w:type="spellStart"/>
-            <w:r>
-              <w:t>security</w:t>
-            </w:r>
-            <w:proofErr w:type="gramEnd"/>
-            <w:r>
-              <w:t>_</w:t>
-            </w:r>
-            <w:proofErr w:type="gramStart"/>
-            <w:r>
-              <w:t>rating.snapshot</w:t>
-            </w:r>
-            <w:proofErr w:type="gramEnd"/>
-            <w:r>
-              <w:t>.primary_strengths|</w:t>
-            </w:r>
-            <w:proofErr w:type="gramStart"/>
-            <w:r>
-              <w:t>join</w:t>
-            </w:r>
-            <w:proofErr w:type="spellEnd"/>
-            <w:r>
-              <w:t>(</w:t>
-            </w:r>
-            <w:proofErr w:type="gramEnd"/>
-            <w:r>
-              <w:t>', ') }}</w:t>
+            <w:r>
+              <w:t>{{ security_rating.snapshot.primary_strengths|join(', ') }}</w:t>
             </w:r>
           </w:p>
         </w:tc>
@@ -2879,37 +2129,8 @@
             <w:hideMark/>
           </w:tcPr>
           <w:p>
-            <w:proofErr w:type="gramStart"/>
-            <w:r>
-              <w:t xml:space="preserve">{{ </w:t>
-            </w:r>
-            <w:proofErr w:type="spellStart"/>
-            <w:r>
-              <w:t>security</w:t>
-            </w:r>
-            <w:proofErr w:type="gramEnd"/>
-            <w:r>
-              <w:t>_</w:t>
-            </w:r>
-            <w:proofErr w:type="gramStart"/>
-            <w:r>
-              <w:t>rating.snapshot</w:t>
-            </w:r>
-            <w:proofErr w:type="gramEnd"/>
-            <w:r>
-              <w:t>.primary_gaps|</w:t>
-            </w:r>
-            <w:proofErr w:type="gramStart"/>
-            <w:r>
-              <w:t>join</w:t>
-            </w:r>
-            <w:proofErr w:type="spellEnd"/>
-            <w:r>
-              <w:t>(</w:t>
-            </w:r>
-            <w:proofErr w:type="gramEnd"/>
-            <w:r>
-              <w:t>', ') }}</w:t>
+            <w:r>
+              <w:t>{{ security_rating.snapshot.primary_gaps|join(', ') }}</w:t>
             </w:r>
           </w:p>
         </w:tc>
@@ -2962,29 +2183,8 @@
             <w:hideMark/>
           </w:tcPr>
           <w:p>
-            <w:proofErr w:type="gramStart"/>
-            <w:r>
-              <w:t xml:space="preserve">{{ </w:t>
-            </w:r>
-            <w:proofErr w:type="spellStart"/>
-            <w:r>
-              <w:t>security</w:t>
-            </w:r>
-            <w:proofErr w:type="gramEnd"/>
-            <w:r>
-              <w:t>_</w:t>
-            </w:r>
-            <w:proofErr w:type="gramStart"/>
-            <w:r>
-              <w:t>rating.snapshot</w:t>
-            </w:r>
-            <w:proofErr w:type="gramEnd"/>
-            <w:r>
-              <w:t>.board_level_takeaway</w:t>
-            </w:r>
-            <w:proofErr w:type="spellEnd"/>
-            <w:r>
-              <w:t xml:space="preserve"> }}</w:t>
+            <w:r>
+              <w:t>{{ security_rating.snapshot.board_level_takeaway }}</w:t>
             </w:r>
           </w:p>
         </w:tc>
@@ -3229,23 +2429,7 @@
           </w:tcPr>
           <w:p>
             <w:r>
-              <w:t xml:space="preserve">{%tr for it in </w:t>
-            </w:r>
-            <w:proofErr w:type="spellStart"/>
-            <w:r>
-              <w:t>security_</w:t>
-            </w:r>
-            <w:proofErr w:type="gramStart"/>
-            <w:r>
-              <w:t>rating.weighted</w:t>
-            </w:r>
-            <w:proofErr w:type="gramEnd"/>
-            <w:r>
-              <w:t>_areas</w:t>
-            </w:r>
-            <w:proofErr w:type="spellEnd"/>
-            <w:r>
-              <w:t xml:space="preserve"> %}</w:t>
+              <w:t>{%tr for it in security_rating.weighted_areas %}</w:t>
             </w:r>
           </w:p>
         </w:tc>
@@ -3301,21 +2485,8 @@
             <w:hideMark/>
           </w:tcPr>
           <w:p>
-            <w:proofErr w:type="gramStart"/>
-            <w:r>
-              <w:t xml:space="preserve">{{ </w:t>
-            </w:r>
-            <w:proofErr w:type="spellStart"/>
-            <w:r>
-              <w:t>it</w:t>
-            </w:r>
-            <w:proofErr w:type="gramEnd"/>
-            <w:r>
-              <w:t>.area</w:t>
-            </w:r>
-            <w:proofErr w:type="spellEnd"/>
-            <w:r>
-              <w:t xml:space="preserve"> }}</w:t>
+            <w:r>
+              <w:t>{{ it.area }}</w:t>
             </w:r>
           </w:p>
         </w:tc>
@@ -3337,27 +2508,9 @@
             <w:hideMark/>
           </w:tcPr>
           <w:p>
-            <w:proofErr w:type="gramStart"/>
-            <w:r>
-              <w:t xml:space="preserve">{{ </w:t>
-            </w:r>
-            <w:proofErr w:type="spellStart"/>
-            <w:r>
-              <w:t>it</w:t>
-            </w:r>
-            <w:proofErr w:type="gramEnd"/>
-            <w:r>
-              <w:t>.weight_</w:t>
-            </w:r>
-            <w:proofErr w:type="gramStart"/>
-            <w:r>
-              <w:t>percent</w:t>
-            </w:r>
-            <w:proofErr w:type="spellEnd"/>
-            <w:r>
-              <w:t xml:space="preserve"> }}%</w:t>
-            </w:r>
-            <w:proofErr w:type="gramEnd"/>
+            <w:r>
+              <w:t>{{ it.weight_percent }}%</w:t>
+            </w:r>
           </w:p>
         </w:tc>
         <w:tc>
@@ -3378,21 +2531,8 @@
             <w:hideMark/>
           </w:tcPr>
           <w:p>
-            <w:proofErr w:type="gramStart"/>
-            <w:r>
-              <w:t xml:space="preserve">{{ </w:t>
-            </w:r>
-            <w:proofErr w:type="spellStart"/>
-            <w:r>
-              <w:t>it</w:t>
-            </w:r>
-            <w:proofErr w:type="gramEnd"/>
-            <w:r>
-              <w:t>.indicative_score</w:t>
-            </w:r>
-            <w:proofErr w:type="spellEnd"/>
-            <w:r>
-              <w:t xml:space="preserve"> }}</w:t>
+            <w:r>
+              <w:t>{{ it.indicative_score }}</w:t>
             </w:r>
           </w:p>
         </w:tc>
@@ -3414,27 +2554,9 @@
             <w:hideMark/>
           </w:tcPr>
           <w:p>
-            <w:proofErr w:type="gramStart"/>
-            <w:r>
-              <w:t xml:space="preserve">{{ </w:t>
-            </w:r>
-            <w:proofErr w:type="spellStart"/>
-            <w:r>
-              <w:t>it</w:t>
-            </w:r>
-            <w:proofErr w:type="gramEnd"/>
-            <w:r>
-              <w:t>.weighted_</w:t>
-            </w:r>
-            <w:proofErr w:type="gramStart"/>
-            <w:r>
-              <w:t>contribution</w:t>
-            </w:r>
-            <w:proofErr w:type="spellEnd"/>
-            <w:r>
-              <w:t xml:space="preserve"> }}%</w:t>
-            </w:r>
-            <w:proofErr w:type="gramEnd"/>
+            <w:r>
+              <w:t>{{ it.weighted_contribution }}%</w:t>
+            </w:r>
           </w:p>
         </w:tc>
         <w:tc>
@@ -3455,21 +2577,8 @@
             <w:hideMark/>
           </w:tcPr>
           <w:p>
-            <w:proofErr w:type="gramStart"/>
-            <w:r>
-              <w:t xml:space="preserve">{{ </w:t>
-            </w:r>
-            <w:proofErr w:type="spellStart"/>
-            <w:r>
-              <w:t>it</w:t>
-            </w:r>
-            <w:proofErr w:type="gramEnd"/>
-            <w:r>
-              <w:t>.rationale</w:t>
-            </w:r>
-            <w:proofErr w:type="spellEnd"/>
-            <w:r>
-              <w:t xml:space="preserve"> }}</w:t>
+            <w:r>
+              <w:t>{{ it.rationale }}</w:t>
             </w:r>
           </w:p>
         </w:tc>
@@ -3483,15 +2592,7 @@
           </w:tcPr>
           <w:p>
             <w:r>
-              <w:t xml:space="preserve">{%tr </w:t>
-            </w:r>
-            <w:proofErr w:type="spellStart"/>
-            <w:r>
-              <w:t>endfor</w:t>
-            </w:r>
-            <w:proofErr w:type="spellEnd"/>
-            <w:r>
-              <w:t xml:space="preserve"> %}</w:t>
+              <w:t>{%tr endfor %}</w:t>
             </w:r>
           </w:p>
         </w:tc>
@@ -3672,23 +2773,7 @@
           </w:tcPr>
           <w:p>
             <w:r>
-              <w:t xml:space="preserve">{%tr for b in </w:t>
-            </w:r>
-            <w:proofErr w:type="spellStart"/>
-            <w:r>
-              <w:t>security_</w:t>
-            </w:r>
-            <w:proofErr w:type="gramStart"/>
-            <w:r>
-              <w:t>rating.maturity</w:t>
-            </w:r>
-            <w:proofErr w:type="gramEnd"/>
-            <w:r>
-              <w:t>_bands</w:t>
-            </w:r>
-            <w:proofErr w:type="spellEnd"/>
-            <w:r>
-              <w:t xml:space="preserve"> %}</w:t>
+              <w:t>{%tr for b in security_rating.maturity_bands %}</w:t>
             </w:r>
           </w:p>
         </w:tc>
@@ -3728,21 +2813,8 @@
             <w:hideMark/>
           </w:tcPr>
           <w:p>
-            <w:proofErr w:type="gramStart"/>
-            <w:r>
-              <w:t xml:space="preserve">{{ </w:t>
-            </w:r>
-            <w:proofErr w:type="spellStart"/>
-            <w:r>
-              <w:t>b</w:t>
-            </w:r>
-            <w:proofErr w:type="gramEnd"/>
-            <w:r>
-              <w:t>.score_range</w:t>
-            </w:r>
-            <w:proofErr w:type="spellEnd"/>
-            <w:r>
-              <w:t xml:space="preserve"> }}</w:t>
+            <w:r>
+              <w:t>{{ b.score_range }}</w:t>
             </w:r>
           </w:p>
         </w:tc>
@@ -3764,21 +2836,8 @@
             <w:hideMark/>
           </w:tcPr>
           <w:p>
-            <w:proofErr w:type="gramStart"/>
-            <w:r>
-              <w:t xml:space="preserve">{{ </w:t>
-            </w:r>
-            <w:proofErr w:type="spellStart"/>
-            <w:r>
-              <w:t>b</w:t>
-            </w:r>
-            <w:proofErr w:type="gramEnd"/>
-            <w:r>
-              <w:t>.rating</w:t>
-            </w:r>
-            <w:proofErr w:type="spellEnd"/>
-            <w:r>
-              <w:t xml:space="preserve"> }}</w:t>
+            <w:r>
+              <w:t>{{ b.rating }}</w:t>
             </w:r>
           </w:p>
         </w:tc>
@@ -3800,21 +2859,8 @@
             <w:hideMark/>
           </w:tcPr>
           <w:p>
-            <w:proofErr w:type="gramStart"/>
-            <w:r>
-              <w:t xml:space="preserve">{{ </w:t>
-            </w:r>
-            <w:proofErr w:type="spellStart"/>
-            <w:r>
-              <w:t>b</w:t>
-            </w:r>
-            <w:proofErr w:type="gramEnd"/>
-            <w:r>
-              <w:t>.meaning</w:t>
-            </w:r>
-            <w:proofErr w:type="spellEnd"/>
-            <w:r>
-              <w:t xml:space="preserve"> }}</w:t>
+            <w:r>
+              <w:t>{{ b.meaning }}</w:t>
             </w:r>
           </w:p>
         </w:tc>
@@ -3828,15 +2874,7 @@
           </w:tcPr>
           <w:p>
             <w:r>
-              <w:t xml:space="preserve">{%tr </w:t>
-            </w:r>
-            <w:proofErr w:type="spellStart"/>
-            <w:r>
-              <w:t>endfor</w:t>
-            </w:r>
-            <w:proofErr w:type="spellEnd"/>
-            <w:r>
-              <w:t xml:space="preserve"> %}</w:t>
+              <w:t>{%tr endfor %}</w:t>
             </w:r>
           </w:p>
         </w:tc>
@@ -3860,37 +2898,8 @@
     </w:tbl>
     <w:p/>
     <w:p>
-      <w:proofErr w:type="gramStart"/>
-      <w:r>
-        <w:t xml:space="preserve">{{ </w:t>
-      </w:r>
-      <w:proofErr w:type="spellStart"/>
-      <w:r>
-        <w:t>security</w:t>
-      </w:r>
-      <w:proofErr w:type="gramEnd"/>
-      <w:r>
-        <w:t>_</w:t>
-      </w:r>
-      <w:proofErr w:type="gramStart"/>
-      <w:r>
-        <w:t>rating.executive</w:t>
-      </w:r>
-      <w:proofErr w:type="gramEnd"/>
-      <w:r>
-        <w:t>_</w:t>
-      </w:r>
-      <w:proofErr w:type="gramStart"/>
-      <w:r>
-        <w:t>interpretation</w:t>
-      </w:r>
-      <w:proofErr w:type="spellEnd"/>
-      <w:r>
-        <w:t xml:space="preserve"> }</w:t>
-      </w:r>
-      <w:proofErr w:type="gramEnd"/>
-      <w:r>
-        <w:t>}</w:t>
+      <w:r>
+        <w:t>{{ security_rating.executive_interpretation }}</w:t>
       </w:r>
     </w:p>
     <w:p>
@@ -3911,29 +2920,8 @@
       </w:r>
     </w:p>
     <w:p>
-      <w:proofErr w:type="gramStart"/>
-      <w:r>
-        <w:t xml:space="preserve">{{ </w:t>
-      </w:r>
-      <w:proofErr w:type="spellStart"/>
-      <w:r>
-        <w:t>board</w:t>
-      </w:r>
-      <w:proofErr w:type="gramEnd"/>
-      <w:r>
-        <w:t>_</w:t>
-      </w:r>
-      <w:proofErr w:type="gramStart"/>
-      <w:r>
-        <w:t>summary</w:t>
-      </w:r>
-      <w:proofErr w:type="spellEnd"/>
-      <w:r>
-        <w:t xml:space="preserve"> }</w:t>
-      </w:r>
-      <w:proofErr w:type="gramEnd"/>
-      <w:r>
-        <w:t>}</w:t>
+      <w:r>
+        <w:t>{{ board_summary }}</w:t>
       </w:r>
     </w:p>
     <w:p>
@@ -3943,29 +2931,8 @@
           <w:lang w:eastAsia="en-GB"/>
         </w:rPr>
       </w:pPr>
-      <w:proofErr w:type="gramStart"/>
-      <w:r>
-        <w:t xml:space="preserve">{{ </w:t>
-      </w:r>
-      <w:proofErr w:type="spellStart"/>
-      <w:r>
-        <w:t>executive</w:t>
-      </w:r>
-      <w:proofErr w:type="gramEnd"/>
-      <w:r>
-        <w:t>_summary_actions_</w:t>
-      </w:r>
-      <w:proofErr w:type="gramStart"/>
-      <w:r>
-        <w:t>bullets</w:t>
-      </w:r>
-      <w:proofErr w:type="spellEnd"/>
-      <w:r>
-        <w:t xml:space="preserve"> }</w:t>
-      </w:r>
-      <w:proofErr w:type="gramEnd"/>
-      <w:r>
-        <w:t>}</w:t>
+      <w:r>
+        <w:t>{{ executive_summary_actions_bullets }}</w:t>
       </w:r>
     </w:p>
     <w:p/>
@@ -4130,15 +3097,7 @@
           </w:tcPr>
           <w:p>
             <w:r>
-              <w:t xml:space="preserve">{%tr for r in </w:t>
-            </w:r>
-            <w:proofErr w:type="spellStart"/>
-            <w:r>
-              <w:t>rag_summary</w:t>
-            </w:r>
-            <w:proofErr w:type="spellEnd"/>
-            <w:r>
-              <w:t xml:space="preserve"> %}</w:t>
+              <w:t>{%tr for r in rag_summary %}</w:t>
             </w:r>
           </w:p>
         </w:tc>
@@ -4186,51 +3145,9 @@
             <w:hideMark/>
           </w:tcPr>
           <w:p>
-            <w:proofErr w:type="gramStart"/>
-            <w:r>
-              <w:t xml:space="preserve">{{ </w:t>
-            </w:r>
-            <w:proofErr w:type="spellStart"/>
-            <w:r>
-              <w:t>r</w:t>
-            </w:r>
-            <w:proofErr w:type="gramEnd"/>
-            <w:r>
-              <w:t>.severity_</w:t>
-            </w:r>
-            <w:proofErr w:type="gramStart"/>
-            <w:r>
-              <w:t>label</w:t>
-            </w:r>
-            <w:proofErr w:type="spellEnd"/>
-            <w:r>
-              <w:t xml:space="preserve"> }</w:t>
-            </w:r>
-            <w:proofErr w:type="gramEnd"/>
-            <w:r>
-              <w:t xml:space="preserve">} </w:t>
-            </w:r>
-            <w:proofErr w:type="gramStart"/>
-            <w:r>
-              <w:t xml:space="preserve">{{ </w:t>
-            </w:r>
-            <w:proofErr w:type="spellStart"/>
-            <w:r>
-              <w:t>r</w:t>
-            </w:r>
-            <w:proofErr w:type="gramEnd"/>
-            <w:r>
-              <w:t>.severity_</w:t>
-            </w:r>
-            <w:proofErr w:type="gramStart"/>
-            <w:r>
-              <w:t>pct</w:t>
-            </w:r>
-            <w:proofErr w:type="spellEnd"/>
-            <w:r>
-              <w:t xml:space="preserve"> }}%</w:t>
-            </w:r>
-            <w:proofErr w:type="gramEnd"/>
+            <w:r>
+              <w:t>{{ r.severity_label }} {{ r.severity_pct }}%</w:t>
+            </w:r>
           </w:p>
         </w:tc>
         <w:tc>
@@ -4251,21 +3168,8 @@
             <w:hideMark/>
           </w:tcPr>
           <w:p>
-            <w:proofErr w:type="gramStart"/>
-            <w:r>
-              <w:t xml:space="preserve">{{ </w:t>
-            </w:r>
-            <w:proofErr w:type="spellStart"/>
-            <w:r>
-              <w:t>r</w:t>
-            </w:r>
-            <w:proofErr w:type="gramEnd"/>
-            <w:r>
-              <w:t>.issue_title</w:t>
-            </w:r>
-            <w:proofErr w:type="spellEnd"/>
-            <w:r>
-              <w:t xml:space="preserve"> }}</w:t>
+            <w:r>
+              <w:t>{{ r.issue_title }}</w:t>
             </w:r>
           </w:p>
         </w:tc>
@@ -4287,21 +3191,8 @@
             <w:hideMark/>
           </w:tcPr>
           <w:p>
-            <w:proofErr w:type="gramStart"/>
-            <w:r>
-              <w:t xml:space="preserve">{{ </w:t>
-            </w:r>
-            <w:proofErr w:type="spellStart"/>
-            <w:r>
-              <w:t>r</w:t>
-            </w:r>
-            <w:proofErr w:type="gramEnd"/>
-            <w:r>
-              <w:t>.business_exposure</w:t>
-            </w:r>
-            <w:proofErr w:type="spellEnd"/>
-            <w:r>
-              <w:t xml:space="preserve"> }}</w:t>
+            <w:r>
+              <w:t>{{ r.business_exposure }}</w:t>
             </w:r>
           </w:p>
         </w:tc>
@@ -4323,21 +3214,8 @@
             <w:hideMark/>
           </w:tcPr>
           <w:p>
-            <w:proofErr w:type="gramStart"/>
-            <w:r>
-              <w:t xml:space="preserve">{{ </w:t>
-            </w:r>
-            <w:proofErr w:type="spellStart"/>
-            <w:r>
-              <w:t>r</w:t>
-            </w:r>
-            <w:proofErr w:type="gramEnd"/>
-            <w:r>
-              <w:t>.priority_action</w:t>
-            </w:r>
-            <w:proofErr w:type="spellEnd"/>
-            <w:r>
-              <w:t xml:space="preserve"> }}</w:t>
+            <w:r>
+              <w:t>{{ r.priority_action }}</w:t>
             </w:r>
           </w:p>
         </w:tc>
@@ -4351,15 +3229,7 @@
           </w:tcPr>
           <w:p>
             <w:r>
-              <w:t xml:space="preserve">{%tr </w:t>
-            </w:r>
-            <w:proofErr w:type="spellStart"/>
-            <w:r>
-              <w:t>endfor</w:t>
-            </w:r>
-            <w:proofErr w:type="spellEnd"/>
-            <w:r>
-              <w:t xml:space="preserve"> %}</w:t>
+              <w:t>{%tr endfor %}</w:t>
             </w:r>
           </w:p>
         </w:tc>
@@ -4481,51 +3351,7 @@
                 <w:sz w:val="22"/>
                 <w:szCs w:val="22"/>
               </w:rPr>
-              <w:t xml:space="preserve">Why this fits </w:t>
-            </w:r>
-            <w:proofErr w:type="gramStart"/>
-            <w:r>
-              <w:rPr>
-                <w:b/>
-                <w:bCs/>
-                <w:color w:val="FFFFFF"/>
-                <w:sz w:val="22"/>
-                <w:szCs w:val="22"/>
-              </w:rPr>
-              <w:t xml:space="preserve">{{ </w:t>
-            </w:r>
-            <w:proofErr w:type="spellStart"/>
-            <w:r>
-              <w:rPr>
-                <w:b/>
-                <w:bCs/>
-                <w:color w:val="FFFFFF"/>
-                <w:sz w:val="22"/>
-                <w:szCs w:val="22"/>
-              </w:rPr>
-              <w:t>customer</w:t>
-            </w:r>
-            <w:proofErr w:type="gramEnd"/>
-            <w:r>
-              <w:rPr>
-                <w:b/>
-                <w:bCs/>
-                <w:color w:val="FFFFFF"/>
-                <w:sz w:val="22"/>
-                <w:szCs w:val="22"/>
-              </w:rPr>
-              <w:t>_name</w:t>
-            </w:r>
-            <w:proofErr w:type="spellEnd"/>
-            <w:r>
-              <w:rPr>
-                <w:b/>
-                <w:bCs/>
-                <w:color w:val="FFFFFF"/>
-                <w:sz w:val="22"/>
-                <w:szCs w:val="22"/>
-              </w:rPr>
-              <w:t xml:space="preserve"> }}</w:t>
+              <w:t>Why this fits {{ customer_name }}</w:t>
             </w:r>
           </w:p>
         </w:tc>
@@ -4571,15 +3397,7 @@
           </w:tcPr>
           <w:p>
             <w:r>
-              <w:t xml:space="preserve">{%tr for opt in </w:t>
-            </w:r>
-            <w:proofErr w:type="spellStart"/>
-            <w:r>
-              <w:t>programme_options</w:t>
-            </w:r>
-            <w:proofErr w:type="spellEnd"/>
-            <w:r>
-              <w:t xml:space="preserve"> %}</w:t>
+              <w:t>{%tr for opt in programme_options %}</w:t>
             </w:r>
           </w:p>
         </w:tc>
@@ -4619,21 +3437,8 @@
             <w:hideMark/>
           </w:tcPr>
           <w:p>
-            <w:proofErr w:type="gramStart"/>
-            <w:r>
-              <w:t xml:space="preserve">{{ </w:t>
-            </w:r>
-            <w:proofErr w:type="spellStart"/>
-            <w:r>
-              <w:t>opt</w:t>
-            </w:r>
-            <w:proofErr w:type="gramEnd"/>
-            <w:r>
-              <w:t>.solution</w:t>
-            </w:r>
-            <w:proofErr w:type="spellEnd"/>
-            <w:r>
-              <w:t xml:space="preserve"> }}</w:t>
+            <w:r>
+              <w:t>{{ opt.solution }}</w:t>
             </w:r>
           </w:p>
         </w:tc>
@@ -4655,21 +3460,8 @@
             <w:hideMark/>
           </w:tcPr>
           <w:p>
-            <w:proofErr w:type="gramStart"/>
-            <w:r>
-              <w:t xml:space="preserve">{{ </w:t>
-            </w:r>
-            <w:proofErr w:type="spellStart"/>
-            <w:r>
-              <w:t>opt.why</w:t>
-            </w:r>
-            <w:proofErr w:type="gramEnd"/>
-            <w:r>
-              <w:t>_this_fits</w:t>
-            </w:r>
-            <w:proofErr w:type="spellEnd"/>
-            <w:r>
-              <w:t xml:space="preserve"> }}</w:t>
+            <w:r>
+              <w:t>{{ opt.why_this_fits }}</w:t>
             </w:r>
           </w:p>
         </w:tc>
@@ -4691,21 +3483,8 @@
             <w:hideMark/>
           </w:tcPr>
           <w:p>
-            <w:proofErr w:type="gramStart"/>
-            <w:r>
-              <w:t xml:space="preserve">{{ </w:t>
-            </w:r>
-            <w:proofErr w:type="spellStart"/>
-            <w:r>
-              <w:t>opt</w:t>
-            </w:r>
-            <w:proofErr w:type="gramEnd"/>
-            <w:r>
-              <w:t>.cost_band</w:t>
-            </w:r>
-            <w:proofErr w:type="spellEnd"/>
-            <w:r>
-              <w:t xml:space="preserve"> }}</w:t>
+            <w:r>
+              <w:t>{{ opt.cost_band }}</w:t>
             </w:r>
           </w:p>
         </w:tc>
@@ -4719,15 +3498,7 @@
           </w:tcPr>
           <w:p>
             <w:r>
-              <w:t xml:space="preserve">{%tr </w:t>
-            </w:r>
-            <w:proofErr w:type="spellStart"/>
-            <w:r>
-              <w:t>endfor</w:t>
-            </w:r>
-            <w:proofErr w:type="spellEnd"/>
-            <w:r>
-              <w:t xml:space="preserve"> %}</w:t>
+              <w:t>{%tr endfor %}</w:t>
             </w:r>
           </w:p>
         </w:tc>
@@ -4784,7 +3555,6 @@
         </w:rPr>
         <w:t xml:space="preserve">Disclaimer: this is a fictional breach scenario leveraging threat intelligence and known threat actor activity mapped to the current technology stack and perceived security maturity of </w:t>
       </w:r>
-      <w:proofErr w:type="gramStart"/>
       <w:r>
         <w:rPr>
           <w:bCs/>
@@ -4793,53 +3563,8 @@
           <w:sz w:val="12"/>
           <w:szCs w:val="12"/>
         </w:rPr>
-        <w:t xml:space="preserve">{{ </w:t>
-      </w:r>
-      <w:proofErr w:type="spellStart"/>
-      <w:r>
-        <w:rPr>
-          <w:bCs/>
-          <w:i/>
-          <w:iCs/>
-          <w:sz w:val="12"/>
-          <w:szCs w:val="12"/>
-        </w:rPr>
-        <w:t>customer</w:t>
-      </w:r>
-      <w:proofErr w:type="gramEnd"/>
-      <w:r>
-        <w:rPr>
-          <w:bCs/>
-          <w:i/>
-          <w:iCs/>
-          <w:sz w:val="12"/>
-          <w:szCs w:val="12"/>
-        </w:rPr>
-        <w:t>_</w:t>
-      </w:r>
-      <w:proofErr w:type="gramStart"/>
-      <w:r>
-        <w:rPr>
-          <w:bCs/>
-          <w:i/>
-          <w:iCs/>
-          <w:sz w:val="12"/>
-          <w:szCs w:val="12"/>
-        </w:rPr>
-        <w:t>name</w:t>
-      </w:r>
-      <w:proofErr w:type="spellEnd"/>
-      <w:r>
-        <w:rPr>
-          <w:bCs/>
-          <w:i/>
-          <w:iCs/>
-          <w:sz w:val="12"/>
-          <w:szCs w:val="12"/>
-        </w:rPr>
-        <w:t xml:space="preserve"> }</w:t>
-      </w:r>
-      <w:proofErr w:type="gramEnd"/>
+        <w:t>{{ customer_name }</w:t>
+      </w:r>
       <w:r>
         <w:rPr>
           <w:bCs/>
@@ -4876,29 +3601,8 @@
           <w:lang w:eastAsia="en-GB"/>
         </w:rPr>
       </w:pPr>
-      <w:proofErr w:type="gramStart"/>
-      <w:r>
-        <w:t xml:space="preserve">{{ </w:t>
-      </w:r>
-      <w:proofErr w:type="spellStart"/>
-      <w:r>
-        <w:t>threat</w:t>
-      </w:r>
-      <w:proofErr w:type="gramEnd"/>
-      <w:r>
-        <w:t>_</w:t>
-      </w:r>
-      <w:proofErr w:type="gramStart"/>
-      <w:r>
-        <w:t>scenarios</w:t>
-      </w:r>
-      <w:proofErr w:type="spellEnd"/>
-      <w:r>
-        <w:t xml:space="preserve"> }</w:t>
-      </w:r>
-      <w:proofErr w:type="gramEnd"/>
-      <w:r>
-        <w:t>}</w:t>
+      <w:r>
+        <w:t>{{ threat_scenarios }}</w:t>
       </w:r>
     </w:p>
     <w:p/>
@@ -4920,29 +3624,8 @@
           <w:lang w:eastAsia="en-GB"/>
         </w:rPr>
       </w:pPr>
-      <w:proofErr w:type="gramStart"/>
-      <w:r>
-        <w:t xml:space="preserve">{{ </w:t>
-      </w:r>
-      <w:proofErr w:type="spellStart"/>
-      <w:r>
-        <w:t>radar</w:t>
-      </w:r>
-      <w:proofErr w:type="gramEnd"/>
-      <w:r>
-        <w:t>_</w:t>
-      </w:r>
-      <w:proofErr w:type="gramStart"/>
-      <w:r>
-        <w:t>chart</w:t>
-      </w:r>
-      <w:proofErr w:type="spellEnd"/>
-      <w:r>
-        <w:t xml:space="preserve"> }</w:t>
-      </w:r>
-      <w:proofErr w:type="gramEnd"/>
-      <w:r>
-        <w:t>}</w:t>
+      <w:r>
+        <w:t>{{ radar_chart }}</w:t>
       </w:r>
     </w:p>
     <w:p/>
@@ -4970,29 +3653,8 @@
       </w:r>
     </w:p>
     <w:p>
-      <w:proofErr w:type="gramStart"/>
-      <w:r>
-        <w:t xml:space="preserve">{{ </w:t>
-      </w:r>
-      <w:proofErr w:type="spellStart"/>
-      <w:r>
-        <w:t>matrix</w:t>
-      </w:r>
-      <w:proofErr w:type="gramEnd"/>
-      <w:r>
-        <w:t>_</w:t>
-      </w:r>
-      <w:proofErr w:type="gramStart"/>
-      <w:r>
-        <w:t>mapping</w:t>
-      </w:r>
-      <w:proofErr w:type="spellEnd"/>
-      <w:r>
-        <w:t xml:space="preserve"> }</w:t>
-      </w:r>
-      <w:proofErr w:type="gramEnd"/>
-      <w:r>
-        <w:t>}</w:t>
+      <w:r>
+        <w:t>{{ matrix_mapping }}</w:t>
       </w:r>
     </w:p>
     <w:p/>
@@ -5266,71 +3928,17 @@
         </w:rPr>
       </w:pPr>
       <w:r>
-        <w:t xml:space="preserve">{% for comp in </w:t>
-      </w:r>
-      <w:proofErr w:type="spellStart"/>
-      <w:r>
-        <w:t>compliance_alignment</w:t>
-      </w:r>
-      <w:proofErr w:type="spellEnd"/>
-      <w:r>
-        <w:t xml:space="preserve"> </w:t>
-      </w:r>
-      <w:proofErr w:type="gramStart"/>
-      <w:r>
-        <w:t>%}</w:t>
+        <w:t>{% for comp in compliance_alignment %}</w:t>
       </w:r>
       <w:r>
         <w:rPr>
           <w:b/>
           <w:bCs/>
         </w:rPr>
-        <w:t>Standard</w:t>
-      </w:r>
-      <w:proofErr w:type="gramEnd"/>
-      <w:r>
-        <w:rPr>
-          <w:b/>
-          <w:bCs/>
-        </w:rPr>
-        <w:t>:</w:t>
-      </w:r>
-      <w:r>
-        <w:t xml:space="preserve"> </w:t>
-      </w:r>
-      <w:proofErr w:type="gramStart"/>
-      <w:r>
-        <w:t xml:space="preserve">{{ </w:t>
-      </w:r>
-      <w:proofErr w:type="spellStart"/>
-      <w:r>
-        <w:t>comp</w:t>
-      </w:r>
-      <w:proofErr w:type="gramEnd"/>
-      <w:r>
-        <w:t>.</w:t>
-      </w:r>
-      <w:proofErr w:type="gramStart"/>
-      <w:r>
-        <w:t>standard</w:t>
-      </w:r>
-      <w:proofErr w:type="spellEnd"/>
-      <w:r>
-        <w:t xml:space="preserve"> }}{</w:t>
-      </w:r>
-      <w:proofErr w:type="gramEnd"/>
-      <w:r>
-        <w:t xml:space="preserve">% if </w:t>
-      </w:r>
-      <w:proofErr w:type="spellStart"/>
-      <w:proofErr w:type="gramStart"/>
-      <w:r>
-        <w:t>comp.gaps</w:t>
-      </w:r>
-      <w:proofErr w:type="spellEnd"/>
-      <w:proofErr w:type="gramEnd"/>
-      <w:r>
-        <w:t xml:space="preserve"> %} </w:t>
+        <w:t>Standard:</w:t>
+      </w:r>
+      <w:r>
+        <w:t xml:space="preserve"> {{ comp.standard }}{% if comp.gaps %} </w:t>
       </w:r>
       <w:r>
         <w:rPr>
@@ -5340,70 +3948,7 @@
         <w:t>Gaps:</w:t>
       </w:r>
       <w:r>
-        <w:t xml:space="preserve"> {% for gap in </w:t>
-      </w:r>
-      <w:proofErr w:type="spellStart"/>
-      <w:proofErr w:type="gramStart"/>
-      <w:r>
-        <w:t>comp.gaps</w:t>
-      </w:r>
-      <w:proofErr w:type="spellEnd"/>
-      <w:proofErr w:type="gramEnd"/>
-      <w:r>
-        <w:t xml:space="preserve"> </w:t>
-      </w:r>
-      <w:proofErr w:type="gramStart"/>
-      <w:r>
-        <w:t>%}•</w:t>
-      </w:r>
-      <w:proofErr w:type="gramEnd"/>
-      <w:r>
-        <w:t xml:space="preserve"> </w:t>
-      </w:r>
-      <w:proofErr w:type="gramStart"/>
-      <w:r>
-        <w:t>{{ gap</w:t>
-      </w:r>
-      <w:proofErr w:type="gramEnd"/>
-      <w:r>
-        <w:t xml:space="preserve"> }} {% </w:t>
-      </w:r>
-      <w:proofErr w:type="spellStart"/>
-      <w:r>
-        <w:t>endfor</w:t>
-      </w:r>
-      <w:proofErr w:type="spellEnd"/>
-      <w:r>
-        <w:t xml:space="preserve"> </w:t>
-      </w:r>
-      <w:proofErr w:type="gramStart"/>
-      <w:r>
-        <w:t>%}{</w:t>
-      </w:r>
-      <w:proofErr w:type="gramEnd"/>
-      <w:r>
-        <w:t xml:space="preserve">% endif </w:t>
-      </w:r>
-      <w:proofErr w:type="gramStart"/>
-      <w:r>
-        <w:t>%}{</w:t>
-      </w:r>
-      <w:proofErr w:type="gramEnd"/>
-      <w:r>
-        <w:t xml:space="preserve">% if </w:t>
-      </w:r>
-      <w:proofErr w:type="spellStart"/>
-      <w:proofErr w:type="gramStart"/>
-      <w:r>
-        <w:t>comp.fill</w:t>
-      </w:r>
-      <w:proofErr w:type="gramEnd"/>
-      <w:r>
-        <w:t>_plan</w:t>
-      </w:r>
-      <w:proofErr w:type="spellEnd"/>
-      <w:r>
-        <w:t xml:space="preserve"> %} </w:t>
+        <w:t xml:space="preserve"> {% for gap in comp.gaps %}• {{ gap }} {% endfor %}{% endif %}{% if comp.fill_plan %} </w:t>
       </w:r>
       <w:r>
         <w:rPr>
@@ -5413,74 +3958,17 @@
         <w:t>Remediation Plans:</w:t>
       </w:r>
       <w:r>
-        <w:t xml:space="preserve"> {% for </w:t>
-      </w:r>
-      <w:proofErr w:type="spellStart"/>
-      <w:r>
-        <w:t>gp</w:t>
-      </w:r>
-      <w:proofErr w:type="spellEnd"/>
-      <w:r>
-        <w:t xml:space="preserve"> in </w:t>
-      </w:r>
-      <w:proofErr w:type="spellStart"/>
-      <w:proofErr w:type="gramStart"/>
-      <w:r>
-        <w:t>comp.fill</w:t>
-      </w:r>
-      <w:proofErr w:type="gramEnd"/>
-      <w:r>
-        <w:t>_plan</w:t>
-      </w:r>
-      <w:proofErr w:type="spellEnd"/>
-      <w:r>
-        <w:t xml:space="preserve"> </w:t>
-      </w:r>
-      <w:proofErr w:type="gramStart"/>
-      <w:r>
-        <w:t>%}</w:t>
+        <w:t xml:space="preserve"> {% for gp in comp.fill_plan %}</w:t>
       </w:r>
       <w:r>
         <w:rPr>
           <w:b/>
           <w:bCs/>
         </w:rPr>
-        <w:t>Gap</w:t>
-      </w:r>
-      <w:proofErr w:type="gramEnd"/>
-      <w:r>
-        <w:rPr>
-          <w:b/>
-          <w:bCs/>
-        </w:rPr>
-        <w:t>:</w:t>
-      </w:r>
-      <w:r>
-        <w:t xml:space="preserve"> </w:t>
-      </w:r>
-      <w:proofErr w:type="gramStart"/>
-      <w:r>
-        <w:t xml:space="preserve">{{ </w:t>
-      </w:r>
-      <w:proofErr w:type="spellStart"/>
-      <w:r>
-        <w:t>gp.gap</w:t>
-      </w:r>
-      <w:proofErr w:type="gramEnd"/>
-      <w:r>
-        <w:t>_</w:t>
-      </w:r>
-      <w:proofErr w:type="gramStart"/>
-      <w:r>
-        <w:t>description</w:t>
-      </w:r>
-      <w:proofErr w:type="spellEnd"/>
-      <w:r>
-        <w:t xml:space="preserve"> }</w:t>
-      </w:r>
-      <w:proofErr w:type="gramEnd"/>
-      <w:r>
-        <w:t xml:space="preserve">} </w:t>
+        <w:t>Gap:</w:t>
+      </w:r>
+      <w:r>
+        <w:t xml:space="preserve"> {{ gp.gap_description }} </w:t>
       </w:r>
       <w:r>
         <w:rPr>
@@ -5490,90 +3978,17 @@
         <w:t>Actions:</w:t>
       </w:r>
       <w:r>
-        <w:t xml:space="preserve"> {% for action in </w:t>
-      </w:r>
-      <w:proofErr w:type="spellStart"/>
-      <w:proofErr w:type="gramStart"/>
-      <w:r>
-        <w:t>gp.recommended</w:t>
-      </w:r>
-      <w:proofErr w:type="gramEnd"/>
-      <w:r>
-        <w:t>_actions</w:t>
-      </w:r>
-      <w:proofErr w:type="spellEnd"/>
-      <w:r>
-        <w:t xml:space="preserve"> </w:t>
-      </w:r>
-      <w:proofErr w:type="gramStart"/>
-      <w:r>
-        <w:t>%}•</w:t>
-      </w:r>
-      <w:proofErr w:type="gramEnd"/>
-      <w:r>
-        <w:t xml:space="preserve"> </w:t>
-      </w:r>
-      <w:proofErr w:type="gramStart"/>
-      <w:r>
-        <w:t>{{ action</w:t>
-      </w:r>
-      <w:proofErr w:type="gramEnd"/>
-      <w:r>
-        <w:t xml:space="preserve"> }} {% </w:t>
-      </w:r>
-      <w:proofErr w:type="spellStart"/>
-      <w:r>
-        <w:t>endfor</w:t>
-      </w:r>
-      <w:proofErr w:type="spellEnd"/>
-      <w:r>
-        <w:t xml:space="preserve"> </w:t>
-      </w:r>
-      <w:proofErr w:type="gramStart"/>
-      <w:r>
-        <w:t>%}</w:t>
+        <w:t xml:space="preserve"> {% for action in gp.recommended_actions %}• {{ action }} {% endfor %}</w:t>
       </w:r>
       <w:r>
         <w:rPr>
           <w:b/>
           <w:bCs/>
         </w:rPr>
-        <w:t>Owner</w:t>
-      </w:r>
-      <w:proofErr w:type="gramEnd"/>
-      <w:r>
-        <w:rPr>
-          <w:b/>
-          <w:bCs/>
-        </w:rPr>
-        <w:t>:</w:t>
-      </w:r>
-      <w:r>
-        <w:t xml:space="preserve"> </w:t>
-      </w:r>
-      <w:proofErr w:type="gramStart"/>
-      <w:r>
-        <w:t xml:space="preserve">{{ </w:t>
-      </w:r>
-      <w:proofErr w:type="spellStart"/>
-      <w:r>
-        <w:t>gp</w:t>
-      </w:r>
-      <w:proofErr w:type="gramEnd"/>
-      <w:r>
-        <w:t>.</w:t>
-      </w:r>
-      <w:proofErr w:type="gramStart"/>
-      <w:r>
-        <w:t>owner</w:t>
-      </w:r>
-      <w:proofErr w:type="spellEnd"/>
-      <w:r>
-        <w:t xml:space="preserve"> }</w:t>
-      </w:r>
-      <w:proofErr w:type="gramEnd"/>
-      <w:r>
-        <w:t xml:space="preserve">} </w:t>
+        <w:t>Owner:</w:t>
+      </w:r>
+      <w:r>
+        <w:t xml:space="preserve"> {{ gp.owner }} </w:t>
       </w:r>
       <w:r>
         <w:rPr>
@@ -5583,88 +3998,14 @@
         <w:t>Due By:</w:t>
       </w:r>
       <w:r>
-        <w:t xml:space="preserve"> </w:t>
-      </w:r>
-      <w:proofErr w:type="gramStart"/>
-      <w:r>
-        <w:t xml:space="preserve">{{ </w:t>
-      </w:r>
-      <w:proofErr w:type="spellStart"/>
-      <w:r>
-        <w:t>gp.due</w:t>
-      </w:r>
-      <w:proofErr w:type="gramEnd"/>
-      <w:r>
-        <w:t>_</w:t>
-      </w:r>
-      <w:proofErr w:type="gramStart"/>
-      <w:r>
-        <w:t>by</w:t>
-      </w:r>
-      <w:proofErr w:type="spellEnd"/>
-      <w:r>
-        <w:t xml:space="preserve"> }</w:t>
-      </w:r>
-      <w:proofErr w:type="gramEnd"/>
-      <w:r>
-        <w:t xml:space="preserve">} {% </w:t>
-      </w:r>
-      <w:proofErr w:type="spellStart"/>
-      <w:r>
-        <w:t>endfor</w:t>
-      </w:r>
-      <w:proofErr w:type="spellEnd"/>
-      <w:r>
-        <w:t xml:space="preserve"> </w:t>
-      </w:r>
-      <w:proofErr w:type="gramStart"/>
-      <w:r>
-        <w:t>%}{</w:t>
-      </w:r>
-      <w:proofErr w:type="gramEnd"/>
-      <w:r>
-        <w:t xml:space="preserve">% endif </w:t>
-      </w:r>
-      <w:proofErr w:type="gramStart"/>
-      <w:r>
-        <w:t>%}{</w:t>
-      </w:r>
-      <w:proofErr w:type="gramEnd"/>
-      <w:r>
-        <w:t xml:space="preserve">% if not </w:t>
-      </w:r>
-      <w:proofErr w:type="spellStart"/>
-      <w:proofErr w:type="gramStart"/>
-      <w:r>
-        <w:t>loop.last</w:t>
-      </w:r>
-      <w:proofErr w:type="spellEnd"/>
-      <w:proofErr w:type="gramEnd"/>
-      <w:r>
-        <w:t xml:space="preserve"> %}</w:t>
+        <w:t xml:space="preserve"> {{ gp.due_by }} {% endfor %}{% endif %}{% if not loop.last %}</w:t>
       </w:r>
       <w:r>
         <w:br/>
       </w:r>
       <w:r>
         <w:br/>
-        <w:t xml:space="preserve">{% endif </w:t>
-      </w:r>
-      <w:proofErr w:type="gramStart"/>
-      <w:r>
-        <w:t>%}{</w:t>
-      </w:r>
-      <w:proofErr w:type="gramEnd"/>
-      <w:r>
-        <w:t xml:space="preserve">% </w:t>
-      </w:r>
-      <w:proofErr w:type="spellStart"/>
-      <w:r>
-        <w:t>endfor</w:t>
-      </w:r>
-      <w:proofErr w:type="spellEnd"/>
-      <w:r>
-        <w:t xml:space="preserve"> %}</w:t>
+        <w:t>{% endif %}{% endfor %}</w:t>
       </w:r>
     </w:p>
     <w:p>
@@ -5693,86 +4034,23 @@
       </w:r>
     </w:p>
     <w:p>
-      <w:proofErr w:type="gramStart"/>
-      <w:r>
-        <w:t xml:space="preserve">{{ </w:t>
-      </w:r>
-      <w:proofErr w:type="spellStart"/>
-      <w:r>
-        <w:t>cost</w:t>
-      </w:r>
-      <w:proofErr w:type="gramEnd"/>
-      <w:r>
-        <w:t>_of_</w:t>
-      </w:r>
-      <w:proofErr w:type="gramStart"/>
-      <w:r>
-        <w:t>inaction</w:t>
-      </w:r>
-      <w:proofErr w:type="spellEnd"/>
-      <w:r>
-        <w:t xml:space="preserve"> }</w:t>
-      </w:r>
-      <w:proofErr w:type="gramEnd"/>
-      <w:r>
-        <w:t>}</w:t>
+      <w:r>
+        <w:t>{{ cost_of_inaction }}</w:t>
       </w:r>
     </w:p>
     <w:p/>
     <w:p>
-      <w:proofErr w:type="gramStart"/>
       <w:r>
         <w:t>{</w:t>
       </w:r>
       <w:r>
-        <w:t xml:space="preserve">{ </w:t>
-      </w:r>
-      <w:proofErr w:type="spellStart"/>
-      <w:r>
-        <w:t>cost</w:t>
-      </w:r>
-      <w:proofErr w:type="gramEnd"/>
-      <w:r>
-        <w:t>_of_inaction_</w:t>
-      </w:r>
-      <w:proofErr w:type="gramStart"/>
-      <w:r>
-        <w:t>summary</w:t>
-      </w:r>
-      <w:proofErr w:type="spellEnd"/>
-      <w:r>
-        <w:t xml:space="preserve"> }</w:t>
-      </w:r>
-      <w:proofErr w:type="gramEnd"/>
-      <w:r>
-        <w:t>}</w:t>
+        <w:t>{ cost_of_inaction_summary }}</w:t>
       </w:r>
     </w:p>
     <w:p/>
     <w:p>
-      <w:proofErr w:type="gramStart"/>
-      <w:r>
-        <w:t xml:space="preserve">{{ </w:t>
-      </w:r>
-      <w:proofErr w:type="spellStart"/>
-      <w:r>
-        <w:t>threat</w:t>
-      </w:r>
-      <w:proofErr w:type="gramEnd"/>
-      <w:r>
-        <w:t>_intelligence_</w:t>
-      </w:r>
-      <w:proofErr w:type="gramStart"/>
-      <w:r>
-        <w:t>context</w:t>
-      </w:r>
-      <w:proofErr w:type="spellEnd"/>
-      <w:r>
-        <w:t xml:space="preserve"> }</w:t>
-      </w:r>
-      <w:proofErr w:type="gramEnd"/>
-      <w:r>
-        <w:t>}</w:t>
+      <w:r>
+        <w:t>{{ threat_intelligence_context }}</w:t>
       </w:r>
     </w:p>
     <w:p/>
@@ -5974,13 +4252,8 @@
             <w:hideMark/>
           </w:tcPr>
           <w:p>
-            <w:proofErr w:type="gramStart"/>
-            <w:r>
-              <w:t>{{ industry</w:t>
-            </w:r>
-            <w:proofErr w:type="gramEnd"/>
-            <w:r>
-              <w:t xml:space="preserve"> }}</w:t>
+            <w:r>
+              <w:t>{{ industry }}</w:t>
             </w:r>
           </w:p>
         </w:tc>
@@ -6036,13 +4309,8 @@
             <w:hideMark/>
           </w:tcPr>
           <w:p>
-            <w:proofErr w:type="gramStart"/>
-            <w:r>
-              <w:t>{{ users</w:t>
-            </w:r>
-            <w:proofErr w:type="gramEnd"/>
-            <w:r>
-              <w:t xml:space="preserve"> }}</w:t>
+            <w:r>
+              <w:t>{{ users }}</w:t>
             </w:r>
           </w:p>
         </w:tc>
@@ -6098,21 +4366,8 @@
             <w:hideMark/>
           </w:tcPr>
           <w:p>
-            <w:proofErr w:type="gramStart"/>
-            <w:r>
-              <w:t>{{ endpoints</w:t>
-            </w:r>
-            <w:proofErr w:type="gramEnd"/>
-            <w:r>
-              <w:t xml:space="preserve"> }} / </w:t>
-            </w:r>
-            <w:proofErr w:type="gramStart"/>
-            <w:r>
-              <w:t>{{ servers</w:t>
-            </w:r>
-            <w:proofErr w:type="gramEnd"/>
-            <w:r>
-              <w:t xml:space="preserve"> }}</w:t>
+            <w:r>
+              <w:t>{{ endpoints }} / {{ servers }}</w:t>
             </w:r>
           </w:p>
         </w:tc>
@@ -6168,21 +4423,8 @@
             <w:hideMark/>
           </w:tcPr>
           <w:p>
-            <w:proofErr w:type="gramStart"/>
-            <w:r>
-              <w:t xml:space="preserve">{{ </w:t>
-            </w:r>
-            <w:proofErr w:type="spellStart"/>
-            <w:r>
-              <w:t>operating</w:t>
-            </w:r>
-            <w:proofErr w:type="gramEnd"/>
-            <w:r>
-              <w:t>_systems</w:t>
-            </w:r>
-            <w:proofErr w:type="spellEnd"/>
-            <w:r>
-              <w:t xml:space="preserve"> }}</w:t>
+            <w:r>
+              <w:t>{{ operating_systems }}</w:t>
             </w:r>
           </w:p>
         </w:tc>
@@ -6238,21 +4480,8 @@
             <w:hideMark/>
           </w:tcPr>
           <w:p>
-            <w:proofErr w:type="gramStart"/>
-            <w:r>
-              <w:t xml:space="preserve">{{ </w:t>
-            </w:r>
-            <w:proofErr w:type="spellStart"/>
-            <w:r>
-              <w:t>cloud</w:t>
-            </w:r>
-            <w:proofErr w:type="gramEnd"/>
-            <w:r>
-              <w:t>_env</w:t>
-            </w:r>
-            <w:proofErr w:type="spellEnd"/>
-            <w:r>
-              <w:t xml:space="preserve"> }}</w:t>
+            <w:r>
+              <w:t>{{ cloud_env }}</w:t>
             </w:r>
           </w:p>
         </w:tc>
@@ -6312,13 +4541,8 @@
             <w:vAlign w:val="center"/>
           </w:tcPr>
           <w:p>
-            <w:proofErr w:type="gramStart"/>
-            <w:r>
-              <w:t>{{ m</w:t>
-            </w:r>
-            <w:proofErr w:type="gramEnd"/>
-            <w:r>
-              <w:t>365_license }}</w:t>
+            <w:r>
+              <w:t>{{ m365_license }}</w:t>
             </w:r>
           </w:p>
         </w:tc>
@@ -6374,21 +4598,8 @@
             <w:hideMark/>
           </w:tcPr>
           <w:p>
-            <w:proofErr w:type="gramStart"/>
-            <w:r>
-              <w:t xml:space="preserve">{{ </w:t>
-            </w:r>
-            <w:proofErr w:type="spellStart"/>
-            <w:r>
-              <w:t>in</w:t>
-            </w:r>
-            <w:proofErr w:type="gramEnd"/>
-            <w:r>
-              <w:t>_house_team</w:t>
-            </w:r>
-            <w:proofErr w:type="spellEnd"/>
-            <w:r>
-              <w:t xml:space="preserve"> }}</w:t>
+            <w:r>
+              <w:t>{{ in_house_team }}</w:t>
             </w:r>
           </w:p>
         </w:tc>
@@ -6444,13 +4655,8 @@
             <w:hideMark/>
           </w:tcPr>
           <w:p>
-            <w:proofErr w:type="gramStart"/>
-            <w:r>
-              <w:t>{{ compliance</w:t>
-            </w:r>
-            <w:proofErr w:type="gramEnd"/>
-            <w:r>
-              <w:t xml:space="preserve"> }}</w:t>
+            <w:r>
+              <w:t>{{ compliance }}</w:t>
             </w:r>
           </w:p>
         </w:tc>
@@ -6506,21 +4712,8 @@
             <w:hideMark/>
           </w:tcPr>
           <w:p>
-            <w:proofErr w:type="gramStart"/>
-            <w:r>
-              <w:t xml:space="preserve">{{ </w:t>
-            </w:r>
-            <w:proofErr w:type="spellStart"/>
-            <w:r>
-              <w:t>cap</w:t>
-            </w:r>
-            <w:proofErr w:type="gramEnd"/>
-            <w:r>
-              <w:t>_summary</w:t>
-            </w:r>
-            <w:proofErr w:type="spellEnd"/>
-            <w:r>
-              <w:t xml:space="preserve"> }}</w:t>
+            <w:r>
+              <w:t>{{ cap_summary }}</w:t>
             </w:r>
           </w:p>
         </w:tc>
@@ -6687,21 +4880,8 @@
             <w:hideMark/>
           </w:tcPr>
           <w:p>
-            <w:proofErr w:type="gramStart"/>
-            <w:r>
-              <w:t xml:space="preserve">{{ </w:t>
-            </w:r>
-            <w:proofErr w:type="spellStart"/>
-            <w:r>
-              <w:t>mdr</w:t>
-            </w:r>
-            <w:proofErr w:type="gramEnd"/>
-            <w:r>
-              <w:t>_provider</w:t>
-            </w:r>
-            <w:proofErr w:type="spellEnd"/>
-            <w:r>
-              <w:t xml:space="preserve"> }}</w:t>
+            <w:r>
+              <w:t>{{ mdr_provider }}</w:t>
             </w:r>
           </w:p>
         </w:tc>
@@ -6757,13 +4937,8 @@
             <w:hideMark/>
           </w:tcPr>
           <w:p>
-            <w:proofErr w:type="gramStart"/>
-            <w:r>
-              <w:t>{{ endpoint</w:t>
-            </w:r>
-            <w:proofErr w:type="gramEnd"/>
-            <w:r>
-              <w:t xml:space="preserve"> }}</w:t>
+            <w:r>
+              <w:t>{{ endpoint }}</w:t>
             </w:r>
           </w:p>
         </w:tc>
@@ -6823,21 +4998,8 @@
             <w:vAlign w:val="center"/>
           </w:tcPr>
           <w:p>
-            <w:proofErr w:type="gramStart"/>
-            <w:r>
-              <w:t xml:space="preserve">{{ </w:t>
-            </w:r>
-            <w:proofErr w:type="spellStart"/>
-            <w:r>
-              <w:t>endpoint</w:t>
-            </w:r>
-            <w:proofErr w:type="gramEnd"/>
-            <w:r>
-              <w:t>_posture</w:t>
-            </w:r>
-            <w:proofErr w:type="spellEnd"/>
-            <w:r>
-              <w:t xml:space="preserve"> }}</w:t>
+            <w:r>
+              <w:t>{{ endpoint_posture }}</w:t>
             </w:r>
           </w:p>
         </w:tc>
@@ -6893,13 +5055,8 @@
             <w:hideMark/>
           </w:tcPr>
           <w:p>
-            <w:proofErr w:type="gramStart"/>
-            <w:r>
-              <w:t>{{ firewall</w:t>
-            </w:r>
-            <w:proofErr w:type="gramEnd"/>
-            <w:r>
-              <w:t xml:space="preserve"> }}</w:t>
+            <w:r>
+              <w:t>{{ firewall }}</w:t>
             </w:r>
           </w:p>
         </w:tc>
@@ -6955,13 +5112,8 @@
             <w:hideMark/>
           </w:tcPr>
           <w:p>
-            <w:proofErr w:type="gramStart"/>
-            <w:r>
-              <w:t>{{ identity</w:t>
-            </w:r>
-            <w:proofErr w:type="gramEnd"/>
-            <w:r>
-              <w:t xml:space="preserve"> }}</w:t>
+            <w:r>
+              <w:t>{{ identity }}</w:t>
             </w:r>
           </w:p>
         </w:tc>
@@ -7017,13 +5169,8 @@
             <w:hideMark/>
           </w:tcPr>
           <w:p>
-            <w:proofErr w:type="gramStart"/>
-            <w:r>
-              <w:t>{{ email</w:t>
-            </w:r>
-            <w:proofErr w:type="gramEnd"/>
-            <w:r>
-              <w:t xml:space="preserve"> }}</w:t>
+            <w:r>
+              <w:t>{{ email }}</w:t>
             </w:r>
           </w:p>
         </w:tc>
@@ -7079,13 +5226,8 @@
             <w:hideMark/>
           </w:tcPr>
           <w:p>
-            <w:proofErr w:type="gramStart"/>
-            <w:r>
-              <w:t>{{ savviness</w:t>
-            </w:r>
-            <w:proofErr w:type="gramEnd"/>
-            <w:r>
-              <w:t xml:space="preserve"> }}</w:t>
+            <w:r>
+              <w:t>{{ savviness }}</w:t>
             </w:r>
           </w:p>
         </w:tc>
@@ -7141,21 +5283,8 @@
             <w:hideMark/>
           </w:tcPr>
           <w:p>
-            <w:proofErr w:type="gramStart"/>
-            <w:r>
-              <w:t xml:space="preserve">{{ </w:t>
-            </w:r>
-            <w:proofErr w:type="spellStart"/>
-            <w:r>
-              <w:t>in</w:t>
-            </w:r>
-            <w:proofErr w:type="gramEnd"/>
-            <w:r>
-              <w:t>_house_team</w:t>
-            </w:r>
-            <w:proofErr w:type="spellEnd"/>
-            <w:r>
-              <w:t xml:space="preserve"> }}</w:t>
+            <w:r>
+              <w:t>{{ in_house_team }}</w:t>
             </w:r>
           </w:p>
         </w:tc>
@@ -7211,21 +5340,8 @@
             <w:hideMark/>
           </w:tcPr>
           <w:p>
-            <w:proofErr w:type="gramStart"/>
-            <w:r>
-              <w:t xml:space="preserve">{{ </w:t>
-            </w:r>
-            <w:proofErr w:type="spellStart"/>
-            <w:r>
-              <w:t>pentest</w:t>
-            </w:r>
-            <w:proofErr w:type="gramEnd"/>
-            <w:r>
-              <w:t>_status</w:t>
-            </w:r>
-            <w:proofErr w:type="spellEnd"/>
-            <w:r>
-              <w:t xml:space="preserve"> }}</w:t>
+            <w:r>
+              <w:t>{{ pentest_status }}</w:t>
             </w:r>
           </w:p>
         </w:tc>
@@ -7281,21 +5397,8 @@
             <w:hideMark/>
           </w:tcPr>
           <w:p>
-            <w:proofErr w:type="gramStart"/>
-            <w:r>
-              <w:t xml:space="preserve">{{ </w:t>
-            </w:r>
-            <w:proofErr w:type="spellStart"/>
-            <w:r>
-              <w:t>vuln</w:t>
-            </w:r>
-            <w:proofErr w:type="gramEnd"/>
-            <w:r>
-              <w:t>_scanning</w:t>
-            </w:r>
-            <w:proofErr w:type="spellEnd"/>
-            <w:r>
-              <w:t xml:space="preserve"> }}</w:t>
+            <w:r>
+              <w:t>{{ vuln_scanning }}</w:t>
             </w:r>
           </w:p>
         </w:tc>
@@ -7446,13 +5549,8 @@
             <w:hideMark/>
           </w:tcPr>
           <w:p>
-            <w:proofErr w:type="gramStart"/>
-            <w:r>
-              <w:t>{{ backups</w:t>
-            </w:r>
-            <w:proofErr w:type="gramEnd"/>
-            <w:r>
-              <w:t xml:space="preserve"> }}</w:t>
+            <w:r>
+              <w:t>{{ backups }}</w:t>
             </w:r>
           </w:p>
         </w:tc>
@@ -7508,21 +5606,8 @@
             <w:hideMark/>
           </w:tcPr>
           <w:p>
-            <w:proofErr w:type="gramStart"/>
-            <w:r>
-              <w:t xml:space="preserve">{{ </w:t>
-            </w:r>
-            <w:proofErr w:type="spellStart"/>
-            <w:r>
-              <w:t>saas</w:t>
-            </w:r>
-            <w:proofErr w:type="gramEnd"/>
-            <w:r>
-              <w:t>_backup</w:t>
-            </w:r>
-            <w:proofErr w:type="spellEnd"/>
-            <w:r>
-              <w:t xml:space="preserve"> }}</w:t>
+            <w:r>
+              <w:t>{{ saas_backup }}</w:t>
             </w:r>
           </w:p>
         </w:tc>
@@ -7578,21 +5663,8 @@
             <w:hideMark/>
           </w:tcPr>
           <w:p>
-            <w:proofErr w:type="gramStart"/>
-            <w:r>
-              <w:t xml:space="preserve">{{ </w:t>
-            </w:r>
-            <w:proofErr w:type="spellStart"/>
-            <w:r>
-              <w:t>remote</w:t>
-            </w:r>
-            <w:proofErr w:type="gramEnd"/>
-            <w:r>
-              <w:t>_access</w:t>
-            </w:r>
-            <w:proofErr w:type="spellEnd"/>
-            <w:r>
-              <w:t xml:space="preserve"> }}</w:t>
+            <w:r>
+              <w:t>{{ remote_access }}</w:t>
             </w:r>
           </w:p>
         </w:tc>
@@ -7648,21 +5720,8 @@
             <w:hideMark/>
           </w:tcPr>
           <w:p>
-            <w:proofErr w:type="gramStart"/>
-            <w:r>
-              <w:t xml:space="preserve">{{ </w:t>
-            </w:r>
-            <w:proofErr w:type="spellStart"/>
-            <w:r>
-              <w:t>ir</w:t>
-            </w:r>
-            <w:proofErr w:type="gramEnd"/>
-            <w:r>
-              <w:t>_readiness</w:t>
-            </w:r>
-            <w:proofErr w:type="spellEnd"/>
-            <w:r>
-              <w:t xml:space="preserve"> }}</w:t>
+            <w:r>
+              <w:t>{{ ir_readiness }}</w:t>
             </w:r>
           </w:p>
         </w:tc>
@@ -7718,21 +5777,8 @@
             <w:hideMark/>
           </w:tcPr>
           <w:p>
-            <w:proofErr w:type="gramStart"/>
-            <w:r>
-              <w:t xml:space="preserve">{{ </w:t>
-            </w:r>
-            <w:proofErr w:type="spellStart"/>
-            <w:r>
-              <w:t>mfa</w:t>
-            </w:r>
-            <w:proofErr w:type="gramEnd"/>
-            <w:r>
-              <w:t>_status</w:t>
-            </w:r>
-            <w:proofErr w:type="spellEnd"/>
-            <w:r>
-              <w:t xml:space="preserve"> }}</w:t>
+            <w:r>
+              <w:t>{{ mfa_status }}</w:t>
             </w:r>
           </w:p>
         </w:tc>
@@ -7788,13 +5834,8 @@
             <w:hideMark/>
           </w:tcPr>
           <w:p>
-            <w:proofErr w:type="gramStart"/>
-            <w:r>
-              <w:t>{{ patching</w:t>
-            </w:r>
-            <w:proofErr w:type="gramEnd"/>
-            <w:r>
-              <w:t xml:space="preserve"> }}</w:t>
+            <w:r>
+              <w:t>{{ patching }}</w:t>
             </w:r>
           </w:p>
         </w:tc>
@@ -7850,13 +5891,8 @@
             <w:hideMark/>
           </w:tcPr>
           <w:p>
-            <w:proofErr w:type="gramStart"/>
-            <w:r>
-              <w:t>{{ insurance</w:t>
-            </w:r>
-            <w:proofErr w:type="gramEnd"/>
-            <w:r>
-              <w:t xml:space="preserve"> }}</w:t>
+            <w:r>
+              <w:t>{{ insurance }}</w:t>
             </w:r>
           </w:p>
         </w:tc>
@@ -7889,17 +5925,8 @@
                 <w:b/>
                 <w:bCs/>
               </w:rPr>
-              <w:t xml:space="preserve">Outage </w:t>
-            </w:r>
-            <w:proofErr w:type="spellStart"/>
-            <w:r>
-              <w:rPr>
-                <w:b/>
-                <w:bCs/>
-              </w:rPr>
-              <w:t>Tolerence</w:t>
-            </w:r>
-            <w:proofErr w:type="spellEnd"/>
+              <w:t>Outage Tolerence</w:t>
+            </w:r>
           </w:p>
         </w:tc>
         <w:tc>
@@ -7921,18 +5948,8 @@
             <w:hideMark/>
           </w:tcPr>
           <w:p>
-            <w:proofErr w:type="gramStart"/>
-            <w:r>
-              <w:t xml:space="preserve">{{ </w:t>
-            </w:r>
-            <w:proofErr w:type="spellStart"/>
-            <w:r>
-              <w:t>rto</w:t>
-            </w:r>
-            <w:proofErr w:type="spellEnd"/>
-            <w:proofErr w:type="gramEnd"/>
-            <w:r>
-              <w:t xml:space="preserve"> }}</w:t>
+            <w:r>
+              <w:t>{{ rto }}</w:t>
             </w:r>
           </w:p>
         </w:tc>
@@ -7972,29 +5989,8 @@
         </w:rPr>
         <w:t xml:space="preserve">Domain: </w:t>
       </w:r>
-      <w:proofErr w:type="gramStart"/>
-      <w:r>
-        <w:t xml:space="preserve">{{ </w:t>
-      </w:r>
-      <w:proofErr w:type="spellStart"/>
-      <w:r>
-        <w:t>d</w:t>
-      </w:r>
-      <w:proofErr w:type="gramEnd"/>
-      <w:r>
-        <w:t>.domain_</w:t>
-      </w:r>
-      <w:proofErr w:type="gramStart"/>
-      <w:r>
-        <w:t>name</w:t>
-      </w:r>
-      <w:proofErr w:type="spellEnd"/>
-      <w:r>
-        <w:t xml:space="preserve"> }</w:t>
-      </w:r>
-      <w:proofErr w:type="gramEnd"/>
-      <w:r>
-        <w:t>}</w:t>
+      <w:r>
+        <w:t>{{ d.domain_name }}</w:t>
       </w:r>
     </w:p>
     <w:p/>
@@ -8142,21 +6138,17 @@
             <w:hideMark/>
           </w:tcPr>
           <w:p>
-            <w:proofErr w:type="gramStart"/>
             <w:r>
               <w:t xml:space="preserve">{{ </w:t>
             </w:r>
-            <w:proofErr w:type="spellStart"/>
-            <w:r>
-              <w:t>d</w:t>
-            </w:r>
-            <w:proofErr w:type="gramEnd"/>
-            <w:r>
-              <w:t>.current_maturity_level</w:t>
-            </w:r>
-            <w:proofErr w:type="spellEnd"/>
-            <w:r>
-              <w:t xml:space="preserve"> }}</w:t>
+            <w:r>
+              <w:t>d.current_maturity_display</w:t>
+            </w:r>
+            <w:r>
+              <w:t xml:space="preserve"> </w:t>
+            </w:r>
+            <w:r>
+              <w:t>}}</w:t>
             </w:r>
           </w:p>
         </w:tc>
@@ -8212,21 +6204,8 @@
             <w:hideMark/>
           </w:tcPr>
           <w:p>
-            <w:proofErr w:type="gramStart"/>
-            <w:r>
-              <w:t xml:space="preserve">{{ </w:t>
-            </w:r>
-            <w:proofErr w:type="spellStart"/>
-            <w:r>
-              <w:t>d</w:t>
-            </w:r>
-            <w:proofErr w:type="gramEnd"/>
-            <w:r>
-              <w:t>.current_state_analysis</w:t>
-            </w:r>
-            <w:proofErr w:type="spellEnd"/>
-            <w:r>
-              <w:t xml:space="preserve"> }}</w:t>
+            <w:r>
+              <w:t>{{ d.current_state_analysis }}</w:t>
             </w:r>
           </w:p>
         </w:tc>
@@ -8282,21 +6261,8 @@
             <w:hideMark/>
           </w:tcPr>
           <w:p>
-            <w:proofErr w:type="gramStart"/>
-            <w:r>
-              <w:t xml:space="preserve">{{ </w:t>
-            </w:r>
-            <w:proofErr w:type="spellStart"/>
-            <w:r>
-              <w:t>d</w:t>
-            </w:r>
-            <w:proofErr w:type="gramEnd"/>
-            <w:r>
-              <w:t>.business_impact_narrative</w:t>
-            </w:r>
-            <w:proofErr w:type="spellEnd"/>
-            <w:r>
-              <w:t xml:space="preserve"> }}</w:t>
+            <w:r>
+              <w:t>{{ d.business_impact_narrative }}</w:t>
             </w:r>
           </w:p>
         </w:tc>
@@ -8353,74 +6319,11 @@
           </w:tcPr>
           <w:p>
             <w:r>
-              <w:t xml:space="preserve">{% for gap in </w:t>
-            </w:r>
-            <w:proofErr w:type="spellStart"/>
-            <w:proofErr w:type="gramStart"/>
-            <w:r>
-              <w:t>d.critical</w:t>
-            </w:r>
-            <w:proofErr w:type="gramEnd"/>
-            <w:r>
-              <w:t>_gaps</w:t>
-            </w:r>
-            <w:proofErr w:type="spellEnd"/>
-            <w:r>
-              <w:t xml:space="preserve"> </w:t>
-            </w:r>
-            <w:proofErr w:type="gramStart"/>
-            <w:r>
-              <w:t>%}•</w:t>
-            </w:r>
-            <w:proofErr w:type="gramEnd"/>
-            <w:r>
-              <w:t xml:space="preserve"> </w:t>
-            </w:r>
-            <w:proofErr w:type="gramStart"/>
-            <w:r>
-              <w:t>{{ gap</w:t>
-            </w:r>
-            <w:proofErr w:type="gramEnd"/>
-            <w:r>
-              <w:t xml:space="preserve"> </w:t>
-            </w:r>
-            <w:proofErr w:type="gramStart"/>
-            <w:r>
-              <w:t>}}{</w:t>
-            </w:r>
-            <w:proofErr w:type="gramEnd"/>
-            <w:r>
-              <w:t xml:space="preserve">% if not </w:t>
-            </w:r>
-            <w:proofErr w:type="spellStart"/>
-            <w:proofErr w:type="gramStart"/>
-            <w:r>
-              <w:t>loop.last</w:t>
-            </w:r>
-            <w:proofErr w:type="spellEnd"/>
-            <w:proofErr w:type="gramEnd"/>
-            <w:r>
-              <w:t xml:space="preserve"> %}</w:t>
+              <w:t>{% for gap in d.critical_gaps %}• {{ gap }}{% if not loop.last %}</w:t>
             </w:r>
             <w:r>
               <w:br/>
-              <w:t xml:space="preserve">{% endif </w:t>
-            </w:r>
-            <w:proofErr w:type="gramStart"/>
-            <w:r>
-              <w:t>%}{</w:t>
-            </w:r>
-            <w:proofErr w:type="gramEnd"/>
-            <w:r>
-              <w:t xml:space="preserve">% </w:t>
-            </w:r>
-            <w:proofErr w:type="spellStart"/>
-            <w:r>
-              <w:t>endfor</w:t>
-            </w:r>
-            <w:proofErr w:type="spellEnd"/>
-            <w:r>
-              <w:t xml:space="preserve"> %}</w:t>
+              <w:t>{% endif %}{% endfor %}</w:t>
             </w:r>
           </w:p>
         </w:tc>
@@ -8477,74 +6380,11 @@
           </w:tcPr>
           <w:p>
             <w:r>
-              <w:t xml:space="preserve">{% for win in </w:t>
-            </w:r>
-            <w:proofErr w:type="spellStart"/>
-            <w:proofErr w:type="gramStart"/>
-            <w:r>
-              <w:t>d.vendor</w:t>
-            </w:r>
-            <w:proofErr w:type="gramEnd"/>
-            <w:r>
-              <w:t>_agnostic_quick_wins</w:t>
-            </w:r>
-            <w:proofErr w:type="spellEnd"/>
-            <w:r>
-              <w:t xml:space="preserve"> </w:t>
-            </w:r>
-            <w:proofErr w:type="gramStart"/>
-            <w:r>
-              <w:t>%}•</w:t>
-            </w:r>
-            <w:proofErr w:type="gramEnd"/>
-            <w:r>
-              <w:t xml:space="preserve"> </w:t>
-            </w:r>
-            <w:proofErr w:type="gramStart"/>
-            <w:r>
-              <w:t>{{ win</w:t>
-            </w:r>
-            <w:proofErr w:type="gramEnd"/>
-            <w:r>
-              <w:t xml:space="preserve"> </w:t>
-            </w:r>
-            <w:proofErr w:type="gramStart"/>
-            <w:r>
-              <w:t>}}{</w:t>
-            </w:r>
-            <w:proofErr w:type="gramEnd"/>
-            <w:r>
-              <w:t xml:space="preserve">% if not </w:t>
-            </w:r>
-            <w:proofErr w:type="spellStart"/>
-            <w:proofErr w:type="gramStart"/>
-            <w:r>
-              <w:t>loop.last</w:t>
-            </w:r>
-            <w:proofErr w:type="spellEnd"/>
-            <w:proofErr w:type="gramEnd"/>
-            <w:r>
-              <w:t xml:space="preserve"> %}</w:t>
+              <w:t>{% for win in d.vendor_agnostic_quick_wins %}• {{ win }}{% if not loop.last %}</w:t>
             </w:r>
             <w:r>
               <w:br/>
-              <w:t xml:space="preserve">{% endif </w:t>
-            </w:r>
-            <w:proofErr w:type="gramStart"/>
-            <w:r>
-              <w:t>%}{</w:t>
-            </w:r>
-            <w:proofErr w:type="gramEnd"/>
-            <w:r>
-              <w:t xml:space="preserve">% </w:t>
-            </w:r>
-            <w:proofErr w:type="spellStart"/>
-            <w:r>
-              <w:t>endfor</w:t>
-            </w:r>
-            <w:proofErr w:type="spellEnd"/>
-            <w:r>
-              <w:t xml:space="preserve"> %}</w:t>
+              <w:t>{% endif %}{% endfor %}</w:t>
             </w:r>
           </w:p>
         </w:tc>
@@ -8601,74 +6441,11 @@
           </w:tcPr>
           <w:p>
             <w:r>
-              <w:t xml:space="preserve">{% for sol in </w:t>
-            </w:r>
-            <w:proofErr w:type="spellStart"/>
-            <w:proofErr w:type="gramStart"/>
-            <w:r>
-              <w:t>d.recommended</w:t>
-            </w:r>
-            <w:proofErr w:type="gramEnd"/>
-            <w:r>
-              <w:t>_solutions</w:t>
-            </w:r>
-            <w:proofErr w:type="spellEnd"/>
-            <w:r>
-              <w:t xml:space="preserve"> </w:t>
-            </w:r>
-            <w:proofErr w:type="gramStart"/>
-            <w:r>
-              <w:t>%}•</w:t>
-            </w:r>
-            <w:proofErr w:type="gramEnd"/>
-            <w:r>
-              <w:t xml:space="preserve"> </w:t>
-            </w:r>
-            <w:proofErr w:type="gramStart"/>
-            <w:r>
-              <w:t>{{ sol</w:t>
-            </w:r>
-            <w:proofErr w:type="gramEnd"/>
-            <w:r>
-              <w:t xml:space="preserve"> </w:t>
-            </w:r>
-            <w:proofErr w:type="gramStart"/>
-            <w:r>
-              <w:t>}}{</w:t>
-            </w:r>
-            <w:proofErr w:type="gramEnd"/>
-            <w:r>
-              <w:t xml:space="preserve">% if not </w:t>
-            </w:r>
-            <w:proofErr w:type="spellStart"/>
-            <w:proofErr w:type="gramStart"/>
-            <w:r>
-              <w:t>loop.last</w:t>
-            </w:r>
-            <w:proofErr w:type="spellEnd"/>
-            <w:proofErr w:type="gramEnd"/>
-            <w:r>
-              <w:t xml:space="preserve"> %}</w:t>
+              <w:t>{% for sol in d.recommended_solutions %}• {{ sol }}{% if not loop.last %}</w:t>
             </w:r>
             <w:r>
               <w:br/>
-              <w:t xml:space="preserve">{% endif </w:t>
-            </w:r>
-            <w:proofErr w:type="gramStart"/>
-            <w:r>
-              <w:t>%}{</w:t>
-            </w:r>
-            <w:proofErr w:type="gramEnd"/>
-            <w:r>
-              <w:t xml:space="preserve">% </w:t>
-            </w:r>
-            <w:proofErr w:type="spellStart"/>
-            <w:r>
-              <w:t>endfor</w:t>
-            </w:r>
-            <w:proofErr w:type="spellEnd"/>
-            <w:r>
-              <w:t xml:space="preserve"> %}</w:t>
+              <w:t>{% endif %}{% endfor %}</w:t>
             </w:r>
           </w:p>
         </w:tc>
@@ -8724,21 +6501,8 @@
             <w:hideMark/>
           </w:tcPr>
           <w:p>
-            <w:proofErr w:type="gramStart"/>
-            <w:r>
-              <w:t xml:space="preserve">{{ </w:t>
-            </w:r>
-            <w:proofErr w:type="spellStart"/>
-            <w:r>
-              <w:t>d</w:t>
-            </w:r>
-            <w:proofErr w:type="gramEnd"/>
-            <w:r>
-              <w:t>.remediation_rationale</w:t>
-            </w:r>
-            <w:proofErr w:type="spellEnd"/>
-            <w:r>
-              <w:t xml:space="preserve"> }}</w:t>
+            <w:r>
+              <w:t>{{ d.remediation_rationale }}</w:t>
             </w:r>
           </w:p>
         </w:tc>
@@ -8798,21 +6562,8 @@
             <w:vAlign w:val="center"/>
           </w:tcPr>
           <w:p>
-            <w:proofErr w:type="gramStart"/>
-            <w:r>
-              <w:t xml:space="preserve">{{ </w:t>
-            </w:r>
-            <w:proofErr w:type="spellStart"/>
-            <w:r>
-              <w:t>d</w:t>
-            </w:r>
-            <w:proofErr w:type="gramEnd"/>
-            <w:r>
-              <w:t>.shared_responsibility</w:t>
-            </w:r>
-            <w:proofErr w:type="spellEnd"/>
-            <w:r>
-              <w:t xml:space="preserve"> }}</w:t>
+            <w:r>
+              <w:t>{{ d.shared_responsibility }}</w:t>
             </w:r>
           </w:p>
         </w:tc>
@@ -8823,15 +6574,7 @@
         <w:pStyle w:val="BodyText"/>
       </w:pPr>
       <w:r>
-        <w:t xml:space="preserve">{% </w:t>
-      </w:r>
-      <w:proofErr w:type="spellStart"/>
-      <w:r>
-        <w:t>endfor</w:t>
-      </w:r>
-      <w:proofErr w:type="spellEnd"/>
-      <w:r>
-        <w:t xml:space="preserve"> %}</w:t>
+        <w:t>{% endfor %}</w:t>
       </w:r>
     </w:p>
     <w:p>
@@ -8852,29 +6595,8 @@
       </w:r>
     </w:p>
     <w:p>
-      <w:proofErr w:type="gramStart"/>
-      <w:r>
-        <w:t xml:space="preserve">{{ </w:t>
-      </w:r>
-      <w:proofErr w:type="spellStart"/>
-      <w:r>
-        <w:t>proactive</w:t>
-      </w:r>
-      <w:proofErr w:type="gramEnd"/>
-      <w:r>
-        <w:t>_testing_</w:t>
-      </w:r>
-      <w:proofErr w:type="gramStart"/>
-      <w:r>
-        <w:t>programme</w:t>
-      </w:r>
-      <w:proofErr w:type="spellEnd"/>
-      <w:r>
-        <w:t xml:space="preserve"> }</w:t>
-      </w:r>
-      <w:proofErr w:type="gramEnd"/>
-      <w:r>
-        <w:t>}</w:t>
+      <w:r>
+        <w:t>{{ proactive_testing_programme }}</w:t>
       </w:r>
     </w:p>
     <w:p/>
@@ -8887,29 +6609,8 @@
       </w:r>
     </w:p>
     <w:p>
-      <w:proofErr w:type="gramStart"/>
-      <w:r>
-        <w:t xml:space="preserve">{{ </w:t>
-      </w:r>
-      <w:proofErr w:type="spellStart"/>
-      <w:r>
-        <w:t>incident</w:t>
-      </w:r>
-      <w:proofErr w:type="gramEnd"/>
-      <w:r>
-        <w:t>_response_plan_</w:t>
-      </w:r>
-      <w:proofErr w:type="gramStart"/>
-      <w:r>
-        <w:t>outline</w:t>
-      </w:r>
-      <w:proofErr w:type="spellEnd"/>
-      <w:r>
-        <w:t xml:space="preserve"> }</w:t>
-      </w:r>
-      <w:proofErr w:type="gramEnd"/>
-      <w:r>
-        <w:t>}</w:t>
+      <w:r>
+        <w:t>{{ incident_response_plan_outline }}</w:t>
       </w:r>
     </w:p>
     <w:p/>
@@ -8922,29 +6623,8 @@
       </w:r>
     </w:p>
     <w:p>
-      <w:proofErr w:type="gramStart"/>
-      <w:r>
-        <w:t xml:space="preserve">{{ </w:t>
-      </w:r>
-      <w:proofErr w:type="spellStart"/>
-      <w:r>
-        <w:t>disaster</w:t>
-      </w:r>
-      <w:proofErr w:type="gramEnd"/>
-      <w:r>
-        <w:t>_recovery_plan_</w:t>
-      </w:r>
-      <w:proofErr w:type="gramStart"/>
-      <w:r>
-        <w:t>outline</w:t>
-      </w:r>
-      <w:proofErr w:type="spellEnd"/>
-      <w:r>
-        <w:t xml:space="preserve"> }</w:t>
-      </w:r>
-      <w:proofErr w:type="gramEnd"/>
-      <w:r>
-        <w:t>}</w:t>
+      <w:r>
+        <w:t>{{ disaster_recovery_plan_outline }}</w:t>
       </w:r>
     </w:p>
     <w:p/>
@@ -9030,39 +6710,7 @@
     <w:p/>
     <w:p>
       <w:r>
-        <w:t xml:space="preserve">These phases delineate the strategies required to implement a robust security, </w:t>
-      </w:r>
-      <w:proofErr w:type="spellStart"/>
-      <w:r>
-        <w:t>goveneance</w:t>
-      </w:r>
-      <w:proofErr w:type="spellEnd"/>
-      <w:r>
-        <w:t xml:space="preserve"> and compliance solution to effectively defend </w:t>
-      </w:r>
-      <w:proofErr w:type="gramStart"/>
-      <w:r>
-        <w:t xml:space="preserve">{{ </w:t>
-      </w:r>
-      <w:proofErr w:type="spellStart"/>
-      <w:r>
-        <w:t>customer</w:t>
-      </w:r>
-      <w:proofErr w:type="gramEnd"/>
-      <w:r>
-        <w:t>_</w:t>
-      </w:r>
-      <w:proofErr w:type="gramStart"/>
-      <w:r>
-        <w:t>name</w:t>
-      </w:r>
-      <w:proofErr w:type="spellEnd"/>
-      <w:r>
-        <w:t xml:space="preserve"> }</w:t>
-      </w:r>
-      <w:proofErr w:type="gramEnd"/>
-      <w:r>
-        <w:t>} moving forward.  The phases are made up as such:</w:t>
+        <w:t>These phases delineate the strategies required to implement a robust security, goveneance and compliance solution to effectively defend {{ customer_name }} moving forward.  The phases are made up as such:</w:t>
       </w:r>
     </w:p>
     <w:p/>
@@ -9462,59 +7110,13 @@
         </w:rPr>
         <w:t xml:space="preserve">Please find below a bespoke roadmap of suggested improvements tailored for </w:t>
       </w:r>
-      <w:proofErr w:type="gramStart"/>
       <w:r>
         <w:rPr>
           <w:rFonts w:ascii="Roboto" w:hAnsi="Roboto"/>
           <w:sz w:val="20"/>
           <w:szCs w:val="20"/>
         </w:rPr>
-        <w:t xml:space="preserve">{{ </w:t>
-      </w:r>
-      <w:proofErr w:type="spellStart"/>
-      <w:r>
-        <w:rPr>
-          <w:rFonts w:ascii="Roboto" w:hAnsi="Roboto"/>
-          <w:sz w:val="20"/>
-          <w:szCs w:val="20"/>
-        </w:rPr>
-        <w:t>customer</w:t>
-      </w:r>
-      <w:proofErr w:type="gramEnd"/>
-      <w:r>
-        <w:rPr>
-          <w:rFonts w:ascii="Roboto" w:hAnsi="Roboto"/>
-          <w:sz w:val="20"/>
-          <w:szCs w:val="20"/>
-        </w:rPr>
-        <w:t>_</w:t>
-      </w:r>
-      <w:proofErr w:type="gramStart"/>
-      <w:r>
-        <w:rPr>
-          <w:rFonts w:ascii="Roboto" w:hAnsi="Roboto"/>
-          <w:sz w:val="20"/>
-          <w:szCs w:val="20"/>
-        </w:rPr>
-        <w:t>name</w:t>
-      </w:r>
-      <w:proofErr w:type="spellEnd"/>
-      <w:r>
-        <w:rPr>
-          <w:rFonts w:ascii="Roboto" w:hAnsi="Roboto"/>
-          <w:sz w:val="20"/>
-          <w:szCs w:val="20"/>
-        </w:rPr>
-        <w:t xml:space="preserve"> }</w:t>
-      </w:r>
-      <w:proofErr w:type="gramEnd"/>
-      <w:r>
-        <w:rPr>
-          <w:rFonts w:ascii="Roboto" w:hAnsi="Roboto"/>
-          <w:sz w:val="20"/>
-          <w:szCs w:val="20"/>
-        </w:rPr>
-        <w:t>}</w:t>
+        <w:t>{{ customer_name }}</w:t>
       </w:r>
       <w:r>
         <w:rPr>
@@ -9535,32 +7137,14 @@
     </w:p>
     <w:p/>
     <w:p>
-      <w:proofErr w:type="gramStart"/>
       <w:r>
         <w:t>{{</w:t>
       </w:r>
       <w:r>
-        <w:t xml:space="preserve"> </w:t>
-      </w:r>
-      <w:proofErr w:type="spellStart"/>
-      <w:r>
-        <w:t>partnership</w:t>
-      </w:r>
-      <w:proofErr w:type="gramEnd"/>
-      <w:r>
-        <w:t>_</w:t>
-      </w:r>
-      <w:proofErr w:type="gramStart"/>
-      <w:r>
-        <w:t>details</w:t>
-      </w:r>
-      <w:proofErr w:type="spellEnd"/>
-      <w:r>
-        <w:t xml:space="preserve"> }</w:t>
-      </w:r>
-      <w:proofErr w:type="gramEnd"/>
-      <w:r>
-        <w:t>}</w:t>
+        <w:t xml:space="preserve"> partnership_details</w:t>
+      </w:r>
+      <w:r>
+        <w:t xml:space="preserve"> }}</w:t>
       </w:r>
     </w:p>
     <w:p>
@@ -9719,26 +7303,11 @@
             <w:hideMark/>
           </w:tcPr>
           <w:p>
-            <w:proofErr w:type="gramStart"/>
             <w:r>
               <w:rPr>
                 <w:rFonts w:cs="Courier New"/>
               </w:rPr>
-              <w:t xml:space="preserve">{{ </w:t>
-            </w:r>
-            <w:proofErr w:type="spellStart"/>
-            <w:r>
-              <w:rPr>
-                <w:rFonts w:cs="Courier New"/>
-              </w:rPr>
-              <w:t>r</w:t>
-            </w:r>
-            <w:proofErr w:type="gramEnd"/>
-            <w:r>
-              <w:rPr>
-                <w:rFonts w:cs="Courier New"/>
-              </w:rPr>
-              <w:t>.phase_</w:t>
+              <w:t>{{ r.phase_</w:t>
             </w:r>
             <w:r>
               <w:rPr>
@@ -9746,7 +7315,6 @@
               </w:rPr>
               <w:t>title</w:t>
             </w:r>
-            <w:proofErr w:type="spellEnd"/>
             <w:r>
               <w:rPr>
                 <w:rFonts w:cs="Courier New"/>
@@ -9816,33 +7384,11 @@
                 <w:rFonts w:cs="Courier New"/>
               </w:rPr>
             </w:pPr>
-            <w:proofErr w:type="gramStart"/>
             <w:r>
               <w:rPr>
                 <w:rFonts w:cs="Courier New"/>
               </w:rPr>
-              <w:t xml:space="preserve">{{ </w:t>
-            </w:r>
-            <w:proofErr w:type="spellStart"/>
-            <w:r>
-              <w:rPr>
-                <w:rFonts w:cs="Courier New"/>
-              </w:rPr>
-              <w:t>r</w:t>
-            </w:r>
-            <w:proofErr w:type="gramEnd"/>
-            <w:r>
-              <w:rPr>
-                <w:rFonts w:cs="Courier New"/>
-              </w:rPr>
-              <w:t>.timeline</w:t>
-            </w:r>
-            <w:proofErr w:type="spellEnd"/>
-            <w:r>
-              <w:rPr>
-                <w:rFonts w:cs="Courier New"/>
-              </w:rPr>
-              <w:t xml:space="preserve"> }}</w:t>
+              <w:t>{{ r.timeline }}</w:t>
             </w:r>
           </w:p>
         </w:tc>
@@ -9898,33 +7444,11 @@
             <w:hideMark/>
           </w:tcPr>
           <w:p>
-            <w:proofErr w:type="gramStart"/>
             <w:r>
               <w:rPr>
                 <w:rFonts w:cs="Courier New"/>
               </w:rPr>
-              <w:t xml:space="preserve">{{ </w:t>
-            </w:r>
-            <w:proofErr w:type="spellStart"/>
-            <w:r>
-              <w:rPr>
-                <w:rFonts w:cs="Courier New"/>
-              </w:rPr>
-              <w:t>r</w:t>
-            </w:r>
-            <w:proofErr w:type="gramEnd"/>
-            <w:r>
-              <w:rPr>
-                <w:rFonts w:cs="Courier New"/>
-              </w:rPr>
-              <w:t>.primary_objective</w:t>
-            </w:r>
-            <w:proofErr w:type="spellEnd"/>
-            <w:r>
-              <w:rPr>
-                <w:rFonts w:cs="Courier New"/>
-              </w:rPr>
-              <w:t xml:space="preserve"> }}</w:t>
+              <w:t>{{ r.primary_objective }}</w:t>
             </w:r>
           </w:p>
         </w:tc>
@@ -9989,33 +7513,11 @@
                 <w:rFonts w:cs="Courier New"/>
               </w:rPr>
             </w:pPr>
-            <w:proofErr w:type="gramStart"/>
             <w:r>
               <w:rPr>
                 <w:rFonts w:cs="Courier New"/>
               </w:rPr>
-              <w:t xml:space="preserve">{{ </w:t>
-            </w:r>
-            <w:proofErr w:type="spellStart"/>
-            <w:r>
-              <w:rPr>
-                <w:rFonts w:cs="Courier New"/>
-              </w:rPr>
-              <w:t>r.key</w:t>
-            </w:r>
-            <w:proofErr w:type="gramEnd"/>
-            <w:r>
-              <w:rPr>
-                <w:rFonts w:cs="Courier New"/>
-              </w:rPr>
-              <w:t>_deliverables</w:t>
-            </w:r>
-            <w:proofErr w:type="spellEnd"/>
-            <w:r>
-              <w:rPr>
-                <w:rFonts w:cs="Courier New"/>
-              </w:rPr>
-              <w:t xml:space="preserve"> }}</w:t>
+              <w:t>{{ r.key_deliverables }}</w:t>
             </w:r>
           </w:p>
         </w:tc>
@@ -10071,33 +7573,11 @@
             <w:hideMark/>
           </w:tcPr>
           <w:p>
-            <w:proofErr w:type="gramStart"/>
             <w:r>
               <w:rPr>
                 <w:rFonts w:cs="Courier New"/>
               </w:rPr>
-              <w:t xml:space="preserve">{{ </w:t>
-            </w:r>
-            <w:proofErr w:type="spellStart"/>
-            <w:r>
-              <w:rPr>
-                <w:rFonts w:cs="Courier New"/>
-              </w:rPr>
-              <w:t>r</w:t>
-            </w:r>
-            <w:proofErr w:type="gramEnd"/>
-            <w:r>
-              <w:rPr>
-                <w:rFonts w:cs="Courier New"/>
-              </w:rPr>
-              <w:t>.estimated_effort</w:t>
-            </w:r>
-            <w:proofErr w:type="spellEnd"/>
-            <w:r>
-              <w:rPr>
-                <w:rFonts w:cs="Courier New"/>
-              </w:rPr>
-              <w:t xml:space="preserve"> }}</w:t>
+              <w:t>{{ r.estimated_effort }}</w:t>
             </w:r>
           </w:p>
         </w:tc>
@@ -10157,37 +7637,7 @@
               <w:rPr>
                 <w:rFonts w:cs="Courier New"/>
               </w:rPr>
-              <w:t xml:space="preserve">{% </w:t>
-            </w:r>
-            <w:proofErr w:type="spellStart"/>
-            <w:r>
-              <w:rPr>
-                <w:rFonts w:cs="Courier New"/>
-              </w:rPr>
-              <w:t>for m</w:t>
-            </w:r>
-            <w:proofErr w:type="spellEnd"/>
-            <w:r>
-              <w:rPr>
-                <w:rFonts w:cs="Courier New"/>
-              </w:rPr>
-              <w:t xml:space="preserve"> in </w:t>
-            </w:r>
-            <w:proofErr w:type="spellStart"/>
-            <w:proofErr w:type="gramStart"/>
-            <w:r>
-              <w:rPr>
-                <w:rFonts w:cs="Courier New"/>
-              </w:rPr>
-              <w:t>r.milestones</w:t>
-            </w:r>
-            <w:proofErr w:type="spellEnd"/>
-            <w:proofErr w:type="gramEnd"/>
-            <w:r>
-              <w:rPr>
-                <w:rFonts w:cs="Courier New"/>
-              </w:rPr>
-              <w:t xml:space="preserve"> %}</w:t>
+              <w:t>{% for m in r.milestones %}</w:t>
             </w:r>
           </w:p>
           <w:p>
@@ -10196,21 +7646,7 @@
                 <w:rFonts w:cs="Courier New"/>
               </w:rPr>
               <w:lastRenderedPageBreak/>
-              <w:t xml:space="preserve">• </w:t>
-            </w:r>
-            <w:proofErr w:type="gramStart"/>
-            <w:r>
-              <w:rPr>
-                <w:rFonts w:cs="Courier New"/>
-              </w:rPr>
-              <w:t>{{ m</w:t>
-            </w:r>
-            <w:proofErr w:type="gramEnd"/>
-            <w:r>
-              <w:rPr>
-                <w:rFonts w:cs="Courier New"/>
-              </w:rPr>
-              <w:t xml:space="preserve"> }}</w:t>
+              <w:t>• {{ m }}</w:t>
             </w:r>
           </w:p>
           <w:p>
@@ -10224,21 +7660,7 @@
               <w:rPr>
                 <w:rFonts w:cs="Courier New"/>
               </w:rPr>
-              <w:t xml:space="preserve">{% </w:t>
-            </w:r>
-            <w:proofErr w:type="spellStart"/>
-            <w:r>
-              <w:rPr>
-                <w:rFonts w:cs="Courier New"/>
-              </w:rPr>
-              <w:t>endfor</w:t>
-            </w:r>
-            <w:proofErr w:type="spellEnd"/>
-            <w:r>
-              <w:rPr>
-                <w:rFonts w:cs="Courier New"/>
-              </w:rPr>
-              <w:t xml:space="preserve"> %}</w:t>
+              <w:t>{% endfor %}</w:t>
             </w:r>
           </w:p>
         </w:tc>
@@ -10295,33 +7717,11 @@
             <w:hideMark/>
           </w:tcPr>
           <w:p>
-            <w:proofErr w:type="gramStart"/>
             <w:r>
               <w:rPr>
                 <w:rFonts w:cs="Courier New"/>
               </w:rPr>
-              <w:t xml:space="preserve">{{ </w:t>
-            </w:r>
-            <w:proofErr w:type="spellStart"/>
-            <w:r>
-              <w:rPr>
-                <w:rFonts w:cs="Courier New"/>
-              </w:rPr>
-              <w:t>r</w:t>
-            </w:r>
-            <w:proofErr w:type="gramEnd"/>
-            <w:r>
-              <w:rPr>
-                <w:rFonts w:cs="Courier New"/>
-              </w:rPr>
-              <w:t>.business_value_delivered</w:t>
-            </w:r>
-            <w:proofErr w:type="spellEnd"/>
-            <w:r>
-              <w:rPr>
-                <w:rFonts w:cs="Courier New"/>
-              </w:rPr>
-              <w:t xml:space="preserve"> }}</w:t>
+              <w:t>{{ r.business_value_delivered }}</w:t>
             </w:r>
           </w:p>
         </w:tc>
@@ -10377,33 +7777,11 @@
             <w:hideMark/>
           </w:tcPr>
           <w:p>
-            <w:proofErr w:type="gramStart"/>
             <w:r>
               <w:rPr>
                 <w:rFonts w:cs="Courier New"/>
               </w:rPr>
-              <w:t xml:space="preserve">{{ </w:t>
-            </w:r>
-            <w:proofErr w:type="spellStart"/>
-            <w:r>
-              <w:rPr>
-                <w:rFonts w:cs="Courier New"/>
-              </w:rPr>
-              <w:t>r</w:t>
-            </w:r>
-            <w:proofErr w:type="gramEnd"/>
-            <w:r>
-              <w:rPr>
-                <w:rFonts w:cs="Courier New"/>
-              </w:rPr>
-              <w:t>.resource_requirements</w:t>
-            </w:r>
-            <w:proofErr w:type="spellEnd"/>
-            <w:r>
-              <w:rPr>
-                <w:rFonts w:cs="Courier New"/>
-              </w:rPr>
-              <w:t xml:space="preserve"> }}</w:t>
+              <w:t>{{ r.resource_requirements }}</w:t>
             </w:r>
           </w:p>
         </w:tc>
@@ -10421,21 +7799,7 @@
         <w:rPr>
           <w:rStyle w:val="HTMLCode"/>
         </w:rPr>
-        <w:t xml:space="preserve">{% </w:t>
-      </w:r>
-      <w:proofErr w:type="spellStart"/>
-      <w:r>
-        <w:rPr>
-          <w:rStyle w:val="HTMLCode"/>
-        </w:rPr>
-        <w:t>endfor</w:t>
-      </w:r>
-      <w:proofErr w:type="spellEnd"/>
-      <w:r>
-        <w:rPr>
-          <w:rStyle w:val="HTMLCode"/>
-        </w:rPr>
-        <w:t xml:space="preserve"> %}</w:t>
+        <w:t>{% endfor %}</w:t>
       </w:r>
     </w:p>
     <w:p/>
@@ -10828,15 +8192,7 @@
     <w:p/>
     <w:p>
       <w:r>
-        <w:t xml:space="preserve">Since the beginning, we have built our business on first-class customer service and employing the best people available. We continue that ethos today, constantly building and maintaining </w:t>
-      </w:r>
-      <w:proofErr w:type="gramStart"/>
-      <w:r>
-        <w:t>our</w:t>
-      </w:r>
-      <w:proofErr w:type="gramEnd"/>
-      <w:r>
-        <w:t xml:space="preserve"> </w:t>
+        <w:t xml:space="preserve">Since the beginning, we have built our business on first-class customer service and employing the best people available. We continue that ethos today, constantly building and maintaining our </w:t>
       </w:r>
     </w:p>
     <w:p>
@@ -11096,53 +8452,12 @@
         </w:rPr>
         <w:t>[</w:t>
       </w:r>
-      <w:proofErr w:type="gramStart"/>
       <w:r>
         <w:rPr>
           <w:sz w:val="13"/>
           <w:szCs w:val="18"/>
         </w:rPr>
-        <w:t xml:space="preserve">{{ </w:t>
-      </w:r>
-      <w:proofErr w:type="spellStart"/>
-      <w:r>
-        <w:rPr>
-          <w:sz w:val="13"/>
-          <w:szCs w:val="18"/>
-        </w:rPr>
-        <w:t>customer</w:t>
-      </w:r>
-      <w:proofErr w:type="gramEnd"/>
-      <w:r>
-        <w:rPr>
-          <w:sz w:val="13"/>
-          <w:szCs w:val="18"/>
-        </w:rPr>
-        <w:t>_</w:t>
-      </w:r>
-      <w:proofErr w:type="gramStart"/>
-      <w:r>
-        <w:rPr>
-          <w:sz w:val="13"/>
-          <w:szCs w:val="18"/>
-        </w:rPr>
-        <w:t>name</w:t>
-      </w:r>
-      <w:proofErr w:type="spellEnd"/>
-      <w:r>
-        <w:rPr>
-          <w:sz w:val="13"/>
-          <w:szCs w:val="18"/>
-        </w:rPr>
-        <w:t xml:space="preserve"> }</w:t>
-      </w:r>
-      <w:proofErr w:type="gramEnd"/>
-      <w:r>
-        <w:rPr>
-          <w:sz w:val="13"/>
-          <w:szCs w:val="18"/>
-        </w:rPr>
-        <w:t>}</w:t>
+        <w:t>{{ customer_name }}</w:t>
       </w:r>
       <w:r>
         <w:rPr>
@@ -11376,21 +8691,12 @@
                                 <w:szCs w:val="18"/>
                               </w:rPr>
                             </w:pPr>
-                            <w:proofErr w:type="gramStart"/>
                             <w:r>
                               <w:rPr>
                                 <w:sz w:val="13"/>
                                 <w:szCs w:val="18"/>
                               </w:rPr>
-                              <w:t>In order to</w:t>
-                            </w:r>
-                            <w:proofErr w:type="gramEnd"/>
-                            <w:r>
-                              <w:rPr>
-                                <w:sz w:val="13"/>
-                                <w:szCs w:val="18"/>
-                              </w:rPr>
-                              <w:t xml:space="preserve"> avoid delays to the project, </w:t>
+                              <w:t xml:space="preserve">In order to avoid delays to the project, </w:t>
                             </w:r>
                             <w:r>
                               <w:rPr>
@@ -11917,23 +9223,7 @@
                                 <w:sz w:val="13"/>
                                 <w:szCs w:val="18"/>
                               </w:rPr>
-                              <w:t xml:space="preserve"> projects </w:t>
-                            </w:r>
-                            <w:proofErr w:type="gramStart"/>
-                            <w:r>
-                              <w:rPr>
-                                <w:sz w:val="13"/>
-                                <w:szCs w:val="18"/>
-                              </w:rPr>
-                              <w:t>is</w:t>
-                            </w:r>
-                            <w:proofErr w:type="gramEnd"/>
-                            <w:r>
-                              <w:rPr>
-                                <w:sz w:val="13"/>
-                                <w:szCs w:val="18"/>
-                              </w:rPr>
-                              <w:t xml:space="preserve"> planned and met.</w:t>
+                              <w:t xml:space="preserve"> projects is planned and met.</w:t>
                             </w:r>
                           </w:p>
                           <w:p>
@@ -14733,21 +12023,8 @@
             <w:r>
               <w:t xml:space="preserve"> </w:t>
             </w:r>
-            <w:proofErr w:type="gramStart"/>
-            <w:r>
-              <w:t xml:space="preserve">{{ </w:t>
-            </w:r>
-            <w:proofErr w:type="spellStart"/>
-            <w:r>
-              <w:t>consultant</w:t>
-            </w:r>
-            <w:proofErr w:type="gramEnd"/>
-            <w:r>
-              <w:t>_name</w:t>
-            </w:r>
-            <w:proofErr w:type="spellEnd"/>
-            <w:r>
-              <w:t xml:space="preserve"> }}</w:t>
+            <w:r>
+              <w:t>{{ consultant_name }}</w:t>
             </w:r>
           </w:p>
         </w:tc>
@@ -15468,38 +12745,11 @@
             <w:tcW w:w="2173" w:type="dxa"/>
           </w:tcPr>
           <w:p>
-            <w:proofErr w:type="spellStart"/>
-            <w:proofErr w:type="gramStart"/>
-            <w:r>
-              <w:t>J.Dell</w:t>
-            </w:r>
-            <w:proofErr w:type="spellEnd"/>
-            <w:proofErr w:type="gramEnd"/>
-            <w:r>
-              <w:t xml:space="preserve"> / </w:t>
-            </w:r>
-            <w:proofErr w:type="spellStart"/>
-            <w:proofErr w:type="gramStart"/>
-            <w:r>
-              <w:t>A.</w:t>
-            </w:r>
-            <w:r>
-              <w:t>Sweeney</w:t>
-            </w:r>
-            <w:proofErr w:type="spellEnd"/>
-            <w:proofErr w:type="gramEnd"/>
-            <w:r>
-              <w:t xml:space="preserve"> / </w:t>
-            </w:r>
-            <w:proofErr w:type="spellStart"/>
-            <w:proofErr w:type="gramStart"/>
-            <w:r>
-              <w:t>J.Towle</w:t>
-            </w:r>
-            <w:proofErr w:type="spellEnd"/>
-            <w:proofErr w:type="gramEnd"/>
-            <w:r>
-              <w:t xml:space="preserve"> / R. McClafferty</w:t>
+            <w:r>
+              <w:t>J.Dell / A.</w:t>
+            </w:r>
+            <w:r>
+              <w:t>Sweeney / J.Towle / R. McClafferty</w:t>
             </w:r>
           </w:p>
         </w:tc>
@@ -15540,21 +12790,8 @@
             <w:tcW w:w="2173" w:type="dxa"/>
           </w:tcPr>
           <w:p>
-            <w:proofErr w:type="gramStart"/>
-            <w:r>
-              <w:t xml:space="preserve">{{ </w:t>
-            </w:r>
-            <w:proofErr w:type="spellStart"/>
-            <w:r>
-              <w:t>consultant</w:t>
-            </w:r>
-            <w:proofErr w:type="gramEnd"/>
-            <w:r>
-              <w:t>_name</w:t>
-            </w:r>
-            <w:proofErr w:type="spellEnd"/>
-            <w:r>
-              <w:t xml:space="preserve"> }}</w:t>
+            <w:r>
+              <w:t>{{ consultant_name }}</w:t>
             </w:r>
           </w:p>
         </w:tc>
@@ -15748,29 +12985,8 @@
             </w:tcBorders>
           </w:tcPr>
           <w:p>
-            <w:proofErr w:type="gramStart"/>
-            <w:r>
-              <w:t xml:space="preserve">{{ </w:t>
-            </w:r>
-            <w:proofErr w:type="spellStart"/>
-            <w:r>
-              <w:t>customer</w:t>
-            </w:r>
-            <w:proofErr w:type="gramEnd"/>
-            <w:r>
-              <w:t>_</w:t>
-            </w:r>
-            <w:proofErr w:type="gramStart"/>
-            <w:r>
-              <w:t>name</w:t>
-            </w:r>
-            <w:proofErr w:type="spellEnd"/>
-            <w:r>
-              <w:t xml:space="preserve"> }</w:t>
-            </w:r>
-            <w:proofErr w:type="gramEnd"/>
-            <w:r>
-              <w:t>}</w:t>
+            <w:r>
+              <w:t>{{ customer_name }}</w:t>
             </w:r>
           </w:p>
           <w:p/>
@@ -19824,6 +17040,55 @@
 </file>
 
 <file path=customXml/item1.xml><?xml version="1.0" encoding="utf-8"?>
+<?mso-contentType ?>
+<FormTemplates xmlns="http://schemas.microsoft.com/sharepoint/v3/contenttype/forms">
+  <Display>DocumentLibraryForm</Display>
+  <Edit>DocumentLibraryForm</Edit>
+  <New>DocumentLibraryForm</New>
+</FormTemplates>
+</file>
+
+<file path=customXml/item2.xml><?xml version="1.0" encoding="utf-8"?>
+<p:properties xmlns:p="http://schemas.microsoft.com/office/2006/metadata/properties" xmlns:xsi="http://www.w3.org/2001/XMLSchema-instance" xmlns:pc="http://schemas.microsoft.com/office/infopath/2007/PartnerControls">
+  <documentManagement>
+    <_ip_UnifiedCompliancePolicyUIAction xmlns="http://schemas.microsoft.com/sharepoint/v3" xsi:nil="true"/>
+    <_ip_UnifiedCompliancePolicyProperties xmlns="http://schemas.microsoft.com/sharepoint/v3" xsi:nil="true"/>
+    <lcf76f155ced4ddcb4097134ff3c332f xmlns="bc555557-3e8b-4e67-83dc-4a843c87bf48">
+      <Terms xmlns="http://schemas.microsoft.com/office/infopath/2007/PartnerControls"/>
+    </lcf76f155ced4ddcb4097134ff3c332f>
+    <TaxCatchAll xmlns="13e5e634-19bb-4da3-8eb1-d732f895062a" xsi:nil="true"/>
+    <SharedWithUsers xmlns="13e5e634-19bb-4da3-8eb1-d732f895062a">
+      <UserInfo>
+        <DisplayName>James Dell</DisplayName>
+        <AccountId>10</AccountId>
+        <AccountType/>
+      </UserInfo>
+      <UserInfo>
+        <DisplayName>Luke Finch</DisplayName>
+        <AccountId>44</AccountId>
+        <AccountType/>
+      </UserInfo>
+      <UserInfo>
+        <DisplayName>Sam Wray</DisplayName>
+        <AccountId>39</AccountId>
+        <AccountType/>
+      </UserInfo>
+      <UserInfo>
+        <DisplayName>Nick Johns</DisplayName>
+        <AccountId>18</AccountId>
+        <AccountType/>
+      </UserInfo>
+      <UserInfo>
+        <DisplayName>Justin Towle</DisplayName>
+        <AccountId>70</AccountId>
+        <AccountType/>
+      </UserInfo>
+    </SharedWithUsers>
+  </documentManagement>
+</p:properties>
+</file>
+
+<file path=customXml/item3.xml><?xml version="1.0" encoding="utf-8"?>
 <ct:contentTypeSchema xmlns:ct="http://schemas.microsoft.com/office/2006/metadata/contentType" xmlns:ma="http://schemas.microsoft.com/office/2006/metadata/properties/metaAttributes" ct:_="" ma:_="" ma:contentTypeName="Document" ma:contentTypeID="0x01010035785702D987474A98E5EB52BEDD3AA6" ma:contentTypeVersion="19" ma:contentTypeDescription="Create a new document." ma:contentTypeScope="" ma:versionID="7475e8a14b23e3b44613142ca3702c71">
   <xsd:schema xmlns:xsd="http://www.w3.org/2001/XMLSchema" xmlns:xs="http://www.w3.org/2001/XMLSchema" xmlns:p="http://schemas.microsoft.com/office/2006/metadata/properties" xmlns:ns1="http://schemas.microsoft.com/sharepoint/v3" xmlns:ns2="bc555557-3e8b-4e67-83dc-4a843c87bf48" xmlns:ns3="13e5e634-19bb-4da3-8eb1-d732f895062a" targetNamespace="http://schemas.microsoft.com/office/2006/metadata/properties" ma:root="true" ma:fieldsID="a0e591cb8f16aef1e2d445ad70521c76" ns1:_="" ns2:_="" ns3:_="">
     <xsd:import namespace="http://schemas.microsoft.com/sharepoint/v3"/>
@@ -20081,60 +17346,31 @@
 </ct:contentTypeSchema>
 </file>
 
-<file path=customXml/item2.xml><?xml version="1.0" encoding="utf-8"?>
+<file path=customXml/item4.xml><?xml version="1.0" encoding="utf-8"?>
 <b:Sources xmlns:b="http://schemas.openxmlformats.org/officeDocument/2006/bibliography" xmlns="http://schemas.openxmlformats.org/officeDocument/2006/bibliography" SelectedStyle="\APASixthEditionOfficeOnline.xsl" StyleName="APA" Version="6"/>
 </file>
 
-<file path=customXml/item3.xml><?xml version="1.0" encoding="utf-8"?>
-<p:properties xmlns:p="http://schemas.microsoft.com/office/2006/metadata/properties" xmlns:xsi="http://www.w3.org/2001/XMLSchema-instance" xmlns:pc="http://schemas.microsoft.com/office/infopath/2007/PartnerControls">
-  <documentManagement>
-    <_ip_UnifiedCompliancePolicyUIAction xmlns="http://schemas.microsoft.com/sharepoint/v3" xsi:nil="true"/>
-    <_ip_UnifiedCompliancePolicyProperties xmlns="http://schemas.microsoft.com/sharepoint/v3" xsi:nil="true"/>
-    <lcf76f155ced4ddcb4097134ff3c332f xmlns="bc555557-3e8b-4e67-83dc-4a843c87bf48">
-      <Terms xmlns="http://schemas.microsoft.com/office/infopath/2007/PartnerControls"/>
-    </lcf76f155ced4ddcb4097134ff3c332f>
-    <TaxCatchAll xmlns="13e5e634-19bb-4da3-8eb1-d732f895062a" xsi:nil="true"/>
-    <SharedWithUsers xmlns="13e5e634-19bb-4da3-8eb1-d732f895062a">
-      <UserInfo>
-        <DisplayName>James Dell</DisplayName>
-        <AccountId>10</AccountId>
-        <AccountType/>
-      </UserInfo>
-      <UserInfo>
-        <DisplayName>Luke Finch</DisplayName>
-        <AccountId>44</AccountId>
-        <AccountType/>
-      </UserInfo>
-      <UserInfo>
-        <DisplayName>Sam Wray</DisplayName>
-        <AccountId>39</AccountId>
-        <AccountType/>
-      </UserInfo>
-      <UserInfo>
-        <DisplayName>Nick Johns</DisplayName>
-        <AccountId>18</AccountId>
-        <AccountType/>
-      </UserInfo>
-      <UserInfo>
-        <DisplayName>Justin Towle</DisplayName>
-        <AccountId>70</AccountId>
-        <AccountType/>
-      </UserInfo>
-    </SharedWithUsers>
-  </documentManagement>
-</p:properties>
+<file path=customXml/itemProps1.xml><?xml version="1.0" encoding="utf-8"?>
+<ds:datastoreItem xmlns:ds="http://schemas.openxmlformats.org/officeDocument/2006/customXml" ds:itemID="{02C30E68-946A-4504-B925-FF5230B8A4C3}">
+  <ds:schemaRefs>
+    <ds:schemaRef ds:uri="http://schemas.microsoft.com/sharepoint/v3/contenttype/forms"/>
+  </ds:schemaRefs>
+</ds:datastoreItem>
 </file>
 
-<file path=customXml/item4.xml><?xml version="1.0" encoding="utf-8"?>
-<?mso-contentType ?>
-<FormTemplates xmlns="http://schemas.microsoft.com/sharepoint/v3/contenttype/forms">
-  <Display>DocumentLibraryForm</Display>
-  <Edit>DocumentLibraryForm</Edit>
-  <New>DocumentLibraryForm</New>
-</FormTemplates>
+<file path=customXml/itemProps2.xml><?xml version="1.0" encoding="utf-8"?>
+<ds:datastoreItem xmlns:ds="http://schemas.openxmlformats.org/officeDocument/2006/customXml" ds:itemID="{EDF12601-A8A7-4B7A-9481-1111248E774A}">
+  <ds:schemaRefs>
+    <ds:schemaRef ds:uri="http://schemas.microsoft.com/office/2006/metadata/properties"/>
+    <ds:schemaRef ds:uri="http://schemas.microsoft.com/office/infopath/2007/PartnerControls"/>
+    <ds:schemaRef ds:uri="http://schemas.microsoft.com/sharepoint/v3"/>
+    <ds:schemaRef ds:uri="bc555557-3e8b-4e67-83dc-4a843c87bf48"/>
+    <ds:schemaRef ds:uri="13e5e634-19bb-4da3-8eb1-d732f895062a"/>
+  </ds:schemaRefs>
+</ds:datastoreItem>
 </file>
 
-<file path=customXml/itemProps1.xml><?xml version="1.0" encoding="utf-8"?>
+<file path=customXml/itemProps3.xml><?xml version="1.0" encoding="utf-8"?>
 <ds:datastoreItem xmlns:ds="http://schemas.openxmlformats.org/officeDocument/2006/customXml" ds:itemID="{7F9D1B01-7FEE-4553-9877-3B31209422E5}">
   <ds:schemaRefs>
     <ds:schemaRef ds:uri="http://schemas.microsoft.com/office/2006/metadata/contentType"/>
@@ -20154,30 +17390,10 @@
 </ds:datastoreItem>
 </file>
 
-<file path=customXml/itemProps2.xml><?xml version="1.0" encoding="utf-8"?>
+<file path=customXml/itemProps4.xml><?xml version="1.0" encoding="utf-8"?>
 <ds:datastoreItem xmlns:ds="http://schemas.openxmlformats.org/officeDocument/2006/customXml" ds:itemID="{41B34B53-803B-4600-951E-8C7B6ABDE6A5}">
   <ds:schemaRefs>
     <ds:schemaRef ds:uri="http://schemas.openxmlformats.org/officeDocument/2006/bibliography"/>
   </ds:schemaRefs>
 </ds:datastoreItem>
-</file>
-
-<file path=customXml/itemProps3.xml><?xml version="1.0" encoding="utf-8"?>
-<ds:datastoreItem xmlns:ds="http://schemas.openxmlformats.org/officeDocument/2006/customXml" ds:itemID="{EDF12601-A8A7-4B7A-9481-1111248E774A}">
-  <ds:schemaRefs>
-    <ds:schemaRef ds:uri="http://schemas.microsoft.com/office/2006/metadata/properties"/>
-    <ds:schemaRef ds:uri="http://schemas.microsoft.com/office/infopath/2007/PartnerControls"/>
-    <ds:schemaRef ds:uri="http://schemas.microsoft.com/sharepoint/v3"/>
-    <ds:schemaRef ds:uri="bc555557-3e8b-4e67-83dc-4a843c87bf48"/>
-    <ds:schemaRef ds:uri="13e5e634-19bb-4da3-8eb1-d732f895062a"/>
-  </ds:schemaRefs>
-</ds:datastoreItem>
-</file>
-
-<file path=customXml/itemProps4.xml><?xml version="1.0" encoding="utf-8"?>
-<ds:datastoreItem xmlns:ds="http://schemas.openxmlformats.org/officeDocument/2006/customXml" ds:itemID="{02C30E68-946A-4504-B925-FF5230B8A4C3}">
-  <ds:schemaRefs>
-    <ds:schemaRef ds:uri="http://schemas.microsoft.com/sharepoint/v3/contenttype/forms"/>
-  </ds:schemaRefs>
-</ds:datastoreItem>
 </file>
--- a/planet_it_maturity_assessment_template.docx
+++ b/planet_it_maturity_assessment_template.docx
@@ -611,6 +611,7 @@
                                 <w:szCs w:val="80"/>
                               </w:rPr>
                             </w:pPr>
+                            <w:proofErr w:type="gramStart"/>
                             <w:r>
                               <w:rPr>
                                 <w:rFonts w:cs="Consolas"/>
@@ -618,7 +619,57 @@
                                 <w:sz w:val="80"/>
                                 <w:szCs w:val="80"/>
                               </w:rPr>
-                              <w:t>{{ customer_name }}</w:t>
+                              <w:t xml:space="preserve">{{ </w:t>
+                            </w:r>
+                            <w:proofErr w:type="spellStart"/>
+                            <w:r>
+                              <w:rPr>
+                                <w:rFonts w:cs="Consolas"/>
+                                <w:color w:val="FFFFFF" w:themeColor="background1"/>
+                                <w:sz w:val="80"/>
+                                <w:szCs w:val="80"/>
+                              </w:rPr>
+                              <w:t>customer</w:t>
+                            </w:r>
+                            <w:proofErr w:type="gramEnd"/>
+                            <w:r>
+                              <w:rPr>
+                                <w:rFonts w:cs="Consolas"/>
+                                <w:color w:val="FFFFFF" w:themeColor="background1"/>
+                                <w:sz w:val="80"/>
+                                <w:szCs w:val="80"/>
+                              </w:rPr>
+                              <w:t>_</w:t>
+                            </w:r>
+                            <w:proofErr w:type="gramStart"/>
+                            <w:r>
+                              <w:rPr>
+                                <w:rFonts w:cs="Consolas"/>
+                                <w:color w:val="FFFFFF" w:themeColor="background1"/>
+                                <w:sz w:val="80"/>
+                                <w:szCs w:val="80"/>
+                              </w:rPr>
+                              <w:t>name</w:t>
+                            </w:r>
+                            <w:proofErr w:type="spellEnd"/>
+                            <w:r>
+                              <w:rPr>
+                                <w:rFonts w:cs="Consolas"/>
+                                <w:color w:val="FFFFFF" w:themeColor="background1"/>
+                                <w:sz w:val="80"/>
+                                <w:szCs w:val="80"/>
+                              </w:rPr>
+                              <w:t xml:space="preserve"> }</w:t>
+                            </w:r>
+                            <w:proofErr w:type="gramEnd"/>
+                            <w:r>
+                              <w:rPr>
+                                <w:rFonts w:cs="Consolas"/>
+                                <w:color w:val="FFFFFF" w:themeColor="background1"/>
+                                <w:sz w:val="80"/>
+                                <w:szCs w:val="80"/>
+                              </w:rPr>
+                              <w:t>}</w:t>
                             </w:r>
                           </w:p>
                           <w:p>
@@ -658,6 +709,7 @@
                               </w:rPr>
                               <w:t xml:space="preserve"> </w:t>
                             </w:r>
+                            <w:proofErr w:type="gramStart"/>
                             <w:r>
                               <w:rPr>
                                 <w:rFonts w:cs="Consolas"/>
@@ -665,7 +717,37 @@
                                 <w:sz w:val="80"/>
                                 <w:szCs w:val="80"/>
                               </w:rPr>
-                              <w:t>{{ consultant_name }}</w:t>
+                              <w:t>{{ consultant</w:t>
+                            </w:r>
+                            <w:proofErr w:type="gramEnd"/>
+                            <w:r>
+                              <w:rPr>
+                                <w:rFonts w:cs="Consolas"/>
+                                <w:color w:val="FFFFFF" w:themeColor="background1"/>
+                                <w:sz w:val="80"/>
+                                <w:szCs w:val="80"/>
+                              </w:rPr>
+                              <w:t>_</w:t>
+                            </w:r>
+                            <w:proofErr w:type="gramStart"/>
+                            <w:r>
+                              <w:rPr>
+                                <w:rFonts w:cs="Consolas"/>
+                                <w:color w:val="FFFFFF" w:themeColor="background1"/>
+                                <w:sz w:val="80"/>
+                                <w:szCs w:val="80"/>
+                              </w:rPr>
+                              <w:t>name }</w:t>
+                            </w:r>
+                            <w:proofErr w:type="gramEnd"/>
+                            <w:r>
+                              <w:rPr>
+                                <w:rFonts w:cs="Consolas"/>
+                                <w:color w:val="FFFFFF" w:themeColor="background1"/>
+                                <w:sz w:val="80"/>
+                                <w:szCs w:val="80"/>
+                              </w:rPr>
+                              <w:t>}</w:t>
                             </w:r>
                           </w:p>
                           <w:p>
@@ -1026,7 +1108,99 @@
           <w:bCs/>
           <w:color w:val="EE0000"/>
         </w:rPr>
-        <w:t>{% for guide in consultant_discovery_guide %}• {{ guide }}{% if not loop.last %}</w:t>
+        <w:t xml:space="preserve">{% for guide in </w:t>
+      </w:r>
+      <w:proofErr w:type="spellStart"/>
+      <w:r>
+        <w:rPr>
+          <w:b/>
+          <w:bCs/>
+          <w:color w:val="EE0000"/>
+        </w:rPr>
+        <w:t>consultant_discovery_guide</w:t>
+      </w:r>
+      <w:proofErr w:type="spellEnd"/>
+      <w:r>
+        <w:rPr>
+          <w:b/>
+          <w:bCs/>
+          <w:color w:val="EE0000"/>
+        </w:rPr>
+        <w:t xml:space="preserve"> </w:t>
+      </w:r>
+      <w:proofErr w:type="gramStart"/>
+      <w:r>
+        <w:rPr>
+          <w:b/>
+          <w:bCs/>
+          <w:color w:val="EE0000"/>
+        </w:rPr>
+        <w:t>%}•</w:t>
+      </w:r>
+      <w:proofErr w:type="gramEnd"/>
+      <w:r>
+        <w:rPr>
+          <w:b/>
+          <w:bCs/>
+          <w:color w:val="EE0000"/>
+        </w:rPr>
+        <w:t xml:space="preserve"> </w:t>
+      </w:r>
+      <w:proofErr w:type="gramStart"/>
+      <w:r>
+        <w:rPr>
+          <w:b/>
+          <w:bCs/>
+          <w:color w:val="EE0000"/>
+        </w:rPr>
+        <w:t>{{ guide</w:t>
+      </w:r>
+      <w:proofErr w:type="gramEnd"/>
+      <w:r>
+        <w:rPr>
+          <w:b/>
+          <w:bCs/>
+          <w:color w:val="EE0000"/>
+        </w:rPr>
+        <w:t xml:space="preserve"> </w:t>
+      </w:r>
+      <w:proofErr w:type="gramStart"/>
+      <w:r>
+        <w:rPr>
+          <w:b/>
+          <w:bCs/>
+          <w:color w:val="EE0000"/>
+        </w:rPr>
+        <w:t>}}{</w:t>
+      </w:r>
+      <w:proofErr w:type="gramEnd"/>
+      <w:r>
+        <w:rPr>
+          <w:b/>
+          <w:bCs/>
+          <w:color w:val="EE0000"/>
+        </w:rPr>
+        <w:t xml:space="preserve">% if not </w:t>
+      </w:r>
+      <w:proofErr w:type="spellStart"/>
+      <w:proofErr w:type="gramStart"/>
+      <w:r>
+        <w:rPr>
+          <w:b/>
+          <w:bCs/>
+          <w:color w:val="EE0000"/>
+        </w:rPr>
+        <w:t>loop.last</w:t>
+      </w:r>
+      <w:proofErr w:type="spellEnd"/>
+      <w:proofErr w:type="gramEnd"/>
+      <w:r>
+        <w:rPr>
+          <w:b/>
+          <w:bCs/>
+          <w:color w:val="EE0000"/>
+        </w:rPr>
+        <w:t xml:space="preserve"> %}</w:t>
       </w:r>
       <w:r>
         <w:rPr>
@@ -1035,7 +1209,43 @@
           <w:color w:val="EE0000"/>
         </w:rPr>
         <w:br/>
-        <w:t>{% endif %}{% endfor %}</w:t>
+        <w:t xml:space="preserve">{% endif </w:t>
+      </w:r>
+      <w:proofErr w:type="gramStart"/>
+      <w:r>
+        <w:rPr>
+          <w:b/>
+          <w:bCs/>
+          <w:color w:val="EE0000"/>
+        </w:rPr>
+        <w:t>%}{</w:t>
+      </w:r>
+      <w:proofErr w:type="gramEnd"/>
+      <w:r>
+        <w:rPr>
+          <w:b/>
+          <w:bCs/>
+          <w:color w:val="EE0000"/>
+        </w:rPr>
+        <w:t xml:space="preserve">% </w:t>
+      </w:r>
+      <w:proofErr w:type="spellStart"/>
+      <w:r>
+        <w:rPr>
+          <w:b/>
+          <w:bCs/>
+          <w:color w:val="EE0000"/>
+        </w:rPr>
+        <w:t>endfor</w:t>
+      </w:r>
+      <w:proofErr w:type="spellEnd"/>
+      <w:r>
+        <w:rPr>
+          <w:b/>
+          <w:bCs/>
+          <w:color w:val="EE0000"/>
+        </w:rPr>
+        <w:t xml:space="preserve"> %}</w:t>
       </w:r>
     </w:p>
     <w:p/>
@@ -1046,8 +1256,29 @@
         <w:pStyle w:val="Heading1"/>
         <w:spacing w:after="240"/>
       </w:pPr>
-      <w:r>
-        <w:t>{{ customer_name }}</w:t>
+      <w:proofErr w:type="gramStart"/>
+      <w:r>
+        <w:t xml:space="preserve">{{ </w:t>
+      </w:r>
+      <w:proofErr w:type="spellStart"/>
+      <w:r>
+        <w:t>customer</w:t>
+      </w:r>
+      <w:proofErr w:type="gramEnd"/>
+      <w:r>
+        <w:t>_</w:t>
+      </w:r>
+      <w:proofErr w:type="gramStart"/>
+      <w:r>
+        <w:t>name</w:t>
+      </w:r>
+      <w:proofErr w:type="spellEnd"/>
+      <w:r>
+        <w:t xml:space="preserve"> }</w:t>
+      </w:r>
+      <w:proofErr w:type="gramEnd"/>
+      <w:r>
+        <w:t>}</w:t>
       </w:r>
       <w:r>
         <w:t xml:space="preserve"> </w:t>
@@ -1064,8 +1295,29 @@
     </w:p>
     <w:p/>
     <w:p>
-      <w:r>
-        <w:t>{{ customer_name }}</w:t>
+      <w:proofErr w:type="gramStart"/>
+      <w:r>
+        <w:t xml:space="preserve">{{ </w:t>
+      </w:r>
+      <w:proofErr w:type="spellStart"/>
+      <w:r>
+        <w:t>customer</w:t>
+      </w:r>
+      <w:proofErr w:type="gramEnd"/>
+      <w:r>
+        <w:t>_</w:t>
+      </w:r>
+      <w:proofErr w:type="gramStart"/>
+      <w:r>
+        <w:t>name</w:t>
+      </w:r>
+      <w:proofErr w:type="spellEnd"/>
+      <w:r>
+        <w:t xml:space="preserve"> }</w:t>
+      </w:r>
+      <w:proofErr w:type="gramEnd"/>
+      <w:r>
+        <w:t>}</w:t>
       </w:r>
       <w:r>
         <w:t xml:space="preserve"> have undergone a Security Maturity Assessment completed by Planet IT.  This comprehensive assessment of the </w:t>
@@ -1073,8 +1325,29 @@
       <w:r>
         <w:t xml:space="preserve">current security implementation of </w:t>
       </w:r>
-      <w:r>
-        <w:t>{{ customer_name }}</w:t>
+      <w:proofErr w:type="gramStart"/>
+      <w:r>
+        <w:t xml:space="preserve">{{ </w:t>
+      </w:r>
+      <w:proofErr w:type="spellStart"/>
+      <w:r>
+        <w:t>customer</w:t>
+      </w:r>
+      <w:proofErr w:type="gramEnd"/>
+      <w:r>
+        <w:t>_</w:t>
+      </w:r>
+      <w:proofErr w:type="gramStart"/>
+      <w:r>
+        <w:t>name</w:t>
+      </w:r>
+      <w:proofErr w:type="spellEnd"/>
+      <w:r>
+        <w:t xml:space="preserve"> }</w:t>
+      </w:r>
+      <w:proofErr w:type="gramEnd"/>
+      <w:r>
+        <w:t>}</w:t>
       </w:r>
       <w:r>
         <w:t xml:space="preserve"> focused on assessing the security maturity </w:t>
@@ -1082,8 +1355,29 @@
       <w:r>
         <w:t xml:space="preserve">of the systems, solutions and culture in place at </w:t>
       </w:r>
-      <w:r>
-        <w:t>{{ customer_name }}</w:t>
+      <w:proofErr w:type="gramStart"/>
+      <w:r>
+        <w:t xml:space="preserve">{{ </w:t>
+      </w:r>
+      <w:proofErr w:type="spellStart"/>
+      <w:r>
+        <w:t>customer</w:t>
+      </w:r>
+      <w:proofErr w:type="gramEnd"/>
+      <w:r>
+        <w:t>_</w:t>
+      </w:r>
+      <w:proofErr w:type="gramStart"/>
+      <w:r>
+        <w:t>name</w:t>
+      </w:r>
+      <w:proofErr w:type="spellEnd"/>
+      <w:r>
+        <w:t xml:space="preserve"> }</w:t>
+      </w:r>
+      <w:proofErr w:type="gramEnd"/>
+      <w:r>
+        <w:t>}</w:t>
       </w:r>
       <w:r>
         <w:t>.</w:t>
@@ -1300,8 +1594,29 @@
       <w:r>
         <w:t xml:space="preserve">estimated security maturity in place at </w:t>
       </w:r>
-      <w:r>
-        <w:t>{{ customer_name }}</w:t>
+      <w:proofErr w:type="gramStart"/>
+      <w:r>
+        <w:t xml:space="preserve">{{ </w:t>
+      </w:r>
+      <w:proofErr w:type="spellStart"/>
+      <w:r>
+        <w:t>customer</w:t>
+      </w:r>
+      <w:proofErr w:type="gramEnd"/>
+      <w:r>
+        <w:t>_</w:t>
+      </w:r>
+      <w:proofErr w:type="gramStart"/>
+      <w:r>
+        <w:t>name</w:t>
+      </w:r>
+      <w:proofErr w:type="spellEnd"/>
+      <w:r>
+        <w:t xml:space="preserve"> }</w:t>
+      </w:r>
+      <w:proofErr w:type="gramEnd"/>
+      <w:r>
+        <w:t>}</w:t>
       </w:r>
       <w:r>
         <w:t xml:space="preserve">, </w:t>
@@ -1315,8 +1630,29 @@
       <w:r>
         <w:t xml:space="preserve">and culture at </w:t>
       </w:r>
-      <w:r>
-        <w:t>{{ customer_name }}</w:t>
+      <w:proofErr w:type="gramStart"/>
+      <w:r>
+        <w:t xml:space="preserve">{{ </w:t>
+      </w:r>
+      <w:proofErr w:type="spellStart"/>
+      <w:r>
+        <w:t>customer</w:t>
+      </w:r>
+      <w:proofErr w:type="gramEnd"/>
+      <w:r>
+        <w:t>_</w:t>
+      </w:r>
+      <w:proofErr w:type="gramStart"/>
+      <w:r>
+        <w:t>name</w:t>
+      </w:r>
+      <w:proofErr w:type="spellEnd"/>
+      <w:r>
+        <w:t xml:space="preserve"> }</w:t>
+      </w:r>
+      <w:proofErr w:type="gramEnd"/>
+      <w:r>
+        <w:t>}</w:t>
       </w:r>
       <w:r>
         <w:t>.</w:t>
@@ -1526,7 +1862,15 @@
           </w:tcPr>
           <w:p>
             <w:r>
-              <w:t>{%tr for ki in adjudicated_known_issues %}</w:t>
+              <w:t xml:space="preserve">{%tr for ki in </w:t>
+            </w:r>
+            <w:proofErr w:type="spellStart"/>
+            <w:r>
+              <w:t>adjudicated_known_issues</w:t>
+            </w:r>
+            <w:proofErr w:type="spellEnd"/>
+            <w:r>
+              <w:t xml:space="preserve"> %}</w:t>
             </w:r>
           </w:p>
         </w:tc>
@@ -1582,9 +1926,46 @@
             <w:hideMark/>
           </w:tcPr>
           <w:p>
+            <w:proofErr w:type="gramStart"/>
             <w:r>
               <w:lastRenderedPageBreak/>
-              <w:t>{{ loop.index }}. {{ ki.issue_text }}</w:t>
+              <w:t xml:space="preserve">{{ </w:t>
+            </w:r>
+            <w:proofErr w:type="spellStart"/>
+            <w:r>
+              <w:t>loop</w:t>
+            </w:r>
+            <w:proofErr w:type="gramEnd"/>
+            <w:r>
+              <w:t>.</w:t>
+            </w:r>
+            <w:proofErr w:type="gramStart"/>
+            <w:r>
+              <w:t>index</w:t>
+            </w:r>
+            <w:proofErr w:type="spellEnd"/>
+            <w:r>
+              <w:t xml:space="preserve"> }</w:t>
+            </w:r>
+            <w:proofErr w:type="gramEnd"/>
+            <w:r>
+              <w:t xml:space="preserve">}. </w:t>
+            </w:r>
+            <w:proofErr w:type="gramStart"/>
+            <w:r>
+              <w:t xml:space="preserve">{{ </w:t>
+            </w:r>
+            <w:proofErr w:type="spellStart"/>
+            <w:r>
+              <w:t>ki</w:t>
+            </w:r>
+            <w:proofErr w:type="gramEnd"/>
+            <w:r>
+              <w:t>.issue_text</w:t>
+            </w:r>
+            <w:proofErr w:type="spellEnd"/>
+            <w:r>
+              <w:t xml:space="preserve"> }}</w:t>
             </w:r>
           </w:p>
         </w:tc>
@@ -1606,8 +1987,21 @@
             <w:hideMark/>
           </w:tcPr>
           <w:p>
-            <w:r>
-              <w:t>{{ ki.our_ruling }}</w:t>
+            <w:proofErr w:type="gramStart"/>
+            <w:r>
+              <w:t xml:space="preserve">{{ </w:t>
+            </w:r>
+            <w:proofErr w:type="spellStart"/>
+            <w:r>
+              <w:t>ki.our</w:t>
+            </w:r>
+            <w:proofErr w:type="gramEnd"/>
+            <w:r>
+              <w:t>_ruling</w:t>
+            </w:r>
+            <w:proofErr w:type="spellEnd"/>
+            <w:r>
+              <w:t xml:space="preserve"> }}</w:t>
             </w:r>
           </w:p>
         </w:tc>
@@ -1629,8 +2023,21 @@
             <w:hideMark/>
           </w:tcPr>
           <w:p>
-            <w:r>
-              <w:t>{{ ki.rationale }}</w:t>
+            <w:proofErr w:type="gramStart"/>
+            <w:r>
+              <w:t xml:space="preserve">{{ </w:t>
+            </w:r>
+            <w:proofErr w:type="spellStart"/>
+            <w:r>
+              <w:t>ki</w:t>
+            </w:r>
+            <w:proofErr w:type="gramEnd"/>
+            <w:r>
+              <w:t>.rationale</w:t>
+            </w:r>
+            <w:proofErr w:type="spellEnd"/>
+            <w:r>
+              <w:t xml:space="preserve"> }}</w:t>
             </w:r>
           </w:p>
         </w:tc>
@@ -1653,11 +2060,74 @@
           </w:tcPr>
           <w:p>
             <w:r>
-              <w:t>{% for a in ki.suggested_remediations %}• {{ a }}{% if not loop.last %}</w:t>
+              <w:t xml:space="preserve">{% for a in </w:t>
+            </w:r>
+            <w:proofErr w:type="spellStart"/>
+            <w:proofErr w:type="gramStart"/>
+            <w:r>
+              <w:t>ki.suggested</w:t>
+            </w:r>
+            <w:proofErr w:type="gramEnd"/>
+            <w:r>
+              <w:t>_remediations</w:t>
+            </w:r>
+            <w:proofErr w:type="spellEnd"/>
+            <w:r>
+              <w:t xml:space="preserve"> </w:t>
+            </w:r>
+            <w:proofErr w:type="gramStart"/>
+            <w:r>
+              <w:t>%}•</w:t>
+            </w:r>
+            <w:proofErr w:type="gramEnd"/>
+            <w:r>
+              <w:t xml:space="preserve"> </w:t>
+            </w:r>
+            <w:proofErr w:type="gramStart"/>
+            <w:r>
+              <w:t>{{ a</w:t>
+            </w:r>
+            <w:proofErr w:type="gramEnd"/>
+            <w:r>
+              <w:t xml:space="preserve"> </w:t>
+            </w:r>
+            <w:proofErr w:type="gramStart"/>
+            <w:r>
+              <w:t>}}{</w:t>
+            </w:r>
+            <w:proofErr w:type="gramEnd"/>
+            <w:r>
+              <w:t xml:space="preserve">% if not </w:t>
+            </w:r>
+            <w:proofErr w:type="spellStart"/>
+            <w:proofErr w:type="gramStart"/>
+            <w:r>
+              <w:t>loop.last</w:t>
+            </w:r>
+            <w:proofErr w:type="spellEnd"/>
+            <w:proofErr w:type="gramEnd"/>
+            <w:r>
+              <w:t xml:space="preserve"> %}</w:t>
             </w:r>
             <w:r>
               <w:br/>
-              <w:t>{% endif %}{% endfor %}</w:t>
+              <w:t xml:space="preserve">{% endif </w:t>
+            </w:r>
+            <w:proofErr w:type="gramStart"/>
+            <w:r>
+              <w:t>%}{</w:t>
+            </w:r>
+            <w:proofErr w:type="gramEnd"/>
+            <w:r>
+              <w:t xml:space="preserve">% </w:t>
+            </w:r>
+            <w:proofErr w:type="spellStart"/>
+            <w:r>
+              <w:t>endfor</w:t>
+            </w:r>
+            <w:proofErr w:type="spellEnd"/>
+            <w:r>
+              <w:t xml:space="preserve"> %}</w:t>
             </w:r>
           </w:p>
         </w:tc>
@@ -1680,11 +2150,74 @@
           </w:tcPr>
           <w:p>
             <w:r>
-              <w:t>{% for s in ki.aligned_solutions %}• {{ s }}{% if not loop.last %}</w:t>
+              <w:t xml:space="preserve">{% for s in </w:t>
+            </w:r>
+            <w:proofErr w:type="spellStart"/>
+            <w:proofErr w:type="gramStart"/>
+            <w:r>
+              <w:t>ki.aligned</w:t>
+            </w:r>
+            <w:proofErr w:type="gramEnd"/>
+            <w:r>
+              <w:t>_solutions</w:t>
+            </w:r>
+            <w:proofErr w:type="spellEnd"/>
+            <w:r>
+              <w:t xml:space="preserve"> </w:t>
+            </w:r>
+            <w:proofErr w:type="gramStart"/>
+            <w:r>
+              <w:t>%}•</w:t>
+            </w:r>
+            <w:proofErr w:type="gramEnd"/>
+            <w:r>
+              <w:t xml:space="preserve"> </w:t>
+            </w:r>
+            <w:proofErr w:type="gramStart"/>
+            <w:r>
+              <w:t>{{ s</w:t>
+            </w:r>
+            <w:proofErr w:type="gramEnd"/>
+            <w:r>
+              <w:t xml:space="preserve"> </w:t>
+            </w:r>
+            <w:proofErr w:type="gramStart"/>
+            <w:r>
+              <w:t>}}{</w:t>
+            </w:r>
+            <w:proofErr w:type="gramEnd"/>
+            <w:r>
+              <w:t xml:space="preserve">% if not </w:t>
+            </w:r>
+            <w:proofErr w:type="spellStart"/>
+            <w:proofErr w:type="gramStart"/>
+            <w:r>
+              <w:t>loop.last</w:t>
+            </w:r>
+            <w:proofErr w:type="spellEnd"/>
+            <w:proofErr w:type="gramEnd"/>
+            <w:r>
+              <w:t xml:space="preserve"> %}</w:t>
             </w:r>
             <w:r>
               <w:br/>
-              <w:t>{% endif %}{% endfor %}</w:t>
+              <w:t xml:space="preserve">{% endif </w:t>
+            </w:r>
+            <w:proofErr w:type="gramStart"/>
+            <w:r>
+              <w:t>%}{</w:t>
+            </w:r>
+            <w:proofErr w:type="gramEnd"/>
+            <w:r>
+              <w:t xml:space="preserve">% </w:t>
+            </w:r>
+            <w:proofErr w:type="spellStart"/>
+            <w:r>
+              <w:t>endfor</w:t>
+            </w:r>
+            <w:proofErr w:type="spellEnd"/>
+            <w:r>
+              <w:t xml:space="preserve"> %}</w:t>
             </w:r>
           </w:p>
         </w:tc>
@@ -1698,7 +2231,15 @@
           </w:tcPr>
           <w:p>
             <w:r>
-              <w:t>{%tr endfor %}</w:t>
+              <w:t xml:space="preserve">{%tr </w:t>
+            </w:r>
+            <w:proofErr w:type="spellStart"/>
+            <w:r>
+              <w:t>endfor</w:t>
+            </w:r>
+            <w:proofErr w:type="spellEnd"/>
+            <w:r>
+              <w:t xml:space="preserve"> %}</w:t>
             </w:r>
           </w:p>
         </w:tc>
@@ -1750,24 +2291,113 @@
       <w:pPr>
         <w:pStyle w:val="Heading2"/>
       </w:pPr>
-      <w:r>
-        <w:t>{{ security_rating.score_statement }}</w:t>
+      <w:proofErr w:type="gramStart"/>
+      <w:r>
+        <w:t xml:space="preserve">{{ </w:t>
+      </w:r>
+      <w:proofErr w:type="spellStart"/>
+      <w:r>
+        <w:t>security</w:t>
+      </w:r>
+      <w:proofErr w:type="gramEnd"/>
+      <w:r>
+        <w:t>_</w:t>
+      </w:r>
+      <w:proofErr w:type="gramStart"/>
+      <w:r>
+        <w:t>rating.score</w:t>
+      </w:r>
+      <w:proofErr w:type="gramEnd"/>
+      <w:r>
+        <w:t>_</w:t>
+      </w:r>
+      <w:proofErr w:type="gramStart"/>
+      <w:r>
+        <w:t>statement</w:t>
+      </w:r>
+      <w:proofErr w:type="spellEnd"/>
+      <w:r>
+        <w:t xml:space="preserve"> }</w:t>
+      </w:r>
+      <w:proofErr w:type="gramEnd"/>
+      <w:r>
+        <w:t>}</w:t>
       </w:r>
     </w:p>
     <w:p>
-      <w:r>
-        <w:t>{{ security_rating.caveat }}</w:t>
+      <w:proofErr w:type="gramStart"/>
+      <w:r>
+        <w:t xml:space="preserve">{{ </w:t>
+      </w:r>
+      <w:proofErr w:type="spellStart"/>
+      <w:r>
+        <w:t>security</w:t>
+      </w:r>
+      <w:proofErr w:type="gramEnd"/>
+      <w:r>
+        <w:t>_</w:t>
+      </w:r>
+      <w:proofErr w:type="gramStart"/>
+      <w:r>
+        <w:t>rating.caveat</w:t>
+      </w:r>
+      <w:proofErr w:type="spellEnd"/>
+      <w:proofErr w:type="gramEnd"/>
+      <w:r>
+        <w:t xml:space="preserve"> }}</w:t>
       </w:r>
     </w:p>
     <w:p/>
     <w:p>
-      <w:r>
-        <w:t>{{ maturity_gauge }}</w:t>
+      <w:proofErr w:type="gramStart"/>
+      <w:r>
+        <w:t xml:space="preserve">{{ </w:t>
+      </w:r>
+      <w:proofErr w:type="spellStart"/>
+      <w:r>
+        <w:t>maturity</w:t>
+      </w:r>
+      <w:proofErr w:type="gramEnd"/>
+      <w:r>
+        <w:t>_</w:t>
+      </w:r>
+      <w:proofErr w:type="gramStart"/>
+      <w:r>
+        <w:t>gauge</w:t>
+      </w:r>
+      <w:proofErr w:type="spellEnd"/>
+      <w:r>
+        <w:t xml:space="preserve"> }</w:t>
+      </w:r>
+      <w:proofErr w:type="gramEnd"/>
+      <w:r>
+        <w:t>}</w:t>
       </w:r>
     </w:p>
     <w:p>
-      <w:r>
-        <w:t>{{ maturity_gauge_caption }}</w:t>
+      <w:proofErr w:type="gramStart"/>
+      <w:r>
+        <w:t xml:space="preserve">{{ </w:t>
+      </w:r>
+      <w:proofErr w:type="spellStart"/>
+      <w:r>
+        <w:t>maturity</w:t>
+      </w:r>
+      <w:proofErr w:type="gramEnd"/>
+      <w:r>
+        <w:t>_gauge_</w:t>
+      </w:r>
+      <w:proofErr w:type="gramStart"/>
+      <w:r>
+        <w:t>caption</w:t>
+      </w:r>
+      <w:proofErr w:type="spellEnd"/>
+      <w:r>
+        <w:t xml:space="preserve"> }</w:t>
+      </w:r>
+      <w:proofErr w:type="gramEnd"/>
+      <w:r>
+        <w:t>}</w:t>
       </w:r>
     </w:p>
     <w:p/>
@@ -1913,8 +2543,37 @@
             <w:hideMark/>
           </w:tcPr>
           <w:p>
-            <w:r>
-              <w:t>{{ security_rating.snapshot.overall_score }}/100</w:t>
+            <w:proofErr w:type="gramStart"/>
+            <w:r>
+              <w:t xml:space="preserve">{{ </w:t>
+            </w:r>
+            <w:proofErr w:type="spellStart"/>
+            <w:r>
+              <w:t>security</w:t>
+            </w:r>
+            <w:proofErr w:type="gramEnd"/>
+            <w:r>
+              <w:t>_</w:t>
+            </w:r>
+            <w:proofErr w:type="gramStart"/>
+            <w:r>
+              <w:t>rating.snapshot</w:t>
+            </w:r>
+            <w:proofErr w:type="gramEnd"/>
+            <w:r>
+              <w:t>.overall_</w:t>
+            </w:r>
+            <w:proofErr w:type="gramStart"/>
+            <w:r>
+              <w:t>score</w:t>
+            </w:r>
+            <w:proofErr w:type="spellEnd"/>
+            <w:r>
+              <w:t xml:space="preserve"> }}/</w:t>
+            </w:r>
+            <w:proofErr w:type="gramEnd"/>
+            <w:r>
+              <w:t>100</w:t>
             </w:r>
           </w:p>
         </w:tc>
@@ -1967,8 +2626,29 @@
             <w:hideMark/>
           </w:tcPr>
           <w:p>
-            <w:r>
-              <w:t>{{ security_rating.snapshot.maturity_rating }}</w:t>
+            <w:proofErr w:type="gramStart"/>
+            <w:r>
+              <w:t xml:space="preserve">{{ </w:t>
+            </w:r>
+            <w:proofErr w:type="spellStart"/>
+            <w:r>
+              <w:t>security</w:t>
+            </w:r>
+            <w:proofErr w:type="gramEnd"/>
+            <w:r>
+              <w:t>_</w:t>
+            </w:r>
+            <w:proofErr w:type="gramStart"/>
+            <w:r>
+              <w:t>rating.snapshot</w:t>
+            </w:r>
+            <w:proofErr w:type="gramEnd"/>
+            <w:r>
+              <w:t>.maturity_rating</w:t>
+            </w:r>
+            <w:proofErr w:type="spellEnd"/>
+            <w:r>
+              <w:t xml:space="preserve"> }}</w:t>
             </w:r>
           </w:p>
         </w:tc>
@@ -2021,8 +2701,29 @@
             <w:hideMark/>
           </w:tcPr>
           <w:p>
-            <w:r>
-              <w:t>{{ security_rating.snapshot.direction_of_travel }}</w:t>
+            <w:proofErr w:type="gramStart"/>
+            <w:r>
+              <w:t xml:space="preserve">{{ </w:t>
+            </w:r>
+            <w:proofErr w:type="spellStart"/>
+            <w:r>
+              <w:t>security</w:t>
+            </w:r>
+            <w:proofErr w:type="gramEnd"/>
+            <w:r>
+              <w:t>_</w:t>
+            </w:r>
+            <w:proofErr w:type="gramStart"/>
+            <w:r>
+              <w:t>rating.snapshot</w:t>
+            </w:r>
+            <w:proofErr w:type="gramEnd"/>
+            <w:r>
+              <w:t>.direction_of_travel</w:t>
+            </w:r>
+            <w:proofErr w:type="spellEnd"/>
+            <w:r>
+              <w:t xml:space="preserve"> }}</w:t>
             </w:r>
           </w:p>
         </w:tc>
@@ -2075,8 +2776,37 @@
             <w:hideMark/>
           </w:tcPr>
           <w:p>
-            <w:r>
-              <w:t>{{ security_rating.snapshot.primary_strengths|join(', ') }}</w:t>
+            <w:proofErr w:type="gramStart"/>
+            <w:r>
+              <w:t xml:space="preserve">{{ </w:t>
+            </w:r>
+            <w:proofErr w:type="spellStart"/>
+            <w:r>
+              <w:t>security</w:t>
+            </w:r>
+            <w:proofErr w:type="gramEnd"/>
+            <w:r>
+              <w:t>_</w:t>
+            </w:r>
+            <w:proofErr w:type="gramStart"/>
+            <w:r>
+              <w:t>rating.snapshot</w:t>
+            </w:r>
+            <w:proofErr w:type="gramEnd"/>
+            <w:r>
+              <w:t>.primary_strengths|</w:t>
+            </w:r>
+            <w:proofErr w:type="gramStart"/>
+            <w:r>
+              <w:t>join</w:t>
+            </w:r>
+            <w:proofErr w:type="spellEnd"/>
+            <w:r>
+              <w:t>(</w:t>
+            </w:r>
+            <w:proofErr w:type="gramEnd"/>
+            <w:r>
+              <w:t>', ') }}</w:t>
             </w:r>
           </w:p>
         </w:tc>
@@ -2129,8 +2859,37 @@
             <w:hideMark/>
           </w:tcPr>
           <w:p>
-            <w:r>
-              <w:t>{{ security_rating.snapshot.primary_gaps|join(', ') }}</w:t>
+            <w:proofErr w:type="gramStart"/>
+            <w:r>
+              <w:t xml:space="preserve">{{ </w:t>
+            </w:r>
+            <w:proofErr w:type="spellStart"/>
+            <w:r>
+              <w:t>security</w:t>
+            </w:r>
+            <w:proofErr w:type="gramEnd"/>
+            <w:r>
+              <w:t>_</w:t>
+            </w:r>
+            <w:proofErr w:type="gramStart"/>
+            <w:r>
+              <w:t>rating.snapshot</w:t>
+            </w:r>
+            <w:proofErr w:type="gramEnd"/>
+            <w:r>
+              <w:t>.primary_gaps|</w:t>
+            </w:r>
+            <w:proofErr w:type="gramStart"/>
+            <w:r>
+              <w:t>join</w:t>
+            </w:r>
+            <w:proofErr w:type="spellEnd"/>
+            <w:r>
+              <w:t>(</w:t>
+            </w:r>
+            <w:proofErr w:type="gramEnd"/>
+            <w:r>
+              <w:t>', ') }}</w:t>
             </w:r>
           </w:p>
         </w:tc>
@@ -2183,8 +2942,29 @@
             <w:hideMark/>
           </w:tcPr>
           <w:p>
-            <w:r>
-              <w:t>{{ security_rating.snapshot.board_level_takeaway }}</w:t>
+            <w:proofErr w:type="gramStart"/>
+            <w:r>
+              <w:t xml:space="preserve">{{ </w:t>
+            </w:r>
+            <w:proofErr w:type="spellStart"/>
+            <w:r>
+              <w:t>security</w:t>
+            </w:r>
+            <w:proofErr w:type="gramEnd"/>
+            <w:r>
+              <w:t>_</w:t>
+            </w:r>
+            <w:proofErr w:type="gramStart"/>
+            <w:r>
+              <w:t>rating.snapshot</w:t>
+            </w:r>
+            <w:proofErr w:type="gramEnd"/>
+            <w:r>
+              <w:t>.board_level_takeaway</w:t>
+            </w:r>
+            <w:proofErr w:type="spellEnd"/>
+            <w:r>
+              <w:t xml:space="preserve"> }}</w:t>
             </w:r>
           </w:p>
         </w:tc>
@@ -2429,7 +3209,23 @@
           </w:tcPr>
           <w:p>
             <w:r>
-              <w:t>{%tr for it in security_rating.weighted_areas %}</w:t>
+              <w:t xml:space="preserve">{%tr for it in </w:t>
+            </w:r>
+            <w:proofErr w:type="spellStart"/>
+            <w:r>
+              <w:t>security_</w:t>
+            </w:r>
+            <w:proofErr w:type="gramStart"/>
+            <w:r>
+              <w:t>rating.weighted</w:t>
+            </w:r>
+            <w:proofErr w:type="gramEnd"/>
+            <w:r>
+              <w:t>_areas</w:t>
+            </w:r>
+            <w:proofErr w:type="spellEnd"/>
+            <w:r>
+              <w:t xml:space="preserve"> %}</w:t>
             </w:r>
           </w:p>
         </w:tc>
@@ -2485,8 +3281,21 @@
             <w:hideMark/>
           </w:tcPr>
           <w:p>
-            <w:r>
-              <w:t>{{ it.area }}</w:t>
+            <w:proofErr w:type="gramStart"/>
+            <w:r>
+              <w:t xml:space="preserve">{{ </w:t>
+            </w:r>
+            <w:proofErr w:type="spellStart"/>
+            <w:r>
+              <w:t>it</w:t>
+            </w:r>
+            <w:proofErr w:type="gramEnd"/>
+            <w:r>
+              <w:t>.area</w:t>
+            </w:r>
+            <w:proofErr w:type="spellEnd"/>
+            <w:r>
+              <w:t xml:space="preserve"> }}</w:t>
             </w:r>
           </w:p>
         </w:tc>
@@ -2508,9 +3317,27 @@
             <w:hideMark/>
           </w:tcPr>
           <w:p>
-            <w:r>
-              <w:t>{{ it.weight_percent }}%</w:t>
-            </w:r>
+            <w:proofErr w:type="gramStart"/>
+            <w:r>
+              <w:t xml:space="preserve">{{ </w:t>
+            </w:r>
+            <w:proofErr w:type="spellStart"/>
+            <w:r>
+              <w:t>it</w:t>
+            </w:r>
+            <w:proofErr w:type="gramEnd"/>
+            <w:r>
+              <w:t>.weight_</w:t>
+            </w:r>
+            <w:proofErr w:type="gramStart"/>
+            <w:r>
+              <w:t>percent</w:t>
+            </w:r>
+            <w:proofErr w:type="spellEnd"/>
+            <w:r>
+              <w:t xml:space="preserve"> }}%</w:t>
+            </w:r>
+            <w:proofErr w:type="gramEnd"/>
           </w:p>
         </w:tc>
         <w:tc>
@@ -2531,8 +3358,21 @@
             <w:hideMark/>
           </w:tcPr>
           <w:p>
-            <w:r>
-              <w:t>{{ it.indicative_score }}</w:t>
+            <w:proofErr w:type="gramStart"/>
+            <w:r>
+              <w:t xml:space="preserve">{{ </w:t>
+            </w:r>
+            <w:proofErr w:type="spellStart"/>
+            <w:r>
+              <w:t>it</w:t>
+            </w:r>
+            <w:proofErr w:type="gramEnd"/>
+            <w:r>
+              <w:t>.indicative_score</w:t>
+            </w:r>
+            <w:proofErr w:type="spellEnd"/>
+            <w:r>
+              <w:t xml:space="preserve"> }}</w:t>
             </w:r>
           </w:p>
         </w:tc>
@@ -2554,9 +3394,27 @@
             <w:hideMark/>
           </w:tcPr>
           <w:p>
-            <w:r>
-              <w:t>{{ it.weighted_contribution }}%</w:t>
-            </w:r>
+            <w:proofErr w:type="gramStart"/>
+            <w:r>
+              <w:t xml:space="preserve">{{ </w:t>
+            </w:r>
+            <w:proofErr w:type="spellStart"/>
+            <w:r>
+              <w:t>it</w:t>
+            </w:r>
+            <w:proofErr w:type="gramEnd"/>
+            <w:r>
+              <w:t>.weighted_</w:t>
+            </w:r>
+            <w:proofErr w:type="gramStart"/>
+            <w:r>
+              <w:t>contribution</w:t>
+            </w:r>
+            <w:proofErr w:type="spellEnd"/>
+            <w:r>
+              <w:t xml:space="preserve"> }}%</w:t>
+            </w:r>
+            <w:proofErr w:type="gramEnd"/>
           </w:p>
         </w:tc>
         <w:tc>
@@ -2577,8 +3435,21 @@
             <w:hideMark/>
           </w:tcPr>
           <w:p>
-            <w:r>
-              <w:t>{{ it.rationale }}</w:t>
+            <w:proofErr w:type="gramStart"/>
+            <w:r>
+              <w:t xml:space="preserve">{{ </w:t>
+            </w:r>
+            <w:proofErr w:type="spellStart"/>
+            <w:r>
+              <w:t>it</w:t>
+            </w:r>
+            <w:proofErr w:type="gramEnd"/>
+            <w:r>
+              <w:t>.rationale</w:t>
+            </w:r>
+            <w:proofErr w:type="spellEnd"/>
+            <w:r>
+              <w:t xml:space="preserve"> }}</w:t>
             </w:r>
           </w:p>
         </w:tc>
@@ -2592,7 +3463,15 @@
           </w:tcPr>
           <w:p>
             <w:r>
-              <w:t>{%tr endfor %}</w:t>
+              <w:t xml:space="preserve">{%tr </w:t>
+            </w:r>
+            <w:proofErr w:type="spellStart"/>
+            <w:r>
+              <w:t>endfor</w:t>
+            </w:r>
+            <w:proofErr w:type="spellEnd"/>
+            <w:r>
+              <w:t xml:space="preserve"> %}</w:t>
             </w:r>
           </w:p>
         </w:tc>
@@ -2773,7 +3652,23 @@
           </w:tcPr>
           <w:p>
             <w:r>
-              <w:t>{%tr for b in security_rating.maturity_bands %}</w:t>
+              <w:t xml:space="preserve">{%tr for b in </w:t>
+            </w:r>
+            <w:proofErr w:type="spellStart"/>
+            <w:r>
+              <w:t>security_</w:t>
+            </w:r>
+            <w:proofErr w:type="gramStart"/>
+            <w:r>
+              <w:t>rating.maturity</w:t>
+            </w:r>
+            <w:proofErr w:type="gramEnd"/>
+            <w:r>
+              <w:t>_bands</w:t>
+            </w:r>
+            <w:proofErr w:type="spellEnd"/>
+            <w:r>
+              <w:t xml:space="preserve"> %}</w:t>
             </w:r>
           </w:p>
         </w:tc>
@@ -2813,8 +3708,21 @@
             <w:hideMark/>
           </w:tcPr>
           <w:p>
-            <w:r>
-              <w:t>{{ b.score_range }}</w:t>
+            <w:proofErr w:type="gramStart"/>
+            <w:r>
+              <w:t xml:space="preserve">{{ </w:t>
+            </w:r>
+            <w:proofErr w:type="spellStart"/>
+            <w:r>
+              <w:t>b</w:t>
+            </w:r>
+            <w:proofErr w:type="gramEnd"/>
+            <w:r>
+              <w:t>.score_range</w:t>
+            </w:r>
+            <w:proofErr w:type="spellEnd"/>
+            <w:r>
+              <w:t xml:space="preserve"> }}</w:t>
             </w:r>
           </w:p>
         </w:tc>
@@ -2836,8 +3744,21 @@
             <w:hideMark/>
           </w:tcPr>
           <w:p>
-            <w:r>
-              <w:t>{{ b.rating }}</w:t>
+            <w:proofErr w:type="gramStart"/>
+            <w:r>
+              <w:t xml:space="preserve">{{ </w:t>
+            </w:r>
+            <w:proofErr w:type="spellStart"/>
+            <w:r>
+              <w:t>b</w:t>
+            </w:r>
+            <w:proofErr w:type="gramEnd"/>
+            <w:r>
+              <w:t>.rating</w:t>
+            </w:r>
+            <w:proofErr w:type="spellEnd"/>
+            <w:r>
+              <w:t xml:space="preserve"> }}</w:t>
             </w:r>
           </w:p>
         </w:tc>
@@ -2859,8 +3780,21 @@
             <w:hideMark/>
           </w:tcPr>
           <w:p>
-            <w:r>
-              <w:t>{{ b.meaning }}</w:t>
+            <w:proofErr w:type="gramStart"/>
+            <w:r>
+              <w:t xml:space="preserve">{{ </w:t>
+            </w:r>
+            <w:proofErr w:type="spellStart"/>
+            <w:r>
+              <w:t>b</w:t>
+            </w:r>
+            <w:proofErr w:type="gramEnd"/>
+            <w:r>
+              <w:t>.meaning</w:t>
+            </w:r>
+            <w:proofErr w:type="spellEnd"/>
+            <w:r>
+              <w:t xml:space="preserve"> }}</w:t>
             </w:r>
           </w:p>
         </w:tc>
@@ -2874,7 +3808,15 @@
           </w:tcPr>
           <w:p>
             <w:r>
-              <w:t>{%tr endfor %}</w:t>
+              <w:t xml:space="preserve">{%tr </w:t>
+            </w:r>
+            <w:proofErr w:type="spellStart"/>
+            <w:r>
+              <w:t>endfor</w:t>
+            </w:r>
+            <w:proofErr w:type="spellEnd"/>
+            <w:r>
+              <w:t xml:space="preserve"> %}</w:t>
             </w:r>
           </w:p>
         </w:tc>
@@ -2898,8 +3840,37 @@
     </w:tbl>
     <w:p/>
     <w:p>
-      <w:r>
-        <w:t>{{ security_rating.executive_interpretation }}</w:t>
+      <w:proofErr w:type="gramStart"/>
+      <w:r>
+        <w:t xml:space="preserve">{{ </w:t>
+      </w:r>
+      <w:proofErr w:type="spellStart"/>
+      <w:r>
+        <w:t>security</w:t>
+      </w:r>
+      <w:proofErr w:type="gramEnd"/>
+      <w:r>
+        <w:t>_</w:t>
+      </w:r>
+      <w:proofErr w:type="gramStart"/>
+      <w:r>
+        <w:t>rating.executive</w:t>
+      </w:r>
+      <w:proofErr w:type="gramEnd"/>
+      <w:r>
+        <w:t>_</w:t>
+      </w:r>
+      <w:proofErr w:type="gramStart"/>
+      <w:r>
+        <w:t>interpretation</w:t>
+      </w:r>
+      <w:proofErr w:type="spellEnd"/>
+      <w:r>
+        <w:t xml:space="preserve"> }</w:t>
+      </w:r>
+      <w:proofErr w:type="gramEnd"/>
+      <w:r>
+        <w:t>}</w:t>
       </w:r>
     </w:p>
     <w:p>
@@ -2920,8 +3891,55 @@
       </w:r>
     </w:p>
     <w:p>
-      <w:r>
-        <w:t>{{ board_summary }}</w:t>
+      <w:proofErr w:type="gramStart"/>
+      <w:r>
+        <w:t xml:space="preserve">{{ </w:t>
+      </w:r>
+      <w:proofErr w:type="spellStart"/>
+      <w:r>
+        <w:t>board</w:t>
+      </w:r>
+      <w:proofErr w:type="gramEnd"/>
+      <w:r>
+        <w:t>_</w:t>
+      </w:r>
+      <w:proofErr w:type="gramStart"/>
+      <w:r>
+        <w:t>summary</w:t>
+      </w:r>
+      <w:proofErr w:type="spellEnd"/>
+      <w:r>
+        <w:t xml:space="preserve"> }</w:t>
+      </w:r>
+      <w:proofErr w:type="gramEnd"/>
+      <w:r>
+        <w:t>}</w:t>
+      </w:r>
+    </w:p>
+    <w:p>
+      <w:proofErr w:type="gramStart"/>
+      <w:r>
+        <w:t xml:space="preserve">{{ </w:t>
+      </w:r>
+      <w:proofErr w:type="spellStart"/>
+      <w:r>
+        <w:t>executive</w:t>
+      </w:r>
+      <w:proofErr w:type="gramEnd"/>
+      <w:r>
+        <w:t>_summary_actions_</w:t>
+      </w:r>
+      <w:proofErr w:type="gramStart"/>
+      <w:r>
+        <w:t>bullets</w:t>
+      </w:r>
+      <w:proofErr w:type="spellEnd"/>
+      <w:r>
+        <w:t xml:space="preserve"> }</w:t>
+      </w:r>
+      <w:proofErr w:type="gramEnd"/>
+      <w:r>
+        <w:t>}</w:t>
       </w:r>
     </w:p>
     <w:p>
@@ -2931,8 +3949,29 @@
           <w:lang w:eastAsia="en-GB"/>
         </w:rPr>
       </w:pPr>
-      <w:r>
-        <w:t>{{ executive_summary_actions_bullets }}</w:t>
+      <w:proofErr w:type="gramStart"/>
+      <w:r>
+        <w:t xml:space="preserve">{{ </w:t>
+      </w:r>
+      <w:proofErr w:type="spellStart"/>
+      <w:r>
+        <w:t>exec</w:t>
+      </w:r>
+      <w:proofErr w:type="gramEnd"/>
+      <w:r>
+        <w:t>_</w:t>
+      </w:r>
+      <w:proofErr w:type="gramStart"/>
+      <w:r>
+        <w:t>summary</w:t>
+      </w:r>
+      <w:proofErr w:type="spellEnd"/>
+      <w:r>
+        <w:t xml:space="preserve"> }</w:t>
+      </w:r>
+      <w:proofErr w:type="gramEnd"/>
+      <w:r>
+        <w:t>}</w:t>
       </w:r>
     </w:p>
     <w:p/>
@@ -3097,7 +4136,15 @@
           </w:tcPr>
           <w:p>
             <w:r>
-              <w:t>{%tr for r in rag_summary %}</w:t>
+              <w:t xml:space="preserve">{%tr for r in </w:t>
+            </w:r>
+            <w:proofErr w:type="spellStart"/>
+            <w:r>
+              <w:t>rag_summary</w:t>
+            </w:r>
+            <w:proofErr w:type="spellEnd"/>
+            <w:r>
+              <w:t xml:space="preserve"> %}</w:t>
             </w:r>
           </w:p>
         </w:tc>
@@ -3145,9 +4192,51 @@
             <w:hideMark/>
           </w:tcPr>
           <w:p>
-            <w:r>
-              <w:t>{{ r.severity_label }} {{ r.severity_pct }}%</w:t>
-            </w:r>
+            <w:proofErr w:type="gramStart"/>
+            <w:r>
+              <w:t xml:space="preserve">{{ </w:t>
+            </w:r>
+            <w:proofErr w:type="spellStart"/>
+            <w:r>
+              <w:t>r</w:t>
+            </w:r>
+            <w:proofErr w:type="gramEnd"/>
+            <w:r>
+              <w:t>.severity_</w:t>
+            </w:r>
+            <w:proofErr w:type="gramStart"/>
+            <w:r>
+              <w:t>label</w:t>
+            </w:r>
+            <w:proofErr w:type="spellEnd"/>
+            <w:r>
+              <w:t xml:space="preserve"> }</w:t>
+            </w:r>
+            <w:proofErr w:type="gramEnd"/>
+            <w:r>
+              <w:t xml:space="preserve">} </w:t>
+            </w:r>
+            <w:proofErr w:type="gramStart"/>
+            <w:r>
+              <w:t xml:space="preserve">{{ </w:t>
+            </w:r>
+            <w:proofErr w:type="spellStart"/>
+            <w:r>
+              <w:t>r</w:t>
+            </w:r>
+            <w:proofErr w:type="gramEnd"/>
+            <w:r>
+              <w:t>.severity_</w:t>
+            </w:r>
+            <w:proofErr w:type="gramStart"/>
+            <w:r>
+              <w:t>pct</w:t>
+            </w:r>
+            <w:proofErr w:type="spellEnd"/>
+            <w:r>
+              <w:t xml:space="preserve"> }}%</w:t>
+            </w:r>
+            <w:proofErr w:type="gramEnd"/>
           </w:p>
         </w:tc>
         <w:tc>
@@ -3168,8 +4257,21 @@
             <w:hideMark/>
           </w:tcPr>
           <w:p>
-            <w:r>
-              <w:t>{{ r.issue_title }}</w:t>
+            <w:proofErr w:type="gramStart"/>
+            <w:r>
+              <w:t xml:space="preserve">{{ </w:t>
+            </w:r>
+            <w:proofErr w:type="spellStart"/>
+            <w:r>
+              <w:t>r</w:t>
+            </w:r>
+            <w:proofErr w:type="gramEnd"/>
+            <w:r>
+              <w:t>.issue_title</w:t>
+            </w:r>
+            <w:proofErr w:type="spellEnd"/>
+            <w:r>
+              <w:t xml:space="preserve"> }}</w:t>
             </w:r>
           </w:p>
         </w:tc>
@@ -3191,8 +4293,21 @@
             <w:hideMark/>
           </w:tcPr>
           <w:p>
-            <w:r>
-              <w:t>{{ r.business_exposure }}</w:t>
+            <w:proofErr w:type="gramStart"/>
+            <w:r>
+              <w:t xml:space="preserve">{{ </w:t>
+            </w:r>
+            <w:proofErr w:type="spellStart"/>
+            <w:r>
+              <w:t>r</w:t>
+            </w:r>
+            <w:proofErr w:type="gramEnd"/>
+            <w:r>
+              <w:t>.business_exposure</w:t>
+            </w:r>
+            <w:proofErr w:type="spellEnd"/>
+            <w:r>
+              <w:t xml:space="preserve"> }}</w:t>
             </w:r>
           </w:p>
         </w:tc>
@@ -3214,8 +4329,21 @@
             <w:hideMark/>
           </w:tcPr>
           <w:p>
-            <w:r>
-              <w:t>{{ r.priority_action }}</w:t>
+            <w:proofErr w:type="gramStart"/>
+            <w:r>
+              <w:t xml:space="preserve">{{ </w:t>
+            </w:r>
+            <w:proofErr w:type="spellStart"/>
+            <w:r>
+              <w:t>r</w:t>
+            </w:r>
+            <w:proofErr w:type="gramEnd"/>
+            <w:r>
+              <w:t>.priority_action</w:t>
+            </w:r>
+            <w:proofErr w:type="spellEnd"/>
+            <w:r>
+              <w:t xml:space="preserve"> }}</w:t>
             </w:r>
           </w:p>
         </w:tc>
@@ -3229,7 +4357,15 @@
           </w:tcPr>
           <w:p>
             <w:r>
-              <w:t>{%tr endfor %}</w:t>
+              <w:t xml:space="preserve">{%tr </w:t>
+            </w:r>
+            <w:proofErr w:type="spellStart"/>
+            <w:r>
+              <w:t>endfor</w:t>
+            </w:r>
+            <w:proofErr w:type="spellEnd"/>
+            <w:r>
+              <w:t xml:space="preserve"> %}</w:t>
             </w:r>
           </w:p>
         </w:tc>
@@ -3351,7 +4487,51 @@
                 <w:sz w:val="22"/>
                 <w:szCs w:val="22"/>
               </w:rPr>
-              <w:t>Why this fits {{ customer_name }}</w:t>
+              <w:t xml:space="preserve">Why this fits </w:t>
+            </w:r>
+            <w:proofErr w:type="gramStart"/>
+            <w:r>
+              <w:rPr>
+                <w:b/>
+                <w:bCs/>
+                <w:color w:val="FFFFFF"/>
+                <w:sz w:val="22"/>
+                <w:szCs w:val="22"/>
+              </w:rPr>
+              <w:t xml:space="preserve">{{ </w:t>
+            </w:r>
+            <w:proofErr w:type="spellStart"/>
+            <w:r>
+              <w:rPr>
+                <w:b/>
+                <w:bCs/>
+                <w:color w:val="FFFFFF"/>
+                <w:sz w:val="22"/>
+                <w:szCs w:val="22"/>
+              </w:rPr>
+              <w:t>customer</w:t>
+            </w:r>
+            <w:proofErr w:type="gramEnd"/>
+            <w:r>
+              <w:rPr>
+                <w:b/>
+                <w:bCs/>
+                <w:color w:val="FFFFFF"/>
+                <w:sz w:val="22"/>
+                <w:szCs w:val="22"/>
+              </w:rPr>
+              <w:t>_name</w:t>
+            </w:r>
+            <w:proofErr w:type="spellEnd"/>
+            <w:r>
+              <w:rPr>
+                <w:b/>
+                <w:bCs/>
+                <w:color w:val="FFFFFF"/>
+                <w:sz w:val="22"/>
+                <w:szCs w:val="22"/>
+              </w:rPr>
+              <w:t xml:space="preserve"> }}</w:t>
             </w:r>
           </w:p>
         </w:tc>
@@ -3397,7 +4577,15 @@
           </w:tcPr>
           <w:p>
             <w:r>
-              <w:t>{%tr for opt in programme_options %}</w:t>
+              <w:t xml:space="preserve">{%tr for opt in </w:t>
+            </w:r>
+            <w:proofErr w:type="spellStart"/>
+            <w:r>
+              <w:t>programme_options</w:t>
+            </w:r>
+            <w:proofErr w:type="spellEnd"/>
+            <w:r>
+              <w:t xml:space="preserve"> %}</w:t>
             </w:r>
           </w:p>
         </w:tc>
@@ -3437,8 +4625,21 @@
             <w:hideMark/>
           </w:tcPr>
           <w:p>
-            <w:r>
-              <w:t>{{ opt.solution }}</w:t>
+            <w:proofErr w:type="gramStart"/>
+            <w:r>
+              <w:t xml:space="preserve">{{ </w:t>
+            </w:r>
+            <w:proofErr w:type="spellStart"/>
+            <w:r>
+              <w:t>opt</w:t>
+            </w:r>
+            <w:proofErr w:type="gramEnd"/>
+            <w:r>
+              <w:t>.solution</w:t>
+            </w:r>
+            <w:proofErr w:type="spellEnd"/>
+            <w:r>
+              <w:t xml:space="preserve"> }}</w:t>
             </w:r>
           </w:p>
         </w:tc>
@@ -3460,8 +4661,21 @@
             <w:hideMark/>
           </w:tcPr>
           <w:p>
-            <w:r>
-              <w:t>{{ opt.why_this_fits }}</w:t>
+            <w:proofErr w:type="gramStart"/>
+            <w:r>
+              <w:t xml:space="preserve">{{ </w:t>
+            </w:r>
+            <w:proofErr w:type="spellStart"/>
+            <w:r>
+              <w:t>opt.why</w:t>
+            </w:r>
+            <w:proofErr w:type="gramEnd"/>
+            <w:r>
+              <w:t>_this_fits</w:t>
+            </w:r>
+            <w:proofErr w:type="spellEnd"/>
+            <w:r>
+              <w:t xml:space="preserve"> }}</w:t>
             </w:r>
           </w:p>
         </w:tc>
@@ -3483,8 +4697,21 @@
             <w:hideMark/>
           </w:tcPr>
           <w:p>
-            <w:r>
-              <w:t>{{ opt.cost_band }}</w:t>
+            <w:proofErr w:type="gramStart"/>
+            <w:r>
+              <w:t xml:space="preserve">{{ </w:t>
+            </w:r>
+            <w:proofErr w:type="spellStart"/>
+            <w:r>
+              <w:t>opt</w:t>
+            </w:r>
+            <w:proofErr w:type="gramEnd"/>
+            <w:r>
+              <w:t>.cost_band</w:t>
+            </w:r>
+            <w:proofErr w:type="spellEnd"/>
+            <w:r>
+              <w:t xml:space="preserve"> }}</w:t>
             </w:r>
           </w:p>
         </w:tc>
@@ -3498,7 +4725,15 @@
           </w:tcPr>
           <w:p>
             <w:r>
-              <w:t>{%tr endfor %}</w:t>
+              <w:t xml:space="preserve">{%tr </w:t>
+            </w:r>
+            <w:proofErr w:type="spellStart"/>
+            <w:r>
+              <w:t>endfor</w:t>
+            </w:r>
+            <w:proofErr w:type="spellEnd"/>
+            <w:r>
+              <w:t xml:space="preserve"> %}</w:t>
             </w:r>
           </w:p>
         </w:tc>
@@ -3555,6 +4790,7 @@
         </w:rPr>
         <w:t xml:space="preserve">Disclaimer: this is a fictional breach scenario leveraging threat intelligence and known threat actor activity mapped to the current technology stack and perceived security maturity of </w:t>
       </w:r>
+      <w:proofErr w:type="gramStart"/>
       <w:r>
         <w:rPr>
           <w:bCs/>
@@ -3563,8 +4799,53 @@
           <w:sz w:val="12"/>
           <w:szCs w:val="12"/>
         </w:rPr>
-        <w:t>{{ customer_name }</w:t>
-      </w:r>
+        <w:t xml:space="preserve">{{ </w:t>
+      </w:r>
+      <w:proofErr w:type="spellStart"/>
+      <w:r>
+        <w:rPr>
+          <w:bCs/>
+          <w:i/>
+          <w:iCs/>
+          <w:sz w:val="12"/>
+          <w:szCs w:val="12"/>
+        </w:rPr>
+        <w:t>customer</w:t>
+      </w:r>
+      <w:proofErr w:type="gramEnd"/>
+      <w:r>
+        <w:rPr>
+          <w:bCs/>
+          <w:i/>
+          <w:iCs/>
+          <w:sz w:val="12"/>
+          <w:szCs w:val="12"/>
+        </w:rPr>
+        <w:t>_</w:t>
+      </w:r>
+      <w:proofErr w:type="gramStart"/>
+      <w:r>
+        <w:rPr>
+          <w:bCs/>
+          <w:i/>
+          <w:iCs/>
+          <w:sz w:val="12"/>
+          <w:szCs w:val="12"/>
+        </w:rPr>
+        <w:t>name</w:t>
+      </w:r>
+      <w:proofErr w:type="spellEnd"/>
+      <w:r>
+        <w:rPr>
+          <w:bCs/>
+          <w:i/>
+          <w:iCs/>
+          <w:sz w:val="12"/>
+          <w:szCs w:val="12"/>
+        </w:rPr>
+        <w:t xml:space="preserve"> }</w:t>
+      </w:r>
+      <w:proofErr w:type="gramEnd"/>
       <w:r>
         <w:rPr>
           <w:bCs/>
@@ -3601,8 +4882,29 @@
           <w:lang w:eastAsia="en-GB"/>
         </w:rPr>
       </w:pPr>
-      <w:r>
-        <w:t>{{ threat_scenarios }}</w:t>
+      <w:proofErr w:type="gramStart"/>
+      <w:r>
+        <w:t xml:space="preserve">{{ </w:t>
+      </w:r>
+      <w:proofErr w:type="spellStart"/>
+      <w:r>
+        <w:t>threat</w:t>
+      </w:r>
+      <w:proofErr w:type="gramEnd"/>
+      <w:r>
+        <w:t>_</w:t>
+      </w:r>
+      <w:proofErr w:type="gramStart"/>
+      <w:r>
+        <w:t>scenarios</w:t>
+      </w:r>
+      <w:proofErr w:type="spellEnd"/>
+      <w:r>
+        <w:t xml:space="preserve"> }</w:t>
+      </w:r>
+      <w:proofErr w:type="gramEnd"/>
+      <w:r>
+        <w:t>}</w:t>
       </w:r>
     </w:p>
     <w:p/>
@@ -3624,8 +4926,29 @@
           <w:lang w:eastAsia="en-GB"/>
         </w:rPr>
       </w:pPr>
-      <w:r>
-        <w:t>{{ radar_chart }}</w:t>
+      <w:proofErr w:type="gramStart"/>
+      <w:r>
+        <w:t xml:space="preserve">{{ </w:t>
+      </w:r>
+      <w:proofErr w:type="spellStart"/>
+      <w:r>
+        <w:t>radar</w:t>
+      </w:r>
+      <w:proofErr w:type="gramEnd"/>
+      <w:r>
+        <w:t>_</w:t>
+      </w:r>
+      <w:proofErr w:type="gramStart"/>
+      <w:r>
+        <w:t>chart</w:t>
+      </w:r>
+      <w:proofErr w:type="spellEnd"/>
+      <w:r>
+        <w:t xml:space="preserve"> }</w:t>
+      </w:r>
+      <w:proofErr w:type="gramEnd"/>
+      <w:r>
+        <w:t>}</w:t>
       </w:r>
     </w:p>
     <w:p/>
@@ -3653,8 +4976,29 @@
       </w:r>
     </w:p>
     <w:p>
-      <w:r>
-        <w:t>{{ matrix_mapping }}</w:t>
+      <w:proofErr w:type="gramStart"/>
+      <w:r>
+        <w:t xml:space="preserve">{{ </w:t>
+      </w:r>
+      <w:proofErr w:type="spellStart"/>
+      <w:r>
+        <w:t>matrix</w:t>
+      </w:r>
+      <w:proofErr w:type="gramEnd"/>
+      <w:r>
+        <w:t>_</w:t>
+      </w:r>
+      <w:proofErr w:type="gramStart"/>
+      <w:r>
+        <w:t>mapping</w:t>
+      </w:r>
+      <w:proofErr w:type="spellEnd"/>
+      <w:r>
+        <w:t xml:space="preserve"> }</w:t>
+      </w:r>
+      <w:proofErr w:type="gramEnd"/>
+      <w:r>
+        <w:t>}</w:t>
       </w:r>
     </w:p>
     <w:p/>
@@ -3928,17 +5272,71 @@
         </w:rPr>
       </w:pPr>
       <w:r>
-        <w:t>{% for comp in compliance_alignment %}</w:t>
+        <w:t xml:space="preserve">{% for comp in </w:t>
+      </w:r>
+      <w:proofErr w:type="spellStart"/>
+      <w:r>
+        <w:t>compliance_alignment</w:t>
+      </w:r>
+      <w:proofErr w:type="spellEnd"/>
+      <w:r>
+        <w:t xml:space="preserve"> </w:t>
+      </w:r>
+      <w:proofErr w:type="gramStart"/>
+      <w:r>
+        <w:t>%}</w:t>
       </w:r>
       <w:r>
         <w:rPr>
           <w:b/>
           <w:bCs/>
         </w:rPr>
-        <w:t>Standard:</w:t>
-      </w:r>
-      <w:r>
-        <w:t xml:space="preserve"> {{ comp.standard }}{% if comp.gaps %} </w:t>
+        <w:t>Standard</w:t>
+      </w:r>
+      <w:proofErr w:type="gramEnd"/>
+      <w:r>
+        <w:rPr>
+          <w:b/>
+          <w:bCs/>
+        </w:rPr>
+        <w:t>:</w:t>
+      </w:r>
+      <w:r>
+        <w:t xml:space="preserve"> </w:t>
+      </w:r>
+      <w:proofErr w:type="gramStart"/>
+      <w:r>
+        <w:t xml:space="preserve">{{ </w:t>
+      </w:r>
+      <w:proofErr w:type="spellStart"/>
+      <w:r>
+        <w:t>comp</w:t>
+      </w:r>
+      <w:proofErr w:type="gramEnd"/>
+      <w:r>
+        <w:t>.</w:t>
+      </w:r>
+      <w:proofErr w:type="gramStart"/>
+      <w:r>
+        <w:t>standard</w:t>
+      </w:r>
+      <w:proofErr w:type="spellEnd"/>
+      <w:r>
+        <w:t xml:space="preserve"> }}{</w:t>
+      </w:r>
+      <w:proofErr w:type="gramEnd"/>
+      <w:r>
+        <w:t xml:space="preserve">% if </w:t>
+      </w:r>
+      <w:proofErr w:type="spellStart"/>
+      <w:proofErr w:type="gramStart"/>
+      <w:r>
+        <w:t>comp.gaps</w:t>
+      </w:r>
+      <w:proofErr w:type="spellEnd"/>
+      <w:proofErr w:type="gramEnd"/>
+      <w:r>
+        <w:t xml:space="preserve"> %} </w:t>
       </w:r>
       <w:r>
         <w:rPr>
@@ -3948,7 +5346,70 @@
         <w:t>Gaps:</w:t>
       </w:r>
       <w:r>
-        <w:t xml:space="preserve"> {% for gap in comp.gaps %}• {{ gap }} {% endfor %}{% endif %}{% if comp.fill_plan %} </w:t>
+        <w:t xml:space="preserve"> {% for gap in </w:t>
+      </w:r>
+      <w:proofErr w:type="spellStart"/>
+      <w:proofErr w:type="gramStart"/>
+      <w:r>
+        <w:t>comp.gaps</w:t>
+      </w:r>
+      <w:proofErr w:type="spellEnd"/>
+      <w:proofErr w:type="gramEnd"/>
+      <w:r>
+        <w:t xml:space="preserve"> </w:t>
+      </w:r>
+      <w:proofErr w:type="gramStart"/>
+      <w:r>
+        <w:t>%}•</w:t>
+      </w:r>
+      <w:proofErr w:type="gramEnd"/>
+      <w:r>
+        <w:t xml:space="preserve"> </w:t>
+      </w:r>
+      <w:proofErr w:type="gramStart"/>
+      <w:r>
+        <w:t>{{ gap</w:t>
+      </w:r>
+      <w:proofErr w:type="gramEnd"/>
+      <w:r>
+        <w:t xml:space="preserve"> }} {% </w:t>
+      </w:r>
+      <w:proofErr w:type="spellStart"/>
+      <w:r>
+        <w:t>endfor</w:t>
+      </w:r>
+      <w:proofErr w:type="spellEnd"/>
+      <w:r>
+        <w:t xml:space="preserve"> </w:t>
+      </w:r>
+      <w:proofErr w:type="gramStart"/>
+      <w:r>
+        <w:t>%}{</w:t>
+      </w:r>
+      <w:proofErr w:type="gramEnd"/>
+      <w:r>
+        <w:t xml:space="preserve">% endif </w:t>
+      </w:r>
+      <w:proofErr w:type="gramStart"/>
+      <w:r>
+        <w:t>%}{</w:t>
+      </w:r>
+      <w:proofErr w:type="gramEnd"/>
+      <w:r>
+        <w:t xml:space="preserve">% if </w:t>
+      </w:r>
+      <w:proofErr w:type="spellStart"/>
+      <w:proofErr w:type="gramStart"/>
+      <w:r>
+        <w:t>comp.fill</w:t>
+      </w:r>
+      <w:proofErr w:type="gramEnd"/>
+      <w:r>
+        <w:t>_plan</w:t>
+      </w:r>
+      <w:proofErr w:type="spellEnd"/>
+      <w:r>
+        <w:t xml:space="preserve"> %} </w:t>
       </w:r>
       <w:r>
         <w:rPr>
@@ -3958,17 +5419,74 @@
         <w:t>Remediation Plans:</w:t>
       </w:r>
       <w:r>
-        <w:t xml:space="preserve"> {% for gp in comp.fill_plan %}</w:t>
+        <w:t xml:space="preserve"> {% for </w:t>
+      </w:r>
+      <w:proofErr w:type="spellStart"/>
+      <w:r>
+        <w:t>gp</w:t>
+      </w:r>
+      <w:proofErr w:type="spellEnd"/>
+      <w:r>
+        <w:t xml:space="preserve"> in </w:t>
+      </w:r>
+      <w:proofErr w:type="spellStart"/>
+      <w:proofErr w:type="gramStart"/>
+      <w:r>
+        <w:t>comp.fill</w:t>
+      </w:r>
+      <w:proofErr w:type="gramEnd"/>
+      <w:r>
+        <w:t>_plan</w:t>
+      </w:r>
+      <w:proofErr w:type="spellEnd"/>
+      <w:r>
+        <w:t xml:space="preserve"> </w:t>
+      </w:r>
+      <w:proofErr w:type="gramStart"/>
+      <w:r>
+        <w:t>%}</w:t>
       </w:r>
       <w:r>
         <w:rPr>
           <w:b/>
           <w:bCs/>
         </w:rPr>
-        <w:t>Gap:</w:t>
-      </w:r>
-      <w:r>
-        <w:t xml:space="preserve"> {{ gp.gap_description }} </w:t>
+        <w:t>Gap</w:t>
+      </w:r>
+      <w:proofErr w:type="gramEnd"/>
+      <w:r>
+        <w:rPr>
+          <w:b/>
+          <w:bCs/>
+        </w:rPr>
+        <w:t>:</w:t>
+      </w:r>
+      <w:r>
+        <w:t xml:space="preserve"> </w:t>
+      </w:r>
+      <w:proofErr w:type="gramStart"/>
+      <w:r>
+        <w:t xml:space="preserve">{{ </w:t>
+      </w:r>
+      <w:proofErr w:type="spellStart"/>
+      <w:r>
+        <w:t>gp.gap</w:t>
+      </w:r>
+      <w:proofErr w:type="gramEnd"/>
+      <w:r>
+        <w:t>_</w:t>
+      </w:r>
+      <w:proofErr w:type="gramStart"/>
+      <w:r>
+        <w:t>description</w:t>
+      </w:r>
+      <w:proofErr w:type="spellEnd"/>
+      <w:r>
+        <w:t xml:space="preserve"> }</w:t>
+      </w:r>
+      <w:proofErr w:type="gramEnd"/>
+      <w:r>
+        <w:t xml:space="preserve">} </w:t>
       </w:r>
       <w:r>
         <w:rPr>
@@ -3978,17 +5496,90 @@
         <w:t>Actions:</w:t>
       </w:r>
       <w:r>
-        <w:t xml:space="preserve"> {% for action in gp.recommended_actions %}• {{ action }} {% endfor %}</w:t>
+        <w:t xml:space="preserve"> {% for action in </w:t>
+      </w:r>
+      <w:proofErr w:type="spellStart"/>
+      <w:proofErr w:type="gramStart"/>
+      <w:r>
+        <w:t>gp.recommended</w:t>
+      </w:r>
+      <w:proofErr w:type="gramEnd"/>
+      <w:r>
+        <w:t>_actions</w:t>
+      </w:r>
+      <w:proofErr w:type="spellEnd"/>
+      <w:r>
+        <w:t xml:space="preserve"> </w:t>
+      </w:r>
+      <w:proofErr w:type="gramStart"/>
+      <w:r>
+        <w:t>%}•</w:t>
+      </w:r>
+      <w:proofErr w:type="gramEnd"/>
+      <w:r>
+        <w:t xml:space="preserve"> </w:t>
+      </w:r>
+      <w:proofErr w:type="gramStart"/>
+      <w:r>
+        <w:t>{{ action</w:t>
+      </w:r>
+      <w:proofErr w:type="gramEnd"/>
+      <w:r>
+        <w:t xml:space="preserve"> }} {% </w:t>
+      </w:r>
+      <w:proofErr w:type="spellStart"/>
+      <w:r>
+        <w:t>endfor</w:t>
+      </w:r>
+      <w:proofErr w:type="spellEnd"/>
+      <w:r>
+        <w:t xml:space="preserve"> </w:t>
+      </w:r>
+      <w:proofErr w:type="gramStart"/>
+      <w:r>
+        <w:t>%}</w:t>
       </w:r>
       <w:r>
         <w:rPr>
           <w:b/>
           <w:bCs/>
         </w:rPr>
-        <w:t>Owner:</w:t>
-      </w:r>
-      <w:r>
-        <w:t xml:space="preserve"> {{ gp.owner }} </w:t>
+        <w:t>Owner</w:t>
+      </w:r>
+      <w:proofErr w:type="gramEnd"/>
+      <w:r>
+        <w:rPr>
+          <w:b/>
+          <w:bCs/>
+        </w:rPr>
+        <w:t>:</w:t>
+      </w:r>
+      <w:r>
+        <w:t xml:space="preserve"> </w:t>
+      </w:r>
+      <w:proofErr w:type="gramStart"/>
+      <w:r>
+        <w:t xml:space="preserve">{{ </w:t>
+      </w:r>
+      <w:proofErr w:type="spellStart"/>
+      <w:r>
+        <w:t>gp</w:t>
+      </w:r>
+      <w:proofErr w:type="gramEnd"/>
+      <w:r>
+        <w:t>.</w:t>
+      </w:r>
+      <w:proofErr w:type="gramStart"/>
+      <w:r>
+        <w:t>owner</w:t>
+      </w:r>
+      <w:proofErr w:type="spellEnd"/>
+      <w:r>
+        <w:t xml:space="preserve"> }</w:t>
+      </w:r>
+      <w:proofErr w:type="gramEnd"/>
+      <w:r>
+        <w:t xml:space="preserve">} </w:t>
       </w:r>
       <w:r>
         <w:rPr>
@@ -3998,14 +5589,88 @@
         <w:t>Due By:</w:t>
       </w:r>
       <w:r>
-        <w:t xml:space="preserve"> {{ gp.due_by }} {% endfor %}{% endif %}{% if not loop.last %}</w:t>
+        <w:t xml:space="preserve"> </w:t>
+      </w:r>
+      <w:proofErr w:type="gramStart"/>
+      <w:r>
+        <w:t xml:space="preserve">{{ </w:t>
+      </w:r>
+      <w:proofErr w:type="spellStart"/>
+      <w:r>
+        <w:t>gp.due</w:t>
+      </w:r>
+      <w:proofErr w:type="gramEnd"/>
+      <w:r>
+        <w:t>_</w:t>
+      </w:r>
+      <w:proofErr w:type="gramStart"/>
+      <w:r>
+        <w:t>by</w:t>
+      </w:r>
+      <w:proofErr w:type="spellEnd"/>
+      <w:r>
+        <w:t xml:space="preserve"> }</w:t>
+      </w:r>
+      <w:proofErr w:type="gramEnd"/>
+      <w:r>
+        <w:t xml:space="preserve">} {% </w:t>
+      </w:r>
+      <w:proofErr w:type="spellStart"/>
+      <w:r>
+        <w:t>endfor</w:t>
+      </w:r>
+      <w:proofErr w:type="spellEnd"/>
+      <w:r>
+        <w:t xml:space="preserve"> </w:t>
+      </w:r>
+      <w:proofErr w:type="gramStart"/>
+      <w:r>
+        <w:t>%}{</w:t>
+      </w:r>
+      <w:proofErr w:type="gramEnd"/>
+      <w:r>
+        <w:t xml:space="preserve">% endif </w:t>
+      </w:r>
+      <w:proofErr w:type="gramStart"/>
+      <w:r>
+        <w:t>%}{</w:t>
+      </w:r>
+      <w:proofErr w:type="gramEnd"/>
+      <w:r>
+        <w:t xml:space="preserve">% if not </w:t>
+      </w:r>
+      <w:proofErr w:type="spellStart"/>
+      <w:proofErr w:type="gramStart"/>
+      <w:r>
+        <w:t>loop.last</w:t>
+      </w:r>
+      <w:proofErr w:type="spellEnd"/>
+      <w:proofErr w:type="gramEnd"/>
+      <w:r>
+        <w:t xml:space="preserve"> %}</w:t>
       </w:r>
       <w:r>
         <w:br/>
       </w:r>
       <w:r>
         <w:br/>
-        <w:t>{% endif %}{% endfor %}</w:t>
+        <w:t xml:space="preserve">{% endif </w:t>
+      </w:r>
+      <w:proofErr w:type="gramStart"/>
+      <w:r>
+        <w:t>%}{</w:t>
+      </w:r>
+      <w:proofErr w:type="gramEnd"/>
+      <w:r>
+        <w:t xml:space="preserve">% </w:t>
+      </w:r>
+      <w:proofErr w:type="spellStart"/>
+      <w:r>
+        <w:t>endfor</w:t>
+      </w:r>
+      <w:proofErr w:type="spellEnd"/>
+      <w:r>
+        <w:t xml:space="preserve"> %}</w:t>
       </w:r>
     </w:p>
     <w:p>
@@ -4034,23 +5699,86 @@
       </w:r>
     </w:p>
     <w:p>
-      <w:r>
-        <w:t>{{ cost_of_inaction }}</w:t>
+      <w:proofErr w:type="gramStart"/>
+      <w:r>
+        <w:t xml:space="preserve">{{ </w:t>
+      </w:r>
+      <w:proofErr w:type="spellStart"/>
+      <w:r>
+        <w:t>cost</w:t>
+      </w:r>
+      <w:proofErr w:type="gramEnd"/>
+      <w:r>
+        <w:t>_of_</w:t>
+      </w:r>
+      <w:proofErr w:type="gramStart"/>
+      <w:r>
+        <w:t>inaction</w:t>
+      </w:r>
+      <w:proofErr w:type="spellEnd"/>
+      <w:r>
+        <w:t xml:space="preserve"> }</w:t>
+      </w:r>
+      <w:proofErr w:type="gramEnd"/>
+      <w:r>
+        <w:t>}</w:t>
       </w:r>
     </w:p>
     <w:p/>
     <w:p>
+      <w:proofErr w:type="gramStart"/>
       <w:r>
         <w:t>{</w:t>
       </w:r>
       <w:r>
-        <w:t>{ cost_of_inaction_summary }}</w:t>
+        <w:t xml:space="preserve">{ </w:t>
+      </w:r>
+      <w:proofErr w:type="spellStart"/>
+      <w:r>
+        <w:t>cost</w:t>
+      </w:r>
+      <w:proofErr w:type="gramEnd"/>
+      <w:r>
+        <w:t>_of_inaction_</w:t>
+      </w:r>
+      <w:proofErr w:type="gramStart"/>
+      <w:r>
+        <w:t>summary</w:t>
+      </w:r>
+      <w:proofErr w:type="spellEnd"/>
+      <w:r>
+        <w:t xml:space="preserve"> }</w:t>
+      </w:r>
+      <w:proofErr w:type="gramEnd"/>
+      <w:r>
+        <w:t>}</w:t>
       </w:r>
     </w:p>
     <w:p/>
     <w:p>
-      <w:r>
-        <w:t>{{ threat_intelligence_context }}</w:t>
+      <w:proofErr w:type="gramStart"/>
+      <w:r>
+        <w:t xml:space="preserve">{{ </w:t>
+      </w:r>
+      <w:proofErr w:type="spellStart"/>
+      <w:r>
+        <w:t>threat</w:t>
+      </w:r>
+      <w:proofErr w:type="gramEnd"/>
+      <w:r>
+        <w:t>_intelligence_</w:t>
+      </w:r>
+      <w:proofErr w:type="gramStart"/>
+      <w:r>
+        <w:t>context</w:t>
+      </w:r>
+      <w:proofErr w:type="spellEnd"/>
+      <w:r>
+        <w:t xml:space="preserve"> }</w:t>
+      </w:r>
+      <w:proofErr w:type="gramEnd"/>
+      <w:r>
+        <w:t>}</w:t>
       </w:r>
     </w:p>
     <w:p/>
@@ -4252,8 +5980,13 @@
             <w:hideMark/>
           </w:tcPr>
           <w:p>
-            <w:r>
-              <w:t>{{ industry }}</w:t>
+            <w:proofErr w:type="gramStart"/>
+            <w:r>
+              <w:t>{{ industry</w:t>
+            </w:r>
+            <w:proofErr w:type="gramEnd"/>
+            <w:r>
+              <w:t xml:space="preserve"> }}</w:t>
             </w:r>
           </w:p>
         </w:tc>
@@ -4309,8 +6042,13 @@
             <w:hideMark/>
           </w:tcPr>
           <w:p>
-            <w:r>
-              <w:t>{{ users }}</w:t>
+            <w:proofErr w:type="gramStart"/>
+            <w:r>
+              <w:t>{{ users</w:t>
+            </w:r>
+            <w:proofErr w:type="gramEnd"/>
+            <w:r>
+              <w:t xml:space="preserve"> }}</w:t>
             </w:r>
           </w:p>
         </w:tc>
@@ -4366,8 +6104,21 @@
             <w:hideMark/>
           </w:tcPr>
           <w:p>
-            <w:r>
-              <w:t>{{ endpoints }} / {{ servers }}</w:t>
+            <w:proofErr w:type="gramStart"/>
+            <w:r>
+              <w:t>{{ endpoints</w:t>
+            </w:r>
+            <w:proofErr w:type="gramEnd"/>
+            <w:r>
+              <w:t xml:space="preserve"> }} / </w:t>
+            </w:r>
+            <w:proofErr w:type="gramStart"/>
+            <w:r>
+              <w:t>{{ servers</w:t>
+            </w:r>
+            <w:proofErr w:type="gramEnd"/>
+            <w:r>
+              <w:t xml:space="preserve"> }}</w:t>
             </w:r>
           </w:p>
         </w:tc>
@@ -4423,8 +6174,21 @@
             <w:hideMark/>
           </w:tcPr>
           <w:p>
-            <w:r>
-              <w:t>{{ operating_systems }}</w:t>
+            <w:proofErr w:type="gramStart"/>
+            <w:r>
+              <w:t xml:space="preserve">{{ </w:t>
+            </w:r>
+            <w:proofErr w:type="spellStart"/>
+            <w:r>
+              <w:t>operating</w:t>
+            </w:r>
+            <w:proofErr w:type="gramEnd"/>
+            <w:r>
+              <w:t>_systems</w:t>
+            </w:r>
+            <w:proofErr w:type="spellEnd"/>
+            <w:r>
+              <w:t xml:space="preserve"> }}</w:t>
             </w:r>
           </w:p>
         </w:tc>
@@ -4480,8 +6244,21 @@
             <w:hideMark/>
           </w:tcPr>
           <w:p>
-            <w:r>
-              <w:t>{{ cloud_env }}</w:t>
+            <w:proofErr w:type="gramStart"/>
+            <w:r>
+              <w:t xml:space="preserve">{{ </w:t>
+            </w:r>
+            <w:proofErr w:type="spellStart"/>
+            <w:r>
+              <w:t>cloud</w:t>
+            </w:r>
+            <w:proofErr w:type="gramEnd"/>
+            <w:r>
+              <w:t>_env</w:t>
+            </w:r>
+            <w:proofErr w:type="spellEnd"/>
+            <w:r>
+              <w:t xml:space="preserve"> }}</w:t>
             </w:r>
           </w:p>
         </w:tc>
@@ -4541,8 +6318,13 @@
             <w:vAlign w:val="center"/>
           </w:tcPr>
           <w:p>
-            <w:r>
-              <w:t>{{ m365_license }}</w:t>
+            <w:proofErr w:type="gramStart"/>
+            <w:r>
+              <w:t>{{ m</w:t>
+            </w:r>
+            <w:proofErr w:type="gramEnd"/>
+            <w:r>
+              <w:t>365_license }}</w:t>
             </w:r>
           </w:p>
         </w:tc>
@@ -4598,8 +6380,21 @@
             <w:hideMark/>
           </w:tcPr>
           <w:p>
-            <w:r>
-              <w:t>{{ in_house_team }}</w:t>
+            <w:proofErr w:type="gramStart"/>
+            <w:r>
+              <w:t xml:space="preserve">{{ </w:t>
+            </w:r>
+            <w:proofErr w:type="spellStart"/>
+            <w:r>
+              <w:t>in</w:t>
+            </w:r>
+            <w:proofErr w:type="gramEnd"/>
+            <w:r>
+              <w:t>_house_team</w:t>
+            </w:r>
+            <w:proofErr w:type="spellEnd"/>
+            <w:r>
+              <w:t xml:space="preserve"> }}</w:t>
             </w:r>
           </w:p>
         </w:tc>
@@ -4655,8 +6450,13 @@
             <w:hideMark/>
           </w:tcPr>
           <w:p>
-            <w:r>
-              <w:t>{{ compliance }}</w:t>
+            <w:proofErr w:type="gramStart"/>
+            <w:r>
+              <w:t>{{ compliance</w:t>
+            </w:r>
+            <w:proofErr w:type="gramEnd"/>
+            <w:r>
+              <w:t xml:space="preserve"> }}</w:t>
             </w:r>
           </w:p>
         </w:tc>
@@ -4712,8 +6512,21 @@
             <w:hideMark/>
           </w:tcPr>
           <w:p>
-            <w:r>
-              <w:t>{{ cap_summary }}</w:t>
+            <w:proofErr w:type="gramStart"/>
+            <w:r>
+              <w:t xml:space="preserve">{{ </w:t>
+            </w:r>
+            <w:proofErr w:type="spellStart"/>
+            <w:r>
+              <w:t>cap</w:t>
+            </w:r>
+            <w:proofErr w:type="gramEnd"/>
+            <w:r>
+              <w:t>_summary</w:t>
+            </w:r>
+            <w:proofErr w:type="spellEnd"/>
+            <w:r>
+              <w:t xml:space="preserve"> }}</w:t>
             </w:r>
           </w:p>
         </w:tc>
@@ -4880,8 +6693,21 @@
             <w:hideMark/>
           </w:tcPr>
           <w:p>
-            <w:r>
-              <w:t>{{ mdr_provider }}</w:t>
+            <w:proofErr w:type="gramStart"/>
+            <w:r>
+              <w:t xml:space="preserve">{{ </w:t>
+            </w:r>
+            <w:proofErr w:type="spellStart"/>
+            <w:r>
+              <w:t>mdr</w:t>
+            </w:r>
+            <w:proofErr w:type="gramEnd"/>
+            <w:r>
+              <w:t>_provider</w:t>
+            </w:r>
+            <w:proofErr w:type="spellEnd"/>
+            <w:r>
+              <w:t xml:space="preserve"> }}</w:t>
             </w:r>
           </w:p>
         </w:tc>
@@ -4937,8 +6763,13 @@
             <w:hideMark/>
           </w:tcPr>
           <w:p>
-            <w:r>
-              <w:t>{{ endpoint }}</w:t>
+            <w:proofErr w:type="gramStart"/>
+            <w:r>
+              <w:t>{{ endpoint</w:t>
+            </w:r>
+            <w:proofErr w:type="gramEnd"/>
+            <w:r>
+              <w:t xml:space="preserve"> }}</w:t>
             </w:r>
           </w:p>
         </w:tc>
@@ -4998,8 +6829,21 @@
             <w:vAlign w:val="center"/>
           </w:tcPr>
           <w:p>
-            <w:r>
-              <w:t>{{ endpoint_posture }}</w:t>
+            <w:proofErr w:type="gramStart"/>
+            <w:r>
+              <w:t xml:space="preserve">{{ </w:t>
+            </w:r>
+            <w:proofErr w:type="spellStart"/>
+            <w:r>
+              <w:t>endpoint</w:t>
+            </w:r>
+            <w:proofErr w:type="gramEnd"/>
+            <w:r>
+              <w:t>_posture</w:t>
+            </w:r>
+            <w:proofErr w:type="spellEnd"/>
+            <w:r>
+              <w:t xml:space="preserve"> }}</w:t>
             </w:r>
           </w:p>
         </w:tc>
@@ -5055,8 +6899,13 @@
             <w:hideMark/>
           </w:tcPr>
           <w:p>
-            <w:r>
-              <w:t>{{ firewall }}</w:t>
+            <w:proofErr w:type="gramStart"/>
+            <w:r>
+              <w:t>{{ firewall</w:t>
+            </w:r>
+            <w:proofErr w:type="gramEnd"/>
+            <w:r>
+              <w:t xml:space="preserve"> }}</w:t>
             </w:r>
           </w:p>
         </w:tc>
@@ -5112,8 +6961,13 @@
             <w:hideMark/>
           </w:tcPr>
           <w:p>
-            <w:r>
-              <w:t>{{ identity }}</w:t>
+            <w:proofErr w:type="gramStart"/>
+            <w:r>
+              <w:t>{{ identity</w:t>
+            </w:r>
+            <w:proofErr w:type="gramEnd"/>
+            <w:r>
+              <w:t xml:space="preserve"> }}</w:t>
             </w:r>
           </w:p>
         </w:tc>
@@ -5169,8 +7023,13 @@
             <w:hideMark/>
           </w:tcPr>
           <w:p>
-            <w:r>
-              <w:t>{{ email }}</w:t>
+            <w:proofErr w:type="gramStart"/>
+            <w:r>
+              <w:t>{{ email</w:t>
+            </w:r>
+            <w:proofErr w:type="gramEnd"/>
+            <w:r>
+              <w:t xml:space="preserve"> }}</w:t>
             </w:r>
           </w:p>
         </w:tc>
@@ -5226,8 +7085,13 @@
             <w:hideMark/>
           </w:tcPr>
           <w:p>
-            <w:r>
-              <w:t>{{ savviness }}</w:t>
+            <w:proofErr w:type="gramStart"/>
+            <w:r>
+              <w:t>{{ savviness</w:t>
+            </w:r>
+            <w:proofErr w:type="gramEnd"/>
+            <w:r>
+              <w:t xml:space="preserve"> }}</w:t>
             </w:r>
           </w:p>
         </w:tc>
@@ -5283,8 +7147,21 @@
             <w:hideMark/>
           </w:tcPr>
           <w:p>
-            <w:r>
-              <w:t>{{ in_house_team }}</w:t>
+            <w:proofErr w:type="gramStart"/>
+            <w:r>
+              <w:t xml:space="preserve">{{ </w:t>
+            </w:r>
+            <w:proofErr w:type="spellStart"/>
+            <w:r>
+              <w:t>in</w:t>
+            </w:r>
+            <w:proofErr w:type="gramEnd"/>
+            <w:r>
+              <w:t>_house_team</w:t>
+            </w:r>
+            <w:proofErr w:type="spellEnd"/>
+            <w:r>
+              <w:t xml:space="preserve"> }}</w:t>
             </w:r>
           </w:p>
         </w:tc>
@@ -5340,8 +7217,21 @@
             <w:hideMark/>
           </w:tcPr>
           <w:p>
-            <w:r>
-              <w:t>{{ pentest_status }}</w:t>
+            <w:proofErr w:type="gramStart"/>
+            <w:r>
+              <w:t xml:space="preserve">{{ </w:t>
+            </w:r>
+            <w:proofErr w:type="spellStart"/>
+            <w:r>
+              <w:t>pentest</w:t>
+            </w:r>
+            <w:proofErr w:type="gramEnd"/>
+            <w:r>
+              <w:t>_status</w:t>
+            </w:r>
+            <w:proofErr w:type="spellEnd"/>
+            <w:r>
+              <w:t xml:space="preserve"> }}</w:t>
             </w:r>
           </w:p>
         </w:tc>
@@ -5397,8 +7287,21 @@
             <w:hideMark/>
           </w:tcPr>
           <w:p>
-            <w:r>
-              <w:t>{{ vuln_scanning }}</w:t>
+            <w:proofErr w:type="gramStart"/>
+            <w:r>
+              <w:t xml:space="preserve">{{ </w:t>
+            </w:r>
+            <w:proofErr w:type="spellStart"/>
+            <w:r>
+              <w:t>vuln</w:t>
+            </w:r>
+            <w:proofErr w:type="gramEnd"/>
+            <w:r>
+              <w:t>_scanning</w:t>
+            </w:r>
+            <w:proofErr w:type="spellEnd"/>
+            <w:r>
+              <w:t xml:space="preserve"> }}</w:t>
             </w:r>
           </w:p>
         </w:tc>
@@ -5549,8 +7452,13 @@
             <w:hideMark/>
           </w:tcPr>
           <w:p>
-            <w:r>
-              <w:t>{{ backups }}</w:t>
+            <w:proofErr w:type="gramStart"/>
+            <w:r>
+              <w:t>{{ backups</w:t>
+            </w:r>
+            <w:proofErr w:type="gramEnd"/>
+            <w:r>
+              <w:t xml:space="preserve"> }}</w:t>
             </w:r>
           </w:p>
         </w:tc>
@@ -5606,8 +7514,21 @@
             <w:hideMark/>
           </w:tcPr>
           <w:p>
-            <w:r>
-              <w:t>{{ saas_backup }}</w:t>
+            <w:proofErr w:type="gramStart"/>
+            <w:r>
+              <w:t xml:space="preserve">{{ </w:t>
+            </w:r>
+            <w:proofErr w:type="spellStart"/>
+            <w:r>
+              <w:t>saas</w:t>
+            </w:r>
+            <w:proofErr w:type="gramEnd"/>
+            <w:r>
+              <w:t>_backup</w:t>
+            </w:r>
+            <w:proofErr w:type="spellEnd"/>
+            <w:r>
+              <w:t xml:space="preserve"> }}</w:t>
             </w:r>
           </w:p>
         </w:tc>
@@ -5663,8 +7584,21 @@
             <w:hideMark/>
           </w:tcPr>
           <w:p>
-            <w:r>
-              <w:t>{{ remote_access }}</w:t>
+            <w:proofErr w:type="gramStart"/>
+            <w:r>
+              <w:t xml:space="preserve">{{ </w:t>
+            </w:r>
+            <w:proofErr w:type="spellStart"/>
+            <w:r>
+              <w:t>remote</w:t>
+            </w:r>
+            <w:proofErr w:type="gramEnd"/>
+            <w:r>
+              <w:t>_access</w:t>
+            </w:r>
+            <w:proofErr w:type="spellEnd"/>
+            <w:r>
+              <w:t xml:space="preserve"> }}</w:t>
             </w:r>
           </w:p>
         </w:tc>
@@ -5720,8 +7654,21 @@
             <w:hideMark/>
           </w:tcPr>
           <w:p>
-            <w:r>
-              <w:t>{{ ir_readiness }}</w:t>
+            <w:proofErr w:type="gramStart"/>
+            <w:r>
+              <w:t xml:space="preserve">{{ </w:t>
+            </w:r>
+            <w:proofErr w:type="spellStart"/>
+            <w:r>
+              <w:t>ir</w:t>
+            </w:r>
+            <w:proofErr w:type="gramEnd"/>
+            <w:r>
+              <w:t>_readiness</w:t>
+            </w:r>
+            <w:proofErr w:type="spellEnd"/>
+            <w:r>
+              <w:t xml:space="preserve"> }}</w:t>
             </w:r>
           </w:p>
         </w:tc>
@@ -5777,8 +7724,21 @@
             <w:hideMark/>
           </w:tcPr>
           <w:p>
-            <w:r>
-              <w:t>{{ mfa_status }}</w:t>
+            <w:proofErr w:type="gramStart"/>
+            <w:r>
+              <w:t xml:space="preserve">{{ </w:t>
+            </w:r>
+            <w:proofErr w:type="spellStart"/>
+            <w:r>
+              <w:t>mfa</w:t>
+            </w:r>
+            <w:proofErr w:type="gramEnd"/>
+            <w:r>
+              <w:t>_status</w:t>
+            </w:r>
+            <w:proofErr w:type="spellEnd"/>
+            <w:r>
+              <w:t xml:space="preserve"> }}</w:t>
             </w:r>
           </w:p>
         </w:tc>
@@ -5834,8 +7794,13 @@
             <w:hideMark/>
           </w:tcPr>
           <w:p>
-            <w:r>
-              <w:t>{{ patching }}</w:t>
+            <w:proofErr w:type="gramStart"/>
+            <w:r>
+              <w:t>{{ patching</w:t>
+            </w:r>
+            <w:proofErr w:type="gramEnd"/>
+            <w:r>
+              <w:t xml:space="preserve"> }}</w:t>
             </w:r>
           </w:p>
         </w:tc>
@@ -5891,8 +7856,13 @@
             <w:hideMark/>
           </w:tcPr>
           <w:p>
-            <w:r>
-              <w:t>{{ insurance }}</w:t>
+            <w:proofErr w:type="gramStart"/>
+            <w:r>
+              <w:t>{{ insurance</w:t>
+            </w:r>
+            <w:proofErr w:type="gramEnd"/>
+            <w:r>
+              <w:t xml:space="preserve"> }}</w:t>
             </w:r>
           </w:p>
         </w:tc>
@@ -5925,8 +7895,17 @@
                 <w:b/>
                 <w:bCs/>
               </w:rPr>
-              <w:t>Outage Tolerence</w:t>
-            </w:r>
+              <w:t xml:space="preserve">Outage </w:t>
+            </w:r>
+            <w:proofErr w:type="spellStart"/>
+            <w:r>
+              <w:rPr>
+                <w:b/>
+                <w:bCs/>
+              </w:rPr>
+              <w:t>Tolerence</w:t>
+            </w:r>
+            <w:proofErr w:type="spellEnd"/>
           </w:p>
         </w:tc>
         <w:tc>
@@ -5948,8 +7927,18 @@
             <w:hideMark/>
           </w:tcPr>
           <w:p>
-            <w:r>
-              <w:t>{{ rto }}</w:t>
+            <w:proofErr w:type="gramStart"/>
+            <w:r>
+              <w:t xml:space="preserve">{{ </w:t>
+            </w:r>
+            <w:proofErr w:type="spellStart"/>
+            <w:r>
+              <w:t>rto</w:t>
+            </w:r>
+            <w:proofErr w:type="spellEnd"/>
+            <w:proofErr w:type="gramEnd"/>
+            <w:r>
+              <w:t xml:space="preserve"> }}</w:t>
             </w:r>
           </w:p>
         </w:tc>
@@ -5989,8 +7978,29 @@
         </w:rPr>
         <w:t xml:space="preserve">Domain: </w:t>
       </w:r>
-      <w:r>
-        <w:t>{{ d.domain_name }}</w:t>
+      <w:proofErr w:type="gramStart"/>
+      <w:r>
+        <w:t xml:space="preserve">{{ </w:t>
+      </w:r>
+      <w:proofErr w:type="spellStart"/>
+      <w:r>
+        <w:t>d</w:t>
+      </w:r>
+      <w:proofErr w:type="gramEnd"/>
+      <w:r>
+        <w:t>.domain_</w:t>
+      </w:r>
+      <w:proofErr w:type="gramStart"/>
+      <w:r>
+        <w:t>name</w:t>
+      </w:r>
+      <w:proofErr w:type="spellEnd"/>
+      <w:r>
+        <w:t xml:space="preserve"> }</w:t>
+      </w:r>
+      <w:proofErr w:type="gramEnd"/>
+      <w:r>
+        <w:t>}</w:t>
       </w:r>
     </w:p>
     <w:p/>
@@ -6138,12 +8148,19 @@
             <w:hideMark/>
           </w:tcPr>
           <w:p>
+            <w:proofErr w:type="gramStart"/>
             <w:r>
               <w:t xml:space="preserve">{{ </w:t>
             </w:r>
-            <w:r>
-              <w:t>d.current_maturity_display</w:t>
-            </w:r>
+            <w:proofErr w:type="spellStart"/>
+            <w:r>
+              <w:t>d</w:t>
+            </w:r>
+            <w:proofErr w:type="gramEnd"/>
+            <w:r>
+              <w:t>.current_maturity_display</w:t>
+            </w:r>
+            <w:proofErr w:type="spellEnd"/>
             <w:r>
               <w:t xml:space="preserve"> </w:t>
             </w:r>
@@ -6204,8 +8221,21 @@
             <w:hideMark/>
           </w:tcPr>
           <w:p>
-            <w:r>
-              <w:t>{{ d.current_state_analysis }}</w:t>
+            <w:proofErr w:type="gramStart"/>
+            <w:r>
+              <w:t xml:space="preserve">{{ </w:t>
+            </w:r>
+            <w:proofErr w:type="spellStart"/>
+            <w:r>
+              <w:t>d</w:t>
+            </w:r>
+            <w:proofErr w:type="gramEnd"/>
+            <w:r>
+              <w:t>.current_state_analysis</w:t>
+            </w:r>
+            <w:proofErr w:type="spellEnd"/>
+            <w:r>
+              <w:t xml:space="preserve"> }}</w:t>
             </w:r>
           </w:p>
         </w:tc>
@@ -6261,8 +8291,21 @@
             <w:hideMark/>
           </w:tcPr>
           <w:p>
-            <w:r>
-              <w:t>{{ d.business_impact_narrative }}</w:t>
+            <w:proofErr w:type="gramStart"/>
+            <w:r>
+              <w:t xml:space="preserve">{{ </w:t>
+            </w:r>
+            <w:proofErr w:type="spellStart"/>
+            <w:r>
+              <w:t>d</w:t>
+            </w:r>
+            <w:proofErr w:type="gramEnd"/>
+            <w:r>
+              <w:t>.business_impact_narrative</w:t>
+            </w:r>
+            <w:proofErr w:type="spellEnd"/>
+            <w:r>
+              <w:t xml:space="preserve"> }}</w:t>
             </w:r>
           </w:p>
         </w:tc>
@@ -6319,11 +8362,74 @@
           </w:tcPr>
           <w:p>
             <w:r>
-              <w:t>{% for gap in d.critical_gaps %}• {{ gap }}{% if not loop.last %}</w:t>
+              <w:t xml:space="preserve">{% for gap in </w:t>
+            </w:r>
+            <w:proofErr w:type="spellStart"/>
+            <w:proofErr w:type="gramStart"/>
+            <w:r>
+              <w:t>d.critical</w:t>
+            </w:r>
+            <w:proofErr w:type="gramEnd"/>
+            <w:r>
+              <w:t>_gaps</w:t>
+            </w:r>
+            <w:proofErr w:type="spellEnd"/>
+            <w:r>
+              <w:t xml:space="preserve"> </w:t>
+            </w:r>
+            <w:proofErr w:type="gramStart"/>
+            <w:r>
+              <w:t>%}•</w:t>
+            </w:r>
+            <w:proofErr w:type="gramEnd"/>
+            <w:r>
+              <w:t xml:space="preserve"> </w:t>
+            </w:r>
+            <w:proofErr w:type="gramStart"/>
+            <w:r>
+              <w:t>{{ gap</w:t>
+            </w:r>
+            <w:proofErr w:type="gramEnd"/>
+            <w:r>
+              <w:t xml:space="preserve"> </w:t>
+            </w:r>
+            <w:proofErr w:type="gramStart"/>
+            <w:r>
+              <w:t>}}{</w:t>
+            </w:r>
+            <w:proofErr w:type="gramEnd"/>
+            <w:r>
+              <w:t xml:space="preserve">% if not </w:t>
+            </w:r>
+            <w:proofErr w:type="spellStart"/>
+            <w:proofErr w:type="gramStart"/>
+            <w:r>
+              <w:t>loop.last</w:t>
+            </w:r>
+            <w:proofErr w:type="spellEnd"/>
+            <w:proofErr w:type="gramEnd"/>
+            <w:r>
+              <w:t xml:space="preserve"> %}</w:t>
             </w:r>
             <w:r>
               <w:br/>
-              <w:t>{% endif %}{% endfor %}</w:t>
+              <w:t xml:space="preserve">{% endif </w:t>
+            </w:r>
+            <w:proofErr w:type="gramStart"/>
+            <w:r>
+              <w:t>%}{</w:t>
+            </w:r>
+            <w:proofErr w:type="gramEnd"/>
+            <w:r>
+              <w:t xml:space="preserve">% </w:t>
+            </w:r>
+            <w:proofErr w:type="spellStart"/>
+            <w:r>
+              <w:t>endfor</w:t>
+            </w:r>
+            <w:proofErr w:type="spellEnd"/>
+            <w:r>
+              <w:t xml:space="preserve"> %}</w:t>
             </w:r>
           </w:p>
         </w:tc>
@@ -6380,11 +8486,74 @@
           </w:tcPr>
           <w:p>
             <w:r>
-              <w:t>{% for win in d.vendor_agnostic_quick_wins %}• {{ win }}{% if not loop.last %}</w:t>
+              <w:t xml:space="preserve">{% for win in </w:t>
+            </w:r>
+            <w:proofErr w:type="spellStart"/>
+            <w:proofErr w:type="gramStart"/>
+            <w:r>
+              <w:t>d.vendor</w:t>
+            </w:r>
+            <w:proofErr w:type="gramEnd"/>
+            <w:r>
+              <w:t>_agnostic_quick_wins</w:t>
+            </w:r>
+            <w:proofErr w:type="spellEnd"/>
+            <w:r>
+              <w:t xml:space="preserve"> </w:t>
+            </w:r>
+            <w:proofErr w:type="gramStart"/>
+            <w:r>
+              <w:t>%}•</w:t>
+            </w:r>
+            <w:proofErr w:type="gramEnd"/>
+            <w:r>
+              <w:t xml:space="preserve"> </w:t>
+            </w:r>
+            <w:proofErr w:type="gramStart"/>
+            <w:r>
+              <w:t>{{ win</w:t>
+            </w:r>
+            <w:proofErr w:type="gramEnd"/>
+            <w:r>
+              <w:t xml:space="preserve"> </w:t>
+            </w:r>
+            <w:proofErr w:type="gramStart"/>
+            <w:r>
+              <w:t>}}{</w:t>
+            </w:r>
+            <w:proofErr w:type="gramEnd"/>
+            <w:r>
+              <w:t xml:space="preserve">% if not </w:t>
+            </w:r>
+            <w:proofErr w:type="spellStart"/>
+            <w:proofErr w:type="gramStart"/>
+            <w:r>
+              <w:t>loop.last</w:t>
+            </w:r>
+            <w:proofErr w:type="spellEnd"/>
+            <w:proofErr w:type="gramEnd"/>
+            <w:r>
+              <w:t xml:space="preserve"> %}</w:t>
             </w:r>
             <w:r>
               <w:br/>
-              <w:t>{% endif %}{% endfor %}</w:t>
+              <w:t xml:space="preserve">{% endif </w:t>
+            </w:r>
+            <w:proofErr w:type="gramStart"/>
+            <w:r>
+              <w:t>%}{</w:t>
+            </w:r>
+            <w:proofErr w:type="gramEnd"/>
+            <w:r>
+              <w:t xml:space="preserve">% </w:t>
+            </w:r>
+            <w:proofErr w:type="spellStart"/>
+            <w:r>
+              <w:t>endfor</w:t>
+            </w:r>
+            <w:proofErr w:type="spellEnd"/>
+            <w:r>
+              <w:t xml:space="preserve"> %}</w:t>
             </w:r>
           </w:p>
         </w:tc>
@@ -6441,11 +8610,74 @@
           </w:tcPr>
           <w:p>
             <w:r>
-              <w:t>{% for sol in d.recommended_solutions %}• {{ sol }}{% if not loop.last %}</w:t>
+              <w:t xml:space="preserve">{% for sol in </w:t>
+            </w:r>
+            <w:proofErr w:type="spellStart"/>
+            <w:proofErr w:type="gramStart"/>
+            <w:r>
+              <w:t>d.recommended</w:t>
+            </w:r>
+            <w:proofErr w:type="gramEnd"/>
+            <w:r>
+              <w:t>_solutions</w:t>
+            </w:r>
+            <w:proofErr w:type="spellEnd"/>
+            <w:r>
+              <w:t xml:space="preserve"> </w:t>
+            </w:r>
+            <w:proofErr w:type="gramStart"/>
+            <w:r>
+              <w:t>%}•</w:t>
+            </w:r>
+            <w:proofErr w:type="gramEnd"/>
+            <w:r>
+              <w:t xml:space="preserve"> </w:t>
+            </w:r>
+            <w:proofErr w:type="gramStart"/>
+            <w:r>
+              <w:t>{{ sol</w:t>
+            </w:r>
+            <w:proofErr w:type="gramEnd"/>
+            <w:r>
+              <w:t xml:space="preserve"> </w:t>
+            </w:r>
+            <w:proofErr w:type="gramStart"/>
+            <w:r>
+              <w:t>}}{</w:t>
+            </w:r>
+            <w:proofErr w:type="gramEnd"/>
+            <w:r>
+              <w:t xml:space="preserve">% if not </w:t>
+            </w:r>
+            <w:proofErr w:type="spellStart"/>
+            <w:proofErr w:type="gramStart"/>
+            <w:r>
+              <w:t>loop.last</w:t>
+            </w:r>
+            <w:proofErr w:type="spellEnd"/>
+            <w:proofErr w:type="gramEnd"/>
+            <w:r>
+              <w:t xml:space="preserve"> %}</w:t>
             </w:r>
             <w:r>
               <w:br/>
-              <w:t>{% endif %}{% endfor %}</w:t>
+              <w:t xml:space="preserve">{% endif </w:t>
+            </w:r>
+            <w:proofErr w:type="gramStart"/>
+            <w:r>
+              <w:t>%}{</w:t>
+            </w:r>
+            <w:proofErr w:type="gramEnd"/>
+            <w:r>
+              <w:t xml:space="preserve">% </w:t>
+            </w:r>
+            <w:proofErr w:type="spellStart"/>
+            <w:r>
+              <w:t>endfor</w:t>
+            </w:r>
+            <w:proofErr w:type="spellEnd"/>
+            <w:r>
+              <w:t xml:space="preserve"> %}</w:t>
             </w:r>
           </w:p>
         </w:tc>
@@ -6501,8 +8733,21 @@
             <w:hideMark/>
           </w:tcPr>
           <w:p>
-            <w:r>
-              <w:t>{{ d.remediation_rationale }}</w:t>
+            <w:proofErr w:type="gramStart"/>
+            <w:r>
+              <w:t xml:space="preserve">{{ </w:t>
+            </w:r>
+            <w:proofErr w:type="spellStart"/>
+            <w:r>
+              <w:t>d</w:t>
+            </w:r>
+            <w:proofErr w:type="gramEnd"/>
+            <w:r>
+              <w:t>.remediation_rationale</w:t>
+            </w:r>
+            <w:proofErr w:type="spellEnd"/>
+            <w:r>
+              <w:t xml:space="preserve"> }}</w:t>
             </w:r>
           </w:p>
         </w:tc>
@@ -6562,8 +8807,21 @@
             <w:vAlign w:val="center"/>
           </w:tcPr>
           <w:p>
-            <w:r>
-              <w:t>{{ d.shared_responsibility }}</w:t>
+            <w:proofErr w:type="gramStart"/>
+            <w:r>
+              <w:t xml:space="preserve">{{ </w:t>
+            </w:r>
+            <w:proofErr w:type="spellStart"/>
+            <w:r>
+              <w:t>d</w:t>
+            </w:r>
+            <w:proofErr w:type="gramEnd"/>
+            <w:r>
+              <w:t>.shared_responsibility</w:t>
+            </w:r>
+            <w:proofErr w:type="spellEnd"/>
+            <w:r>
+              <w:t xml:space="preserve"> }}</w:t>
             </w:r>
           </w:p>
         </w:tc>
@@ -6574,7 +8832,15 @@
         <w:pStyle w:val="BodyText"/>
       </w:pPr>
       <w:r>
-        <w:t>{% endfor %}</w:t>
+        <w:t xml:space="preserve">{% </w:t>
+      </w:r>
+      <w:proofErr w:type="spellStart"/>
+      <w:r>
+        <w:t>endfor</w:t>
+      </w:r>
+      <w:proofErr w:type="spellEnd"/>
+      <w:r>
+        <w:t xml:space="preserve"> %}</w:t>
       </w:r>
     </w:p>
     <w:p>
@@ -6595,8 +8861,29 @@
       </w:r>
     </w:p>
     <w:p>
-      <w:r>
-        <w:t>{{ proactive_testing_programme }}</w:t>
+      <w:proofErr w:type="gramStart"/>
+      <w:r>
+        <w:t xml:space="preserve">{{ </w:t>
+      </w:r>
+      <w:proofErr w:type="spellStart"/>
+      <w:r>
+        <w:t>proactive</w:t>
+      </w:r>
+      <w:proofErr w:type="gramEnd"/>
+      <w:r>
+        <w:t>_testing_</w:t>
+      </w:r>
+      <w:proofErr w:type="gramStart"/>
+      <w:r>
+        <w:t>programme</w:t>
+      </w:r>
+      <w:proofErr w:type="spellEnd"/>
+      <w:r>
+        <w:t xml:space="preserve"> }</w:t>
+      </w:r>
+      <w:proofErr w:type="gramEnd"/>
+      <w:r>
+        <w:t>}</w:t>
       </w:r>
     </w:p>
     <w:p/>
@@ -6609,8 +8896,29 @@
       </w:r>
     </w:p>
     <w:p>
-      <w:r>
-        <w:t>{{ incident_response_plan_outline }}</w:t>
+      <w:proofErr w:type="gramStart"/>
+      <w:r>
+        <w:t xml:space="preserve">{{ </w:t>
+      </w:r>
+      <w:proofErr w:type="spellStart"/>
+      <w:r>
+        <w:t>incident</w:t>
+      </w:r>
+      <w:proofErr w:type="gramEnd"/>
+      <w:r>
+        <w:t>_response_plan_</w:t>
+      </w:r>
+      <w:proofErr w:type="gramStart"/>
+      <w:r>
+        <w:t>outline</w:t>
+      </w:r>
+      <w:proofErr w:type="spellEnd"/>
+      <w:r>
+        <w:t xml:space="preserve"> }</w:t>
+      </w:r>
+      <w:proofErr w:type="gramEnd"/>
+      <w:r>
+        <w:t>}</w:t>
       </w:r>
     </w:p>
     <w:p/>
@@ -6623,8 +8931,29 @@
       </w:r>
     </w:p>
     <w:p>
-      <w:r>
-        <w:t>{{ disaster_recovery_plan_outline }}</w:t>
+      <w:proofErr w:type="gramStart"/>
+      <w:r>
+        <w:t xml:space="preserve">{{ </w:t>
+      </w:r>
+      <w:proofErr w:type="spellStart"/>
+      <w:r>
+        <w:t>disaster</w:t>
+      </w:r>
+      <w:proofErr w:type="gramEnd"/>
+      <w:r>
+        <w:t>_recovery_plan_</w:t>
+      </w:r>
+      <w:proofErr w:type="gramStart"/>
+      <w:r>
+        <w:t>outline</w:t>
+      </w:r>
+      <w:proofErr w:type="spellEnd"/>
+      <w:r>
+        <w:t xml:space="preserve"> }</w:t>
+      </w:r>
+      <w:proofErr w:type="gramEnd"/>
+      <w:r>
+        <w:t>}</w:t>
       </w:r>
     </w:p>
     <w:p/>
@@ -6710,7 +9039,39 @@
     <w:p/>
     <w:p>
       <w:r>
-        <w:t>These phases delineate the strategies required to implement a robust security, goveneance and compliance solution to effectively defend {{ customer_name }} moving forward.  The phases are made up as such:</w:t>
+        <w:t xml:space="preserve">These phases delineate the strategies required to implement a robust security, </w:t>
+      </w:r>
+      <w:proofErr w:type="spellStart"/>
+      <w:r>
+        <w:t>goveneance</w:t>
+      </w:r>
+      <w:proofErr w:type="spellEnd"/>
+      <w:r>
+        <w:t xml:space="preserve"> and compliance solution to effectively defend </w:t>
+      </w:r>
+      <w:proofErr w:type="gramStart"/>
+      <w:r>
+        <w:t xml:space="preserve">{{ </w:t>
+      </w:r>
+      <w:proofErr w:type="spellStart"/>
+      <w:r>
+        <w:t>customer</w:t>
+      </w:r>
+      <w:proofErr w:type="gramEnd"/>
+      <w:r>
+        <w:t>_</w:t>
+      </w:r>
+      <w:proofErr w:type="gramStart"/>
+      <w:r>
+        <w:t>name</w:t>
+      </w:r>
+      <w:proofErr w:type="spellEnd"/>
+      <w:r>
+        <w:t xml:space="preserve"> }</w:t>
+      </w:r>
+      <w:proofErr w:type="gramEnd"/>
+      <w:r>
+        <w:t>} moving forward.  The phases are made up as such:</w:t>
       </w:r>
     </w:p>
     <w:p/>
@@ -7110,13 +9471,59 @@
         </w:rPr>
         <w:t xml:space="preserve">Please find below a bespoke roadmap of suggested improvements tailored for </w:t>
       </w:r>
+      <w:proofErr w:type="gramStart"/>
       <w:r>
         <w:rPr>
           <w:rFonts w:ascii="Roboto" w:hAnsi="Roboto"/>
           <w:sz w:val="20"/>
           <w:szCs w:val="20"/>
         </w:rPr>
-        <w:t>{{ customer_name }}</w:t>
+        <w:t xml:space="preserve">{{ </w:t>
+      </w:r>
+      <w:proofErr w:type="spellStart"/>
+      <w:r>
+        <w:rPr>
+          <w:rFonts w:ascii="Roboto" w:hAnsi="Roboto"/>
+          <w:sz w:val="20"/>
+          <w:szCs w:val="20"/>
+        </w:rPr>
+        <w:t>customer</w:t>
+      </w:r>
+      <w:proofErr w:type="gramEnd"/>
+      <w:r>
+        <w:rPr>
+          <w:rFonts w:ascii="Roboto" w:hAnsi="Roboto"/>
+          <w:sz w:val="20"/>
+          <w:szCs w:val="20"/>
+        </w:rPr>
+        <w:t>_</w:t>
+      </w:r>
+      <w:proofErr w:type="gramStart"/>
+      <w:r>
+        <w:rPr>
+          <w:rFonts w:ascii="Roboto" w:hAnsi="Roboto"/>
+          <w:sz w:val="20"/>
+          <w:szCs w:val="20"/>
+        </w:rPr>
+        <w:t>name</w:t>
+      </w:r>
+      <w:proofErr w:type="spellEnd"/>
+      <w:r>
+        <w:rPr>
+          <w:rFonts w:ascii="Roboto" w:hAnsi="Roboto"/>
+          <w:sz w:val="20"/>
+          <w:szCs w:val="20"/>
+        </w:rPr>
+        <w:t xml:space="preserve"> }</w:t>
+      </w:r>
+      <w:proofErr w:type="gramEnd"/>
+      <w:r>
+        <w:rPr>
+          <w:rFonts w:ascii="Roboto" w:hAnsi="Roboto"/>
+          <w:sz w:val="20"/>
+          <w:szCs w:val="20"/>
+        </w:rPr>
+        <w:t>}</w:t>
       </w:r>
       <w:r>
         <w:rPr>
@@ -7137,14 +9544,32 @@
     </w:p>
     <w:p/>
     <w:p>
+      <w:proofErr w:type="gramStart"/>
       <w:r>
         <w:t>{{</w:t>
       </w:r>
       <w:r>
-        <w:t xml:space="preserve"> partnership_details</w:t>
-      </w:r>
-      <w:r>
-        <w:t xml:space="preserve"> }}</w:t>
+        <w:t xml:space="preserve"> </w:t>
+      </w:r>
+      <w:proofErr w:type="spellStart"/>
+      <w:r>
+        <w:t>partnership</w:t>
+      </w:r>
+      <w:proofErr w:type="gramEnd"/>
+      <w:r>
+        <w:t>_</w:t>
+      </w:r>
+      <w:proofErr w:type="gramStart"/>
+      <w:r>
+        <w:t>details</w:t>
+      </w:r>
+      <w:proofErr w:type="spellEnd"/>
+      <w:r>
+        <w:t xml:space="preserve"> }</w:t>
+      </w:r>
+      <w:proofErr w:type="gramEnd"/>
+      <w:r>
+        <w:t>}</w:t>
       </w:r>
     </w:p>
     <w:p>
@@ -7303,11 +9728,26 @@
             <w:hideMark/>
           </w:tcPr>
           <w:p>
+            <w:proofErr w:type="gramStart"/>
             <w:r>
               <w:rPr>
                 <w:rFonts w:cs="Courier New"/>
               </w:rPr>
-              <w:t>{{ r.phase_</w:t>
+              <w:t xml:space="preserve">{{ </w:t>
+            </w:r>
+            <w:proofErr w:type="spellStart"/>
+            <w:r>
+              <w:rPr>
+                <w:rFonts w:cs="Courier New"/>
+              </w:rPr>
+              <w:t>r</w:t>
+            </w:r>
+            <w:proofErr w:type="gramEnd"/>
+            <w:r>
+              <w:rPr>
+                <w:rFonts w:cs="Courier New"/>
+              </w:rPr>
+              <w:t>.phase_</w:t>
             </w:r>
             <w:r>
               <w:rPr>
@@ -7315,6 +9755,7 @@
               </w:rPr>
               <w:t>title</w:t>
             </w:r>
+            <w:proofErr w:type="spellEnd"/>
             <w:r>
               <w:rPr>
                 <w:rFonts w:cs="Courier New"/>
@@ -7384,11 +9825,33 @@
                 <w:rFonts w:cs="Courier New"/>
               </w:rPr>
             </w:pPr>
+            <w:proofErr w:type="gramStart"/>
             <w:r>
               <w:rPr>
                 <w:rFonts w:cs="Courier New"/>
               </w:rPr>
-              <w:t>{{ r.timeline }}</w:t>
+              <w:t xml:space="preserve">{{ </w:t>
+            </w:r>
+            <w:proofErr w:type="spellStart"/>
+            <w:r>
+              <w:rPr>
+                <w:rFonts w:cs="Courier New"/>
+              </w:rPr>
+              <w:t>r</w:t>
+            </w:r>
+            <w:proofErr w:type="gramEnd"/>
+            <w:r>
+              <w:rPr>
+                <w:rFonts w:cs="Courier New"/>
+              </w:rPr>
+              <w:t>.timeline</w:t>
+            </w:r>
+            <w:proofErr w:type="spellEnd"/>
+            <w:r>
+              <w:rPr>
+                <w:rFonts w:cs="Courier New"/>
+              </w:rPr>
+              <w:t xml:space="preserve"> }}</w:t>
             </w:r>
           </w:p>
         </w:tc>
@@ -7444,11 +9907,33 @@
             <w:hideMark/>
           </w:tcPr>
           <w:p>
+            <w:proofErr w:type="gramStart"/>
             <w:r>
               <w:rPr>
                 <w:rFonts w:cs="Courier New"/>
               </w:rPr>
-              <w:t>{{ r.primary_objective }}</w:t>
+              <w:t xml:space="preserve">{{ </w:t>
+            </w:r>
+            <w:proofErr w:type="spellStart"/>
+            <w:r>
+              <w:rPr>
+                <w:rFonts w:cs="Courier New"/>
+              </w:rPr>
+              <w:t>r</w:t>
+            </w:r>
+            <w:proofErr w:type="gramEnd"/>
+            <w:r>
+              <w:rPr>
+                <w:rFonts w:cs="Courier New"/>
+              </w:rPr>
+              <w:t>.primary_objective</w:t>
+            </w:r>
+            <w:proofErr w:type="spellEnd"/>
+            <w:r>
+              <w:rPr>
+                <w:rFonts w:cs="Courier New"/>
+              </w:rPr>
+              <w:t xml:space="preserve"> }}</w:t>
             </w:r>
           </w:p>
         </w:tc>
@@ -7513,11 +9998,33 @@
                 <w:rFonts w:cs="Courier New"/>
               </w:rPr>
             </w:pPr>
+            <w:proofErr w:type="gramStart"/>
             <w:r>
               <w:rPr>
                 <w:rFonts w:cs="Courier New"/>
               </w:rPr>
-              <w:t>{{ r.key_deliverables }}</w:t>
+              <w:t xml:space="preserve">{{ </w:t>
+            </w:r>
+            <w:proofErr w:type="spellStart"/>
+            <w:r>
+              <w:rPr>
+                <w:rFonts w:cs="Courier New"/>
+              </w:rPr>
+              <w:t>r.key</w:t>
+            </w:r>
+            <w:proofErr w:type="gramEnd"/>
+            <w:r>
+              <w:rPr>
+                <w:rFonts w:cs="Courier New"/>
+              </w:rPr>
+              <w:t>_deliverables</w:t>
+            </w:r>
+            <w:proofErr w:type="spellEnd"/>
+            <w:r>
+              <w:rPr>
+                <w:rFonts w:cs="Courier New"/>
+              </w:rPr>
+              <w:t xml:space="preserve"> }}</w:t>
             </w:r>
           </w:p>
         </w:tc>
@@ -7573,11 +10080,33 @@
             <w:hideMark/>
           </w:tcPr>
           <w:p>
+            <w:proofErr w:type="gramStart"/>
             <w:r>
               <w:rPr>
                 <w:rFonts w:cs="Courier New"/>
               </w:rPr>
-              <w:t>{{ r.estimated_effort }}</w:t>
+              <w:t xml:space="preserve">{{ </w:t>
+            </w:r>
+            <w:proofErr w:type="spellStart"/>
+            <w:r>
+              <w:rPr>
+                <w:rFonts w:cs="Courier New"/>
+              </w:rPr>
+              <w:t>r</w:t>
+            </w:r>
+            <w:proofErr w:type="gramEnd"/>
+            <w:r>
+              <w:rPr>
+                <w:rFonts w:cs="Courier New"/>
+              </w:rPr>
+              <w:t>.estimated_effort</w:t>
+            </w:r>
+            <w:proofErr w:type="spellEnd"/>
+            <w:r>
+              <w:rPr>
+                <w:rFonts w:cs="Courier New"/>
+              </w:rPr>
+              <w:t xml:space="preserve"> }}</w:t>
             </w:r>
           </w:p>
         </w:tc>
@@ -7637,7 +10166,37 @@
               <w:rPr>
                 <w:rFonts w:cs="Courier New"/>
               </w:rPr>
-              <w:t>{% for m in r.milestones %}</w:t>
+              <w:t xml:space="preserve">{% </w:t>
+            </w:r>
+            <w:proofErr w:type="spellStart"/>
+            <w:r>
+              <w:rPr>
+                <w:rFonts w:cs="Courier New"/>
+              </w:rPr>
+              <w:t>for m</w:t>
+            </w:r>
+            <w:proofErr w:type="spellEnd"/>
+            <w:r>
+              <w:rPr>
+                <w:rFonts w:cs="Courier New"/>
+              </w:rPr>
+              <w:t xml:space="preserve"> in </w:t>
+            </w:r>
+            <w:proofErr w:type="spellStart"/>
+            <w:proofErr w:type="gramStart"/>
+            <w:r>
+              <w:rPr>
+                <w:rFonts w:cs="Courier New"/>
+              </w:rPr>
+              <w:t>r.milestones</w:t>
+            </w:r>
+            <w:proofErr w:type="spellEnd"/>
+            <w:proofErr w:type="gramEnd"/>
+            <w:r>
+              <w:rPr>
+                <w:rFonts w:cs="Courier New"/>
+              </w:rPr>
+              <w:t xml:space="preserve"> %}</w:t>
             </w:r>
           </w:p>
           <w:p>
@@ -7646,7 +10205,21 @@
                 <w:rFonts w:cs="Courier New"/>
               </w:rPr>
               <w:lastRenderedPageBreak/>
-              <w:t>• {{ m }}</w:t>
+              <w:t xml:space="preserve">• </w:t>
+            </w:r>
+            <w:proofErr w:type="gramStart"/>
+            <w:r>
+              <w:rPr>
+                <w:rFonts w:cs="Courier New"/>
+              </w:rPr>
+              <w:t>{{ m</w:t>
+            </w:r>
+            <w:proofErr w:type="gramEnd"/>
+            <w:r>
+              <w:rPr>
+                <w:rFonts w:cs="Courier New"/>
+              </w:rPr>
+              <w:t xml:space="preserve"> }}</w:t>
             </w:r>
           </w:p>
           <w:p>
@@ -7660,7 +10233,21 @@
               <w:rPr>
                 <w:rFonts w:cs="Courier New"/>
               </w:rPr>
-              <w:t>{% endfor %}</w:t>
+              <w:t xml:space="preserve">{% </w:t>
+            </w:r>
+            <w:proofErr w:type="spellStart"/>
+            <w:r>
+              <w:rPr>
+                <w:rFonts w:cs="Courier New"/>
+              </w:rPr>
+              <w:t>endfor</w:t>
+            </w:r>
+            <w:proofErr w:type="spellEnd"/>
+            <w:r>
+              <w:rPr>
+                <w:rFonts w:cs="Courier New"/>
+              </w:rPr>
+              <w:t xml:space="preserve"> %}</w:t>
             </w:r>
           </w:p>
         </w:tc>
@@ -7717,11 +10304,33 @@
             <w:hideMark/>
           </w:tcPr>
           <w:p>
+            <w:proofErr w:type="gramStart"/>
             <w:r>
               <w:rPr>
                 <w:rFonts w:cs="Courier New"/>
               </w:rPr>
-              <w:t>{{ r.business_value_delivered }}</w:t>
+              <w:t xml:space="preserve">{{ </w:t>
+            </w:r>
+            <w:proofErr w:type="spellStart"/>
+            <w:r>
+              <w:rPr>
+                <w:rFonts w:cs="Courier New"/>
+              </w:rPr>
+              <w:t>r</w:t>
+            </w:r>
+            <w:proofErr w:type="gramEnd"/>
+            <w:r>
+              <w:rPr>
+                <w:rFonts w:cs="Courier New"/>
+              </w:rPr>
+              <w:t>.business_value_delivered</w:t>
+            </w:r>
+            <w:proofErr w:type="spellEnd"/>
+            <w:r>
+              <w:rPr>
+                <w:rFonts w:cs="Courier New"/>
+              </w:rPr>
+              <w:t xml:space="preserve"> }}</w:t>
             </w:r>
           </w:p>
         </w:tc>
@@ -7777,11 +10386,33 @@
             <w:hideMark/>
           </w:tcPr>
           <w:p>
+            <w:proofErr w:type="gramStart"/>
             <w:r>
               <w:rPr>
                 <w:rFonts w:cs="Courier New"/>
               </w:rPr>
-              <w:t>{{ r.resource_requirements }}</w:t>
+              <w:t xml:space="preserve">{{ </w:t>
+            </w:r>
+            <w:proofErr w:type="spellStart"/>
+            <w:r>
+              <w:rPr>
+                <w:rFonts w:cs="Courier New"/>
+              </w:rPr>
+              <w:t>r</w:t>
+            </w:r>
+            <w:proofErr w:type="gramEnd"/>
+            <w:r>
+              <w:rPr>
+                <w:rFonts w:cs="Courier New"/>
+              </w:rPr>
+              <w:t>.resource_requirements</w:t>
+            </w:r>
+            <w:proofErr w:type="spellEnd"/>
+            <w:r>
+              <w:rPr>
+                <w:rFonts w:cs="Courier New"/>
+              </w:rPr>
+              <w:t xml:space="preserve"> }}</w:t>
             </w:r>
           </w:p>
         </w:tc>
@@ -7799,7 +10430,21 @@
         <w:rPr>
           <w:rStyle w:val="HTMLCode"/>
         </w:rPr>
-        <w:t>{% endfor %}</w:t>
+        <w:t xml:space="preserve">{% </w:t>
+      </w:r>
+      <w:proofErr w:type="spellStart"/>
+      <w:r>
+        <w:rPr>
+          <w:rStyle w:val="HTMLCode"/>
+        </w:rPr>
+        <w:t>endfor</w:t>
+      </w:r>
+      <w:proofErr w:type="spellEnd"/>
+      <w:r>
+        <w:rPr>
+          <w:rStyle w:val="HTMLCode"/>
+        </w:rPr>
+        <w:t xml:space="preserve"> %}</w:t>
       </w:r>
     </w:p>
     <w:p/>
@@ -8192,7 +10837,15 @@
     <w:p/>
     <w:p>
       <w:r>
-        <w:t xml:space="preserve">Since the beginning, we have built our business on first-class customer service and employing the best people available. We continue that ethos today, constantly building and maintaining our </w:t>
+        <w:t xml:space="preserve">Since the beginning, we have built our business on first-class customer service and employing the best people available. We continue that ethos today, constantly building and maintaining </w:t>
+      </w:r>
+      <w:proofErr w:type="gramStart"/>
+      <w:r>
+        <w:t>our</w:t>
+      </w:r>
+      <w:proofErr w:type="gramEnd"/>
+      <w:r>
+        <w:t xml:space="preserve"> </w:t>
       </w:r>
     </w:p>
     <w:p>
@@ -8452,12 +11105,53 @@
         </w:rPr>
         <w:t>[</w:t>
       </w:r>
+      <w:proofErr w:type="gramStart"/>
       <w:r>
         <w:rPr>
           <w:sz w:val="13"/>
           <w:szCs w:val="18"/>
         </w:rPr>
-        <w:t>{{ customer_name }}</w:t>
+        <w:t xml:space="preserve">{{ </w:t>
+      </w:r>
+      <w:proofErr w:type="spellStart"/>
+      <w:r>
+        <w:rPr>
+          <w:sz w:val="13"/>
+          <w:szCs w:val="18"/>
+        </w:rPr>
+        <w:t>customer</w:t>
+      </w:r>
+      <w:proofErr w:type="gramEnd"/>
+      <w:r>
+        <w:rPr>
+          <w:sz w:val="13"/>
+          <w:szCs w:val="18"/>
+        </w:rPr>
+        <w:t>_</w:t>
+      </w:r>
+      <w:proofErr w:type="gramStart"/>
+      <w:r>
+        <w:rPr>
+          <w:sz w:val="13"/>
+          <w:szCs w:val="18"/>
+        </w:rPr>
+        <w:t>name</w:t>
+      </w:r>
+      <w:proofErr w:type="spellEnd"/>
+      <w:r>
+        <w:rPr>
+          <w:sz w:val="13"/>
+          <w:szCs w:val="18"/>
+        </w:rPr>
+        <w:t xml:space="preserve"> }</w:t>
+      </w:r>
+      <w:proofErr w:type="gramEnd"/>
+      <w:r>
+        <w:rPr>
+          <w:sz w:val="13"/>
+          <w:szCs w:val="18"/>
+        </w:rPr>
+        <w:t>}</w:t>
       </w:r>
       <w:r>
         <w:rPr>
@@ -12023,8 +14717,21 @@
             <w:r>
               <w:t xml:space="preserve"> </w:t>
             </w:r>
-            <w:r>
-              <w:t>{{ consultant_name }}</w:t>
+            <w:proofErr w:type="gramStart"/>
+            <w:r>
+              <w:t xml:space="preserve">{{ </w:t>
+            </w:r>
+            <w:proofErr w:type="spellStart"/>
+            <w:r>
+              <w:t>consultant</w:t>
+            </w:r>
+            <w:proofErr w:type="gramEnd"/>
+            <w:r>
+              <w:t>_name</w:t>
+            </w:r>
+            <w:proofErr w:type="spellEnd"/>
+            <w:r>
+              <w:t xml:space="preserve"> }}</w:t>
             </w:r>
           </w:p>
         </w:tc>
@@ -12745,11 +15452,38 @@
             <w:tcW w:w="2173" w:type="dxa"/>
           </w:tcPr>
           <w:p>
-            <w:r>
-              <w:t>J.Dell / A.</w:t>
-            </w:r>
-            <w:r>
-              <w:t>Sweeney / J.Towle / R. McClafferty</w:t>
+            <w:proofErr w:type="spellStart"/>
+            <w:proofErr w:type="gramStart"/>
+            <w:r>
+              <w:t>J.Dell</w:t>
+            </w:r>
+            <w:proofErr w:type="spellEnd"/>
+            <w:proofErr w:type="gramEnd"/>
+            <w:r>
+              <w:t xml:space="preserve"> / </w:t>
+            </w:r>
+            <w:proofErr w:type="spellStart"/>
+            <w:proofErr w:type="gramStart"/>
+            <w:r>
+              <w:t>A.</w:t>
+            </w:r>
+            <w:r>
+              <w:t>Sweeney</w:t>
+            </w:r>
+            <w:proofErr w:type="spellEnd"/>
+            <w:proofErr w:type="gramEnd"/>
+            <w:r>
+              <w:t xml:space="preserve"> / </w:t>
+            </w:r>
+            <w:proofErr w:type="spellStart"/>
+            <w:proofErr w:type="gramStart"/>
+            <w:r>
+              <w:t>J.Towle</w:t>
+            </w:r>
+            <w:proofErr w:type="spellEnd"/>
+            <w:proofErr w:type="gramEnd"/>
+            <w:r>
+              <w:t xml:space="preserve"> / R. McClafferty</w:t>
             </w:r>
           </w:p>
         </w:tc>
@@ -12790,8 +15524,21 @@
             <w:tcW w:w="2173" w:type="dxa"/>
           </w:tcPr>
           <w:p>
-            <w:r>
-              <w:t>{{ consultant_name }}</w:t>
+            <w:proofErr w:type="gramStart"/>
+            <w:r>
+              <w:t xml:space="preserve">{{ </w:t>
+            </w:r>
+            <w:proofErr w:type="spellStart"/>
+            <w:r>
+              <w:t>consultant</w:t>
+            </w:r>
+            <w:proofErr w:type="gramEnd"/>
+            <w:r>
+              <w:t>_name</w:t>
+            </w:r>
+            <w:proofErr w:type="spellEnd"/>
+            <w:r>
+              <w:t xml:space="preserve"> }}</w:t>
             </w:r>
           </w:p>
         </w:tc>
@@ -12985,8 +15732,29 @@
             </w:tcBorders>
           </w:tcPr>
           <w:p>
-            <w:r>
-              <w:t>{{ customer_name }}</w:t>
+            <w:proofErr w:type="gramStart"/>
+            <w:r>
+              <w:t xml:space="preserve">{{ </w:t>
+            </w:r>
+            <w:proofErr w:type="spellStart"/>
+            <w:r>
+              <w:t>customer</w:t>
+            </w:r>
+            <w:proofErr w:type="gramEnd"/>
+            <w:r>
+              <w:t>_</w:t>
+            </w:r>
+            <w:proofErr w:type="gramStart"/>
+            <w:r>
+              <w:t>name</w:t>
+            </w:r>
+            <w:proofErr w:type="spellEnd"/>
+            <w:r>
+              <w:t xml:space="preserve"> }</w:t>
+            </w:r>
+            <w:proofErr w:type="gramEnd"/>
+            <w:r>
+              <w:t>}</w:t>
             </w:r>
           </w:p>
           <w:p/>
@@ -17040,55 +19808,10 @@
 </file>
 
 <file path=customXml/item1.xml><?xml version="1.0" encoding="utf-8"?>
-<?mso-contentType ?>
-<FormTemplates xmlns="http://schemas.microsoft.com/sharepoint/v3/contenttype/forms">
-  <Display>DocumentLibraryForm</Display>
-  <Edit>DocumentLibraryForm</Edit>
-  <New>DocumentLibraryForm</New>
-</FormTemplates>
+<b:Sources xmlns:b="http://schemas.openxmlformats.org/officeDocument/2006/bibliography" xmlns="http://schemas.openxmlformats.org/officeDocument/2006/bibliography" SelectedStyle="\APASixthEditionOfficeOnline.xsl" StyleName="APA" Version="6"/>
 </file>
 
 <file path=customXml/item2.xml><?xml version="1.0" encoding="utf-8"?>
-<p:properties xmlns:p="http://schemas.microsoft.com/office/2006/metadata/properties" xmlns:xsi="http://www.w3.org/2001/XMLSchema-instance" xmlns:pc="http://schemas.microsoft.com/office/infopath/2007/PartnerControls">
-  <documentManagement>
-    <_ip_UnifiedCompliancePolicyUIAction xmlns="http://schemas.microsoft.com/sharepoint/v3" xsi:nil="true"/>
-    <_ip_UnifiedCompliancePolicyProperties xmlns="http://schemas.microsoft.com/sharepoint/v3" xsi:nil="true"/>
-    <lcf76f155ced4ddcb4097134ff3c332f xmlns="bc555557-3e8b-4e67-83dc-4a843c87bf48">
-      <Terms xmlns="http://schemas.microsoft.com/office/infopath/2007/PartnerControls"/>
-    </lcf76f155ced4ddcb4097134ff3c332f>
-    <TaxCatchAll xmlns="13e5e634-19bb-4da3-8eb1-d732f895062a" xsi:nil="true"/>
-    <SharedWithUsers xmlns="13e5e634-19bb-4da3-8eb1-d732f895062a">
-      <UserInfo>
-        <DisplayName>James Dell</DisplayName>
-        <AccountId>10</AccountId>
-        <AccountType/>
-      </UserInfo>
-      <UserInfo>
-        <DisplayName>Luke Finch</DisplayName>
-        <AccountId>44</AccountId>
-        <AccountType/>
-      </UserInfo>
-      <UserInfo>
-        <DisplayName>Sam Wray</DisplayName>
-        <AccountId>39</AccountId>
-        <AccountType/>
-      </UserInfo>
-      <UserInfo>
-        <DisplayName>Nick Johns</DisplayName>
-        <AccountId>18</AccountId>
-        <AccountType/>
-      </UserInfo>
-      <UserInfo>
-        <DisplayName>Justin Towle</DisplayName>
-        <AccountId>70</AccountId>
-        <AccountType/>
-      </UserInfo>
-    </SharedWithUsers>
-  </documentManagement>
-</p:properties>
-</file>
-
-<file path=customXml/item3.xml><?xml version="1.0" encoding="utf-8"?>
 <ct:contentTypeSchema xmlns:ct="http://schemas.microsoft.com/office/2006/metadata/contentType" xmlns:ma="http://schemas.microsoft.com/office/2006/metadata/properties/metaAttributes" ct:_="" ma:_="" ma:contentTypeName="Document" ma:contentTypeID="0x01010035785702D987474A98E5EB52BEDD3AA6" ma:contentTypeVersion="19" ma:contentTypeDescription="Create a new document." ma:contentTypeScope="" ma:versionID="7475e8a14b23e3b44613142ca3702c71">
   <xsd:schema xmlns:xsd="http://www.w3.org/2001/XMLSchema" xmlns:xs="http://www.w3.org/2001/XMLSchema" xmlns:p="http://schemas.microsoft.com/office/2006/metadata/properties" xmlns:ns1="http://schemas.microsoft.com/sharepoint/v3" xmlns:ns2="bc555557-3e8b-4e67-83dc-4a843c87bf48" xmlns:ns3="13e5e634-19bb-4da3-8eb1-d732f895062a" targetNamespace="http://schemas.microsoft.com/office/2006/metadata/properties" ma:root="true" ma:fieldsID="a0e591cb8f16aef1e2d445ad70521c76" ns1:_="" ns2:_="" ns3:_="">
     <xsd:import namespace="http://schemas.microsoft.com/sharepoint/v3"/>
@@ -17346,31 +20069,64 @@
 </ct:contentTypeSchema>
 </file>
 
+<file path=customXml/item3.xml><?xml version="1.0" encoding="utf-8"?>
+<?mso-contentType ?>
+<FormTemplates xmlns="http://schemas.microsoft.com/sharepoint/v3/contenttype/forms">
+  <Display>DocumentLibraryForm</Display>
+  <Edit>DocumentLibraryForm</Edit>
+  <New>DocumentLibraryForm</New>
+</FormTemplates>
+</file>
+
 <file path=customXml/item4.xml><?xml version="1.0" encoding="utf-8"?>
-<b:Sources xmlns:b="http://schemas.openxmlformats.org/officeDocument/2006/bibliography" xmlns="http://schemas.openxmlformats.org/officeDocument/2006/bibliography" SelectedStyle="\APASixthEditionOfficeOnline.xsl" StyleName="APA" Version="6"/>
+<p:properties xmlns:p="http://schemas.microsoft.com/office/2006/metadata/properties" xmlns:xsi="http://www.w3.org/2001/XMLSchema-instance" xmlns:pc="http://schemas.microsoft.com/office/infopath/2007/PartnerControls">
+  <documentManagement>
+    <_ip_UnifiedCompliancePolicyUIAction xmlns="http://schemas.microsoft.com/sharepoint/v3" xsi:nil="true"/>
+    <_ip_UnifiedCompliancePolicyProperties xmlns="http://schemas.microsoft.com/sharepoint/v3" xsi:nil="true"/>
+    <lcf76f155ced4ddcb4097134ff3c332f xmlns="bc555557-3e8b-4e67-83dc-4a843c87bf48">
+      <Terms xmlns="http://schemas.microsoft.com/office/infopath/2007/PartnerControls"/>
+    </lcf76f155ced4ddcb4097134ff3c332f>
+    <TaxCatchAll xmlns="13e5e634-19bb-4da3-8eb1-d732f895062a" xsi:nil="true"/>
+    <SharedWithUsers xmlns="13e5e634-19bb-4da3-8eb1-d732f895062a">
+      <UserInfo>
+        <DisplayName>James Dell</DisplayName>
+        <AccountId>10</AccountId>
+        <AccountType/>
+      </UserInfo>
+      <UserInfo>
+        <DisplayName>Luke Finch</DisplayName>
+        <AccountId>44</AccountId>
+        <AccountType/>
+      </UserInfo>
+      <UserInfo>
+        <DisplayName>Sam Wray</DisplayName>
+        <AccountId>39</AccountId>
+        <AccountType/>
+      </UserInfo>
+      <UserInfo>
+        <DisplayName>Nick Johns</DisplayName>
+        <AccountId>18</AccountId>
+        <AccountType/>
+      </UserInfo>
+      <UserInfo>
+        <DisplayName>Justin Towle</DisplayName>
+        <AccountId>70</AccountId>
+        <AccountType/>
+      </UserInfo>
+    </SharedWithUsers>
+  </documentManagement>
+</p:properties>
 </file>
 
 <file path=customXml/itemProps1.xml><?xml version="1.0" encoding="utf-8"?>
-<ds:datastoreItem xmlns:ds="http://schemas.openxmlformats.org/officeDocument/2006/customXml" ds:itemID="{02C30E68-946A-4504-B925-FF5230B8A4C3}">
+<ds:datastoreItem xmlns:ds="http://schemas.openxmlformats.org/officeDocument/2006/customXml" ds:itemID="{41B34B53-803B-4600-951E-8C7B6ABDE6A5}">
   <ds:schemaRefs>
-    <ds:schemaRef ds:uri="http://schemas.microsoft.com/sharepoint/v3/contenttype/forms"/>
+    <ds:schemaRef ds:uri="http://schemas.openxmlformats.org/officeDocument/2006/bibliography"/>
   </ds:schemaRefs>
 </ds:datastoreItem>
 </file>
 
 <file path=customXml/itemProps2.xml><?xml version="1.0" encoding="utf-8"?>
-<ds:datastoreItem xmlns:ds="http://schemas.openxmlformats.org/officeDocument/2006/customXml" ds:itemID="{EDF12601-A8A7-4B7A-9481-1111248E774A}">
-  <ds:schemaRefs>
-    <ds:schemaRef ds:uri="http://schemas.microsoft.com/office/2006/metadata/properties"/>
-    <ds:schemaRef ds:uri="http://schemas.microsoft.com/office/infopath/2007/PartnerControls"/>
-    <ds:schemaRef ds:uri="http://schemas.microsoft.com/sharepoint/v3"/>
-    <ds:schemaRef ds:uri="bc555557-3e8b-4e67-83dc-4a843c87bf48"/>
-    <ds:schemaRef ds:uri="13e5e634-19bb-4da3-8eb1-d732f895062a"/>
-  </ds:schemaRefs>
-</ds:datastoreItem>
-</file>
-
-<file path=customXml/itemProps3.xml><?xml version="1.0" encoding="utf-8"?>
 <ds:datastoreItem xmlns:ds="http://schemas.openxmlformats.org/officeDocument/2006/customXml" ds:itemID="{7F9D1B01-7FEE-4553-9877-3B31209422E5}">
   <ds:schemaRefs>
     <ds:schemaRef ds:uri="http://schemas.microsoft.com/office/2006/metadata/contentType"/>
@@ -17390,10 +20146,22 @@
 </ds:datastoreItem>
 </file>
 
+<file path=customXml/itemProps3.xml><?xml version="1.0" encoding="utf-8"?>
+<ds:datastoreItem xmlns:ds="http://schemas.openxmlformats.org/officeDocument/2006/customXml" ds:itemID="{02C30E68-946A-4504-B925-FF5230B8A4C3}">
+  <ds:schemaRefs>
+    <ds:schemaRef ds:uri="http://schemas.microsoft.com/sharepoint/v3/contenttype/forms"/>
+  </ds:schemaRefs>
+</ds:datastoreItem>
+</file>
+
 <file path=customXml/itemProps4.xml><?xml version="1.0" encoding="utf-8"?>
-<ds:datastoreItem xmlns:ds="http://schemas.openxmlformats.org/officeDocument/2006/customXml" ds:itemID="{41B34B53-803B-4600-951E-8C7B6ABDE6A5}">
+<ds:datastoreItem xmlns:ds="http://schemas.openxmlformats.org/officeDocument/2006/customXml" ds:itemID="{EDF12601-A8A7-4B7A-9481-1111248E774A}">
   <ds:schemaRefs>
-    <ds:schemaRef ds:uri="http://schemas.openxmlformats.org/officeDocument/2006/bibliography"/>
+    <ds:schemaRef ds:uri="http://schemas.microsoft.com/office/2006/metadata/properties"/>
+    <ds:schemaRef ds:uri="http://schemas.microsoft.com/office/infopath/2007/PartnerControls"/>
+    <ds:schemaRef ds:uri="http://schemas.microsoft.com/sharepoint/v3"/>
+    <ds:schemaRef ds:uri="bc555557-3e8b-4e67-83dc-4a843c87bf48"/>
+    <ds:schemaRef ds:uri="13e5e634-19bb-4da3-8eb1-d732f895062a"/>
   </ds:schemaRefs>
 </ds:datastoreItem>
 </file>